--- a/NER_SIR_rad.docx
+++ b/NER_SIR_rad.docx
@@ -9,6 +9,8 @@
           <w:sz w:val="28"/>
         </w:rPr>
       </w:pPr>
+      <w:bookmarkStart w:id="0" w:name="_GoBack"/>
+      <w:bookmarkEnd w:id="0"/>
       <w:r>
         <w:rPr>
           <w:noProof/>
@@ -286,9 +288,9 @@
           <w:lang w:val="sr-Cyrl-RS"/>
         </w:rPr>
       </w:pPr>
-      <w:bookmarkStart w:id="0" w:name="_Toc239978784"/>
-      <w:bookmarkStart w:id="1" w:name="_Toc239979026"/>
-      <w:bookmarkStart w:id="2" w:name="_Toc239979073"/>
+      <w:bookmarkStart w:id="1" w:name="_Toc239978784"/>
+      <w:bookmarkStart w:id="2" w:name="_Toc239979026"/>
+      <w:bookmarkStart w:id="3" w:name="_Toc239979073"/>
       <w:r>
         <w:rPr>
           <w:lang w:val="sr-Cyrl-RS"/>
@@ -385,9 +387,9 @@
         </w:rPr>
         <w:t>језику</w:t>
       </w:r>
-      <w:bookmarkEnd w:id="0"/>
       <w:bookmarkEnd w:id="1"/>
       <w:bookmarkEnd w:id="2"/>
+      <w:bookmarkEnd w:id="3"/>
     </w:p>
     <w:p>
       <w:pPr>
@@ -857,7 +859,7 @@
           <w:lang w:val="sr-Cyrl-RS"/>
         </w:rPr>
       </w:pPr>
-      <w:bookmarkStart w:id="3" w:name="_Toc239979074"/>
+      <w:bookmarkStart w:id="4" w:name="_Toc239979074"/>
       <w:r>
         <w:rPr>
           <w:lang w:val="sr-Cyrl-RS"/>
@@ -865,7 +867,7 @@
         <w:lastRenderedPageBreak/>
         <w:t>Сажетак</w:t>
       </w:r>
-      <w:bookmarkEnd w:id="3"/>
+      <w:bookmarkEnd w:id="4"/>
     </w:p>
     <w:p>
       <w:pPr>
@@ -987,7 +989,7 @@
           <w:lang w:val="sr-Cyrl-RS"/>
         </w:rPr>
       </w:pPr>
-      <w:bookmarkStart w:id="4" w:name="_Toc239979075"/>
+      <w:bookmarkStart w:id="5" w:name="_Toc239979075"/>
       <w:r>
         <w:rPr>
           <w:lang w:val="sr-Cyrl-RS"/>
@@ -995,7 +997,7 @@
         <w:lastRenderedPageBreak/>
         <w:t>Садржај</w:t>
       </w:r>
-      <w:bookmarkEnd w:id="4"/>
+      <w:bookmarkEnd w:id="5"/>
     </w:p>
     <w:p>
       <w:pPr>
@@ -2739,7 +2741,7 @@
                 <w:noProof/>
                 <w:webHidden/>
               </w:rPr>
-              <w:t>11</w:t>
+              <w:t>12</w:t>
             </w:r>
             <w:r>
               <w:rPr>
@@ -2829,7 +2831,7 @@
                 <w:noProof/>
                 <w:webHidden/>
               </w:rPr>
-              <w:t>12</w:t>
+              <w:t>13</w:t>
             </w:r>
             <w:r>
               <w:rPr>
@@ -2919,7 +2921,7 @@
                 <w:noProof/>
                 <w:webHidden/>
               </w:rPr>
-              <w:t>13</w:t>
+              <w:t>14</w:t>
             </w:r>
             <w:r>
               <w:rPr>
@@ -3009,7 +3011,7 @@
                 <w:noProof/>
                 <w:webHidden/>
               </w:rPr>
-              <w:t>14</w:t>
+              <w:t>15</w:t>
             </w:r>
             <w:r>
               <w:rPr>
@@ -3066,14 +3068,14 @@
           <w:numId w:val="3"/>
         </w:numPr>
       </w:pPr>
-      <w:bookmarkStart w:id="5" w:name="_Toc239979076"/>
+      <w:bookmarkStart w:id="6" w:name="_Toc239979076"/>
       <w:r>
         <w:rPr>
           <w:lang w:val="sr-Cyrl-RS"/>
         </w:rPr>
         <w:t>Увод</w:t>
       </w:r>
-      <w:bookmarkEnd w:id="5"/>
+      <w:bookmarkEnd w:id="6"/>
     </w:p>
     <w:p/>
     <w:p>
@@ -3239,7 +3241,7 @@
           <w:numId w:val="3"/>
         </w:numPr>
       </w:pPr>
-      <w:bookmarkStart w:id="6" w:name="_Toc239979077"/>
+      <w:bookmarkStart w:id="7" w:name="_Toc239979077"/>
       <w:r>
         <w:rPr>
           <w:lang w:val="sr-Cyrl-RS"/>
@@ -3247,7 +3249,7 @@
         <w:lastRenderedPageBreak/>
         <w:t>Теоријска основа</w:t>
       </w:r>
-      <w:bookmarkEnd w:id="6"/>
+      <w:bookmarkEnd w:id="7"/>
     </w:p>
     <w:p/>
     <w:p>
@@ -3258,11 +3260,11 @@
           <w:numId w:val="7"/>
         </w:numPr>
       </w:pPr>
-      <w:bookmarkStart w:id="7" w:name="_Toc239979078"/>
+      <w:bookmarkStart w:id="8" w:name="_Toc239979078"/>
       <w:r>
         <w:t>Препознавање именованих ентитета</w:t>
       </w:r>
-      <w:bookmarkEnd w:id="7"/>
+      <w:bookmarkEnd w:id="8"/>
     </w:p>
     <w:p/>
     <w:p>
@@ -3335,7 +3337,7 @@
           <w:numId w:val="7"/>
         </w:numPr>
       </w:pPr>
-      <w:bookmarkStart w:id="8" w:name="_Toc239979079"/>
+      <w:bookmarkStart w:id="9" w:name="_Toc239979079"/>
       <w:r>
         <w:rPr>
           <w:lang w:val="sr-Cyrl-RS"/>
@@ -3345,7 +3347,7 @@
       <w:r>
         <w:t xml:space="preserve"> BERT</w:t>
       </w:r>
-      <w:bookmarkEnd w:id="8"/>
+      <w:bookmarkEnd w:id="9"/>
     </w:p>
     <w:p/>
     <w:p>
@@ -3414,14 +3416,14 @@
           <w:lang w:val="sr-Cyrl-RS"/>
         </w:rPr>
       </w:pPr>
-      <w:bookmarkStart w:id="9" w:name="_Toc239979080"/>
+      <w:bookmarkStart w:id="10" w:name="_Toc239979080"/>
       <w:r>
         <w:rPr>
           <w:lang w:val="sr-Cyrl-RS"/>
         </w:rPr>
         <w:t>Језички модели за српски језик</w:t>
       </w:r>
-      <w:bookmarkEnd w:id="9"/>
+      <w:bookmarkEnd w:id="10"/>
     </w:p>
     <w:p>
       <w:pPr>
@@ -4075,7 +4077,7 @@
           <w:numId w:val="7"/>
         </w:numPr>
       </w:pPr>
-      <w:bookmarkStart w:id="10" w:name="_Toc239979081"/>
+      <w:bookmarkStart w:id="11" w:name="_Toc239979081"/>
       <w:r>
         <w:rPr>
           <w:lang w:val="sr-Cyrl-RS"/>
@@ -4115,7 +4117,7 @@
       <w:r>
         <w:t>"</w:t>
       </w:r>
-      <w:bookmarkEnd w:id="10"/>
+      <w:bookmarkEnd w:id="11"/>
     </w:p>
     <w:p>
       <w:pPr>
@@ -4277,11 +4279,11 @@
           <w:numId w:val="7"/>
         </w:numPr>
       </w:pPr>
-      <w:bookmarkStart w:id="11" w:name="_Toc239979082"/>
+      <w:bookmarkStart w:id="12" w:name="_Toc239979082"/>
       <w:r>
         <w:t>Promptovanje: zero-shot, few-shot i lanac rasuđivanja</w:t>
       </w:r>
-      <w:bookmarkEnd w:id="11"/>
+      <w:bookmarkEnd w:id="12"/>
     </w:p>
     <w:p/>
     <w:p>
@@ -4354,14 +4356,14 @@
           <w:lang w:val="sr-Cyrl-RS"/>
         </w:rPr>
       </w:pPr>
-      <w:bookmarkStart w:id="12" w:name="_Toc239979083"/>
+      <w:bookmarkStart w:id="13" w:name="_Toc239979083"/>
       <w:r>
         <w:rPr>
           <w:lang w:val="sr-Cyrl-RS"/>
         </w:rPr>
         <w:t>Преглед сличних истраживања</w:t>
       </w:r>
-      <w:bookmarkEnd w:id="12"/>
+      <w:bookmarkEnd w:id="13"/>
       <w:r>
         <w:rPr>
           <w:lang w:val="sr-Cyrl-RS"/>
@@ -4505,7 +4507,7 @@
           <w:numId w:val="7"/>
         </w:numPr>
       </w:pPr>
-      <w:bookmarkStart w:id="13" w:name="_Toc239979084"/>
+      <w:bookmarkStart w:id="14" w:name="_Toc239979084"/>
       <w:r>
         <w:rPr>
           <w:lang w:val="sr-Cyrl-RS"/>
@@ -4515,7 +4517,7 @@
       <w:r>
         <w:t xml:space="preserve"> NER</w:t>
       </w:r>
-      <w:bookmarkEnd w:id="13"/>
+      <w:bookmarkEnd w:id="14"/>
     </w:p>
     <w:p>
       <w:pPr>
@@ -4625,6 +4627,24 @@
       <w:r>
         <w:t>.</w:t>
       </w:r>
+    </w:p>
+    <w:p>
+      <w:pPr>
+        <w:pStyle w:val="NormalWeb"/>
+        <w:jc w:val="both"/>
+      </w:pPr>
+    </w:p>
+    <w:p>
+      <w:pPr>
+        <w:pStyle w:val="NormalWeb"/>
+        <w:jc w:val="both"/>
+      </w:pPr>
+    </w:p>
+    <w:p>
+      <w:pPr>
+        <w:pStyle w:val="NormalWeb"/>
+        <w:jc w:val="both"/>
+      </w:pPr>
     </w:p>
     <w:tbl>
       <w:tblPr>
@@ -4676,6 +4696,7 @@
                 <w:bCs/>
                 <w:lang w:val="sr-Cyrl-RS"/>
               </w:rPr>
+              <w:lastRenderedPageBreak/>
               <w:t>Корпус</w:t>
             </w:r>
           </w:p>
@@ -4792,14 +4813,50 @@
             </w:tcMar>
           </w:tcPr>
           <w:p>
-            <w:r>
-              <w:t>novinski</w:t>
+            <w:pPr>
+              <w:rPr>
+                <w:lang w:val="sr-Cyrl-RS"/>
+              </w:rPr>
+            </w:pPr>
+            <w:r>
+              <w:rPr>
+                <w:lang w:val="sr-Cyrl-RS"/>
+              </w:rPr>
+              <w:t>новински</w:t>
             </w:r>
           </w:p>
         </w:tc>
         <w:tc>
           <w:tcPr>
             <w:tcW w:w="2200" w:type="dxa"/>
+            <w:tcMar>
+              <w:top w:w="40" w:type="dxa"/>
+              <w:left w:w="80" w:type="dxa"/>
+              <w:bottom w:w="40" w:type="dxa"/>
+              <w:right w:w="80" w:type="dxa"/>
+            </w:tcMar>
+          </w:tcPr>
+          <w:p>
+            <w:pPr>
+              <w:jc w:val="center"/>
+              <w:rPr>
+                <w:lang w:val="sr-Cyrl-RS"/>
+              </w:rPr>
+            </w:pPr>
+            <w:r>
+              <w:t xml:space="preserve">97.673 </w:t>
+            </w:r>
+            <w:r>
+              <w:rPr>
+                <w:lang w:val="sr-Cyrl-RS"/>
+              </w:rPr>
+              <w:t>токена</w:t>
+            </w:r>
+          </w:p>
+        </w:tc>
+        <w:tc>
+          <w:tcPr>
+            <w:tcW w:w="2000" w:type="dxa"/>
             <w:tcMar>
               <w:top w:w="40" w:type="dxa"/>
               <w:left w:w="80" w:type="dxa"/>
@@ -4812,7 +4869,69 @@
               <w:jc w:val="center"/>
             </w:pPr>
             <w:r>
-              <w:t>97.673 tokena</w:t>
+              <w:t>CC BY-SA 4.0</w:t>
+            </w:r>
+          </w:p>
+        </w:tc>
+      </w:tr>
+      <w:tr>
+        <w:tc>
+          <w:tcPr>
+            <w:tcW w:w="2400" w:type="dxa"/>
+            <w:tcMar>
+              <w:top w:w="40" w:type="dxa"/>
+              <w:left w:w="80" w:type="dxa"/>
+              <w:bottom w:w="40" w:type="dxa"/>
+              <w:right w:w="80" w:type="dxa"/>
+            </w:tcMar>
+          </w:tcPr>
+          <w:p>
+            <w:r>
+              <w:t>ReLDI-sr [13]</w:t>
+            </w:r>
+          </w:p>
+        </w:tc>
+        <w:tc>
+          <w:tcPr>
+            <w:tcW w:w="2000" w:type="dxa"/>
+            <w:tcMar>
+              <w:top w:w="40" w:type="dxa"/>
+              <w:left w:w="80" w:type="dxa"/>
+              <w:bottom w:w="40" w:type="dxa"/>
+              <w:right w:w="80" w:type="dxa"/>
+            </w:tcMar>
+          </w:tcPr>
+          <w:p>
+            <w:r>
+              <w:t>Twitter</w:t>
+            </w:r>
+          </w:p>
+        </w:tc>
+        <w:tc>
+          <w:tcPr>
+            <w:tcW w:w="2200" w:type="dxa"/>
+            <w:tcMar>
+              <w:top w:w="40" w:type="dxa"/>
+              <w:left w:w="80" w:type="dxa"/>
+              <w:bottom w:w="40" w:type="dxa"/>
+              <w:right w:w="80" w:type="dxa"/>
+            </w:tcMar>
+          </w:tcPr>
+          <w:p>
+            <w:pPr>
+              <w:jc w:val="center"/>
+              <w:rPr>
+                <w:lang w:val="sr-Cyrl-RS"/>
+              </w:rPr>
+            </w:pPr>
+            <w:r>
+              <w:t xml:space="preserve">92.271 </w:t>
+            </w:r>
+            <w:r>
+              <w:rPr>
+                <w:lang w:val="sr-Cyrl-RS"/>
+              </w:rPr>
+              <w:t>токена</w:t>
             </w:r>
           </w:p>
         </w:tc>
@@ -4849,7 +4968,7 @@
           </w:tcPr>
           <w:p>
             <w:r>
-              <w:t>ReLDI-sr [13]</w:t>
+              <w:t>hr500k [14]</w:t>
             </w:r>
           </w:p>
         </w:tc>
@@ -4865,13 +4984,56 @@
           </w:tcPr>
           <w:p>
             <w:r>
-              <w:t>Twitter</w:t>
+              <w:rPr>
+                <w:lang w:val="sr-Cyrl-RS"/>
+              </w:rPr>
+              <w:t>мешовити</w:t>
+            </w:r>
+            <w:r>
+              <w:t xml:space="preserve"> (</w:t>
+            </w:r>
+            <w:r>
+              <w:rPr>
+                <w:lang w:val="sr-Cyrl-RS"/>
+              </w:rPr>
+              <w:t>хрв</w:t>
+            </w:r>
+            <w:r>
+              <w:t>.)</w:t>
             </w:r>
           </w:p>
         </w:tc>
         <w:tc>
           <w:tcPr>
             <w:tcW w:w="2200" w:type="dxa"/>
+            <w:tcMar>
+              <w:top w:w="40" w:type="dxa"/>
+              <w:left w:w="80" w:type="dxa"/>
+              <w:bottom w:w="40" w:type="dxa"/>
+              <w:right w:w="80" w:type="dxa"/>
+            </w:tcMar>
+          </w:tcPr>
+          <w:p>
+            <w:pPr>
+              <w:jc w:val="center"/>
+              <w:rPr>
+                <w:lang w:val="sr-Cyrl-RS"/>
+              </w:rPr>
+            </w:pPr>
+            <w:r>
+              <w:t xml:space="preserve">499.635 </w:t>
+            </w:r>
+            <w:r>
+              <w:rPr>
+                <w:lang w:val="sr-Cyrl-RS"/>
+              </w:rPr>
+              <w:t>токена</w:t>
+            </w:r>
+          </w:p>
+        </w:tc>
+        <w:tc>
+          <w:tcPr>
+            <w:tcW w:w="2000" w:type="dxa"/>
             <w:tcMar>
               <w:top w:w="40" w:type="dxa"/>
               <w:left w:w="80" w:type="dxa"/>
@@ -4884,7 +5046,77 @@
               <w:jc w:val="center"/>
             </w:pPr>
             <w:r>
-              <w:t>92.271 token</w:t>
+              <w:t>CC BY-SA 4.0</w:t>
+            </w:r>
+          </w:p>
+        </w:tc>
+      </w:tr>
+      <w:tr>
+        <w:tc>
+          <w:tcPr>
+            <w:tcW w:w="2400" w:type="dxa"/>
+            <w:tcMar>
+              <w:top w:w="40" w:type="dxa"/>
+              <w:left w:w="80" w:type="dxa"/>
+              <w:bottom w:w="40" w:type="dxa"/>
+              <w:right w:w="80" w:type="dxa"/>
+            </w:tcMar>
+          </w:tcPr>
+          <w:p>
+            <w:r>
+              <w:t>SrpELTeC-gold [15]</w:t>
+            </w:r>
+          </w:p>
+        </w:tc>
+        <w:tc>
+          <w:tcPr>
+            <w:tcW w:w="2000" w:type="dxa"/>
+            <w:tcMar>
+              <w:top w:w="40" w:type="dxa"/>
+              <w:left w:w="80" w:type="dxa"/>
+              <w:bottom w:w="40" w:type="dxa"/>
+              <w:right w:w="80" w:type="dxa"/>
+            </w:tcMar>
+          </w:tcPr>
+          <w:p>
+            <w:pPr>
+              <w:rPr>
+                <w:lang w:val="sr-Cyrl-RS"/>
+              </w:rPr>
+            </w:pPr>
+            <w:r>
+              <w:rPr>
+                <w:lang w:val="sr-Cyrl-RS"/>
+              </w:rPr>
+              <w:t>књижевни</w:t>
+            </w:r>
+          </w:p>
+        </w:tc>
+        <w:tc>
+          <w:tcPr>
+            <w:tcW w:w="2200" w:type="dxa"/>
+            <w:tcMar>
+              <w:top w:w="40" w:type="dxa"/>
+              <w:left w:w="80" w:type="dxa"/>
+              <w:bottom w:w="40" w:type="dxa"/>
+              <w:right w:w="80" w:type="dxa"/>
+            </w:tcMar>
+          </w:tcPr>
+          <w:p>
+            <w:pPr>
+              <w:jc w:val="center"/>
+              <w:rPr>
+                <w:lang w:val="sr-Cyrl-RS"/>
+              </w:rPr>
+            </w:pPr>
+            <w:r>
+              <w:t xml:space="preserve">~330.000 </w:t>
+            </w:r>
+            <w:r>
+              <w:rPr>
+                <w:lang w:val="sr-Cyrl-RS"/>
+              </w:rPr>
+              <w:t>токена</w:t>
             </w:r>
           </w:p>
         </w:tc>
@@ -4921,7 +5153,7 @@
           </w:tcPr>
           <w:p>
             <w:r>
-              <w:t>hr500k [14]</w:t>
+              <w:t>WikiANN/PAN-X [16]</w:t>
             </w:r>
           </w:p>
         </w:tc>
@@ -4936,13 +5168,16 @@
             </w:tcMar>
           </w:tcPr>
           <w:p>
-            <w:proofErr w:type="gramStart"/>
-            <w:r>
-              <w:t>mešoviti</w:t>
-            </w:r>
-            <w:proofErr w:type="gramEnd"/>
-            <w:r>
-              <w:t xml:space="preserve"> (hrv.)</w:t>
+            <w:pPr>
+              <w:rPr>
+                <w:lang w:val="sr-Cyrl-RS"/>
+              </w:rPr>
+            </w:pPr>
+            <w:r>
+              <w:rPr>
+                <w:lang w:val="sr-Cyrl-RS"/>
+              </w:rPr>
+              <w:t>Википедија</w:t>
             </w:r>
           </w:p>
         </w:tc>
@@ -4959,9 +5194,18 @@
           <w:p>
             <w:pPr>
               <w:jc w:val="center"/>
+              <w:rPr>
+                <w:lang w:val="sr-Cyrl-RS"/>
+              </w:rPr>
             </w:pPr>
             <w:r>
-              <w:t>499.635 tokena</w:t>
+              <w:t xml:space="preserve">~40.000 </w:t>
+            </w:r>
+            <w:r>
+              <w:rPr>
+                <w:lang w:val="sr-Cyrl-RS"/>
+              </w:rPr>
+              <w:t>примера</w:t>
             </w:r>
           </w:p>
         </w:tc>
@@ -4978,9 +5222,15 @@
           <w:p>
             <w:pPr>
               <w:jc w:val="center"/>
+              <w:rPr>
+                <w:lang w:val="sr-Cyrl-RS"/>
+              </w:rPr>
             </w:pPr>
             <w:r>
-              <w:t>CC BY-SA 4.0</w:t>
+              <w:rPr>
+                <w:lang w:val="sr-Cyrl-RS"/>
+              </w:rPr>
+              <w:t>нејасна</w:t>
             </w:r>
           </w:p>
         </w:tc>
@@ -4998,7 +5248,7 @@
           </w:tcPr>
           <w:p>
             <w:r>
-              <w:t>SrpELTeC-gold [15]</w:t>
+              <w:t>NER4Legal_SRB [6]</w:t>
             </w:r>
           </w:p>
         </w:tc>
@@ -5013,8 +5263,16 @@
             </w:tcMar>
           </w:tcPr>
           <w:p>
-            <w:r>
-              <w:t>književni</w:t>
+            <w:pPr>
+              <w:rPr>
+                <w:lang w:val="sr-Cyrl-RS"/>
+              </w:rPr>
+            </w:pPr>
+            <w:r>
+              <w:rPr>
+                <w:lang w:val="sr-Cyrl-RS"/>
+              </w:rPr>
+              <w:t>правни (пресуде)</w:t>
             </w:r>
           </w:p>
         </w:tc>
@@ -5031,9 +5289,18 @@
           <w:p>
             <w:pPr>
               <w:jc w:val="center"/>
+              <w:rPr>
+                <w:lang w:val="sr-Cyrl-RS"/>
+              </w:rPr>
             </w:pPr>
             <w:r>
-              <w:t>~330.000 tokena</w:t>
+              <w:t xml:space="preserve">2.172 </w:t>
+            </w:r>
+            <w:r>
+              <w:rPr>
+                <w:lang w:val="sr-Cyrl-RS"/>
+              </w:rPr>
+              <w:t>реченице</w:t>
             </w:r>
           </w:p>
         </w:tc>
@@ -5050,154 +5317,15 @@
           <w:p>
             <w:pPr>
               <w:jc w:val="center"/>
+              <w:rPr>
+                <w:lang w:val="sr-Cyrl-RS"/>
+              </w:rPr>
             </w:pPr>
             <w:r>
-              <w:t>CC BY-SA 4.0</w:t>
-            </w:r>
-          </w:p>
-        </w:tc>
-      </w:tr>
-      <w:tr>
-        <w:tc>
-          <w:tcPr>
-            <w:tcW w:w="2400" w:type="dxa"/>
-            <w:tcMar>
-              <w:top w:w="40" w:type="dxa"/>
-              <w:left w:w="80" w:type="dxa"/>
-              <w:bottom w:w="40" w:type="dxa"/>
-              <w:right w:w="80" w:type="dxa"/>
-            </w:tcMar>
-          </w:tcPr>
-          <w:p>
-            <w:r>
-              <w:lastRenderedPageBreak/>
-              <w:t>WikiANN/PAN-X [16]</w:t>
-            </w:r>
-          </w:p>
-        </w:tc>
-        <w:tc>
-          <w:tcPr>
-            <w:tcW w:w="2000" w:type="dxa"/>
-            <w:tcMar>
-              <w:top w:w="40" w:type="dxa"/>
-              <w:left w:w="80" w:type="dxa"/>
-              <w:bottom w:w="40" w:type="dxa"/>
-              <w:right w:w="80" w:type="dxa"/>
-            </w:tcMar>
-          </w:tcPr>
-          <w:p>
-            <w:r>
-              <w:t>Vikipedija</w:t>
-            </w:r>
-          </w:p>
-        </w:tc>
-        <w:tc>
-          <w:tcPr>
-            <w:tcW w:w="2200" w:type="dxa"/>
-            <w:tcMar>
-              <w:top w:w="40" w:type="dxa"/>
-              <w:left w:w="80" w:type="dxa"/>
-              <w:bottom w:w="40" w:type="dxa"/>
-              <w:right w:w="80" w:type="dxa"/>
-            </w:tcMar>
-          </w:tcPr>
-          <w:p>
-            <w:pPr>
-              <w:jc w:val="center"/>
-            </w:pPr>
-            <w:r>
-              <w:t>~40.000 primera</w:t>
-            </w:r>
-          </w:p>
-        </w:tc>
-        <w:tc>
-          <w:tcPr>
-            <w:tcW w:w="2000" w:type="dxa"/>
-            <w:tcMar>
-              <w:top w:w="40" w:type="dxa"/>
-              <w:left w:w="80" w:type="dxa"/>
-              <w:bottom w:w="40" w:type="dxa"/>
-              <w:right w:w="80" w:type="dxa"/>
-            </w:tcMar>
-          </w:tcPr>
-          <w:p>
-            <w:pPr>
-              <w:jc w:val="center"/>
-            </w:pPr>
-            <w:r>
-              <w:t>nejasna</w:t>
-            </w:r>
-          </w:p>
-        </w:tc>
-      </w:tr>
-      <w:tr>
-        <w:tc>
-          <w:tcPr>
-            <w:tcW w:w="2400" w:type="dxa"/>
-            <w:tcMar>
-              <w:top w:w="40" w:type="dxa"/>
-              <w:left w:w="80" w:type="dxa"/>
-              <w:bottom w:w="40" w:type="dxa"/>
-              <w:right w:w="80" w:type="dxa"/>
-            </w:tcMar>
-          </w:tcPr>
-          <w:p>
-            <w:r>
-              <w:t>NER4Legal_SRB [6]</w:t>
-            </w:r>
-          </w:p>
-        </w:tc>
-        <w:tc>
-          <w:tcPr>
-            <w:tcW w:w="2000" w:type="dxa"/>
-            <w:tcMar>
-              <w:top w:w="40" w:type="dxa"/>
-              <w:left w:w="80" w:type="dxa"/>
-              <w:bottom w:w="40" w:type="dxa"/>
-              <w:right w:w="80" w:type="dxa"/>
-            </w:tcMar>
-          </w:tcPr>
-          <w:p>
-            <w:r>
-              <w:t>pravni (presude)</w:t>
-            </w:r>
-          </w:p>
-        </w:tc>
-        <w:tc>
-          <w:tcPr>
-            <w:tcW w:w="2200" w:type="dxa"/>
-            <w:tcMar>
-              <w:top w:w="40" w:type="dxa"/>
-              <w:left w:w="80" w:type="dxa"/>
-              <w:bottom w:w="40" w:type="dxa"/>
-              <w:right w:w="80" w:type="dxa"/>
-            </w:tcMar>
-          </w:tcPr>
-          <w:p>
-            <w:pPr>
-              <w:jc w:val="center"/>
-            </w:pPr>
-            <w:r>
-              <w:t>2.172 rečenice</w:t>
-            </w:r>
-          </w:p>
-        </w:tc>
-        <w:tc>
-          <w:tcPr>
-            <w:tcW w:w="2000" w:type="dxa"/>
-            <w:tcMar>
-              <w:top w:w="40" w:type="dxa"/>
-              <w:left w:w="80" w:type="dxa"/>
-              <w:bottom w:w="40" w:type="dxa"/>
-              <w:right w:w="80" w:type="dxa"/>
-            </w:tcMar>
-          </w:tcPr>
-          <w:p>
-            <w:pPr>
-              <w:jc w:val="center"/>
-            </w:pPr>
-            <w:r>
-              <w:t>samo model</w:t>
+              <w:rPr>
+                <w:lang w:val="sr-Cyrl-RS"/>
+              </w:rPr>
+              <w:t>само модел</w:t>
             </w:r>
           </w:p>
         </w:tc>
@@ -5255,14 +5383,14 @@
           <w:numId w:val="7"/>
         </w:numPr>
       </w:pPr>
-      <w:bookmarkStart w:id="14" w:name="_Toc239979085"/>
+      <w:bookmarkStart w:id="15" w:name="_Toc239979085"/>
       <w:r>
         <w:rPr>
           <w:lang w:val="sr-Cyrl-RS"/>
         </w:rPr>
         <w:t>Методологија</w:t>
       </w:r>
-      <w:bookmarkEnd w:id="14"/>
+      <w:bookmarkEnd w:id="15"/>
     </w:p>
     <w:p/>
     <w:p>
@@ -5276,14 +5404,14 @@
           <w:lang w:val="sr-Cyrl-RS"/>
         </w:rPr>
       </w:pPr>
-      <w:bookmarkStart w:id="15" w:name="_Toc239979086"/>
+      <w:bookmarkStart w:id="16" w:name="_Toc239979086"/>
       <w:r>
         <w:rPr>
           <w:lang w:val="sr-Cyrl-RS"/>
         </w:rPr>
         <w:t>Креиранје скупа података</w:t>
       </w:r>
-      <w:bookmarkEnd w:id="15"/>
+      <w:bookmarkEnd w:id="16"/>
     </w:p>
     <w:p>
       <w:pPr>
@@ -5388,20 +5516,12 @@
         <w:jc w:val="both"/>
       </w:pPr>
       <w:r>
-        <w:t>Будући да је легислатива сиромашна ентитетима — само око 23% реченица садржи иједан ентитет — за евалуацију „мислећих“ модела формиран је гушћи подскуп од 452 реченице, који обухвата све реченице са ређим типовима ентитета (COURT, DATE, MONEY, DECISION, REFERENCE, PERSON) и репрезентативан узорак реченица са честим типовима и празних реченица. Тиме је обезбеђено да се ређи типови вреднују на свим расположивим појавама, а да подскуп истовремено остане статистички упоредив са целим скупом.</w:t>
-      </w:r>
-    </w:p>
-    <w:p>
-      <w:pPr>
-        <w:pStyle w:val="NormalWeb"/>
-        <w:jc w:val="both"/>
-      </w:pPr>
-    </w:p>
-    <w:p>
-      <w:pPr>
-        <w:pStyle w:val="NormalWeb"/>
-        <w:jc w:val="both"/>
-      </w:pPr>
+        <w:t xml:space="preserve">Будући да је легислатива сиромашна ентитетима — само око 23% реченица садржи иједан ентитет — за евалуацију „мислећих“ модела формиран је гушћи подскуп од 452 реченице, који обухвата све реченице са ређим типовима ентитета (COURT, DATE, MONEY, DECISION, REFERENCE, PERSON) и репрезентативан узорак реченица са честим типовима и празних реченица. Тиме је обезбеђено да се ређи типови вреднују на </w:t>
+      </w:r>
+      <w:r>
+        <w:lastRenderedPageBreak/>
+        <w:t>свим расположивим појавама, а да подскуп истовремено остане статистички упоредив са целим скупом.</w:t>
+      </w:r>
     </w:p>
     <w:p>
       <w:pPr>
@@ -5414,9 +5534,8 @@
           <w:lang w:val="sr-Cyrl-RS"/>
         </w:rPr>
       </w:pPr>
-      <w:bookmarkStart w:id="16" w:name="_Toc239979087"/>
-      <w:r>
-        <w:lastRenderedPageBreak/>
+      <w:bookmarkStart w:id="17" w:name="_Toc239979087"/>
+      <w:r>
         <w:t xml:space="preserve">Shema </w:t>
       </w:r>
       <w:r>
@@ -5425,7 +5544,7 @@
         </w:rPr>
         <w:t>анотације</w:t>
       </w:r>
-      <w:bookmarkEnd w:id="16"/>
+      <w:bookmarkEnd w:id="17"/>
     </w:p>
     <w:p>
       <w:pPr>
@@ -5458,6 +5577,7 @@
     <w:tbl>
       <w:tblPr>
         <w:tblW w:w="7000" w:type="dxa"/>
+        <w:jc w:val="center"/>
         <w:tblBorders>
           <w:top w:val="single" w:sz="4" w:space="0" w:color="auto"/>
           <w:left w:val="single" w:sz="4" w:space="0" w:color="auto"/>
@@ -5480,6 +5600,7 @@
       <w:tr>
         <w:trPr>
           <w:tblHeader/>
+          <w:jc w:val="center"/>
         </w:trPr>
         <w:tc>
           <w:tcPr>
@@ -5566,6 +5687,9 @@
         </w:tc>
       </w:tr>
       <w:tr>
+        <w:trPr>
+          <w:jc w:val="center"/>
+        </w:trPr>
         <w:tc>
           <w:tcPr>
             <w:tcW w:w="3000" w:type="dxa"/>
@@ -5622,6 +5746,9 @@
         </w:tc>
       </w:tr>
       <w:tr>
+        <w:trPr>
+          <w:jc w:val="center"/>
+        </w:trPr>
         <w:tc>
           <w:tcPr>
             <w:tcW w:w="3000" w:type="dxa"/>
@@ -5678,6 +5805,9 @@
         </w:tc>
       </w:tr>
       <w:tr>
+        <w:trPr>
+          <w:jc w:val="center"/>
+        </w:trPr>
         <w:tc>
           <w:tcPr>
             <w:tcW w:w="3000" w:type="dxa"/>
@@ -5734,6 +5864,9 @@
         </w:tc>
       </w:tr>
       <w:tr>
+        <w:trPr>
+          <w:jc w:val="center"/>
+        </w:trPr>
         <w:tc>
           <w:tcPr>
             <w:tcW w:w="3000" w:type="dxa"/>
@@ -5790,6 +5923,9 @@
         </w:tc>
       </w:tr>
       <w:tr>
+        <w:trPr>
+          <w:jc w:val="center"/>
+        </w:trPr>
         <w:tc>
           <w:tcPr>
             <w:tcW w:w="3000" w:type="dxa"/>
@@ -5846,6 +5982,9 @@
         </w:tc>
       </w:tr>
       <w:tr>
+        <w:trPr>
+          <w:jc w:val="center"/>
+        </w:trPr>
         <w:tc>
           <w:tcPr>
             <w:tcW w:w="3000" w:type="dxa"/>
@@ -5902,6 +6041,9 @@
         </w:tc>
       </w:tr>
       <w:tr>
+        <w:trPr>
+          <w:jc w:val="center"/>
+        </w:trPr>
         <w:tc>
           <w:tcPr>
             <w:tcW w:w="3000" w:type="dxa"/>
@@ -5958,6 +6100,9 @@
         </w:tc>
       </w:tr>
       <w:tr>
+        <w:trPr>
+          <w:jc w:val="center"/>
+        </w:trPr>
         <w:tc>
           <w:tcPr>
             <w:tcW w:w="3000" w:type="dxa"/>
@@ -6099,14 +6244,14 @@
           <w:lang w:val="sr-Cyrl-RS"/>
         </w:rPr>
       </w:pPr>
-      <w:bookmarkStart w:id="17" w:name="_Toc239979088"/>
+      <w:bookmarkStart w:id="18" w:name="_Toc239979088"/>
       <w:r>
         <w:rPr>
           <w:lang w:val="sr-Cyrl-RS"/>
         </w:rPr>
         <w:t>Одабир модела</w:t>
       </w:r>
-      <w:bookmarkEnd w:id="17"/>
+      <w:bookmarkEnd w:id="18"/>
     </w:p>
     <w:p>
       <w:pPr>
@@ -6150,11 +6295,11 @@
       </w:r>
       <w:proofErr w:type="gramEnd"/>
       <w:r>
-        <w:t xml:space="preserve"> трошила је десетине секунди по реченици због генерисања ланца расуђивања. Ова разлика од приближно два реда величине представља практично ограничење примене „мислећих“ модела на великим корпусима и сама по себи је релевантан налаз, </w:t>
+        <w:t xml:space="preserve"> трошила је десетине секунди по реченици због генерисања ланца расуђивања. </w:t>
       </w:r>
       <w:r>
         <w:lastRenderedPageBreak/>
-        <w:t>сагласан са запажањима из литературе о високим трошковима инференције генеративних модела [8].</w:t>
+        <w:t>Ова разлика од приближно два реда величине представља практично ограничење примене „мислећих“ модела на великим корпусима и сама по себи је релевантан налаз, сагласан са запажањима из литературе о високим трошковима инференције генеративних модела [8].</w:t>
       </w:r>
     </w:p>
     <w:p>
@@ -6168,14 +6313,14 @@
           <w:lang w:val="sr-Cyrl-RS"/>
         </w:rPr>
       </w:pPr>
-      <w:bookmarkStart w:id="18" w:name="_Toc239979089"/>
+      <w:bookmarkStart w:id="19" w:name="_Toc239979089"/>
       <w:r>
         <w:rPr>
           <w:lang w:val="sr-Cyrl-RS"/>
         </w:rPr>
         <w:t>Поставка експеримента</w:t>
       </w:r>
-      <w:bookmarkEnd w:id="18"/>
+      <w:bookmarkEnd w:id="19"/>
     </w:p>
     <w:p>
       <w:pPr>
@@ -6260,14 +6405,14 @@
           <w:lang w:val="sr-Cyrl-RS"/>
         </w:rPr>
       </w:pPr>
-      <w:bookmarkStart w:id="19" w:name="_Toc239979090"/>
+      <w:bookmarkStart w:id="20" w:name="_Toc239979090"/>
       <w:r>
         <w:rPr>
           <w:lang w:val="sr-Cyrl-RS"/>
         </w:rPr>
         <w:t>Евалуциона метрика</w:t>
       </w:r>
-      <w:bookmarkEnd w:id="19"/>
+      <w:bookmarkEnd w:id="20"/>
     </w:p>
     <w:p>
       <w:pPr>
@@ -6286,14 +6431,6 @@
       </w:pPr>
       <w:r>
         <w:t>Прецизност (P) дефинише се као удео тачно препознатих ентитета међу свим ентитетима које је модел предложио, одзив (R) као удео тачно препознатих ентитета међу свим ентитетима у златном стандарду, а F1 мера као њихова хармонијска средина (F1 = 2·P·R / (P + R)). Коришћен је микро-просек, у којем се доприноси свих типова сабирају пре рачунања мере, чиме доминантни типови (LAW и OFFICIAL_GAZETTE) природно више утичу на укупан резултат. Ради избегавања пристрасности при полуаутоматској анотацији, за предобележавање нису коришћени модели који се оцењују, па добијени златни стандард не фаворизује ниједан од испитиваних система.</w:t>
-      </w:r>
-    </w:p>
-    <w:p>
-      <w:pPr>
-        <w:spacing w:after="120" w:line="360" w:lineRule="auto"/>
-      </w:pPr>
-      <w:r>
-        <w:t>.</w:t>
       </w:r>
     </w:p>
     <w:p>
@@ -6307,7 +6444,7 @@
           <w:lang w:val="sr-Cyrl-RS"/>
         </w:rPr>
       </w:pPr>
-      <w:bookmarkStart w:id="20" w:name="_Toc239979091"/>
+      <w:bookmarkStart w:id="21" w:name="_Toc239979091"/>
       <w:r>
         <w:rPr>
           <w:lang w:val="sr-Cyrl-RS"/>
@@ -6315,7 +6452,7 @@
         <w:lastRenderedPageBreak/>
         <w:t>Резултати</w:t>
       </w:r>
-      <w:bookmarkEnd w:id="20"/>
+      <w:bookmarkEnd w:id="21"/>
     </w:p>
     <w:p>
       <w:pPr>
@@ -7002,6 +7139,7 @@
         <w:spacing w:before="120" w:after="60"/>
         <w:jc w:val="center"/>
         <w:rPr>
+          <w:bCs/>
           <w:sz w:val="18"/>
         </w:rPr>
       </w:pPr>
@@ -7065,6 +7203,197 @@
         </w:rPr>
         <w:t>).</w:t>
       </w:r>
+    </w:p>
+    <w:p>
+      <w:pPr>
+        <w:spacing w:before="120" w:after="60"/>
+        <w:jc w:val="center"/>
+        <w:rPr>
+          <w:sz w:val="18"/>
+        </w:rPr>
+      </w:pPr>
+      <w:r>
+        <w:rPr>
+          <w:noProof/>
+          <w:sz w:val="18"/>
+        </w:rPr>
+        <w:drawing>
+          <wp:inline distT="0" distB="0" distL="0" distR="0" wp14:anchorId="155C87FF" wp14:editId="2CCB00D8">
+            <wp:extent cx="5486400" cy="3200400"/>
+            <wp:effectExtent l="0" t="0" r="0" b="0"/>
+            <wp:docPr id="4" name="Chart 4"/>
+            <wp:cNvGraphicFramePr/>
+            <a:graphic xmlns:a="http://schemas.openxmlformats.org/drawingml/2006/main">
+              <a:graphicData uri="http://schemas.openxmlformats.org/drawingml/2006/chart">
+                <c:chart xmlns:c="http://schemas.openxmlformats.org/drawingml/2006/chart" xmlns:r="http://schemas.openxmlformats.org/officeDocument/2006/relationships" r:id="rId12"/>
+              </a:graphicData>
+            </a:graphic>
+          </wp:inline>
+        </w:drawing>
+      </w:r>
+    </w:p>
+    <w:p>
+      <w:pPr>
+        <w:spacing w:before="120" w:after="60"/>
+        <w:jc w:val="center"/>
+        <w:rPr>
+          <w:sz w:val="18"/>
+          <w:lang w:val="sr-Cyrl-RS"/>
+        </w:rPr>
+      </w:pPr>
+      <w:r>
+        <w:rPr>
+          <w:sz w:val="18"/>
+          <w:lang w:val="sr-Cyrl-RS"/>
+        </w:rPr>
+        <w:t xml:space="preserve">Графикон 1: Табеларни приказ </w:t>
+      </w:r>
+      <w:r>
+        <w:rPr>
+          <w:sz w:val="18"/>
+        </w:rPr>
+        <w:t>F1</w:t>
+      </w:r>
+      <w:r>
+        <w:rPr>
+          <w:sz w:val="18"/>
+          <w:lang w:val="sr-Cyrl-RS"/>
+        </w:rPr>
+        <w:t xml:space="preserve"> мера по систему</w:t>
+      </w:r>
+    </w:p>
+    <w:p>
+      <w:pPr>
+        <w:spacing w:before="120" w:after="60"/>
+        <w:jc w:val="center"/>
+        <w:rPr>
+          <w:sz w:val="18"/>
+          <w:lang w:val="sr-Cyrl-RS"/>
+        </w:rPr>
+      </w:pPr>
+    </w:p>
+    <w:p>
+      <w:pPr>
+        <w:spacing w:before="120" w:after="60"/>
+        <w:jc w:val="center"/>
+        <w:rPr>
+          <w:sz w:val="18"/>
+          <w:lang w:val="sr-Cyrl-RS"/>
+        </w:rPr>
+      </w:pPr>
+      <w:r>
+        <w:rPr>
+          <w:noProof/>
+          <w:sz w:val="18"/>
+        </w:rPr>
+        <w:lastRenderedPageBreak/>
+        <w:drawing>
+          <wp:inline distT="0" distB="0" distL="0" distR="0" wp14:anchorId="7347DC96" wp14:editId="25159209">
+            <wp:extent cx="5486400" cy="3200400"/>
+            <wp:effectExtent l="0" t="0" r="0" b="0"/>
+            <wp:docPr id="5" name="Chart 5"/>
+            <wp:cNvGraphicFramePr/>
+            <a:graphic xmlns:a="http://schemas.openxmlformats.org/drawingml/2006/main">
+              <a:graphicData uri="http://schemas.openxmlformats.org/drawingml/2006/chart">
+                <c:chart xmlns:c="http://schemas.openxmlformats.org/drawingml/2006/chart" xmlns:r="http://schemas.openxmlformats.org/officeDocument/2006/relationships" r:id="rId13"/>
+              </a:graphicData>
+            </a:graphic>
+          </wp:inline>
+        </w:drawing>
+      </w:r>
+    </w:p>
+    <w:p>
+      <w:pPr>
+        <w:spacing w:before="120" w:after="60"/>
+        <w:jc w:val="center"/>
+        <w:rPr>
+          <w:sz w:val="18"/>
+          <w:lang w:val="sr-Cyrl-RS"/>
+        </w:rPr>
+      </w:pPr>
+      <w:r>
+        <w:rPr>
+          <w:sz w:val="18"/>
+          <w:lang w:val="sr-Cyrl-RS"/>
+        </w:rPr>
+        <w:t>Графикон</w:t>
+      </w:r>
+      <w:r>
+        <w:rPr>
+          <w:sz w:val="18"/>
+          <w:lang w:val="sr-Cyrl-RS"/>
+        </w:rPr>
+        <w:t xml:space="preserve"> 2: Табеларни приказ прциизности и одзива по систему (строга метрика)</w:t>
+      </w:r>
+    </w:p>
+    <w:p>
+      <w:pPr>
+        <w:spacing w:before="120" w:after="60"/>
+        <w:jc w:val="center"/>
+        <w:rPr>
+          <w:sz w:val="18"/>
+          <w:lang w:val="sr-Cyrl-RS"/>
+        </w:rPr>
+      </w:pPr>
+    </w:p>
+    <w:p>
+      <w:pPr>
+        <w:spacing w:before="120" w:after="60"/>
+        <w:jc w:val="center"/>
+        <w:rPr>
+          <w:sz w:val="18"/>
+          <w:lang w:val="sr-Cyrl-RS"/>
+        </w:rPr>
+      </w:pPr>
+    </w:p>
+    <w:p>
+      <w:pPr>
+        <w:spacing w:before="120" w:after="60"/>
+        <w:jc w:val="center"/>
+        <w:rPr>
+          <w:sz w:val="18"/>
+          <w:lang w:val="sr-Cyrl-RS"/>
+        </w:rPr>
+      </w:pPr>
+    </w:p>
+    <w:p>
+      <w:pPr>
+        <w:spacing w:before="120" w:after="60"/>
+        <w:jc w:val="center"/>
+        <w:rPr>
+          <w:sz w:val="18"/>
+          <w:lang w:val="sr-Cyrl-RS"/>
+        </w:rPr>
+      </w:pPr>
+    </w:p>
+    <w:p>
+      <w:pPr>
+        <w:spacing w:before="120" w:after="60"/>
+        <w:jc w:val="center"/>
+        <w:rPr>
+          <w:sz w:val="18"/>
+          <w:lang w:val="sr-Cyrl-RS"/>
+        </w:rPr>
+      </w:pPr>
+    </w:p>
+    <w:p>
+      <w:pPr>
+        <w:spacing w:before="120" w:after="60"/>
+        <w:jc w:val="center"/>
+        <w:rPr>
+          <w:sz w:val="18"/>
+          <w:lang w:val="sr-Cyrl-RS"/>
+        </w:rPr>
+      </w:pPr>
+    </w:p>
+    <w:p>
+      <w:pPr>
+        <w:spacing w:before="120" w:after="60"/>
+        <w:jc w:val="center"/>
+        <w:rPr>
+          <w:sz w:val="18"/>
+        </w:rPr>
+      </w:pPr>
     </w:p>
     <w:tbl>
       <w:tblPr>
@@ -8153,6 +8482,7 @@
         <w:spacing w:before="200" w:after="60"/>
         <w:jc w:val="center"/>
         <w:rPr>
+          <w:bCs/>
           <w:sz w:val="18"/>
         </w:rPr>
       </w:pPr>
@@ -8201,6 +8531,99 @@
         </w:rPr>
         <w:t>).</w:t>
       </w:r>
+    </w:p>
+    <w:p>
+      <w:pPr>
+        <w:spacing w:before="200" w:after="60"/>
+        <w:jc w:val="center"/>
+        <w:rPr>
+          <w:bCs/>
+          <w:sz w:val="18"/>
+        </w:rPr>
+      </w:pPr>
+    </w:p>
+    <w:p>
+      <w:pPr>
+        <w:spacing w:before="200" w:after="60"/>
+        <w:jc w:val="center"/>
+        <w:rPr>
+          <w:sz w:val="18"/>
+        </w:rPr>
+      </w:pPr>
+      <w:r>
+        <w:rPr>
+          <w:noProof/>
+          <w:sz w:val="18"/>
+        </w:rPr>
+        <w:lastRenderedPageBreak/>
+        <w:drawing>
+          <wp:inline distT="0" distB="0" distL="0" distR="0" wp14:anchorId="2A0269BE" wp14:editId="1F9E5B53">
+            <wp:extent cx="5486400" cy="3200400"/>
+            <wp:effectExtent l="0" t="0" r="0" b="0"/>
+            <wp:docPr id="6" name="Chart 6"/>
+            <wp:cNvGraphicFramePr/>
+            <a:graphic xmlns:a="http://schemas.openxmlformats.org/drawingml/2006/main">
+              <a:graphicData uri="http://schemas.openxmlformats.org/drawingml/2006/chart">
+                <c:chart xmlns:c="http://schemas.openxmlformats.org/drawingml/2006/chart" xmlns:r="http://schemas.openxmlformats.org/officeDocument/2006/relationships" r:id="rId14"/>
+              </a:graphicData>
+            </a:graphic>
+          </wp:inline>
+        </w:drawing>
+      </w:r>
+    </w:p>
+    <w:p>
+      <w:pPr>
+        <w:spacing w:before="200" w:after="60"/>
+        <w:jc w:val="center"/>
+        <w:rPr>
+          <w:sz w:val="18"/>
+          <w:lang w:val="sr-Cyrl-RS"/>
+        </w:rPr>
+      </w:pPr>
+      <w:r>
+        <w:rPr>
+          <w:sz w:val="18"/>
+          <w:lang w:val="sr-Cyrl-RS"/>
+        </w:rPr>
+        <w:t xml:space="preserve">Графикон 3: Табеларни приказ </w:t>
+      </w:r>
+      <w:r>
+        <w:rPr>
+          <w:sz w:val="18"/>
+        </w:rPr>
+        <w:t>F1</w:t>
+      </w:r>
+      <w:r>
+        <w:rPr>
+          <w:sz w:val="18"/>
+          <w:lang w:val="sr-Cyrl-RS"/>
+        </w:rPr>
+        <w:t xml:space="preserve"> мери </w:t>
+      </w:r>
+      <w:r>
+        <w:rPr>
+          <w:sz w:val="18"/>
+          <w:lang w:val="sr-Cyrl-RS"/>
+        </w:rPr>
+        <w:t xml:space="preserve"> по типу ентитета (релаксирана метрика</w:t>
+      </w:r>
+      <w:r>
+        <w:rPr>
+          <w:sz w:val="18"/>
+          <w:lang w:val="sr-Cyrl-RS"/>
+        </w:rPr>
+        <w:t>)</w:t>
+      </w:r>
+    </w:p>
+    <w:p>
+      <w:pPr>
+        <w:spacing w:before="200" w:after="60"/>
+        <w:jc w:val="center"/>
+        <w:rPr>
+          <w:sz w:val="18"/>
+          <w:lang w:val="sr-Cyrl-RS"/>
+        </w:rPr>
+      </w:pPr>
     </w:p>
     <w:tbl>
       <w:tblPr>
@@ -8563,14 +8986,14 @@
           <w:lang w:val="sr-Cyrl-RS"/>
         </w:rPr>
       </w:pPr>
-      <w:bookmarkStart w:id="21" w:name="_Toc239979092"/>
+      <w:bookmarkStart w:id="22" w:name="_Toc239979092"/>
       <w:r>
         <w:rPr>
           <w:lang w:val="sr-Cyrl-RS"/>
         </w:rPr>
         <w:t>Дискусија резултата</w:t>
       </w:r>
-      <w:bookmarkEnd w:id="21"/>
+      <w:bookmarkEnd w:id="22"/>
     </w:p>
     <w:p>
       <w:pPr>
@@ -8632,6 +9055,7 @@
         <w:jc w:val="both"/>
       </w:pPr>
       <w:r>
+        <w:lastRenderedPageBreak/>
         <w:t xml:space="preserve">Други </w:t>
       </w:r>
       <w:r>
@@ -8732,11 +9156,7 @@
         <w:jc w:val="both"/>
       </w:pPr>
       <w:r>
-        <w:t xml:space="preserve">Квалитативна анализа грешака додатно осветљава добијене бројеве. Инструкцијски модели у zero-shot и few-shot режиму склони су претерaном означавању: у одсуству довољно примера, модел неретко додељује ентитете општим појмовима или измишља ознаке ван задате схеме (уочене су, на пример, непостојеће ознаке типа „PARTY“ или „EMPLOYER“ пре пооштравања инструкције). Укључивање експлицитних негативних </w:t>
-      </w:r>
-      <w:r>
-        <w:lastRenderedPageBreak/>
-        <w:t>правила у prompt (шта се не означава) и примера знатно је смањило овакве грешке, али их није у потпуности отклонило.</w:t>
+        <w:t>Квалитативна анализа грешака додатно осветљава добијене бројеве. Инструкцијски модели у zero-shot и few-shot режиму склони су претерaном означавању: у одсуству довољно примера, модел неретко додељује ентитете општим појмовима или измишља ознаке ван задате схеме (уочене су, на пример, непостојеће ознаке типа „PARTY“ или „EMPLOYER“ пре пооштравања инструкције). Укључивање експлицитних негативних правила у prompt (шта се не означава) и примера знатно је смањило овакве грешке, али их није у потпуности отклонило.</w:t>
       </w:r>
     </w:p>
     <w:p>
@@ -8775,14 +9195,14 @@
           <w:lang w:val="sr-Cyrl-RS"/>
         </w:rPr>
       </w:pPr>
-      <w:bookmarkStart w:id="22" w:name="_Toc239979093"/>
+      <w:bookmarkStart w:id="23" w:name="_Toc239979093"/>
       <w:r>
         <w:rPr>
           <w:lang w:val="sr-Cyrl-RS"/>
         </w:rPr>
         <w:t>Ограничења</w:t>
       </w:r>
-      <w:bookmarkEnd w:id="22"/>
+      <w:bookmarkEnd w:id="23"/>
     </w:p>
     <w:p>
       <w:pPr>
@@ -8799,90 +9219,16 @@
       </w:r>
       <w:proofErr w:type="gramEnd"/>
       <w:r>
-        <w:t xml:space="preserve"> евалуирани су на подскупу од 452 реченице због високе рачунарске цене извршавања, иако тај подскуп обухвата све појаве ретких типова и стога верно одражава њихов учинак на тим типовима. Треће, анотацију је извршио један анотатор, па није мерена сагласност међу анотаторима. Коначно, резултати се односе на конкретну фамилију модела и конкретну формулацију prompta; другачији prompt или друге фамилије модела могли би дати другачије вредности.</w:t>
+        <w:t xml:space="preserve"> евалуирани су на подскупу од 452 реченице због високе рачунарске цене извршавања, иако тај подскуп обухвата све појаве ретких типова и стога верно одражава њихов учинак на тим типовима. Треће, анотацију је извршио један анотатор, па није мерена сагласност међу анотаторима. Коначно, резултати се </w:t>
+      </w:r>
+      <w:r>
+        <w:lastRenderedPageBreak/>
+        <w:t>односе на конкретну фамилију модела и конкретну формулацију prompta; другачији prompt или друге фамилије модела могли би дати другачије вредности.</w:t>
       </w:r>
     </w:p>
     <w:p>
       <w:pPr>
         <w:pStyle w:val="NormalWeb"/>
-        <w:ind w:firstLine="390"/>
-        <w:jc w:val="both"/>
-      </w:pPr>
-    </w:p>
-    <w:p>
-      <w:pPr>
-        <w:pStyle w:val="NormalWeb"/>
-        <w:ind w:firstLine="390"/>
-        <w:jc w:val="both"/>
-      </w:pPr>
-    </w:p>
-    <w:p>
-      <w:pPr>
-        <w:pStyle w:val="NormalWeb"/>
-        <w:ind w:firstLine="390"/>
-        <w:jc w:val="both"/>
-      </w:pPr>
-    </w:p>
-    <w:p>
-      <w:pPr>
-        <w:pStyle w:val="NormalWeb"/>
-        <w:ind w:firstLine="390"/>
-        <w:jc w:val="both"/>
-      </w:pPr>
-    </w:p>
-    <w:p>
-      <w:pPr>
-        <w:pStyle w:val="NormalWeb"/>
-        <w:ind w:firstLine="390"/>
-        <w:jc w:val="both"/>
-      </w:pPr>
-    </w:p>
-    <w:p>
-      <w:pPr>
-        <w:pStyle w:val="NormalWeb"/>
-        <w:ind w:firstLine="390"/>
-        <w:jc w:val="both"/>
-      </w:pPr>
-    </w:p>
-    <w:p>
-      <w:pPr>
-        <w:pStyle w:val="NormalWeb"/>
-        <w:ind w:firstLine="390"/>
-        <w:jc w:val="both"/>
-      </w:pPr>
-    </w:p>
-    <w:p>
-      <w:pPr>
-        <w:pStyle w:val="NormalWeb"/>
-        <w:ind w:firstLine="390"/>
-        <w:jc w:val="both"/>
-      </w:pPr>
-    </w:p>
-    <w:p>
-      <w:pPr>
-        <w:pStyle w:val="NormalWeb"/>
-        <w:ind w:firstLine="390"/>
-        <w:jc w:val="both"/>
-      </w:pPr>
-    </w:p>
-    <w:p>
-      <w:pPr>
-        <w:pStyle w:val="NormalWeb"/>
-        <w:ind w:firstLine="390"/>
-        <w:jc w:val="both"/>
-      </w:pPr>
-    </w:p>
-    <w:p>
-      <w:pPr>
-        <w:pStyle w:val="NormalWeb"/>
-        <w:ind w:firstLine="390"/>
-        <w:jc w:val="both"/>
-      </w:pPr>
-    </w:p>
-    <w:p>
-      <w:pPr>
-        <w:pStyle w:val="NormalWeb"/>
-        <w:ind w:firstLine="390"/>
         <w:jc w:val="both"/>
       </w:pPr>
     </w:p>
@@ -8904,15 +9250,14 @@
           <w:lang w:val="sr-Cyrl-RS"/>
         </w:rPr>
       </w:pPr>
-      <w:bookmarkStart w:id="23" w:name="_Toc239979094"/>
+      <w:bookmarkStart w:id="24" w:name="_Toc239979094"/>
       <w:r>
         <w:rPr>
           <w:lang w:val="sr-Cyrl-RS"/>
         </w:rPr>
-        <w:lastRenderedPageBreak/>
         <w:t>Закључак</w:t>
       </w:r>
-      <w:bookmarkEnd w:id="23"/>
+      <w:bookmarkEnd w:id="24"/>
     </w:p>
     <w:p>
       <w:pPr>
@@ -8966,9 +9311,7 @@
           <w:lang w:val="sr-Cyrl-RS"/>
         </w:rPr>
       </w:pPr>
-      <w:bookmarkStart w:id="24" w:name="_Toc239979095"/>
-      <w:bookmarkStart w:id="25" w:name="_GoBack"/>
-      <w:bookmarkEnd w:id="25"/>
+      <w:bookmarkStart w:id="25" w:name="_Toc239979095"/>
       <w:r>
         <w:rPr>
           <w:lang w:val="sr-Cyrl-RS"/>
@@ -8976,7 +9319,7 @@
         <w:lastRenderedPageBreak/>
         <w:t>Литература</w:t>
       </w:r>
-      <w:bookmarkEnd w:id="24"/>
+      <w:bookmarkEnd w:id="25"/>
     </w:p>
     <w:p>
       <w:pPr>
@@ -9309,7 +9652,7 @@
       <w:r>
         <w:t xml:space="preserve">Pravno-informacioni sistem Republike Srbije, </w:t>
       </w:r>
-      <w:hyperlink r:id="rId12" w:history="1">
+      <w:hyperlink r:id="rId15" w:history="1">
         <w:r>
           <w:rPr>
             <w:rStyle w:val="Hyperlink"/>
@@ -9334,7 +9677,7 @@
       <w:r>
         <w:t xml:space="preserve"> </w:t>
       </w:r>
-      <w:hyperlink r:id="rId13" w:history="1">
+      <w:hyperlink r:id="rId16" w:history="1">
         <w:r>
           <w:rPr>
             <w:rStyle w:val="Hyperlink"/>
@@ -9362,7 +9705,7 @@
       </w:r>
     </w:p>
     <w:sectPr>
-      <w:footerReference w:type="default" r:id="rId14"/>
+      <w:footerReference w:type="default" r:id="rId17"/>
       <w:pgSz w:w="11906" w:h="16838"/>
       <w:pgMar w:top="1440" w:right="1440" w:bottom="1440" w:left="1440" w:header="708" w:footer="708" w:gutter="0"/>
       <w:pgNumType w:start="1"/>
@@ -9445,7 +9788,7 @@
           <w:rPr>
             <w:noProof/>
           </w:rPr>
-          <w:t>13</w:t>
+          <w:t>16</w:t>
         </w:r>
         <w:r>
           <w:rPr>
@@ -11234,6 +11577,3251 @@
 </w:styles>
 </file>
 
+<file path=word/charts/chart1.xml><?xml version="1.0" encoding="utf-8"?>
+<c:chartSpace xmlns:c="http://schemas.openxmlformats.org/drawingml/2006/chart" xmlns:a="http://schemas.openxmlformats.org/drawingml/2006/main" xmlns:r="http://schemas.openxmlformats.org/officeDocument/2006/relationships" xmlns:c16r2="http://schemas.microsoft.com/office/drawing/2015/06/chart">
+  <c:date1904 val="0"/>
+  <c:lang val="en-US"/>
+  <c:roundedCorners val="0"/>
+  <mc:AlternateContent xmlns:mc="http://schemas.openxmlformats.org/markup-compatibility/2006">
+    <mc:Choice xmlns:c14="http://schemas.microsoft.com/office/drawing/2007/8/2/chart" Requires="c14">
+      <c14:style val="102"/>
+    </mc:Choice>
+    <mc:Fallback>
+      <c:style val="2"/>
+    </mc:Fallback>
+  </mc:AlternateContent>
+  <c:chart>
+    <c:title>
+      <c:tx>
+        <c:rich>
+          <a:bodyPr rot="0" spcFirstLastPara="1" vertOverflow="ellipsis" vert="horz" wrap="square" anchor="ctr" anchorCtr="1"/>
+          <a:lstStyle/>
+          <a:p>
+            <a:pPr>
+              <a:defRPr sz="1400" b="0" i="0" u="none" strike="noStrike" kern="1200" spc="0" baseline="0">
+                <a:solidFill>
+                  <a:schemeClr val="tx1">
+                    <a:lumMod val="65000"/>
+                    <a:lumOff val="35000"/>
+                  </a:schemeClr>
+                </a:solidFill>
+                <a:latin typeface="+mn-lt"/>
+                <a:ea typeface="+mn-ea"/>
+                <a:cs typeface="+mn-cs"/>
+              </a:defRPr>
+            </a:pPr>
+            <a:r>
+              <a:rPr lang="sr-Cyrl-RS"/>
+              <a:t>Укупна </a:t>
+            </a:r>
+            <a:r>
+              <a:rPr lang="en-US"/>
+              <a:t>F1</a:t>
+            </a:r>
+            <a:r>
+              <a:rPr lang="sr-Cyrl-RS"/>
+              <a:t> мера по систему (подскуп од 452 реченице)</a:t>
+            </a:r>
+          </a:p>
+        </c:rich>
+      </c:tx>
+      <c:overlay val="0"/>
+      <c:spPr>
+        <a:noFill/>
+        <a:ln>
+          <a:noFill/>
+        </a:ln>
+        <a:effectLst/>
+      </c:spPr>
+      <c:txPr>
+        <a:bodyPr rot="0" spcFirstLastPara="1" vertOverflow="ellipsis" vert="horz" wrap="square" anchor="ctr" anchorCtr="1"/>
+        <a:lstStyle/>
+        <a:p>
+          <a:pPr>
+            <a:defRPr sz="1400" b="0" i="0" u="none" strike="noStrike" kern="1200" spc="0" baseline="0">
+              <a:solidFill>
+                <a:schemeClr val="tx1">
+                  <a:lumMod val="65000"/>
+                  <a:lumOff val="35000"/>
+                </a:schemeClr>
+              </a:solidFill>
+              <a:latin typeface="+mn-lt"/>
+              <a:ea typeface="+mn-ea"/>
+              <a:cs typeface="+mn-cs"/>
+            </a:defRPr>
+          </a:pPr>
+          <a:endParaRPr lang="en-US"/>
+        </a:p>
+      </c:txPr>
+    </c:title>
+    <c:autoTitleDeleted val="0"/>
+    <c:plotArea>
+      <c:layout/>
+      <c:barChart>
+        <c:barDir val="col"/>
+        <c:grouping val="clustered"/>
+        <c:varyColors val="0"/>
+        <c:ser>
+          <c:idx val="0"/>
+          <c:order val="0"/>
+          <c:tx>
+            <c:strRef>
+              <c:f>Sheet1!$B$1</c:f>
+              <c:strCache>
+                <c:ptCount val="1"/>
+                <c:pt idx="0">
+                  <c:v>F1 (строго)</c:v>
+                </c:pt>
+              </c:strCache>
+            </c:strRef>
+          </c:tx>
+          <c:spPr>
+            <a:solidFill>
+              <a:schemeClr val="accent1"/>
+            </a:solidFill>
+            <a:ln>
+              <a:noFill/>
+            </a:ln>
+            <a:effectLst/>
+          </c:spPr>
+          <c:invertIfNegative val="0"/>
+          <c:cat>
+            <c:strRef>
+              <c:f>Sheet1!$A$2:$A$6</c:f>
+              <c:strCache>
+                <c:ptCount val="5"/>
+                <c:pt idx="0">
+                  <c:v>Qwen3-4B инстреукцијски</c:v>
+                </c:pt>
+                <c:pt idx="1">
+                  <c:v>Qwen3-4B мислећи</c:v>
+                </c:pt>
+                <c:pt idx="2">
+                  <c:v>Qwen3-30B инстреукцијски</c:v>
+                </c:pt>
+                <c:pt idx="3">
+                  <c:v>Qwen3-30B мислећи</c:v>
+                </c:pt>
+                <c:pt idx="4">
+                  <c:v>NER4Legal</c:v>
+                </c:pt>
+              </c:strCache>
+            </c:strRef>
+          </c:cat>
+          <c:val>
+            <c:numRef>
+              <c:f>Sheet1!$B$2:$B$6</c:f>
+              <c:numCache>
+                <c:formatCode>General</c:formatCode>
+                <c:ptCount val="5"/>
+                <c:pt idx="0">
+                  <c:v>0.255</c:v>
+                </c:pt>
+                <c:pt idx="1">
+                  <c:v>0.27100000000000002</c:v>
+                </c:pt>
+                <c:pt idx="2">
+                  <c:v>0.249</c:v>
+                </c:pt>
+                <c:pt idx="3">
+                  <c:v>0.32800000000000001</c:v>
+                </c:pt>
+                <c:pt idx="4">
+                  <c:v>6.4000000000000001E-2</c:v>
+                </c:pt>
+              </c:numCache>
+            </c:numRef>
+          </c:val>
+          <c:extLst>
+            <c:ext xmlns:c16="http://schemas.microsoft.com/office/drawing/2014/chart" uri="{C3380CC4-5D6E-409C-BE32-E72D297353CC}">
+              <c16:uniqueId val="{00000000-77E2-4143-A6DE-AB569771AB61}"/>
+            </c:ext>
+          </c:extLst>
+        </c:ser>
+        <c:ser>
+          <c:idx val="1"/>
+          <c:order val="1"/>
+          <c:tx>
+            <c:strRef>
+              <c:f>Sheet1!$C$1</c:f>
+              <c:strCache>
+                <c:ptCount val="1"/>
+                <c:pt idx="0">
+                  <c:v>F1 (релаксирано)</c:v>
+                </c:pt>
+              </c:strCache>
+            </c:strRef>
+          </c:tx>
+          <c:spPr>
+            <a:solidFill>
+              <a:schemeClr val="accent2"/>
+            </a:solidFill>
+            <a:ln>
+              <a:noFill/>
+            </a:ln>
+            <a:effectLst/>
+          </c:spPr>
+          <c:invertIfNegative val="0"/>
+          <c:cat>
+            <c:strRef>
+              <c:f>Sheet1!$A$2:$A$6</c:f>
+              <c:strCache>
+                <c:ptCount val="5"/>
+                <c:pt idx="0">
+                  <c:v>Qwen3-4B инстреукцијски</c:v>
+                </c:pt>
+                <c:pt idx="1">
+                  <c:v>Qwen3-4B мислећи</c:v>
+                </c:pt>
+                <c:pt idx="2">
+                  <c:v>Qwen3-30B инстреукцијски</c:v>
+                </c:pt>
+                <c:pt idx="3">
+                  <c:v>Qwen3-30B мислећи</c:v>
+                </c:pt>
+                <c:pt idx="4">
+                  <c:v>NER4Legal</c:v>
+                </c:pt>
+              </c:strCache>
+            </c:strRef>
+          </c:cat>
+          <c:val>
+            <c:numRef>
+              <c:f>Sheet1!$C$2:$C$6</c:f>
+              <c:numCache>
+                <c:formatCode>General</c:formatCode>
+                <c:ptCount val="5"/>
+                <c:pt idx="0">
+                  <c:v>0.29499999999999998</c:v>
+                </c:pt>
+                <c:pt idx="1">
+                  <c:v>0.28699999999999998</c:v>
+                </c:pt>
+                <c:pt idx="2">
+                  <c:v>0.33300000000000002</c:v>
+                </c:pt>
+                <c:pt idx="3">
+                  <c:v>0.35299999999999998</c:v>
+                </c:pt>
+                <c:pt idx="4">
+                  <c:v>0.36399999999999999</c:v>
+                </c:pt>
+              </c:numCache>
+            </c:numRef>
+          </c:val>
+          <c:extLst>
+            <c:ext xmlns:c16="http://schemas.microsoft.com/office/drawing/2014/chart" uri="{C3380CC4-5D6E-409C-BE32-E72D297353CC}">
+              <c16:uniqueId val="{00000001-77E2-4143-A6DE-AB569771AB61}"/>
+            </c:ext>
+          </c:extLst>
+        </c:ser>
+        <c:dLbls>
+          <c:showLegendKey val="0"/>
+          <c:showVal val="0"/>
+          <c:showCatName val="0"/>
+          <c:showSerName val="0"/>
+          <c:showPercent val="0"/>
+          <c:showBubbleSize val="0"/>
+        </c:dLbls>
+        <c:gapWidth val="219"/>
+        <c:overlap val="-27"/>
+        <c:axId val="681728383"/>
+        <c:axId val="681728799"/>
+      </c:barChart>
+      <c:catAx>
+        <c:axId val="681728383"/>
+        <c:scaling>
+          <c:orientation val="minMax"/>
+        </c:scaling>
+        <c:delete val="0"/>
+        <c:axPos val="b"/>
+        <c:numFmt formatCode="General" sourceLinked="1"/>
+        <c:majorTickMark val="none"/>
+        <c:minorTickMark val="none"/>
+        <c:tickLblPos val="nextTo"/>
+        <c:spPr>
+          <a:noFill/>
+          <a:ln w="9525" cap="flat" cmpd="sng" algn="ctr">
+            <a:solidFill>
+              <a:schemeClr val="tx1">
+                <a:lumMod val="15000"/>
+                <a:lumOff val="85000"/>
+              </a:schemeClr>
+            </a:solidFill>
+            <a:round/>
+          </a:ln>
+          <a:effectLst/>
+        </c:spPr>
+        <c:txPr>
+          <a:bodyPr rot="-60000000" spcFirstLastPara="1" vertOverflow="ellipsis" vert="horz" wrap="square" anchor="ctr" anchorCtr="1"/>
+          <a:lstStyle/>
+          <a:p>
+            <a:pPr>
+              <a:defRPr sz="900" b="0" i="0" u="none" strike="noStrike" kern="1200" baseline="0">
+                <a:solidFill>
+                  <a:schemeClr val="tx1">
+                    <a:lumMod val="65000"/>
+                    <a:lumOff val="35000"/>
+                  </a:schemeClr>
+                </a:solidFill>
+                <a:latin typeface="+mn-lt"/>
+                <a:ea typeface="+mn-ea"/>
+                <a:cs typeface="+mn-cs"/>
+              </a:defRPr>
+            </a:pPr>
+            <a:endParaRPr lang="en-US"/>
+          </a:p>
+        </c:txPr>
+        <c:crossAx val="681728799"/>
+        <c:crosses val="autoZero"/>
+        <c:auto val="1"/>
+        <c:lblAlgn val="ctr"/>
+        <c:lblOffset val="100"/>
+        <c:noMultiLvlLbl val="0"/>
+      </c:catAx>
+      <c:valAx>
+        <c:axId val="681728799"/>
+        <c:scaling>
+          <c:orientation val="minMax"/>
+        </c:scaling>
+        <c:delete val="0"/>
+        <c:axPos val="l"/>
+        <c:majorGridlines>
+          <c:spPr>
+            <a:ln w="9525" cap="flat" cmpd="sng" algn="ctr">
+              <a:solidFill>
+                <a:schemeClr val="tx1">
+                  <a:lumMod val="15000"/>
+                  <a:lumOff val="85000"/>
+                </a:schemeClr>
+              </a:solidFill>
+              <a:round/>
+            </a:ln>
+            <a:effectLst/>
+          </c:spPr>
+        </c:majorGridlines>
+        <c:numFmt formatCode="General" sourceLinked="1"/>
+        <c:majorTickMark val="none"/>
+        <c:minorTickMark val="none"/>
+        <c:tickLblPos val="nextTo"/>
+        <c:spPr>
+          <a:noFill/>
+          <a:ln>
+            <a:noFill/>
+          </a:ln>
+          <a:effectLst/>
+        </c:spPr>
+        <c:txPr>
+          <a:bodyPr rot="-60000000" spcFirstLastPara="1" vertOverflow="ellipsis" vert="horz" wrap="square" anchor="ctr" anchorCtr="1"/>
+          <a:lstStyle/>
+          <a:p>
+            <a:pPr>
+              <a:defRPr sz="900" b="0" i="0" u="none" strike="noStrike" kern="1200" baseline="0">
+                <a:solidFill>
+                  <a:schemeClr val="tx1">
+                    <a:lumMod val="65000"/>
+                    <a:lumOff val="35000"/>
+                  </a:schemeClr>
+                </a:solidFill>
+                <a:latin typeface="+mn-lt"/>
+                <a:ea typeface="+mn-ea"/>
+                <a:cs typeface="+mn-cs"/>
+              </a:defRPr>
+            </a:pPr>
+            <a:endParaRPr lang="en-US"/>
+          </a:p>
+        </c:txPr>
+        <c:crossAx val="681728383"/>
+        <c:crosses val="autoZero"/>
+        <c:crossBetween val="between"/>
+      </c:valAx>
+      <c:spPr>
+        <a:noFill/>
+        <a:ln>
+          <a:noFill/>
+        </a:ln>
+        <a:effectLst/>
+      </c:spPr>
+    </c:plotArea>
+    <c:legend>
+      <c:legendPos val="b"/>
+      <c:overlay val="0"/>
+      <c:spPr>
+        <a:noFill/>
+        <a:ln>
+          <a:noFill/>
+        </a:ln>
+        <a:effectLst/>
+      </c:spPr>
+      <c:txPr>
+        <a:bodyPr rot="0" spcFirstLastPara="1" vertOverflow="ellipsis" vert="horz" wrap="square" anchor="ctr" anchorCtr="1"/>
+        <a:lstStyle/>
+        <a:p>
+          <a:pPr>
+            <a:defRPr sz="900" b="0" i="0" u="none" strike="noStrike" kern="1200" baseline="0">
+              <a:solidFill>
+                <a:schemeClr val="tx1">
+                  <a:lumMod val="65000"/>
+                  <a:lumOff val="35000"/>
+                </a:schemeClr>
+              </a:solidFill>
+              <a:latin typeface="+mn-lt"/>
+              <a:ea typeface="+mn-ea"/>
+              <a:cs typeface="+mn-cs"/>
+            </a:defRPr>
+          </a:pPr>
+          <a:endParaRPr lang="en-US"/>
+        </a:p>
+      </c:txPr>
+    </c:legend>
+    <c:plotVisOnly val="1"/>
+    <c:dispBlanksAs val="gap"/>
+    <c:showDLblsOverMax val="0"/>
+  </c:chart>
+  <c:spPr>
+    <a:solidFill>
+      <a:schemeClr val="bg1"/>
+    </a:solidFill>
+    <a:ln w="9525" cap="flat" cmpd="sng" algn="ctr">
+      <a:solidFill>
+        <a:schemeClr val="tx1">
+          <a:lumMod val="15000"/>
+          <a:lumOff val="85000"/>
+        </a:schemeClr>
+      </a:solidFill>
+      <a:round/>
+    </a:ln>
+    <a:effectLst/>
+  </c:spPr>
+  <c:txPr>
+    <a:bodyPr/>
+    <a:lstStyle/>
+    <a:p>
+      <a:pPr>
+        <a:defRPr/>
+      </a:pPr>
+      <a:endParaRPr lang="en-US"/>
+    </a:p>
+  </c:txPr>
+  <c:externalData r:id="rId3">
+    <c:autoUpdate val="0"/>
+  </c:externalData>
+</c:chartSpace>
+</file>
+
+<file path=word/charts/chart2.xml><?xml version="1.0" encoding="utf-8"?>
+<c:chartSpace xmlns:c="http://schemas.openxmlformats.org/drawingml/2006/chart" xmlns:a="http://schemas.openxmlformats.org/drawingml/2006/main" xmlns:r="http://schemas.openxmlformats.org/officeDocument/2006/relationships" xmlns:c16r2="http://schemas.microsoft.com/office/drawing/2015/06/chart">
+  <c:date1904 val="0"/>
+  <c:lang val="en-US"/>
+  <c:roundedCorners val="0"/>
+  <mc:AlternateContent xmlns:mc="http://schemas.openxmlformats.org/markup-compatibility/2006">
+    <mc:Choice xmlns:c14="http://schemas.microsoft.com/office/drawing/2007/8/2/chart" Requires="c14">
+      <c14:style val="102"/>
+    </mc:Choice>
+    <mc:Fallback>
+      <c:style val="2"/>
+    </mc:Fallback>
+  </mc:AlternateContent>
+  <c:chart>
+    <c:title>
+      <c:tx>
+        <c:rich>
+          <a:bodyPr rot="0" spcFirstLastPara="1" vertOverflow="ellipsis" vert="horz" wrap="square" anchor="ctr" anchorCtr="1"/>
+          <a:lstStyle/>
+          <a:p>
+            <a:pPr>
+              <a:defRPr sz="1400" b="0" i="0" u="none" strike="noStrike" kern="1200" spc="0" baseline="0">
+                <a:solidFill>
+                  <a:schemeClr val="tx1">
+                    <a:lumMod val="65000"/>
+                    <a:lumOff val="35000"/>
+                  </a:schemeClr>
+                </a:solidFill>
+                <a:latin typeface="+mn-lt"/>
+                <a:ea typeface="+mn-ea"/>
+                <a:cs typeface="+mn-cs"/>
+              </a:defRPr>
+            </a:pPr>
+            <a:r>
+              <a:rPr lang="sr-Cyrl-RS"/>
+              <a:t>Прецизност</a:t>
+            </a:r>
+            <a:r>
+              <a:rPr lang="sr-Cyrl-RS" baseline="0"/>
+              <a:t> и одзив по систему (строга метрика)</a:t>
+            </a:r>
+            <a:endParaRPr lang="en-US"/>
+          </a:p>
+        </c:rich>
+      </c:tx>
+      <c:overlay val="0"/>
+      <c:spPr>
+        <a:noFill/>
+        <a:ln>
+          <a:noFill/>
+        </a:ln>
+        <a:effectLst/>
+      </c:spPr>
+      <c:txPr>
+        <a:bodyPr rot="0" spcFirstLastPara="1" vertOverflow="ellipsis" vert="horz" wrap="square" anchor="ctr" anchorCtr="1"/>
+        <a:lstStyle/>
+        <a:p>
+          <a:pPr>
+            <a:defRPr sz="1400" b="0" i="0" u="none" strike="noStrike" kern="1200" spc="0" baseline="0">
+              <a:solidFill>
+                <a:schemeClr val="tx1">
+                  <a:lumMod val="65000"/>
+                  <a:lumOff val="35000"/>
+                </a:schemeClr>
+              </a:solidFill>
+              <a:latin typeface="+mn-lt"/>
+              <a:ea typeface="+mn-ea"/>
+              <a:cs typeface="+mn-cs"/>
+            </a:defRPr>
+          </a:pPr>
+          <a:endParaRPr lang="en-US"/>
+        </a:p>
+      </c:txPr>
+    </c:title>
+    <c:autoTitleDeleted val="0"/>
+    <c:plotArea>
+      <c:layout/>
+      <c:barChart>
+        <c:barDir val="col"/>
+        <c:grouping val="clustered"/>
+        <c:varyColors val="0"/>
+        <c:ser>
+          <c:idx val="0"/>
+          <c:order val="0"/>
+          <c:tx>
+            <c:strRef>
+              <c:f>Sheet1!$B$1</c:f>
+              <c:strCache>
+                <c:ptCount val="1"/>
+                <c:pt idx="0">
+                  <c:v>Прецизност</c:v>
+                </c:pt>
+              </c:strCache>
+            </c:strRef>
+          </c:tx>
+          <c:spPr>
+            <a:solidFill>
+              <a:schemeClr val="accent1"/>
+            </a:solidFill>
+            <a:ln>
+              <a:noFill/>
+            </a:ln>
+            <a:effectLst/>
+          </c:spPr>
+          <c:invertIfNegative val="0"/>
+          <c:cat>
+            <c:strRef>
+              <c:f>Sheet1!$A$2:$A$6</c:f>
+              <c:strCache>
+                <c:ptCount val="5"/>
+                <c:pt idx="0">
+                  <c:v>Qwen3-4B инструкцијски</c:v>
+                </c:pt>
+                <c:pt idx="1">
+                  <c:v>Qwen3-4B мислећи</c:v>
+                </c:pt>
+                <c:pt idx="2">
+                  <c:v>Qwen3-30B инструкцијски</c:v>
+                </c:pt>
+                <c:pt idx="3">
+                  <c:v>Qwen3-30B мислећи</c:v>
+                </c:pt>
+                <c:pt idx="4">
+                  <c:v>NER4Legal</c:v>
+                </c:pt>
+              </c:strCache>
+            </c:strRef>
+          </c:cat>
+          <c:val>
+            <c:numRef>
+              <c:f>Sheet1!$B$2:$B$6</c:f>
+              <c:numCache>
+                <c:formatCode>General</c:formatCode>
+                <c:ptCount val="5"/>
+                <c:pt idx="0">
+                  <c:v>0.21</c:v>
+                </c:pt>
+                <c:pt idx="1">
+                  <c:v>0.78</c:v>
+                </c:pt>
+                <c:pt idx="2">
+                  <c:v>0.21</c:v>
+                </c:pt>
+                <c:pt idx="3">
+                  <c:v>0.76</c:v>
+                </c:pt>
+                <c:pt idx="4">
+                  <c:v>0.08</c:v>
+                </c:pt>
+              </c:numCache>
+            </c:numRef>
+          </c:val>
+          <c:extLst>
+            <c:ext xmlns:c16="http://schemas.microsoft.com/office/drawing/2014/chart" uri="{C3380CC4-5D6E-409C-BE32-E72D297353CC}">
+              <c16:uniqueId val="{00000000-7AAD-4045-B48B-9911C56A0387}"/>
+            </c:ext>
+          </c:extLst>
+        </c:ser>
+        <c:ser>
+          <c:idx val="1"/>
+          <c:order val="1"/>
+          <c:tx>
+            <c:strRef>
+              <c:f>Sheet1!$C$1</c:f>
+              <c:strCache>
+                <c:ptCount val="1"/>
+                <c:pt idx="0">
+                  <c:v>Одзив</c:v>
+                </c:pt>
+              </c:strCache>
+            </c:strRef>
+          </c:tx>
+          <c:spPr>
+            <a:solidFill>
+              <a:schemeClr val="accent2"/>
+            </a:solidFill>
+            <a:ln>
+              <a:noFill/>
+            </a:ln>
+            <a:effectLst/>
+          </c:spPr>
+          <c:invertIfNegative val="0"/>
+          <c:cat>
+            <c:strRef>
+              <c:f>Sheet1!$A$2:$A$6</c:f>
+              <c:strCache>
+                <c:ptCount val="5"/>
+                <c:pt idx="0">
+                  <c:v>Qwen3-4B инструкцијски</c:v>
+                </c:pt>
+                <c:pt idx="1">
+                  <c:v>Qwen3-4B мислећи</c:v>
+                </c:pt>
+                <c:pt idx="2">
+                  <c:v>Qwen3-30B инструкцијски</c:v>
+                </c:pt>
+                <c:pt idx="3">
+                  <c:v>Qwen3-30B мислећи</c:v>
+                </c:pt>
+                <c:pt idx="4">
+                  <c:v>NER4Legal</c:v>
+                </c:pt>
+              </c:strCache>
+            </c:strRef>
+          </c:cat>
+          <c:val>
+            <c:numRef>
+              <c:f>Sheet1!$C$2:$C$6</c:f>
+              <c:numCache>
+                <c:formatCode>General</c:formatCode>
+                <c:ptCount val="5"/>
+                <c:pt idx="0">
+                  <c:v>0.32</c:v>
+                </c:pt>
+                <c:pt idx="1">
+                  <c:v>0.16</c:v>
+                </c:pt>
+                <c:pt idx="2">
+                  <c:v>0.31</c:v>
+                </c:pt>
+                <c:pt idx="3">
+                  <c:v>0.21</c:v>
+                </c:pt>
+                <c:pt idx="4">
+                  <c:v>0.05</c:v>
+                </c:pt>
+              </c:numCache>
+            </c:numRef>
+          </c:val>
+          <c:extLst>
+            <c:ext xmlns:c16="http://schemas.microsoft.com/office/drawing/2014/chart" uri="{C3380CC4-5D6E-409C-BE32-E72D297353CC}">
+              <c16:uniqueId val="{00000001-7AAD-4045-B48B-9911C56A0387}"/>
+            </c:ext>
+          </c:extLst>
+        </c:ser>
+        <c:dLbls>
+          <c:showLegendKey val="0"/>
+          <c:showVal val="0"/>
+          <c:showCatName val="0"/>
+          <c:showSerName val="0"/>
+          <c:showPercent val="0"/>
+          <c:showBubbleSize val="0"/>
+        </c:dLbls>
+        <c:gapWidth val="219"/>
+        <c:overlap val="-27"/>
+        <c:axId val="29655519"/>
+        <c:axId val="29658847"/>
+      </c:barChart>
+      <c:catAx>
+        <c:axId val="29655519"/>
+        <c:scaling>
+          <c:orientation val="minMax"/>
+        </c:scaling>
+        <c:delete val="0"/>
+        <c:axPos val="b"/>
+        <c:numFmt formatCode="General" sourceLinked="1"/>
+        <c:majorTickMark val="none"/>
+        <c:minorTickMark val="none"/>
+        <c:tickLblPos val="nextTo"/>
+        <c:spPr>
+          <a:noFill/>
+          <a:ln w="9525" cap="flat" cmpd="sng" algn="ctr">
+            <a:solidFill>
+              <a:schemeClr val="tx1">
+                <a:lumMod val="15000"/>
+                <a:lumOff val="85000"/>
+              </a:schemeClr>
+            </a:solidFill>
+            <a:round/>
+          </a:ln>
+          <a:effectLst/>
+        </c:spPr>
+        <c:txPr>
+          <a:bodyPr rot="-60000000" spcFirstLastPara="1" vertOverflow="ellipsis" vert="horz" wrap="square" anchor="ctr" anchorCtr="1"/>
+          <a:lstStyle/>
+          <a:p>
+            <a:pPr>
+              <a:defRPr sz="900" b="0" i="0" u="none" strike="noStrike" kern="1200" baseline="0">
+                <a:solidFill>
+                  <a:schemeClr val="tx1">
+                    <a:lumMod val="65000"/>
+                    <a:lumOff val="35000"/>
+                  </a:schemeClr>
+                </a:solidFill>
+                <a:latin typeface="+mn-lt"/>
+                <a:ea typeface="+mn-ea"/>
+                <a:cs typeface="+mn-cs"/>
+              </a:defRPr>
+            </a:pPr>
+            <a:endParaRPr lang="en-US"/>
+          </a:p>
+        </c:txPr>
+        <c:crossAx val="29658847"/>
+        <c:crosses val="autoZero"/>
+        <c:auto val="1"/>
+        <c:lblAlgn val="ctr"/>
+        <c:lblOffset val="100"/>
+        <c:noMultiLvlLbl val="0"/>
+      </c:catAx>
+      <c:valAx>
+        <c:axId val="29658847"/>
+        <c:scaling>
+          <c:orientation val="minMax"/>
+        </c:scaling>
+        <c:delete val="0"/>
+        <c:axPos val="l"/>
+        <c:majorGridlines>
+          <c:spPr>
+            <a:ln w="9525" cap="flat" cmpd="sng" algn="ctr">
+              <a:solidFill>
+                <a:schemeClr val="tx1">
+                  <a:lumMod val="15000"/>
+                  <a:lumOff val="85000"/>
+                </a:schemeClr>
+              </a:solidFill>
+              <a:round/>
+            </a:ln>
+            <a:effectLst/>
+          </c:spPr>
+        </c:majorGridlines>
+        <c:numFmt formatCode="General" sourceLinked="1"/>
+        <c:majorTickMark val="none"/>
+        <c:minorTickMark val="none"/>
+        <c:tickLblPos val="nextTo"/>
+        <c:spPr>
+          <a:noFill/>
+          <a:ln>
+            <a:noFill/>
+          </a:ln>
+          <a:effectLst/>
+        </c:spPr>
+        <c:txPr>
+          <a:bodyPr rot="-60000000" spcFirstLastPara="1" vertOverflow="ellipsis" vert="horz" wrap="square" anchor="ctr" anchorCtr="1"/>
+          <a:lstStyle/>
+          <a:p>
+            <a:pPr>
+              <a:defRPr sz="900" b="0" i="0" u="none" strike="noStrike" kern="1200" baseline="0">
+                <a:solidFill>
+                  <a:schemeClr val="tx1">
+                    <a:lumMod val="65000"/>
+                    <a:lumOff val="35000"/>
+                  </a:schemeClr>
+                </a:solidFill>
+                <a:latin typeface="+mn-lt"/>
+                <a:ea typeface="+mn-ea"/>
+                <a:cs typeface="+mn-cs"/>
+              </a:defRPr>
+            </a:pPr>
+            <a:endParaRPr lang="en-US"/>
+          </a:p>
+        </c:txPr>
+        <c:crossAx val="29655519"/>
+        <c:crosses val="autoZero"/>
+        <c:crossBetween val="between"/>
+      </c:valAx>
+      <c:spPr>
+        <a:noFill/>
+        <a:ln>
+          <a:solidFill>
+            <a:schemeClr val="accent5">
+              <a:lumMod val="60000"/>
+              <a:lumOff val="40000"/>
+            </a:schemeClr>
+          </a:solidFill>
+        </a:ln>
+        <a:effectLst/>
+      </c:spPr>
+    </c:plotArea>
+    <c:legend>
+      <c:legendPos val="b"/>
+      <c:overlay val="0"/>
+      <c:spPr>
+        <a:noFill/>
+        <a:ln>
+          <a:noFill/>
+        </a:ln>
+        <a:effectLst/>
+      </c:spPr>
+      <c:txPr>
+        <a:bodyPr rot="0" spcFirstLastPara="1" vertOverflow="ellipsis" vert="horz" wrap="square" anchor="ctr" anchorCtr="1"/>
+        <a:lstStyle/>
+        <a:p>
+          <a:pPr>
+            <a:defRPr sz="900" b="0" i="0" u="none" strike="noStrike" kern="1200" baseline="0">
+              <a:solidFill>
+                <a:schemeClr val="tx1">
+                  <a:lumMod val="65000"/>
+                  <a:lumOff val="35000"/>
+                </a:schemeClr>
+              </a:solidFill>
+              <a:latin typeface="+mn-lt"/>
+              <a:ea typeface="+mn-ea"/>
+              <a:cs typeface="+mn-cs"/>
+            </a:defRPr>
+          </a:pPr>
+          <a:endParaRPr lang="en-US"/>
+        </a:p>
+      </c:txPr>
+    </c:legend>
+    <c:plotVisOnly val="1"/>
+    <c:dispBlanksAs val="gap"/>
+    <c:showDLblsOverMax val="0"/>
+  </c:chart>
+  <c:spPr>
+    <a:solidFill>
+      <a:schemeClr val="bg1"/>
+    </a:solidFill>
+    <a:ln w="9525" cap="flat" cmpd="sng" algn="ctr">
+      <a:solidFill>
+        <a:schemeClr val="tx1">
+          <a:lumMod val="15000"/>
+          <a:lumOff val="85000"/>
+        </a:schemeClr>
+      </a:solidFill>
+      <a:round/>
+    </a:ln>
+    <a:effectLst/>
+  </c:spPr>
+  <c:txPr>
+    <a:bodyPr/>
+    <a:lstStyle/>
+    <a:p>
+      <a:pPr>
+        <a:defRPr/>
+      </a:pPr>
+      <a:endParaRPr lang="en-US"/>
+    </a:p>
+  </c:txPr>
+  <c:externalData r:id="rId3">
+    <c:autoUpdate val="0"/>
+  </c:externalData>
+</c:chartSpace>
+</file>
+
+<file path=word/charts/chart3.xml><?xml version="1.0" encoding="utf-8"?>
+<c:chartSpace xmlns:c="http://schemas.openxmlformats.org/drawingml/2006/chart" xmlns:a="http://schemas.openxmlformats.org/drawingml/2006/main" xmlns:r="http://schemas.openxmlformats.org/officeDocument/2006/relationships" xmlns:c16r2="http://schemas.microsoft.com/office/drawing/2015/06/chart">
+  <c:date1904 val="0"/>
+  <c:lang val="en-US"/>
+  <c:roundedCorners val="0"/>
+  <mc:AlternateContent xmlns:mc="http://schemas.openxmlformats.org/markup-compatibility/2006">
+    <mc:Choice xmlns:c14="http://schemas.microsoft.com/office/drawing/2007/8/2/chart" Requires="c14">
+      <c14:style val="102"/>
+    </mc:Choice>
+    <mc:Fallback>
+      <c:style val="2"/>
+    </mc:Fallback>
+  </mc:AlternateContent>
+  <c:chart>
+    <c:title>
+      <c:tx>
+        <c:rich>
+          <a:bodyPr rot="0" spcFirstLastPara="1" vertOverflow="ellipsis" vert="horz" wrap="square" anchor="ctr" anchorCtr="1"/>
+          <a:lstStyle/>
+          <a:p>
+            <a:pPr>
+              <a:defRPr sz="1400" b="0" i="0" u="none" strike="noStrike" kern="1200" spc="0" baseline="0">
+                <a:solidFill>
+                  <a:schemeClr val="tx1">
+                    <a:lumMod val="65000"/>
+                    <a:lumOff val="35000"/>
+                  </a:schemeClr>
+                </a:solidFill>
+                <a:latin typeface="+mn-lt"/>
+                <a:ea typeface="+mn-ea"/>
+                <a:cs typeface="+mn-cs"/>
+              </a:defRPr>
+            </a:pPr>
+            <a:r>
+              <a:rPr lang="en-US"/>
+              <a:t>F1</a:t>
+            </a:r>
+            <a:r>
+              <a:rPr lang="sr-Cyrl-RS" baseline="0"/>
+              <a:t> мера по типу ентитета (релаксирана метрика)</a:t>
+            </a:r>
+            <a:endParaRPr lang="en-US"/>
+          </a:p>
+        </c:rich>
+      </c:tx>
+      <c:overlay val="0"/>
+      <c:spPr>
+        <a:noFill/>
+        <a:ln>
+          <a:noFill/>
+        </a:ln>
+        <a:effectLst/>
+      </c:spPr>
+      <c:txPr>
+        <a:bodyPr rot="0" spcFirstLastPara="1" vertOverflow="ellipsis" vert="horz" wrap="square" anchor="ctr" anchorCtr="1"/>
+        <a:lstStyle/>
+        <a:p>
+          <a:pPr>
+            <a:defRPr sz="1400" b="0" i="0" u="none" strike="noStrike" kern="1200" spc="0" baseline="0">
+              <a:solidFill>
+                <a:schemeClr val="tx1">
+                  <a:lumMod val="65000"/>
+                  <a:lumOff val="35000"/>
+                </a:schemeClr>
+              </a:solidFill>
+              <a:latin typeface="+mn-lt"/>
+              <a:ea typeface="+mn-ea"/>
+              <a:cs typeface="+mn-cs"/>
+            </a:defRPr>
+          </a:pPr>
+          <a:endParaRPr lang="en-US"/>
+        </a:p>
+      </c:txPr>
+    </c:title>
+    <c:autoTitleDeleted val="0"/>
+    <c:plotArea>
+      <c:layout/>
+      <c:barChart>
+        <c:barDir val="col"/>
+        <c:grouping val="clustered"/>
+        <c:varyColors val="0"/>
+        <c:ser>
+          <c:idx val="0"/>
+          <c:order val="0"/>
+          <c:tx>
+            <c:strRef>
+              <c:f>Sheet1!$B$1</c:f>
+              <c:strCache>
+                <c:ptCount val="1"/>
+                <c:pt idx="0">
+                  <c:v>Qwen3- 4B инструкцијски</c:v>
+                </c:pt>
+              </c:strCache>
+            </c:strRef>
+          </c:tx>
+          <c:spPr>
+            <a:solidFill>
+              <a:schemeClr val="accent1"/>
+            </a:solidFill>
+            <a:ln>
+              <a:noFill/>
+            </a:ln>
+            <a:effectLst/>
+          </c:spPr>
+          <c:invertIfNegative val="0"/>
+          <c:cat>
+            <c:strRef>
+              <c:f>Sheet1!$A$2:$A$9</c:f>
+              <c:strCache>
+                <c:ptCount val="8"/>
+                <c:pt idx="0">
+                  <c:v>COURT</c:v>
+                </c:pt>
+                <c:pt idx="1">
+                  <c:v>DATE</c:v>
+                </c:pt>
+                <c:pt idx="2">
+                  <c:v>DECISION</c:v>
+                </c:pt>
+                <c:pt idx="3">
+                  <c:v>LAW</c:v>
+                </c:pt>
+                <c:pt idx="4">
+                  <c:v>MONEY</c:v>
+                </c:pt>
+                <c:pt idx="5">
+                  <c:v>OFF. GAZ.</c:v>
+                </c:pt>
+                <c:pt idx="6">
+                  <c:v>PERSON</c:v>
+                </c:pt>
+                <c:pt idx="7">
+                  <c:v>REFER.</c:v>
+                </c:pt>
+              </c:strCache>
+            </c:strRef>
+          </c:cat>
+          <c:val>
+            <c:numRef>
+              <c:f>Sheet1!$B$2:$B$9</c:f>
+              <c:numCache>
+                <c:formatCode>General</c:formatCode>
+                <c:ptCount val="8"/>
+                <c:pt idx="0">
+                  <c:v>0.54</c:v>
+                </c:pt>
+                <c:pt idx="1">
+                  <c:v>0.38</c:v>
+                </c:pt>
+                <c:pt idx="2">
+                  <c:v>0.04</c:v>
+                </c:pt>
+                <c:pt idx="3">
+                  <c:v>0.25</c:v>
+                </c:pt>
+                <c:pt idx="4">
+                  <c:v>0.34</c:v>
+                </c:pt>
+                <c:pt idx="5">
+                  <c:v>0.41</c:v>
+                </c:pt>
+                <c:pt idx="6">
+                  <c:v>0.05</c:v>
+                </c:pt>
+                <c:pt idx="7">
+                  <c:v>0.08</c:v>
+                </c:pt>
+              </c:numCache>
+            </c:numRef>
+          </c:val>
+          <c:extLst>
+            <c:ext xmlns:c16="http://schemas.microsoft.com/office/drawing/2014/chart" uri="{C3380CC4-5D6E-409C-BE32-E72D297353CC}">
+              <c16:uniqueId val="{00000000-3F38-4C62-981C-F7AD9631F982}"/>
+            </c:ext>
+          </c:extLst>
+        </c:ser>
+        <c:ser>
+          <c:idx val="1"/>
+          <c:order val="1"/>
+          <c:tx>
+            <c:strRef>
+              <c:f>Sheet1!$C$1</c:f>
+              <c:strCache>
+                <c:ptCount val="1"/>
+                <c:pt idx="0">
+                  <c:v>Qwen3- 4B мислећи</c:v>
+                </c:pt>
+              </c:strCache>
+            </c:strRef>
+          </c:tx>
+          <c:spPr>
+            <a:solidFill>
+              <a:schemeClr val="accent2"/>
+            </a:solidFill>
+            <a:ln>
+              <a:noFill/>
+            </a:ln>
+            <a:effectLst/>
+          </c:spPr>
+          <c:invertIfNegative val="0"/>
+          <c:cat>
+            <c:strRef>
+              <c:f>Sheet1!$A$2:$A$9</c:f>
+              <c:strCache>
+                <c:ptCount val="8"/>
+                <c:pt idx="0">
+                  <c:v>COURT</c:v>
+                </c:pt>
+                <c:pt idx="1">
+                  <c:v>DATE</c:v>
+                </c:pt>
+                <c:pt idx="2">
+                  <c:v>DECISION</c:v>
+                </c:pt>
+                <c:pt idx="3">
+                  <c:v>LAW</c:v>
+                </c:pt>
+                <c:pt idx="4">
+                  <c:v>MONEY</c:v>
+                </c:pt>
+                <c:pt idx="5">
+                  <c:v>OFF. GAZ.</c:v>
+                </c:pt>
+                <c:pt idx="6">
+                  <c:v>PERSON</c:v>
+                </c:pt>
+                <c:pt idx="7">
+                  <c:v>REFER.</c:v>
+                </c:pt>
+              </c:strCache>
+            </c:strRef>
+          </c:cat>
+          <c:val>
+            <c:numRef>
+              <c:f>Sheet1!$C$2:$C$9</c:f>
+              <c:numCache>
+                <c:formatCode>General</c:formatCode>
+                <c:ptCount val="8"/>
+                <c:pt idx="0">
+                  <c:v>0.55000000000000004</c:v>
+                </c:pt>
+                <c:pt idx="1">
+                  <c:v>0.17</c:v>
+                </c:pt>
+                <c:pt idx="2">
+                  <c:v>7.0000000000000007E-2</c:v>
+                </c:pt>
+                <c:pt idx="3">
+                  <c:v>0.36</c:v>
+                </c:pt>
+                <c:pt idx="4">
+                  <c:v>0.28999999999999998</c:v>
+                </c:pt>
+                <c:pt idx="5">
+                  <c:v>0.21</c:v>
+                </c:pt>
+                <c:pt idx="6">
+                  <c:v>0</c:v>
+                </c:pt>
+                <c:pt idx="7">
+                  <c:v>0.09</c:v>
+                </c:pt>
+              </c:numCache>
+            </c:numRef>
+          </c:val>
+          <c:extLst>
+            <c:ext xmlns:c16="http://schemas.microsoft.com/office/drawing/2014/chart" uri="{C3380CC4-5D6E-409C-BE32-E72D297353CC}">
+              <c16:uniqueId val="{00000001-3F38-4C62-981C-F7AD9631F982}"/>
+            </c:ext>
+          </c:extLst>
+        </c:ser>
+        <c:ser>
+          <c:idx val="2"/>
+          <c:order val="2"/>
+          <c:tx>
+            <c:strRef>
+              <c:f>Sheet1!$D$1</c:f>
+              <c:strCache>
+                <c:ptCount val="1"/>
+                <c:pt idx="0">
+                  <c:v>Qwen3- 30B инструкцијски2</c:v>
+                </c:pt>
+              </c:strCache>
+            </c:strRef>
+          </c:tx>
+          <c:spPr>
+            <a:solidFill>
+              <a:schemeClr val="accent3"/>
+            </a:solidFill>
+            <a:ln>
+              <a:noFill/>
+            </a:ln>
+            <a:effectLst/>
+          </c:spPr>
+          <c:invertIfNegative val="0"/>
+          <c:cat>
+            <c:strRef>
+              <c:f>Sheet1!$A$2:$A$9</c:f>
+              <c:strCache>
+                <c:ptCount val="8"/>
+                <c:pt idx="0">
+                  <c:v>COURT</c:v>
+                </c:pt>
+                <c:pt idx="1">
+                  <c:v>DATE</c:v>
+                </c:pt>
+                <c:pt idx="2">
+                  <c:v>DECISION</c:v>
+                </c:pt>
+                <c:pt idx="3">
+                  <c:v>LAW</c:v>
+                </c:pt>
+                <c:pt idx="4">
+                  <c:v>MONEY</c:v>
+                </c:pt>
+                <c:pt idx="5">
+                  <c:v>OFF. GAZ.</c:v>
+                </c:pt>
+                <c:pt idx="6">
+                  <c:v>PERSON</c:v>
+                </c:pt>
+                <c:pt idx="7">
+                  <c:v>REFER.</c:v>
+                </c:pt>
+              </c:strCache>
+            </c:strRef>
+          </c:cat>
+          <c:val>
+            <c:numRef>
+              <c:f>Sheet1!$D$2:$D$9</c:f>
+              <c:numCache>
+                <c:formatCode>General</c:formatCode>
+                <c:ptCount val="8"/>
+                <c:pt idx="0">
+                  <c:v>0.45</c:v>
+                </c:pt>
+                <c:pt idx="1">
+                  <c:v>0.63</c:v>
+                </c:pt>
+                <c:pt idx="2">
+                  <c:v>0.04</c:v>
+                </c:pt>
+                <c:pt idx="3">
+                  <c:v>0.28999999999999998</c:v>
+                </c:pt>
+                <c:pt idx="4">
+                  <c:v>0.24</c:v>
+                </c:pt>
+                <c:pt idx="5">
+                  <c:v>0.43</c:v>
+                </c:pt>
+                <c:pt idx="6">
+                  <c:v>0</c:v>
+                </c:pt>
+                <c:pt idx="7">
+                  <c:v>0.26</c:v>
+                </c:pt>
+              </c:numCache>
+            </c:numRef>
+          </c:val>
+          <c:extLst>
+            <c:ext xmlns:c16="http://schemas.microsoft.com/office/drawing/2014/chart" uri="{C3380CC4-5D6E-409C-BE32-E72D297353CC}">
+              <c16:uniqueId val="{00000002-3F38-4C62-981C-F7AD9631F982}"/>
+            </c:ext>
+          </c:extLst>
+        </c:ser>
+        <c:ser>
+          <c:idx val="3"/>
+          <c:order val="3"/>
+          <c:tx>
+            <c:strRef>
+              <c:f>Sheet1!$E$1</c:f>
+              <c:strCache>
+                <c:ptCount val="1"/>
+                <c:pt idx="0">
+                  <c:v>Qwen3- 30B мислећи</c:v>
+                </c:pt>
+              </c:strCache>
+            </c:strRef>
+          </c:tx>
+          <c:spPr>
+            <a:solidFill>
+              <a:schemeClr val="accent4"/>
+            </a:solidFill>
+            <a:ln>
+              <a:noFill/>
+            </a:ln>
+            <a:effectLst/>
+          </c:spPr>
+          <c:invertIfNegative val="0"/>
+          <c:cat>
+            <c:strRef>
+              <c:f>Sheet1!$A$2:$A$9</c:f>
+              <c:strCache>
+                <c:ptCount val="8"/>
+                <c:pt idx="0">
+                  <c:v>COURT</c:v>
+                </c:pt>
+                <c:pt idx="1">
+                  <c:v>DATE</c:v>
+                </c:pt>
+                <c:pt idx="2">
+                  <c:v>DECISION</c:v>
+                </c:pt>
+                <c:pt idx="3">
+                  <c:v>LAW</c:v>
+                </c:pt>
+                <c:pt idx="4">
+                  <c:v>MONEY</c:v>
+                </c:pt>
+                <c:pt idx="5">
+                  <c:v>OFF. GAZ.</c:v>
+                </c:pt>
+                <c:pt idx="6">
+                  <c:v>PERSON</c:v>
+                </c:pt>
+                <c:pt idx="7">
+                  <c:v>REFER.</c:v>
+                </c:pt>
+              </c:strCache>
+            </c:strRef>
+          </c:cat>
+          <c:val>
+            <c:numRef>
+              <c:f>Sheet1!$E$2:$E$9</c:f>
+              <c:numCache>
+                <c:formatCode>General</c:formatCode>
+                <c:ptCount val="8"/>
+                <c:pt idx="0">
+                  <c:v>0.63</c:v>
+                </c:pt>
+                <c:pt idx="1">
+                  <c:v>0.4</c:v>
+                </c:pt>
+                <c:pt idx="2">
+                  <c:v>0.1</c:v>
+                </c:pt>
+                <c:pt idx="3">
+                  <c:v>0.45</c:v>
+                </c:pt>
+                <c:pt idx="4">
+                  <c:v>0.28999999999999998</c:v>
+                </c:pt>
+                <c:pt idx="5">
+                  <c:v>0.19</c:v>
+                </c:pt>
+                <c:pt idx="6">
+                  <c:v>0</c:v>
+                </c:pt>
+                <c:pt idx="7">
+                  <c:v>0.33</c:v>
+                </c:pt>
+              </c:numCache>
+            </c:numRef>
+          </c:val>
+          <c:extLst>
+            <c:ext xmlns:c16="http://schemas.microsoft.com/office/drawing/2014/chart" uri="{C3380CC4-5D6E-409C-BE32-E72D297353CC}">
+              <c16:uniqueId val="{00000003-3F38-4C62-981C-F7AD9631F982}"/>
+            </c:ext>
+          </c:extLst>
+        </c:ser>
+        <c:ser>
+          <c:idx val="4"/>
+          <c:order val="4"/>
+          <c:tx>
+            <c:strRef>
+              <c:f>Sheet1!$F$1</c:f>
+              <c:strCache>
+                <c:ptCount val="1"/>
+                <c:pt idx="0">
+                  <c:v>NER4Legal</c:v>
+                </c:pt>
+              </c:strCache>
+            </c:strRef>
+          </c:tx>
+          <c:spPr>
+            <a:solidFill>
+              <a:schemeClr val="accent5"/>
+            </a:solidFill>
+            <a:ln>
+              <a:noFill/>
+            </a:ln>
+            <a:effectLst/>
+          </c:spPr>
+          <c:invertIfNegative val="0"/>
+          <c:cat>
+            <c:strRef>
+              <c:f>Sheet1!$A$2:$A$9</c:f>
+              <c:strCache>
+                <c:ptCount val="8"/>
+                <c:pt idx="0">
+                  <c:v>COURT</c:v>
+                </c:pt>
+                <c:pt idx="1">
+                  <c:v>DATE</c:v>
+                </c:pt>
+                <c:pt idx="2">
+                  <c:v>DECISION</c:v>
+                </c:pt>
+                <c:pt idx="3">
+                  <c:v>LAW</c:v>
+                </c:pt>
+                <c:pt idx="4">
+                  <c:v>MONEY</c:v>
+                </c:pt>
+                <c:pt idx="5">
+                  <c:v>OFF. GAZ.</c:v>
+                </c:pt>
+                <c:pt idx="6">
+                  <c:v>PERSON</c:v>
+                </c:pt>
+                <c:pt idx="7">
+                  <c:v>REFER.</c:v>
+                </c:pt>
+              </c:strCache>
+            </c:strRef>
+          </c:cat>
+          <c:val>
+            <c:numRef>
+              <c:f>Sheet1!$F$2:$F$9</c:f>
+              <c:numCache>
+                <c:formatCode>General</c:formatCode>
+                <c:ptCount val="8"/>
+                <c:pt idx="0">
+                  <c:v>0.03</c:v>
+                </c:pt>
+                <c:pt idx="1">
+                  <c:v>0.63</c:v>
+                </c:pt>
+                <c:pt idx="2">
+                  <c:v>0</c:v>
+                </c:pt>
+                <c:pt idx="3">
+                  <c:v>0.16</c:v>
+                </c:pt>
+                <c:pt idx="4">
+                  <c:v>0.65</c:v>
+                </c:pt>
+                <c:pt idx="5">
+                  <c:v>0.55000000000000004</c:v>
+                </c:pt>
+                <c:pt idx="6">
+                  <c:v>0</c:v>
+                </c:pt>
+                <c:pt idx="7">
+                  <c:v>0.03</c:v>
+                </c:pt>
+              </c:numCache>
+            </c:numRef>
+          </c:val>
+          <c:extLst>
+            <c:ext xmlns:c16="http://schemas.microsoft.com/office/drawing/2014/chart" uri="{C3380CC4-5D6E-409C-BE32-E72D297353CC}">
+              <c16:uniqueId val="{00000004-3F38-4C62-981C-F7AD9631F982}"/>
+            </c:ext>
+          </c:extLst>
+        </c:ser>
+        <c:dLbls>
+          <c:showLegendKey val="0"/>
+          <c:showVal val="0"/>
+          <c:showCatName val="0"/>
+          <c:showSerName val="0"/>
+          <c:showPercent val="0"/>
+          <c:showBubbleSize val="0"/>
+        </c:dLbls>
+        <c:gapWidth val="219"/>
+        <c:overlap val="-27"/>
+        <c:axId val="677805199"/>
+        <c:axId val="677805615"/>
+      </c:barChart>
+      <c:catAx>
+        <c:axId val="677805199"/>
+        <c:scaling>
+          <c:orientation val="minMax"/>
+        </c:scaling>
+        <c:delete val="0"/>
+        <c:axPos val="b"/>
+        <c:numFmt formatCode="General" sourceLinked="1"/>
+        <c:majorTickMark val="none"/>
+        <c:minorTickMark val="none"/>
+        <c:tickLblPos val="nextTo"/>
+        <c:spPr>
+          <a:noFill/>
+          <a:ln w="9525" cap="flat" cmpd="sng" algn="ctr">
+            <a:solidFill>
+              <a:schemeClr val="tx1">
+                <a:lumMod val="15000"/>
+                <a:lumOff val="85000"/>
+              </a:schemeClr>
+            </a:solidFill>
+            <a:round/>
+          </a:ln>
+          <a:effectLst/>
+        </c:spPr>
+        <c:txPr>
+          <a:bodyPr rot="-60000000" spcFirstLastPara="1" vertOverflow="ellipsis" vert="horz" wrap="square" anchor="ctr" anchorCtr="1"/>
+          <a:lstStyle/>
+          <a:p>
+            <a:pPr>
+              <a:defRPr sz="900" b="0" i="0" u="none" strike="noStrike" kern="1200" baseline="0">
+                <a:solidFill>
+                  <a:schemeClr val="tx1">
+                    <a:lumMod val="65000"/>
+                    <a:lumOff val="35000"/>
+                  </a:schemeClr>
+                </a:solidFill>
+                <a:latin typeface="+mn-lt"/>
+                <a:ea typeface="+mn-ea"/>
+                <a:cs typeface="+mn-cs"/>
+              </a:defRPr>
+            </a:pPr>
+            <a:endParaRPr lang="en-US"/>
+          </a:p>
+        </c:txPr>
+        <c:crossAx val="677805615"/>
+        <c:crosses val="autoZero"/>
+        <c:auto val="1"/>
+        <c:lblAlgn val="ctr"/>
+        <c:lblOffset val="100"/>
+        <c:noMultiLvlLbl val="0"/>
+      </c:catAx>
+      <c:valAx>
+        <c:axId val="677805615"/>
+        <c:scaling>
+          <c:orientation val="minMax"/>
+        </c:scaling>
+        <c:delete val="0"/>
+        <c:axPos val="l"/>
+        <c:majorGridlines>
+          <c:spPr>
+            <a:ln w="9525" cap="flat" cmpd="sng" algn="ctr">
+              <a:solidFill>
+                <a:schemeClr val="tx1">
+                  <a:lumMod val="15000"/>
+                  <a:lumOff val="85000"/>
+                </a:schemeClr>
+              </a:solidFill>
+              <a:round/>
+            </a:ln>
+            <a:effectLst/>
+          </c:spPr>
+        </c:majorGridlines>
+        <c:numFmt formatCode="General" sourceLinked="1"/>
+        <c:majorTickMark val="none"/>
+        <c:minorTickMark val="none"/>
+        <c:tickLblPos val="nextTo"/>
+        <c:spPr>
+          <a:noFill/>
+          <a:ln>
+            <a:noFill/>
+          </a:ln>
+          <a:effectLst/>
+        </c:spPr>
+        <c:txPr>
+          <a:bodyPr rot="-60000000" spcFirstLastPara="1" vertOverflow="ellipsis" vert="horz" wrap="square" anchor="ctr" anchorCtr="1"/>
+          <a:lstStyle/>
+          <a:p>
+            <a:pPr>
+              <a:defRPr sz="900" b="0" i="0" u="none" strike="noStrike" kern="1200" baseline="0">
+                <a:solidFill>
+                  <a:schemeClr val="tx1">
+                    <a:lumMod val="65000"/>
+                    <a:lumOff val="35000"/>
+                  </a:schemeClr>
+                </a:solidFill>
+                <a:latin typeface="+mn-lt"/>
+                <a:ea typeface="+mn-ea"/>
+                <a:cs typeface="+mn-cs"/>
+              </a:defRPr>
+            </a:pPr>
+            <a:endParaRPr lang="en-US"/>
+          </a:p>
+        </c:txPr>
+        <c:crossAx val="677805199"/>
+        <c:crosses val="autoZero"/>
+        <c:crossBetween val="between"/>
+      </c:valAx>
+      <c:spPr>
+        <a:noFill/>
+        <a:ln>
+          <a:noFill/>
+        </a:ln>
+        <a:effectLst/>
+      </c:spPr>
+    </c:plotArea>
+    <c:legend>
+      <c:legendPos val="b"/>
+      <c:overlay val="0"/>
+      <c:spPr>
+        <a:noFill/>
+        <a:ln>
+          <a:noFill/>
+        </a:ln>
+        <a:effectLst/>
+      </c:spPr>
+      <c:txPr>
+        <a:bodyPr rot="0" spcFirstLastPara="1" vertOverflow="ellipsis" vert="horz" wrap="square" anchor="ctr" anchorCtr="1"/>
+        <a:lstStyle/>
+        <a:p>
+          <a:pPr>
+            <a:defRPr sz="900" b="0" i="0" u="none" strike="noStrike" kern="1200" baseline="0">
+              <a:solidFill>
+                <a:schemeClr val="tx1">
+                  <a:lumMod val="65000"/>
+                  <a:lumOff val="35000"/>
+                </a:schemeClr>
+              </a:solidFill>
+              <a:latin typeface="+mn-lt"/>
+              <a:ea typeface="+mn-ea"/>
+              <a:cs typeface="+mn-cs"/>
+            </a:defRPr>
+          </a:pPr>
+          <a:endParaRPr lang="en-US"/>
+        </a:p>
+      </c:txPr>
+    </c:legend>
+    <c:plotVisOnly val="1"/>
+    <c:dispBlanksAs val="gap"/>
+    <c:showDLblsOverMax val="0"/>
+  </c:chart>
+  <c:spPr>
+    <a:solidFill>
+      <a:schemeClr val="bg1"/>
+    </a:solidFill>
+    <a:ln w="9525" cap="flat" cmpd="sng" algn="ctr">
+      <a:solidFill>
+        <a:schemeClr val="tx1">
+          <a:lumMod val="15000"/>
+          <a:lumOff val="85000"/>
+        </a:schemeClr>
+      </a:solidFill>
+      <a:round/>
+    </a:ln>
+    <a:effectLst/>
+  </c:spPr>
+  <c:txPr>
+    <a:bodyPr/>
+    <a:lstStyle/>
+    <a:p>
+      <a:pPr>
+        <a:defRPr/>
+      </a:pPr>
+      <a:endParaRPr lang="en-US"/>
+    </a:p>
+  </c:txPr>
+  <c:externalData r:id="rId3">
+    <c:autoUpdate val="0"/>
+  </c:externalData>
+</c:chartSpace>
+</file>
+
+<file path=word/charts/colors1.xml><?xml version="1.0" encoding="utf-8"?>
+<cs:colorStyle xmlns:cs="http://schemas.microsoft.com/office/drawing/2012/chartStyle" xmlns:a="http://schemas.openxmlformats.org/drawingml/2006/main" meth="cycle" id="10">
+  <a:schemeClr val="accent1"/>
+  <a:schemeClr val="accent2"/>
+  <a:schemeClr val="accent3"/>
+  <a:schemeClr val="accent4"/>
+  <a:schemeClr val="accent5"/>
+  <a:schemeClr val="accent6"/>
+  <cs:variation/>
+  <cs:variation>
+    <a:lumMod val="60000"/>
+  </cs:variation>
+  <cs:variation>
+    <a:lumMod val="80000"/>
+    <a:lumOff val="20000"/>
+  </cs:variation>
+  <cs:variation>
+    <a:lumMod val="80000"/>
+  </cs:variation>
+  <cs:variation>
+    <a:lumMod val="60000"/>
+    <a:lumOff val="40000"/>
+  </cs:variation>
+  <cs:variation>
+    <a:lumMod val="50000"/>
+  </cs:variation>
+  <cs:variation>
+    <a:lumMod val="70000"/>
+    <a:lumOff val="30000"/>
+  </cs:variation>
+  <cs:variation>
+    <a:lumMod val="70000"/>
+  </cs:variation>
+  <cs:variation>
+    <a:lumMod val="50000"/>
+    <a:lumOff val="50000"/>
+  </cs:variation>
+</cs:colorStyle>
+</file>
+
+<file path=word/charts/colors2.xml><?xml version="1.0" encoding="utf-8"?>
+<cs:colorStyle xmlns:cs="http://schemas.microsoft.com/office/drawing/2012/chartStyle" xmlns:a="http://schemas.openxmlformats.org/drawingml/2006/main" meth="cycle" id="10">
+  <a:schemeClr val="accent1"/>
+  <a:schemeClr val="accent2"/>
+  <a:schemeClr val="accent3"/>
+  <a:schemeClr val="accent4"/>
+  <a:schemeClr val="accent5"/>
+  <a:schemeClr val="accent6"/>
+  <cs:variation/>
+  <cs:variation>
+    <a:lumMod val="60000"/>
+  </cs:variation>
+  <cs:variation>
+    <a:lumMod val="80000"/>
+    <a:lumOff val="20000"/>
+  </cs:variation>
+  <cs:variation>
+    <a:lumMod val="80000"/>
+  </cs:variation>
+  <cs:variation>
+    <a:lumMod val="60000"/>
+    <a:lumOff val="40000"/>
+  </cs:variation>
+  <cs:variation>
+    <a:lumMod val="50000"/>
+  </cs:variation>
+  <cs:variation>
+    <a:lumMod val="70000"/>
+    <a:lumOff val="30000"/>
+  </cs:variation>
+  <cs:variation>
+    <a:lumMod val="70000"/>
+  </cs:variation>
+  <cs:variation>
+    <a:lumMod val="50000"/>
+    <a:lumOff val="50000"/>
+  </cs:variation>
+</cs:colorStyle>
+</file>
+
+<file path=word/charts/colors3.xml><?xml version="1.0" encoding="utf-8"?>
+<cs:colorStyle xmlns:cs="http://schemas.microsoft.com/office/drawing/2012/chartStyle" xmlns:a="http://schemas.openxmlformats.org/drawingml/2006/main" meth="cycle" id="10">
+  <a:schemeClr val="accent1"/>
+  <a:schemeClr val="accent2"/>
+  <a:schemeClr val="accent3"/>
+  <a:schemeClr val="accent4"/>
+  <a:schemeClr val="accent5"/>
+  <a:schemeClr val="accent6"/>
+  <cs:variation/>
+  <cs:variation>
+    <a:lumMod val="60000"/>
+  </cs:variation>
+  <cs:variation>
+    <a:lumMod val="80000"/>
+    <a:lumOff val="20000"/>
+  </cs:variation>
+  <cs:variation>
+    <a:lumMod val="80000"/>
+  </cs:variation>
+  <cs:variation>
+    <a:lumMod val="60000"/>
+    <a:lumOff val="40000"/>
+  </cs:variation>
+  <cs:variation>
+    <a:lumMod val="50000"/>
+  </cs:variation>
+  <cs:variation>
+    <a:lumMod val="70000"/>
+    <a:lumOff val="30000"/>
+  </cs:variation>
+  <cs:variation>
+    <a:lumMod val="70000"/>
+  </cs:variation>
+  <cs:variation>
+    <a:lumMod val="50000"/>
+    <a:lumOff val="50000"/>
+  </cs:variation>
+</cs:colorStyle>
+</file>
+
+<file path=word/charts/style1.xml><?xml version="1.0" encoding="utf-8"?>
+<cs:chartStyle xmlns:cs="http://schemas.microsoft.com/office/drawing/2012/chartStyle" xmlns:a="http://schemas.openxmlformats.org/drawingml/2006/main" id="201">
+  <cs:axisTitle>
+    <cs:lnRef idx="0"/>
+    <cs:fillRef idx="0"/>
+    <cs:effectRef idx="0"/>
+    <cs:fontRef idx="minor">
+      <a:schemeClr val="tx1">
+        <a:lumMod val="65000"/>
+        <a:lumOff val="35000"/>
+      </a:schemeClr>
+    </cs:fontRef>
+    <cs:defRPr sz="1000" kern="1200"/>
+  </cs:axisTitle>
+  <cs:categoryAxis>
+    <cs:lnRef idx="0"/>
+    <cs:fillRef idx="0"/>
+    <cs:effectRef idx="0"/>
+    <cs:fontRef idx="minor">
+      <a:schemeClr val="tx1">
+        <a:lumMod val="65000"/>
+        <a:lumOff val="35000"/>
+      </a:schemeClr>
+    </cs:fontRef>
+    <cs:spPr>
+      <a:ln w="9525" cap="flat" cmpd="sng" algn="ctr">
+        <a:solidFill>
+          <a:schemeClr val="tx1">
+            <a:lumMod val="15000"/>
+            <a:lumOff val="85000"/>
+          </a:schemeClr>
+        </a:solidFill>
+        <a:round/>
+      </a:ln>
+    </cs:spPr>
+    <cs:defRPr sz="900" kern="1200"/>
+  </cs:categoryAxis>
+  <cs:chartArea mods="allowNoFillOverride allowNoLineOverride">
+    <cs:lnRef idx="0"/>
+    <cs:fillRef idx="0"/>
+    <cs:effectRef idx="0"/>
+    <cs:fontRef idx="minor">
+      <a:schemeClr val="tx1"/>
+    </cs:fontRef>
+    <cs:spPr>
+      <a:solidFill>
+        <a:schemeClr val="bg1"/>
+      </a:solidFill>
+      <a:ln w="9525" cap="flat" cmpd="sng" algn="ctr">
+        <a:solidFill>
+          <a:schemeClr val="tx1">
+            <a:lumMod val="15000"/>
+            <a:lumOff val="85000"/>
+          </a:schemeClr>
+        </a:solidFill>
+        <a:round/>
+      </a:ln>
+    </cs:spPr>
+    <cs:defRPr sz="1000" kern="1200"/>
+  </cs:chartArea>
+  <cs:dataLabel>
+    <cs:lnRef idx="0"/>
+    <cs:fillRef idx="0"/>
+    <cs:effectRef idx="0"/>
+    <cs:fontRef idx="minor">
+      <a:schemeClr val="tx1">
+        <a:lumMod val="75000"/>
+        <a:lumOff val="25000"/>
+      </a:schemeClr>
+    </cs:fontRef>
+    <cs:defRPr sz="900" kern="1200"/>
+  </cs:dataLabel>
+  <cs:dataLabelCallout>
+    <cs:lnRef idx="0"/>
+    <cs:fillRef idx="0"/>
+    <cs:effectRef idx="0"/>
+    <cs:fontRef idx="minor">
+      <a:schemeClr val="dk1">
+        <a:lumMod val="65000"/>
+        <a:lumOff val="35000"/>
+      </a:schemeClr>
+    </cs:fontRef>
+    <cs:spPr>
+      <a:solidFill>
+        <a:schemeClr val="lt1"/>
+      </a:solidFill>
+      <a:ln>
+        <a:solidFill>
+          <a:schemeClr val="dk1">
+            <a:lumMod val="25000"/>
+            <a:lumOff val="75000"/>
+          </a:schemeClr>
+        </a:solidFill>
+      </a:ln>
+    </cs:spPr>
+    <cs:defRPr sz="900" kern="1200"/>
+    <cs:bodyPr rot="0" spcFirstLastPara="1" vertOverflow="clip" horzOverflow="clip" vert="horz" wrap="square" lIns="36576" tIns="18288" rIns="36576" bIns="18288" anchor="ctr" anchorCtr="1">
+      <a:spAutoFit/>
+    </cs:bodyPr>
+  </cs:dataLabelCallout>
+  <cs:dataPoint>
+    <cs:lnRef idx="0"/>
+    <cs:fillRef idx="1">
+      <cs:styleClr val="auto"/>
+    </cs:fillRef>
+    <cs:effectRef idx="0"/>
+    <cs:fontRef idx="minor">
+      <a:schemeClr val="tx1"/>
+    </cs:fontRef>
+  </cs:dataPoint>
+  <cs:dataPoint3D>
+    <cs:lnRef idx="0"/>
+    <cs:fillRef idx="1">
+      <cs:styleClr val="auto"/>
+    </cs:fillRef>
+    <cs:effectRef idx="0"/>
+    <cs:fontRef idx="minor">
+      <a:schemeClr val="tx1"/>
+    </cs:fontRef>
+  </cs:dataPoint3D>
+  <cs:dataPointLine>
+    <cs:lnRef idx="0">
+      <cs:styleClr val="auto"/>
+    </cs:lnRef>
+    <cs:fillRef idx="1"/>
+    <cs:effectRef idx="0"/>
+    <cs:fontRef idx="minor">
+      <a:schemeClr val="tx1"/>
+    </cs:fontRef>
+    <cs:spPr>
+      <a:ln w="28575" cap="rnd">
+        <a:solidFill>
+          <a:schemeClr val="phClr"/>
+        </a:solidFill>
+        <a:round/>
+      </a:ln>
+    </cs:spPr>
+  </cs:dataPointLine>
+  <cs:dataPointMarker>
+    <cs:lnRef idx="0">
+      <cs:styleClr val="auto"/>
+    </cs:lnRef>
+    <cs:fillRef idx="1">
+      <cs:styleClr val="auto"/>
+    </cs:fillRef>
+    <cs:effectRef idx="0"/>
+    <cs:fontRef idx="minor">
+      <a:schemeClr val="tx1"/>
+    </cs:fontRef>
+    <cs:spPr>
+      <a:ln w="9525">
+        <a:solidFill>
+          <a:schemeClr val="phClr"/>
+        </a:solidFill>
+      </a:ln>
+    </cs:spPr>
+  </cs:dataPointMarker>
+  <cs:dataPointMarkerLayout symbol="circle" size="5"/>
+  <cs:dataPointWireframe>
+    <cs:lnRef idx="0">
+      <cs:styleClr val="auto"/>
+    </cs:lnRef>
+    <cs:fillRef idx="1"/>
+    <cs:effectRef idx="0"/>
+    <cs:fontRef idx="minor">
+      <a:schemeClr val="tx1"/>
+    </cs:fontRef>
+    <cs:spPr>
+      <a:ln w="9525" cap="rnd">
+        <a:solidFill>
+          <a:schemeClr val="phClr"/>
+        </a:solidFill>
+        <a:round/>
+      </a:ln>
+    </cs:spPr>
+  </cs:dataPointWireframe>
+  <cs:dataTable>
+    <cs:lnRef idx="0"/>
+    <cs:fillRef idx="0"/>
+    <cs:effectRef idx="0"/>
+    <cs:fontRef idx="minor">
+      <a:schemeClr val="tx1">
+        <a:lumMod val="65000"/>
+        <a:lumOff val="35000"/>
+      </a:schemeClr>
+    </cs:fontRef>
+    <cs:spPr>
+      <a:noFill/>
+      <a:ln w="9525" cap="flat" cmpd="sng" algn="ctr">
+        <a:solidFill>
+          <a:schemeClr val="tx1">
+            <a:lumMod val="15000"/>
+            <a:lumOff val="85000"/>
+          </a:schemeClr>
+        </a:solidFill>
+        <a:round/>
+      </a:ln>
+    </cs:spPr>
+    <cs:defRPr sz="900" kern="1200"/>
+  </cs:dataTable>
+  <cs:downBar>
+    <cs:lnRef idx="0"/>
+    <cs:fillRef idx="0"/>
+    <cs:effectRef idx="0"/>
+    <cs:fontRef idx="minor">
+      <a:schemeClr val="dk1"/>
+    </cs:fontRef>
+    <cs:spPr>
+      <a:solidFill>
+        <a:schemeClr val="dk1">
+          <a:lumMod val="65000"/>
+          <a:lumOff val="35000"/>
+        </a:schemeClr>
+      </a:solidFill>
+      <a:ln w="9525">
+        <a:solidFill>
+          <a:schemeClr val="tx1">
+            <a:lumMod val="65000"/>
+            <a:lumOff val="35000"/>
+          </a:schemeClr>
+        </a:solidFill>
+      </a:ln>
+    </cs:spPr>
+  </cs:downBar>
+  <cs:dropLine>
+    <cs:lnRef idx="0"/>
+    <cs:fillRef idx="0"/>
+    <cs:effectRef idx="0"/>
+    <cs:fontRef idx="minor">
+      <a:schemeClr val="tx1"/>
+    </cs:fontRef>
+    <cs:spPr>
+      <a:ln w="9525" cap="flat" cmpd="sng" algn="ctr">
+        <a:solidFill>
+          <a:schemeClr val="tx1">
+            <a:lumMod val="35000"/>
+            <a:lumOff val="65000"/>
+          </a:schemeClr>
+        </a:solidFill>
+        <a:round/>
+      </a:ln>
+    </cs:spPr>
+  </cs:dropLine>
+  <cs:errorBar>
+    <cs:lnRef idx="0"/>
+    <cs:fillRef idx="0"/>
+    <cs:effectRef idx="0"/>
+    <cs:fontRef idx="minor">
+      <a:schemeClr val="tx1"/>
+    </cs:fontRef>
+    <cs:spPr>
+      <a:ln w="9525" cap="flat" cmpd="sng" algn="ctr">
+        <a:solidFill>
+          <a:schemeClr val="tx1">
+            <a:lumMod val="65000"/>
+            <a:lumOff val="35000"/>
+          </a:schemeClr>
+        </a:solidFill>
+        <a:round/>
+      </a:ln>
+    </cs:spPr>
+  </cs:errorBar>
+  <cs:floor>
+    <cs:lnRef idx="0"/>
+    <cs:fillRef idx="0"/>
+    <cs:effectRef idx="0"/>
+    <cs:fontRef idx="minor">
+      <a:schemeClr val="tx1"/>
+    </cs:fontRef>
+    <cs:spPr>
+      <a:noFill/>
+      <a:ln>
+        <a:noFill/>
+      </a:ln>
+    </cs:spPr>
+  </cs:floor>
+  <cs:gridlineMajor>
+    <cs:lnRef idx="0"/>
+    <cs:fillRef idx="0"/>
+    <cs:effectRef idx="0"/>
+    <cs:fontRef idx="minor">
+      <a:schemeClr val="tx1"/>
+    </cs:fontRef>
+    <cs:spPr>
+      <a:ln w="9525" cap="flat" cmpd="sng" algn="ctr">
+        <a:solidFill>
+          <a:schemeClr val="tx1">
+            <a:lumMod val="15000"/>
+            <a:lumOff val="85000"/>
+          </a:schemeClr>
+        </a:solidFill>
+        <a:round/>
+      </a:ln>
+    </cs:spPr>
+  </cs:gridlineMajor>
+  <cs:gridlineMinor>
+    <cs:lnRef idx="0"/>
+    <cs:fillRef idx="0"/>
+    <cs:effectRef idx="0"/>
+    <cs:fontRef idx="minor">
+      <a:schemeClr val="tx1"/>
+    </cs:fontRef>
+    <cs:spPr>
+      <a:ln w="9525" cap="flat" cmpd="sng" algn="ctr">
+        <a:solidFill>
+          <a:schemeClr val="tx1">
+            <a:lumMod val="5000"/>
+            <a:lumOff val="95000"/>
+          </a:schemeClr>
+        </a:solidFill>
+        <a:round/>
+      </a:ln>
+    </cs:spPr>
+  </cs:gridlineMinor>
+  <cs:hiLoLine>
+    <cs:lnRef idx="0"/>
+    <cs:fillRef idx="0"/>
+    <cs:effectRef idx="0"/>
+    <cs:fontRef idx="minor">
+      <a:schemeClr val="tx1"/>
+    </cs:fontRef>
+    <cs:spPr>
+      <a:ln w="9525" cap="flat" cmpd="sng" algn="ctr">
+        <a:solidFill>
+          <a:schemeClr val="tx1">
+            <a:lumMod val="75000"/>
+            <a:lumOff val="25000"/>
+          </a:schemeClr>
+        </a:solidFill>
+        <a:round/>
+      </a:ln>
+    </cs:spPr>
+  </cs:hiLoLine>
+  <cs:leaderLine>
+    <cs:lnRef idx="0"/>
+    <cs:fillRef idx="0"/>
+    <cs:effectRef idx="0"/>
+    <cs:fontRef idx="minor">
+      <a:schemeClr val="tx1"/>
+    </cs:fontRef>
+    <cs:spPr>
+      <a:ln w="9525" cap="flat" cmpd="sng" algn="ctr">
+        <a:solidFill>
+          <a:schemeClr val="tx1">
+            <a:lumMod val="35000"/>
+            <a:lumOff val="65000"/>
+          </a:schemeClr>
+        </a:solidFill>
+        <a:round/>
+      </a:ln>
+    </cs:spPr>
+  </cs:leaderLine>
+  <cs:legend>
+    <cs:lnRef idx="0"/>
+    <cs:fillRef idx="0"/>
+    <cs:effectRef idx="0"/>
+    <cs:fontRef idx="minor">
+      <a:schemeClr val="tx1">
+        <a:lumMod val="65000"/>
+        <a:lumOff val="35000"/>
+      </a:schemeClr>
+    </cs:fontRef>
+    <cs:defRPr sz="900" kern="1200"/>
+  </cs:legend>
+  <cs:plotArea mods="allowNoFillOverride allowNoLineOverride">
+    <cs:lnRef idx="0"/>
+    <cs:fillRef idx="0"/>
+    <cs:effectRef idx="0"/>
+    <cs:fontRef idx="minor">
+      <a:schemeClr val="tx1"/>
+    </cs:fontRef>
+  </cs:plotArea>
+  <cs:plotArea3D mods="allowNoFillOverride allowNoLineOverride">
+    <cs:lnRef idx="0"/>
+    <cs:fillRef idx="0"/>
+    <cs:effectRef idx="0"/>
+    <cs:fontRef idx="minor">
+      <a:schemeClr val="tx1"/>
+    </cs:fontRef>
+  </cs:plotArea3D>
+  <cs:seriesAxis>
+    <cs:lnRef idx="0"/>
+    <cs:fillRef idx="0"/>
+    <cs:effectRef idx="0"/>
+    <cs:fontRef idx="minor">
+      <a:schemeClr val="tx1">
+        <a:lumMod val="65000"/>
+        <a:lumOff val="35000"/>
+      </a:schemeClr>
+    </cs:fontRef>
+    <cs:defRPr sz="900" kern="1200"/>
+  </cs:seriesAxis>
+  <cs:seriesLine>
+    <cs:lnRef idx="0"/>
+    <cs:fillRef idx="0"/>
+    <cs:effectRef idx="0"/>
+    <cs:fontRef idx="minor">
+      <a:schemeClr val="tx1"/>
+    </cs:fontRef>
+    <cs:spPr>
+      <a:ln w="9525" cap="flat" cmpd="sng" algn="ctr">
+        <a:solidFill>
+          <a:schemeClr val="tx1">
+            <a:lumMod val="35000"/>
+            <a:lumOff val="65000"/>
+          </a:schemeClr>
+        </a:solidFill>
+        <a:round/>
+      </a:ln>
+    </cs:spPr>
+  </cs:seriesLine>
+  <cs:title>
+    <cs:lnRef idx="0"/>
+    <cs:fillRef idx="0"/>
+    <cs:effectRef idx="0"/>
+    <cs:fontRef idx="minor">
+      <a:schemeClr val="tx1">
+        <a:lumMod val="65000"/>
+        <a:lumOff val="35000"/>
+      </a:schemeClr>
+    </cs:fontRef>
+    <cs:defRPr sz="1400" b="0" kern="1200" spc="0" baseline="0"/>
+  </cs:title>
+  <cs:trendline>
+    <cs:lnRef idx="0">
+      <cs:styleClr val="auto"/>
+    </cs:lnRef>
+    <cs:fillRef idx="0"/>
+    <cs:effectRef idx="0"/>
+    <cs:fontRef idx="minor">
+      <a:schemeClr val="tx1"/>
+    </cs:fontRef>
+    <cs:spPr>
+      <a:ln w="19050" cap="rnd">
+        <a:solidFill>
+          <a:schemeClr val="phClr"/>
+        </a:solidFill>
+        <a:prstDash val="sysDot"/>
+      </a:ln>
+    </cs:spPr>
+  </cs:trendline>
+  <cs:trendlineLabel>
+    <cs:lnRef idx="0"/>
+    <cs:fillRef idx="0"/>
+    <cs:effectRef idx="0"/>
+    <cs:fontRef idx="minor">
+      <a:schemeClr val="tx1">
+        <a:lumMod val="65000"/>
+        <a:lumOff val="35000"/>
+      </a:schemeClr>
+    </cs:fontRef>
+    <cs:defRPr sz="900" kern="1200"/>
+  </cs:trendlineLabel>
+  <cs:upBar>
+    <cs:lnRef idx="0"/>
+    <cs:fillRef idx="0"/>
+    <cs:effectRef idx="0"/>
+    <cs:fontRef idx="minor">
+      <a:schemeClr val="dk1"/>
+    </cs:fontRef>
+    <cs:spPr>
+      <a:solidFill>
+        <a:schemeClr val="lt1"/>
+      </a:solidFill>
+      <a:ln w="9525">
+        <a:solidFill>
+          <a:schemeClr val="tx1">
+            <a:lumMod val="15000"/>
+            <a:lumOff val="85000"/>
+          </a:schemeClr>
+        </a:solidFill>
+      </a:ln>
+    </cs:spPr>
+  </cs:upBar>
+  <cs:valueAxis>
+    <cs:lnRef idx="0"/>
+    <cs:fillRef idx="0"/>
+    <cs:effectRef idx="0"/>
+    <cs:fontRef idx="minor">
+      <a:schemeClr val="tx1">
+        <a:lumMod val="65000"/>
+        <a:lumOff val="35000"/>
+      </a:schemeClr>
+    </cs:fontRef>
+    <cs:defRPr sz="900" kern="1200"/>
+  </cs:valueAxis>
+  <cs:wall>
+    <cs:lnRef idx="0"/>
+    <cs:fillRef idx="0"/>
+    <cs:effectRef idx="0"/>
+    <cs:fontRef idx="minor">
+      <a:schemeClr val="tx1"/>
+    </cs:fontRef>
+    <cs:spPr>
+      <a:noFill/>
+      <a:ln>
+        <a:noFill/>
+      </a:ln>
+    </cs:spPr>
+  </cs:wall>
+</cs:chartStyle>
+</file>
+
+<file path=word/charts/style2.xml><?xml version="1.0" encoding="utf-8"?>
+<cs:chartStyle xmlns:cs="http://schemas.microsoft.com/office/drawing/2012/chartStyle" xmlns:a="http://schemas.openxmlformats.org/drawingml/2006/main" id="201">
+  <cs:axisTitle>
+    <cs:lnRef idx="0"/>
+    <cs:fillRef idx="0"/>
+    <cs:effectRef idx="0"/>
+    <cs:fontRef idx="minor">
+      <a:schemeClr val="tx1">
+        <a:lumMod val="65000"/>
+        <a:lumOff val="35000"/>
+      </a:schemeClr>
+    </cs:fontRef>
+    <cs:defRPr sz="1000" kern="1200"/>
+  </cs:axisTitle>
+  <cs:categoryAxis>
+    <cs:lnRef idx="0"/>
+    <cs:fillRef idx="0"/>
+    <cs:effectRef idx="0"/>
+    <cs:fontRef idx="minor">
+      <a:schemeClr val="tx1">
+        <a:lumMod val="65000"/>
+        <a:lumOff val="35000"/>
+      </a:schemeClr>
+    </cs:fontRef>
+    <cs:spPr>
+      <a:ln w="9525" cap="flat" cmpd="sng" algn="ctr">
+        <a:solidFill>
+          <a:schemeClr val="tx1">
+            <a:lumMod val="15000"/>
+            <a:lumOff val="85000"/>
+          </a:schemeClr>
+        </a:solidFill>
+        <a:round/>
+      </a:ln>
+    </cs:spPr>
+    <cs:defRPr sz="900" kern="1200"/>
+  </cs:categoryAxis>
+  <cs:chartArea mods="allowNoFillOverride allowNoLineOverride">
+    <cs:lnRef idx="0"/>
+    <cs:fillRef idx="0"/>
+    <cs:effectRef idx="0"/>
+    <cs:fontRef idx="minor">
+      <a:schemeClr val="tx1"/>
+    </cs:fontRef>
+    <cs:spPr>
+      <a:solidFill>
+        <a:schemeClr val="bg1"/>
+      </a:solidFill>
+      <a:ln w="9525" cap="flat" cmpd="sng" algn="ctr">
+        <a:solidFill>
+          <a:schemeClr val="tx1">
+            <a:lumMod val="15000"/>
+            <a:lumOff val="85000"/>
+          </a:schemeClr>
+        </a:solidFill>
+        <a:round/>
+      </a:ln>
+    </cs:spPr>
+    <cs:defRPr sz="1000" kern="1200"/>
+  </cs:chartArea>
+  <cs:dataLabel>
+    <cs:lnRef idx="0"/>
+    <cs:fillRef idx="0"/>
+    <cs:effectRef idx="0"/>
+    <cs:fontRef idx="minor">
+      <a:schemeClr val="tx1">
+        <a:lumMod val="75000"/>
+        <a:lumOff val="25000"/>
+      </a:schemeClr>
+    </cs:fontRef>
+    <cs:defRPr sz="900" kern="1200"/>
+  </cs:dataLabel>
+  <cs:dataLabelCallout>
+    <cs:lnRef idx="0"/>
+    <cs:fillRef idx="0"/>
+    <cs:effectRef idx="0"/>
+    <cs:fontRef idx="minor">
+      <a:schemeClr val="dk1">
+        <a:lumMod val="65000"/>
+        <a:lumOff val="35000"/>
+      </a:schemeClr>
+    </cs:fontRef>
+    <cs:spPr>
+      <a:solidFill>
+        <a:schemeClr val="lt1"/>
+      </a:solidFill>
+      <a:ln>
+        <a:solidFill>
+          <a:schemeClr val="dk1">
+            <a:lumMod val="25000"/>
+            <a:lumOff val="75000"/>
+          </a:schemeClr>
+        </a:solidFill>
+      </a:ln>
+    </cs:spPr>
+    <cs:defRPr sz="900" kern="1200"/>
+    <cs:bodyPr rot="0" spcFirstLastPara="1" vertOverflow="clip" horzOverflow="clip" vert="horz" wrap="square" lIns="36576" tIns="18288" rIns="36576" bIns="18288" anchor="ctr" anchorCtr="1">
+      <a:spAutoFit/>
+    </cs:bodyPr>
+  </cs:dataLabelCallout>
+  <cs:dataPoint>
+    <cs:lnRef idx="0"/>
+    <cs:fillRef idx="1">
+      <cs:styleClr val="auto"/>
+    </cs:fillRef>
+    <cs:effectRef idx="0"/>
+    <cs:fontRef idx="minor">
+      <a:schemeClr val="tx1"/>
+    </cs:fontRef>
+  </cs:dataPoint>
+  <cs:dataPoint3D>
+    <cs:lnRef idx="0"/>
+    <cs:fillRef idx="1">
+      <cs:styleClr val="auto"/>
+    </cs:fillRef>
+    <cs:effectRef idx="0"/>
+    <cs:fontRef idx="minor">
+      <a:schemeClr val="tx1"/>
+    </cs:fontRef>
+  </cs:dataPoint3D>
+  <cs:dataPointLine>
+    <cs:lnRef idx="0">
+      <cs:styleClr val="auto"/>
+    </cs:lnRef>
+    <cs:fillRef idx="1"/>
+    <cs:effectRef idx="0"/>
+    <cs:fontRef idx="minor">
+      <a:schemeClr val="tx1"/>
+    </cs:fontRef>
+    <cs:spPr>
+      <a:ln w="28575" cap="rnd">
+        <a:solidFill>
+          <a:schemeClr val="phClr"/>
+        </a:solidFill>
+        <a:round/>
+      </a:ln>
+    </cs:spPr>
+  </cs:dataPointLine>
+  <cs:dataPointMarker>
+    <cs:lnRef idx="0">
+      <cs:styleClr val="auto"/>
+    </cs:lnRef>
+    <cs:fillRef idx="1">
+      <cs:styleClr val="auto"/>
+    </cs:fillRef>
+    <cs:effectRef idx="0"/>
+    <cs:fontRef idx="minor">
+      <a:schemeClr val="tx1"/>
+    </cs:fontRef>
+    <cs:spPr>
+      <a:ln w="9525">
+        <a:solidFill>
+          <a:schemeClr val="phClr"/>
+        </a:solidFill>
+      </a:ln>
+    </cs:spPr>
+  </cs:dataPointMarker>
+  <cs:dataPointMarkerLayout symbol="circle" size="5"/>
+  <cs:dataPointWireframe>
+    <cs:lnRef idx="0">
+      <cs:styleClr val="auto"/>
+    </cs:lnRef>
+    <cs:fillRef idx="1"/>
+    <cs:effectRef idx="0"/>
+    <cs:fontRef idx="minor">
+      <a:schemeClr val="tx1"/>
+    </cs:fontRef>
+    <cs:spPr>
+      <a:ln w="9525" cap="rnd">
+        <a:solidFill>
+          <a:schemeClr val="phClr"/>
+        </a:solidFill>
+        <a:round/>
+      </a:ln>
+    </cs:spPr>
+  </cs:dataPointWireframe>
+  <cs:dataTable>
+    <cs:lnRef idx="0"/>
+    <cs:fillRef idx="0"/>
+    <cs:effectRef idx="0"/>
+    <cs:fontRef idx="minor">
+      <a:schemeClr val="tx1">
+        <a:lumMod val="65000"/>
+        <a:lumOff val="35000"/>
+      </a:schemeClr>
+    </cs:fontRef>
+    <cs:spPr>
+      <a:noFill/>
+      <a:ln w="9525" cap="flat" cmpd="sng" algn="ctr">
+        <a:solidFill>
+          <a:schemeClr val="tx1">
+            <a:lumMod val="15000"/>
+            <a:lumOff val="85000"/>
+          </a:schemeClr>
+        </a:solidFill>
+        <a:round/>
+      </a:ln>
+    </cs:spPr>
+    <cs:defRPr sz="900" kern="1200"/>
+  </cs:dataTable>
+  <cs:downBar>
+    <cs:lnRef idx="0"/>
+    <cs:fillRef idx="0"/>
+    <cs:effectRef idx="0"/>
+    <cs:fontRef idx="minor">
+      <a:schemeClr val="dk1"/>
+    </cs:fontRef>
+    <cs:spPr>
+      <a:solidFill>
+        <a:schemeClr val="dk1">
+          <a:lumMod val="65000"/>
+          <a:lumOff val="35000"/>
+        </a:schemeClr>
+      </a:solidFill>
+      <a:ln w="9525">
+        <a:solidFill>
+          <a:schemeClr val="tx1">
+            <a:lumMod val="65000"/>
+            <a:lumOff val="35000"/>
+          </a:schemeClr>
+        </a:solidFill>
+      </a:ln>
+    </cs:spPr>
+  </cs:downBar>
+  <cs:dropLine>
+    <cs:lnRef idx="0"/>
+    <cs:fillRef idx="0"/>
+    <cs:effectRef idx="0"/>
+    <cs:fontRef idx="minor">
+      <a:schemeClr val="tx1"/>
+    </cs:fontRef>
+    <cs:spPr>
+      <a:ln w="9525" cap="flat" cmpd="sng" algn="ctr">
+        <a:solidFill>
+          <a:schemeClr val="tx1">
+            <a:lumMod val="35000"/>
+            <a:lumOff val="65000"/>
+          </a:schemeClr>
+        </a:solidFill>
+        <a:round/>
+      </a:ln>
+    </cs:spPr>
+  </cs:dropLine>
+  <cs:errorBar>
+    <cs:lnRef idx="0"/>
+    <cs:fillRef idx="0"/>
+    <cs:effectRef idx="0"/>
+    <cs:fontRef idx="minor">
+      <a:schemeClr val="tx1"/>
+    </cs:fontRef>
+    <cs:spPr>
+      <a:ln w="9525" cap="flat" cmpd="sng" algn="ctr">
+        <a:solidFill>
+          <a:schemeClr val="tx1">
+            <a:lumMod val="65000"/>
+            <a:lumOff val="35000"/>
+          </a:schemeClr>
+        </a:solidFill>
+        <a:round/>
+      </a:ln>
+    </cs:spPr>
+  </cs:errorBar>
+  <cs:floor>
+    <cs:lnRef idx="0"/>
+    <cs:fillRef idx="0"/>
+    <cs:effectRef idx="0"/>
+    <cs:fontRef idx="minor">
+      <a:schemeClr val="tx1"/>
+    </cs:fontRef>
+    <cs:spPr>
+      <a:noFill/>
+      <a:ln>
+        <a:noFill/>
+      </a:ln>
+    </cs:spPr>
+  </cs:floor>
+  <cs:gridlineMajor>
+    <cs:lnRef idx="0"/>
+    <cs:fillRef idx="0"/>
+    <cs:effectRef idx="0"/>
+    <cs:fontRef idx="minor">
+      <a:schemeClr val="tx1"/>
+    </cs:fontRef>
+    <cs:spPr>
+      <a:ln w="9525" cap="flat" cmpd="sng" algn="ctr">
+        <a:solidFill>
+          <a:schemeClr val="tx1">
+            <a:lumMod val="15000"/>
+            <a:lumOff val="85000"/>
+          </a:schemeClr>
+        </a:solidFill>
+        <a:round/>
+      </a:ln>
+    </cs:spPr>
+  </cs:gridlineMajor>
+  <cs:gridlineMinor>
+    <cs:lnRef idx="0"/>
+    <cs:fillRef idx="0"/>
+    <cs:effectRef idx="0"/>
+    <cs:fontRef idx="minor">
+      <a:schemeClr val="tx1"/>
+    </cs:fontRef>
+    <cs:spPr>
+      <a:ln w="9525" cap="flat" cmpd="sng" algn="ctr">
+        <a:solidFill>
+          <a:schemeClr val="tx1">
+            <a:lumMod val="5000"/>
+            <a:lumOff val="95000"/>
+          </a:schemeClr>
+        </a:solidFill>
+        <a:round/>
+      </a:ln>
+    </cs:spPr>
+  </cs:gridlineMinor>
+  <cs:hiLoLine>
+    <cs:lnRef idx="0"/>
+    <cs:fillRef idx="0"/>
+    <cs:effectRef idx="0"/>
+    <cs:fontRef idx="minor">
+      <a:schemeClr val="tx1"/>
+    </cs:fontRef>
+    <cs:spPr>
+      <a:ln w="9525" cap="flat" cmpd="sng" algn="ctr">
+        <a:solidFill>
+          <a:schemeClr val="tx1">
+            <a:lumMod val="75000"/>
+            <a:lumOff val="25000"/>
+          </a:schemeClr>
+        </a:solidFill>
+        <a:round/>
+      </a:ln>
+    </cs:spPr>
+  </cs:hiLoLine>
+  <cs:leaderLine>
+    <cs:lnRef idx="0"/>
+    <cs:fillRef idx="0"/>
+    <cs:effectRef idx="0"/>
+    <cs:fontRef idx="minor">
+      <a:schemeClr val="tx1"/>
+    </cs:fontRef>
+    <cs:spPr>
+      <a:ln w="9525" cap="flat" cmpd="sng" algn="ctr">
+        <a:solidFill>
+          <a:schemeClr val="tx1">
+            <a:lumMod val="35000"/>
+            <a:lumOff val="65000"/>
+          </a:schemeClr>
+        </a:solidFill>
+        <a:round/>
+      </a:ln>
+    </cs:spPr>
+  </cs:leaderLine>
+  <cs:legend>
+    <cs:lnRef idx="0"/>
+    <cs:fillRef idx="0"/>
+    <cs:effectRef idx="0"/>
+    <cs:fontRef idx="minor">
+      <a:schemeClr val="tx1">
+        <a:lumMod val="65000"/>
+        <a:lumOff val="35000"/>
+      </a:schemeClr>
+    </cs:fontRef>
+    <cs:defRPr sz="900" kern="1200"/>
+  </cs:legend>
+  <cs:plotArea mods="allowNoFillOverride allowNoLineOverride">
+    <cs:lnRef idx="0"/>
+    <cs:fillRef idx="0"/>
+    <cs:effectRef idx="0"/>
+    <cs:fontRef idx="minor">
+      <a:schemeClr val="tx1"/>
+    </cs:fontRef>
+  </cs:plotArea>
+  <cs:plotArea3D mods="allowNoFillOverride allowNoLineOverride">
+    <cs:lnRef idx="0"/>
+    <cs:fillRef idx="0"/>
+    <cs:effectRef idx="0"/>
+    <cs:fontRef idx="minor">
+      <a:schemeClr val="tx1"/>
+    </cs:fontRef>
+  </cs:plotArea3D>
+  <cs:seriesAxis>
+    <cs:lnRef idx="0"/>
+    <cs:fillRef idx="0"/>
+    <cs:effectRef idx="0"/>
+    <cs:fontRef idx="minor">
+      <a:schemeClr val="tx1">
+        <a:lumMod val="65000"/>
+        <a:lumOff val="35000"/>
+      </a:schemeClr>
+    </cs:fontRef>
+    <cs:defRPr sz="900" kern="1200"/>
+  </cs:seriesAxis>
+  <cs:seriesLine>
+    <cs:lnRef idx="0"/>
+    <cs:fillRef idx="0"/>
+    <cs:effectRef idx="0"/>
+    <cs:fontRef idx="minor">
+      <a:schemeClr val="tx1"/>
+    </cs:fontRef>
+    <cs:spPr>
+      <a:ln w="9525" cap="flat" cmpd="sng" algn="ctr">
+        <a:solidFill>
+          <a:schemeClr val="tx1">
+            <a:lumMod val="35000"/>
+            <a:lumOff val="65000"/>
+          </a:schemeClr>
+        </a:solidFill>
+        <a:round/>
+      </a:ln>
+    </cs:spPr>
+  </cs:seriesLine>
+  <cs:title>
+    <cs:lnRef idx="0"/>
+    <cs:fillRef idx="0"/>
+    <cs:effectRef idx="0"/>
+    <cs:fontRef idx="minor">
+      <a:schemeClr val="tx1">
+        <a:lumMod val="65000"/>
+        <a:lumOff val="35000"/>
+      </a:schemeClr>
+    </cs:fontRef>
+    <cs:defRPr sz="1400" b="0" kern="1200" spc="0" baseline="0"/>
+  </cs:title>
+  <cs:trendline>
+    <cs:lnRef idx="0">
+      <cs:styleClr val="auto"/>
+    </cs:lnRef>
+    <cs:fillRef idx="0"/>
+    <cs:effectRef idx="0"/>
+    <cs:fontRef idx="minor">
+      <a:schemeClr val="tx1"/>
+    </cs:fontRef>
+    <cs:spPr>
+      <a:ln w="19050" cap="rnd">
+        <a:solidFill>
+          <a:schemeClr val="phClr"/>
+        </a:solidFill>
+        <a:prstDash val="sysDot"/>
+      </a:ln>
+    </cs:spPr>
+  </cs:trendline>
+  <cs:trendlineLabel>
+    <cs:lnRef idx="0"/>
+    <cs:fillRef idx="0"/>
+    <cs:effectRef idx="0"/>
+    <cs:fontRef idx="minor">
+      <a:schemeClr val="tx1">
+        <a:lumMod val="65000"/>
+        <a:lumOff val="35000"/>
+      </a:schemeClr>
+    </cs:fontRef>
+    <cs:defRPr sz="900" kern="1200"/>
+  </cs:trendlineLabel>
+  <cs:upBar>
+    <cs:lnRef idx="0"/>
+    <cs:fillRef idx="0"/>
+    <cs:effectRef idx="0"/>
+    <cs:fontRef idx="minor">
+      <a:schemeClr val="dk1"/>
+    </cs:fontRef>
+    <cs:spPr>
+      <a:solidFill>
+        <a:schemeClr val="lt1"/>
+      </a:solidFill>
+      <a:ln w="9525">
+        <a:solidFill>
+          <a:schemeClr val="tx1">
+            <a:lumMod val="15000"/>
+            <a:lumOff val="85000"/>
+          </a:schemeClr>
+        </a:solidFill>
+      </a:ln>
+    </cs:spPr>
+  </cs:upBar>
+  <cs:valueAxis>
+    <cs:lnRef idx="0"/>
+    <cs:fillRef idx="0"/>
+    <cs:effectRef idx="0"/>
+    <cs:fontRef idx="minor">
+      <a:schemeClr val="tx1">
+        <a:lumMod val="65000"/>
+        <a:lumOff val="35000"/>
+      </a:schemeClr>
+    </cs:fontRef>
+    <cs:defRPr sz="900" kern="1200"/>
+  </cs:valueAxis>
+  <cs:wall>
+    <cs:lnRef idx="0"/>
+    <cs:fillRef idx="0"/>
+    <cs:effectRef idx="0"/>
+    <cs:fontRef idx="minor">
+      <a:schemeClr val="tx1"/>
+    </cs:fontRef>
+    <cs:spPr>
+      <a:noFill/>
+      <a:ln>
+        <a:noFill/>
+      </a:ln>
+    </cs:spPr>
+  </cs:wall>
+</cs:chartStyle>
+</file>
+
+<file path=word/charts/style3.xml><?xml version="1.0" encoding="utf-8"?>
+<cs:chartStyle xmlns:cs="http://schemas.microsoft.com/office/drawing/2012/chartStyle" xmlns:a="http://schemas.openxmlformats.org/drawingml/2006/main" id="201">
+  <cs:axisTitle>
+    <cs:lnRef idx="0"/>
+    <cs:fillRef idx="0"/>
+    <cs:effectRef idx="0"/>
+    <cs:fontRef idx="minor">
+      <a:schemeClr val="tx1">
+        <a:lumMod val="65000"/>
+        <a:lumOff val="35000"/>
+      </a:schemeClr>
+    </cs:fontRef>
+    <cs:defRPr sz="1000" kern="1200"/>
+  </cs:axisTitle>
+  <cs:categoryAxis>
+    <cs:lnRef idx="0"/>
+    <cs:fillRef idx="0"/>
+    <cs:effectRef idx="0"/>
+    <cs:fontRef idx="minor">
+      <a:schemeClr val="tx1">
+        <a:lumMod val="65000"/>
+        <a:lumOff val="35000"/>
+      </a:schemeClr>
+    </cs:fontRef>
+    <cs:spPr>
+      <a:ln w="9525" cap="flat" cmpd="sng" algn="ctr">
+        <a:solidFill>
+          <a:schemeClr val="tx1">
+            <a:lumMod val="15000"/>
+            <a:lumOff val="85000"/>
+          </a:schemeClr>
+        </a:solidFill>
+        <a:round/>
+      </a:ln>
+    </cs:spPr>
+    <cs:defRPr sz="900" kern="1200"/>
+  </cs:categoryAxis>
+  <cs:chartArea mods="allowNoFillOverride allowNoLineOverride">
+    <cs:lnRef idx="0"/>
+    <cs:fillRef idx="0"/>
+    <cs:effectRef idx="0"/>
+    <cs:fontRef idx="minor">
+      <a:schemeClr val="tx1"/>
+    </cs:fontRef>
+    <cs:spPr>
+      <a:solidFill>
+        <a:schemeClr val="bg1"/>
+      </a:solidFill>
+      <a:ln w="9525" cap="flat" cmpd="sng" algn="ctr">
+        <a:solidFill>
+          <a:schemeClr val="tx1">
+            <a:lumMod val="15000"/>
+            <a:lumOff val="85000"/>
+          </a:schemeClr>
+        </a:solidFill>
+        <a:round/>
+      </a:ln>
+    </cs:spPr>
+    <cs:defRPr sz="1000" kern="1200"/>
+  </cs:chartArea>
+  <cs:dataLabel>
+    <cs:lnRef idx="0"/>
+    <cs:fillRef idx="0"/>
+    <cs:effectRef idx="0"/>
+    <cs:fontRef idx="minor">
+      <a:schemeClr val="tx1">
+        <a:lumMod val="75000"/>
+        <a:lumOff val="25000"/>
+      </a:schemeClr>
+    </cs:fontRef>
+    <cs:defRPr sz="900" kern="1200"/>
+  </cs:dataLabel>
+  <cs:dataLabelCallout>
+    <cs:lnRef idx="0"/>
+    <cs:fillRef idx="0"/>
+    <cs:effectRef idx="0"/>
+    <cs:fontRef idx="minor">
+      <a:schemeClr val="dk1">
+        <a:lumMod val="65000"/>
+        <a:lumOff val="35000"/>
+      </a:schemeClr>
+    </cs:fontRef>
+    <cs:spPr>
+      <a:solidFill>
+        <a:schemeClr val="lt1"/>
+      </a:solidFill>
+      <a:ln>
+        <a:solidFill>
+          <a:schemeClr val="dk1">
+            <a:lumMod val="25000"/>
+            <a:lumOff val="75000"/>
+          </a:schemeClr>
+        </a:solidFill>
+      </a:ln>
+    </cs:spPr>
+    <cs:defRPr sz="900" kern="1200"/>
+    <cs:bodyPr rot="0" spcFirstLastPara="1" vertOverflow="clip" horzOverflow="clip" vert="horz" wrap="square" lIns="36576" tIns="18288" rIns="36576" bIns="18288" anchor="ctr" anchorCtr="1">
+      <a:spAutoFit/>
+    </cs:bodyPr>
+  </cs:dataLabelCallout>
+  <cs:dataPoint>
+    <cs:lnRef idx="0"/>
+    <cs:fillRef idx="1">
+      <cs:styleClr val="auto"/>
+    </cs:fillRef>
+    <cs:effectRef idx="0"/>
+    <cs:fontRef idx="minor">
+      <a:schemeClr val="tx1"/>
+    </cs:fontRef>
+  </cs:dataPoint>
+  <cs:dataPoint3D>
+    <cs:lnRef idx="0"/>
+    <cs:fillRef idx="1">
+      <cs:styleClr val="auto"/>
+    </cs:fillRef>
+    <cs:effectRef idx="0"/>
+    <cs:fontRef idx="minor">
+      <a:schemeClr val="tx1"/>
+    </cs:fontRef>
+  </cs:dataPoint3D>
+  <cs:dataPointLine>
+    <cs:lnRef idx="0">
+      <cs:styleClr val="auto"/>
+    </cs:lnRef>
+    <cs:fillRef idx="1"/>
+    <cs:effectRef idx="0"/>
+    <cs:fontRef idx="minor">
+      <a:schemeClr val="tx1"/>
+    </cs:fontRef>
+    <cs:spPr>
+      <a:ln w="28575" cap="rnd">
+        <a:solidFill>
+          <a:schemeClr val="phClr"/>
+        </a:solidFill>
+        <a:round/>
+      </a:ln>
+    </cs:spPr>
+  </cs:dataPointLine>
+  <cs:dataPointMarker>
+    <cs:lnRef idx="0">
+      <cs:styleClr val="auto"/>
+    </cs:lnRef>
+    <cs:fillRef idx="1">
+      <cs:styleClr val="auto"/>
+    </cs:fillRef>
+    <cs:effectRef idx="0"/>
+    <cs:fontRef idx="minor">
+      <a:schemeClr val="tx1"/>
+    </cs:fontRef>
+    <cs:spPr>
+      <a:ln w="9525">
+        <a:solidFill>
+          <a:schemeClr val="phClr"/>
+        </a:solidFill>
+      </a:ln>
+    </cs:spPr>
+  </cs:dataPointMarker>
+  <cs:dataPointMarkerLayout symbol="circle" size="5"/>
+  <cs:dataPointWireframe>
+    <cs:lnRef idx="0">
+      <cs:styleClr val="auto"/>
+    </cs:lnRef>
+    <cs:fillRef idx="1"/>
+    <cs:effectRef idx="0"/>
+    <cs:fontRef idx="minor">
+      <a:schemeClr val="tx1"/>
+    </cs:fontRef>
+    <cs:spPr>
+      <a:ln w="9525" cap="rnd">
+        <a:solidFill>
+          <a:schemeClr val="phClr"/>
+        </a:solidFill>
+        <a:round/>
+      </a:ln>
+    </cs:spPr>
+  </cs:dataPointWireframe>
+  <cs:dataTable>
+    <cs:lnRef idx="0"/>
+    <cs:fillRef idx="0"/>
+    <cs:effectRef idx="0"/>
+    <cs:fontRef idx="minor">
+      <a:schemeClr val="tx1">
+        <a:lumMod val="65000"/>
+        <a:lumOff val="35000"/>
+      </a:schemeClr>
+    </cs:fontRef>
+    <cs:spPr>
+      <a:noFill/>
+      <a:ln w="9525" cap="flat" cmpd="sng" algn="ctr">
+        <a:solidFill>
+          <a:schemeClr val="tx1">
+            <a:lumMod val="15000"/>
+            <a:lumOff val="85000"/>
+          </a:schemeClr>
+        </a:solidFill>
+        <a:round/>
+      </a:ln>
+    </cs:spPr>
+    <cs:defRPr sz="900" kern="1200"/>
+  </cs:dataTable>
+  <cs:downBar>
+    <cs:lnRef idx="0"/>
+    <cs:fillRef idx="0"/>
+    <cs:effectRef idx="0"/>
+    <cs:fontRef idx="minor">
+      <a:schemeClr val="dk1"/>
+    </cs:fontRef>
+    <cs:spPr>
+      <a:solidFill>
+        <a:schemeClr val="dk1">
+          <a:lumMod val="65000"/>
+          <a:lumOff val="35000"/>
+        </a:schemeClr>
+      </a:solidFill>
+      <a:ln w="9525">
+        <a:solidFill>
+          <a:schemeClr val="tx1">
+            <a:lumMod val="65000"/>
+            <a:lumOff val="35000"/>
+          </a:schemeClr>
+        </a:solidFill>
+      </a:ln>
+    </cs:spPr>
+  </cs:downBar>
+  <cs:dropLine>
+    <cs:lnRef idx="0"/>
+    <cs:fillRef idx="0"/>
+    <cs:effectRef idx="0"/>
+    <cs:fontRef idx="minor">
+      <a:schemeClr val="tx1"/>
+    </cs:fontRef>
+    <cs:spPr>
+      <a:ln w="9525" cap="flat" cmpd="sng" algn="ctr">
+        <a:solidFill>
+          <a:schemeClr val="tx1">
+            <a:lumMod val="35000"/>
+            <a:lumOff val="65000"/>
+          </a:schemeClr>
+        </a:solidFill>
+        <a:round/>
+      </a:ln>
+    </cs:spPr>
+  </cs:dropLine>
+  <cs:errorBar>
+    <cs:lnRef idx="0"/>
+    <cs:fillRef idx="0"/>
+    <cs:effectRef idx="0"/>
+    <cs:fontRef idx="minor">
+      <a:schemeClr val="tx1"/>
+    </cs:fontRef>
+    <cs:spPr>
+      <a:ln w="9525" cap="flat" cmpd="sng" algn="ctr">
+        <a:solidFill>
+          <a:schemeClr val="tx1">
+            <a:lumMod val="65000"/>
+            <a:lumOff val="35000"/>
+          </a:schemeClr>
+        </a:solidFill>
+        <a:round/>
+      </a:ln>
+    </cs:spPr>
+  </cs:errorBar>
+  <cs:floor>
+    <cs:lnRef idx="0"/>
+    <cs:fillRef idx="0"/>
+    <cs:effectRef idx="0"/>
+    <cs:fontRef idx="minor">
+      <a:schemeClr val="tx1"/>
+    </cs:fontRef>
+    <cs:spPr>
+      <a:noFill/>
+      <a:ln>
+        <a:noFill/>
+      </a:ln>
+    </cs:spPr>
+  </cs:floor>
+  <cs:gridlineMajor>
+    <cs:lnRef idx="0"/>
+    <cs:fillRef idx="0"/>
+    <cs:effectRef idx="0"/>
+    <cs:fontRef idx="minor">
+      <a:schemeClr val="tx1"/>
+    </cs:fontRef>
+    <cs:spPr>
+      <a:ln w="9525" cap="flat" cmpd="sng" algn="ctr">
+        <a:solidFill>
+          <a:schemeClr val="tx1">
+            <a:lumMod val="15000"/>
+            <a:lumOff val="85000"/>
+          </a:schemeClr>
+        </a:solidFill>
+        <a:round/>
+      </a:ln>
+    </cs:spPr>
+  </cs:gridlineMajor>
+  <cs:gridlineMinor>
+    <cs:lnRef idx="0"/>
+    <cs:fillRef idx="0"/>
+    <cs:effectRef idx="0"/>
+    <cs:fontRef idx="minor">
+      <a:schemeClr val="tx1"/>
+    </cs:fontRef>
+    <cs:spPr>
+      <a:ln w="9525" cap="flat" cmpd="sng" algn="ctr">
+        <a:solidFill>
+          <a:schemeClr val="tx1">
+            <a:lumMod val="5000"/>
+            <a:lumOff val="95000"/>
+          </a:schemeClr>
+        </a:solidFill>
+        <a:round/>
+      </a:ln>
+    </cs:spPr>
+  </cs:gridlineMinor>
+  <cs:hiLoLine>
+    <cs:lnRef idx="0"/>
+    <cs:fillRef idx="0"/>
+    <cs:effectRef idx="0"/>
+    <cs:fontRef idx="minor">
+      <a:schemeClr val="tx1"/>
+    </cs:fontRef>
+    <cs:spPr>
+      <a:ln w="9525" cap="flat" cmpd="sng" algn="ctr">
+        <a:solidFill>
+          <a:schemeClr val="tx1">
+            <a:lumMod val="75000"/>
+            <a:lumOff val="25000"/>
+          </a:schemeClr>
+        </a:solidFill>
+        <a:round/>
+      </a:ln>
+    </cs:spPr>
+  </cs:hiLoLine>
+  <cs:leaderLine>
+    <cs:lnRef idx="0"/>
+    <cs:fillRef idx="0"/>
+    <cs:effectRef idx="0"/>
+    <cs:fontRef idx="minor">
+      <a:schemeClr val="tx1"/>
+    </cs:fontRef>
+    <cs:spPr>
+      <a:ln w="9525" cap="flat" cmpd="sng" algn="ctr">
+        <a:solidFill>
+          <a:schemeClr val="tx1">
+            <a:lumMod val="35000"/>
+            <a:lumOff val="65000"/>
+          </a:schemeClr>
+        </a:solidFill>
+        <a:round/>
+      </a:ln>
+    </cs:spPr>
+  </cs:leaderLine>
+  <cs:legend>
+    <cs:lnRef idx="0"/>
+    <cs:fillRef idx="0"/>
+    <cs:effectRef idx="0"/>
+    <cs:fontRef idx="minor">
+      <a:schemeClr val="tx1">
+        <a:lumMod val="65000"/>
+        <a:lumOff val="35000"/>
+      </a:schemeClr>
+    </cs:fontRef>
+    <cs:defRPr sz="900" kern="1200"/>
+  </cs:legend>
+  <cs:plotArea mods="allowNoFillOverride allowNoLineOverride">
+    <cs:lnRef idx="0"/>
+    <cs:fillRef idx="0"/>
+    <cs:effectRef idx="0"/>
+    <cs:fontRef idx="minor">
+      <a:schemeClr val="tx1"/>
+    </cs:fontRef>
+  </cs:plotArea>
+  <cs:plotArea3D mods="allowNoFillOverride allowNoLineOverride">
+    <cs:lnRef idx="0"/>
+    <cs:fillRef idx="0"/>
+    <cs:effectRef idx="0"/>
+    <cs:fontRef idx="minor">
+      <a:schemeClr val="tx1"/>
+    </cs:fontRef>
+  </cs:plotArea3D>
+  <cs:seriesAxis>
+    <cs:lnRef idx="0"/>
+    <cs:fillRef idx="0"/>
+    <cs:effectRef idx="0"/>
+    <cs:fontRef idx="minor">
+      <a:schemeClr val="tx1">
+        <a:lumMod val="65000"/>
+        <a:lumOff val="35000"/>
+      </a:schemeClr>
+    </cs:fontRef>
+    <cs:defRPr sz="900" kern="1200"/>
+  </cs:seriesAxis>
+  <cs:seriesLine>
+    <cs:lnRef idx="0"/>
+    <cs:fillRef idx="0"/>
+    <cs:effectRef idx="0"/>
+    <cs:fontRef idx="minor">
+      <a:schemeClr val="tx1"/>
+    </cs:fontRef>
+    <cs:spPr>
+      <a:ln w="9525" cap="flat" cmpd="sng" algn="ctr">
+        <a:solidFill>
+          <a:schemeClr val="tx1">
+            <a:lumMod val="35000"/>
+            <a:lumOff val="65000"/>
+          </a:schemeClr>
+        </a:solidFill>
+        <a:round/>
+      </a:ln>
+    </cs:spPr>
+  </cs:seriesLine>
+  <cs:title>
+    <cs:lnRef idx="0"/>
+    <cs:fillRef idx="0"/>
+    <cs:effectRef idx="0"/>
+    <cs:fontRef idx="minor">
+      <a:schemeClr val="tx1">
+        <a:lumMod val="65000"/>
+        <a:lumOff val="35000"/>
+      </a:schemeClr>
+    </cs:fontRef>
+    <cs:defRPr sz="1400" b="0" kern="1200" spc="0" baseline="0"/>
+  </cs:title>
+  <cs:trendline>
+    <cs:lnRef idx="0">
+      <cs:styleClr val="auto"/>
+    </cs:lnRef>
+    <cs:fillRef idx="0"/>
+    <cs:effectRef idx="0"/>
+    <cs:fontRef idx="minor">
+      <a:schemeClr val="tx1"/>
+    </cs:fontRef>
+    <cs:spPr>
+      <a:ln w="19050" cap="rnd">
+        <a:solidFill>
+          <a:schemeClr val="phClr"/>
+        </a:solidFill>
+        <a:prstDash val="sysDot"/>
+      </a:ln>
+    </cs:spPr>
+  </cs:trendline>
+  <cs:trendlineLabel>
+    <cs:lnRef idx="0"/>
+    <cs:fillRef idx="0"/>
+    <cs:effectRef idx="0"/>
+    <cs:fontRef idx="minor">
+      <a:schemeClr val="tx1">
+        <a:lumMod val="65000"/>
+        <a:lumOff val="35000"/>
+      </a:schemeClr>
+    </cs:fontRef>
+    <cs:defRPr sz="900" kern="1200"/>
+  </cs:trendlineLabel>
+  <cs:upBar>
+    <cs:lnRef idx="0"/>
+    <cs:fillRef idx="0"/>
+    <cs:effectRef idx="0"/>
+    <cs:fontRef idx="minor">
+      <a:schemeClr val="dk1"/>
+    </cs:fontRef>
+    <cs:spPr>
+      <a:solidFill>
+        <a:schemeClr val="lt1"/>
+      </a:solidFill>
+      <a:ln w="9525">
+        <a:solidFill>
+          <a:schemeClr val="tx1">
+            <a:lumMod val="15000"/>
+            <a:lumOff val="85000"/>
+          </a:schemeClr>
+        </a:solidFill>
+      </a:ln>
+    </cs:spPr>
+  </cs:upBar>
+  <cs:valueAxis>
+    <cs:lnRef idx="0"/>
+    <cs:fillRef idx="0"/>
+    <cs:effectRef idx="0"/>
+    <cs:fontRef idx="minor">
+      <a:schemeClr val="tx1">
+        <a:lumMod val="65000"/>
+        <a:lumOff val="35000"/>
+      </a:schemeClr>
+    </cs:fontRef>
+    <cs:defRPr sz="900" kern="1200"/>
+  </cs:valueAxis>
+  <cs:wall>
+    <cs:lnRef idx="0"/>
+    <cs:fillRef idx="0"/>
+    <cs:effectRef idx="0"/>
+    <cs:fontRef idx="minor">
+      <a:schemeClr val="tx1"/>
+    </cs:fontRef>
+    <cs:spPr>
+      <a:noFill/>
+      <a:ln>
+        <a:noFill/>
+      </a:ln>
+    </cs:spPr>
+  </cs:wall>
+</cs:chartStyle>
+</file>
+
 <file path=word/theme/theme1.xml><?xml version="1.0" encoding="utf-8"?>
 <a:theme xmlns:a="http://schemas.openxmlformats.org/drawingml/2006/main" name="Office Theme">
   <a:themeElements>

--- a/NER_SIR_rad.docx
+++ b/NER_SIR_rad.docx
@@ -9,8 +9,6 @@
           <w:sz w:val="28"/>
         </w:rPr>
       </w:pPr>
-      <w:bookmarkStart w:id="0" w:name="_GoBack"/>
-      <w:bookmarkEnd w:id="0"/>
       <w:r>
         <w:rPr>
           <w:noProof/>
@@ -288,9 +286,10 @@
           <w:lang w:val="sr-Cyrl-RS"/>
         </w:rPr>
       </w:pPr>
-      <w:bookmarkStart w:id="1" w:name="_Toc239978784"/>
-      <w:bookmarkStart w:id="2" w:name="_Toc239979026"/>
-      <w:bookmarkStart w:id="3" w:name="_Toc239979073"/>
+      <w:bookmarkStart w:id="0" w:name="_Toc239978784"/>
+      <w:bookmarkStart w:id="1" w:name="_Toc239979026"/>
+      <w:bookmarkStart w:id="2" w:name="_Toc239979073"/>
+      <w:bookmarkStart w:id="3" w:name="_Toc240316990"/>
       <w:r>
         <w:rPr>
           <w:lang w:val="sr-Cyrl-RS"/>
@@ -387,6 +386,7 @@
         </w:rPr>
         <w:t>језику</w:t>
       </w:r>
+      <w:bookmarkEnd w:id="0"/>
       <w:bookmarkEnd w:id="1"/>
       <w:bookmarkEnd w:id="2"/>
       <w:bookmarkEnd w:id="3"/>
@@ -859,137 +859,7 @@
           <w:lang w:val="sr-Cyrl-RS"/>
         </w:rPr>
       </w:pPr>
-      <w:bookmarkStart w:id="4" w:name="_Toc239979074"/>
-      <w:r>
-        <w:rPr>
-          <w:lang w:val="sr-Cyrl-RS"/>
-        </w:rPr>
-        <w:lastRenderedPageBreak/>
-        <w:t>Сажетак</w:t>
-      </w:r>
-      <w:bookmarkEnd w:id="4"/>
-    </w:p>
-    <w:p>
-      <w:pPr>
-        <w:rPr>
-          <w:lang w:val="sr-Cyrl-RS"/>
-        </w:rPr>
-      </w:pPr>
-    </w:p>
-    <w:p>
-      <w:r>
-        <w:t>У овом раду обрађује се препознавање именованих ентитета (енгл. Named Entity Recognition, NER) у текстовима на српском језику, са фокусом на домен легислативе (закони и прописи). За разлику од приступа који се ослањају на фино подешавање (енгл. fine-tuning) модела, овде се испитује могућност примене савремених великих језичких модела (енгл. Large Language Models, LLM) искључиво кроз промптовање</w:t>
-      </w:r>
-      <w:r>
-        <w:rPr>
-          <w:lang w:val="sr-Cyrl-RS"/>
-        </w:rPr>
-        <w:t xml:space="preserve">. </w:t>
-      </w:r>
-      <w:r>
-        <w:t>Креиран је наменски анотиран скуп података из српске легислативе са осам типова правних ентитета, а затим је извршено поређење модела фамилије Qwen3 у две варијанте — „инструкцијска</w:t>
-      </w:r>
-      <w:proofErr w:type="gramStart"/>
-      <w:r>
-        <w:t>“ (</w:t>
-      </w:r>
-      <w:proofErr w:type="gramEnd"/>
-      <w:r>
-        <w:t xml:space="preserve">енгл. instruction) и „мислећа“ (енгл. thinking) — и то у две димензије (4B и 30B параметара). Као референтни модел коришћен је фино подешени модел NER4Legal_SRB. Резултати указују на три главна налаза: </w:t>
-      </w:r>
-      <w:r>
-        <w:rPr>
-          <w:lang w:val="sr-Cyrl-RS"/>
-        </w:rPr>
-        <w:t>промптовање</w:t>
-      </w:r>
-      <w:r>
-        <w:t xml:space="preserve"> без fine-tuning-а даје ограничен учинак; „мислећа</w:t>
-      </w:r>
-      <w:proofErr w:type="gramStart"/>
-      <w:r>
-        <w:t>“ варијанта</w:t>
-      </w:r>
-      <w:proofErr w:type="gramEnd"/>
-      <w:r>
-        <w:t xml:space="preserve"> помера модел ка високој прецизности и ниском одзиву; а специјализовани модел значајно губи тачност при промени домена.</w:t>
-      </w:r>
-    </w:p>
-    <w:p/>
-    <w:p/>
-    <w:p>
-      <w:pPr>
-        <w:jc w:val="center"/>
-      </w:pPr>
-      <w:r>
-        <w:pict w14:anchorId="421A8643">
-          <v:shapetype id="_x0000_t75" coordsize="21600,21600" o:spt="75" o:preferrelative="t" path="m@4@5l@4@11@9@11@9@5xe" filled="f" stroked="f">
-            <v:stroke joinstyle="miter"/>
-            <v:formulas>
-              <v:f eqn="if lineDrawn pixelLineWidth 0"/>
-              <v:f eqn="sum @0 1 0"/>
-              <v:f eqn="sum 0 0 @1"/>
-              <v:f eqn="prod @2 1 2"/>
-              <v:f eqn="prod @3 21600 pixelWidth"/>
-              <v:f eqn="prod @3 21600 pixelHeight"/>
-              <v:f eqn="sum @0 0 1"/>
-              <v:f eqn="prod @6 1 2"/>
-              <v:f eqn="prod @7 21600 pixelWidth"/>
-              <v:f eqn="sum @8 21600 0"/>
-              <v:f eqn="prod @7 21600 pixelHeight"/>
-              <v:f eqn="sum @10 21600 0"/>
-            </v:formulas>
-            <v:path o:extrusionok="f" gradientshapeok="t" o:connecttype="rect"/>
-            <o:lock v:ext="edit" aspectratio="t"/>
-          </v:shapetype>
-          <v:shape id="_x0000_i1025" type="#_x0000_t75" style="width:351.75pt;height:211.5pt">
-            <v:imagedata r:id="rId9" o:title="Blog_Named-Entity-Recognition-–-The-Concept-Types-Applications"/>
-          </v:shape>
-        </w:pict>
-      </w:r>
-    </w:p>
-    <w:p>
-      <w:pPr>
-        <w:jc w:val="center"/>
-        <w:rPr>
-          <w:sz w:val="18"/>
-        </w:rPr>
-      </w:pPr>
-      <w:r>
-        <w:rPr>
-          <w:sz w:val="18"/>
-          <w:lang w:val="sr-Cyrl-RS"/>
-        </w:rPr>
-        <w:t xml:space="preserve">Слика 1: Пример </w:t>
-      </w:r>
-      <w:r>
-        <w:rPr>
-          <w:sz w:val="18"/>
-        </w:rPr>
-        <w:t>NER-</w:t>
-      </w:r>
-      <w:r>
-        <w:rPr>
-          <w:sz w:val="18"/>
-          <w:lang w:val="sr-Cyrl-RS"/>
-        </w:rPr>
-        <w:t>а</w:t>
-      </w:r>
-      <w:r>
-        <w:rPr>
-          <w:sz w:val="18"/>
-        </w:rPr>
-        <w:br w:type="page"/>
-      </w:r>
-    </w:p>
-    <w:p>
-      <w:pPr>
-        <w:pStyle w:val="Heading2"/>
-        <w:rPr>
-          <w:lang w:val="sr-Cyrl-RS"/>
-        </w:rPr>
-      </w:pPr>
-      <w:bookmarkStart w:id="5" w:name="_Toc239979075"/>
+      <w:bookmarkStart w:id="4" w:name="_Toc240316991"/>
       <w:r>
         <w:rPr>
           <w:lang w:val="sr-Cyrl-RS"/>
@@ -997,6 +867,8 @@
         <w:lastRenderedPageBreak/>
         <w:t>Садржај</w:t>
       </w:r>
+      <w:bookmarkStart w:id="5" w:name="_GoBack"/>
+      <w:bookmarkEnd w:id="4"/>
       <w:bookmarkEnd w:id="5"/>
     </w:p>
     <w:p>
@@ -1024,7 +896,10 @@
             </w:tabs>
             <w:ind w:left="0"/>
             <w:rPr>
+              <w:rFonts w:asciiTheme="minorHAnsi" w:eastAsiaTheme="minorEastAsia" w:hAnsiTheme="minorHAnsi" w:cstheme="minorBidi"/>
               <w:noProof/>
+              <w:sz w:val="22"/>
+              <w:szCs w:val="22"/>
             </w:rPr>
           </w:pPr>
           <w:r>
@@ -1036,76 +911,12 @@
           <w:r>
             <w:fldChar w:fldCharType="separate"/>
           </w:r>
-          <w:r>
-            <w:rPr>
-              <w:noProof/>
-              <w:lang w:val="sr-Cyrl-RS"/>
-            </w:rPr>
-            <w:t xml:space="preserve">    </w:t>
-          </w:r>
-          <w:hyperlink w:anchor="_Toc239979074" w:history="1">
-            <w:r>
-              <w:rPr>
-                <w:rStyle w:val="Hyperlink"/>
-                <w:noProof/>
-                <w:lang w:val="sr-Cyrl-RS"/>
-              </w:rPr>
-              <w:t>Сажетак</w:t>
-            </w:r>
-            <w:r>
-              <w:rPr>
-                <w:noProof/>
-                <w:webHidden/>
-              </w:rPr>
-              <w:tab/>
-            </w:r>
-            <w:r>
-              <w:rPr>
-                <w:noProof/>
-                <w:webHidden/>
-              </w:rPr>
-              <w:fldChar w:fldCharType="begin"/>
-            </w:r>
-            <w:r>
-              <w:rPr>
-                <w:noProof/>
-                <w:webHidden/>
-              </w:rPr>
-              <w:instrText xml:space="preserve"> PAGEREF _Toc239979074 \h </w:instrText>
-            </w:r>
-            <w:r>
-              <w:rPr>
-                <w:noProof/>
-                <w:webHidden/>
-              </w:rPr>
-            </w:r>
-            <w:r>
-              <w:rPr>
-                <w:noProof/>
-                <w:webHidden/>
-              </w:rPr>
-              <w:fldChar w:fldCharType="separate"/>
-            </w:r>
-            <w:r>
-              <w:rPr>
-                <w:noProof/>
-                <w:webHidden/>
-              </w:rPr>
-              <w:t>2</w:t>
-            </w:r>
-            <w:r>
-              <w:rPr>
-                <w:noProof/>
-                <w:webHidden/>
-              </w:rPr>
-              <w:fldChar w:fldCharType="end"/>
-            </w:r>
-          </w:hyperlink>
         </w:p>
         <w:p>
           <w:pPr>
-            <w:pStyle w:val="TOC2"/>
+            <w:pStyle w:val="TOC1"/>
             <w:tabs>
+              <w:tab w:val="left" w:pos="440"/>
               <w:tab w:val="right" w:leader="dot" w:pos="9016"/>
             </w:tabs>
             <w:rPr>
@@ -1115,14 +926,30 @@
               <w:szCs w:val="22"/>
             </w:rPr>
           </w:pPr>
-          <w:hyperlink w:anchor="_Toc239979075" w:history="1">
+          <w:hyperlink w:anchor="_Toc240316992" w:history="1">
             <w:r>
               <w:rPr>
                 <w:rStyle w:val="Hyperlink"/>
                 <w:noProof/>
+              </w:rPr>
+              <w:t>1.</w:t>
+            </w:r>
+            <w:r>
+              <w:rPr>
+                <w:rFonts w:asciiTheme="minorHAnsi" w:eastAsiaTheme="minorEastAsia" w:hAnsiTheme="minorHAnsi" w:cstheme="minorBidi"/>
+                <w:noProof/>
+                <w:sz w:val="22"/>
+                <w:szCs w:val="22"/>
+              </w:rPr>
+              <w:tab/>
+            </w:r>
+            <w:r>
+              <w:rPr>
+                <w:rStyle w:val="Hyperlink"/>
+                <w:noProof/>
                 <w:lang w:val="sr-Cyrl-RS"/>
               </w:rPr>
-              <w:t>Садржај</w:t>
+              <w:t>Увод</w:t>
             </w:r>
             <w:r>
               <w:rPr>
@@ -1143,7 +970,7 @@
                 <w:noProof/>
                 <w:webHidden/>
               </w:rPr>
-              <w:instrText xml:space="preserve"> PAGEREF _Toc239979075 \h </w:instrText>
+              <w:instrText xml:space="preserve"> PAGEREF _Toc240316992 \h </w:instrText>
             </w:r>
             <w:r>
               <w:rPr>
@@ -1163,7 +990,7 @@
                 <w:noProof/>
                 <w:webHidden/>
               </w:rPr>
-              <w:t>3</w:t>
+              <w:t>1</w:t>
             </w:r>
             <w:r>
               <w:rPr>
@@ -1188,13 +1015,13 @@
               <w:szCs w:val="22"/>
             </w:rPr>
           </w:pPr>
-          <w:hyperlink w:anchor="_Toc239979076" w:history="1">
+          <w:hyperlink w:anchor="_Toc240316993" w:history="1">
             <w:r>
               <w:rPr>
                 <w:rStyle w:val="Hyperlink"/>
                 <w:noProof/>
               </w:rPr>
-              <w:t>1.</w:t>
+              <w:t>2.</w:t>
             </w:r>
             <w:r>
               <w:rPr>
@@ -1211,7 +1038,7 @@
                 <w:noProof/>
                 <w:lang w:val="sr-Cyrl-RS"/>
               </w:rPr>
-              <w:t>Увод</w:t>
+              <w:t>Теоријска основа</w:t>
             </w:r>
             <w:r>
               <w:rPr>
@@ -1232,7 +1059,7 @@
                 <w:noProof/>
                 <w:webHidden/>
               </w:rPr>
-              <w:instrText xml:space="preserve"> PAGEREF _Toc239979076 \h </w:instrText>
+              <w:instrText xml:space="preserve"> PAGEREF _Toc240316993 \h </w:instrText>
             </w:r>
             <w:r>
               <w:rPr>
@@ -1252,7 +1079,495 @@
                 <w:noProof/>
                 <w:webHidden/>
               </w:rPr>
-              <w:t>1</w:t>
+              <w:t>2</w:t>
+            </w:r>
+            <w:r>
+              <w:rPr>
+                <w:noProof/>
+                <w:webHidden/>
+              </w:rPr>
+              <w:fldChar w:fldCharType="end"/>
+            </w:r>
+          </w:hyperlink>
+        </w:p>
+        <w:p>
+          <w:pPr>
+            <w:pStyle w:val="TOC2"/>
+            <w:tabs>
+              <w:tab w:val="left" w:pos="880"/>
+              <w:tab w:val="right" w:leader="dot" w:pos="9016"/>
+            </w:tabs>
+            <w:rPr>
+              <w:rFonts w:asciiTheme="minorHAnsi" w:eastAsiaTheme="minorEastAsia" w:hAnsiTheme="minorHAnsi" w:cstheme="minorBidi"/>
+              <w:noProof/>
+              <w:sz w:val="22"/>
+              <w:szCs w:val="22"/>
+            </w:rPr>
+          </w:pPr>
+          <w:hyperlink w:anchor="_Toc240316994" w:history="1">
+            <w:r>
+              <w:rPr>
+                <w:rStyle w:val="Hyperlink"/>
+                <w:noProof/>
+              </w:rPr>
+              <w:t>2.1.</w:t>
+            </w:r>
+            <w:r>
+              <w:rPr>
+                <w:rFonts w:asciiTheme="minorHAnsi" w:eastAsiaTheme="minorEastAsia" w:hAnsiTheme="minorHAnsi" w:cstheme="minorBidi"/>
+                <w:noProof/>
+                <w:sz w:val="22"/>
+                <w:szCs w:val="22"/>
+              </w:rPr>
+              <w:tab/>
+            </w:r>
+            <w:r>
+              <w:rPr>
+                <w:rStyle w:val="Hyperlink"/>
+                <w:noProof/>
+              </w:rPr>
+              <w:t>Препознавање именованих ентитета</w:t>
+            </w:r>
+            <w:r>
+              <w:rPr>
+                <w:noProof/>
+                <w:webHidden/>
+              </w:rPr>
+              <w:tab/>
+            </w:r>
+            <w:r>
+              <w:rPr>
+                <w:noProof/>
+                <w:webHidden/>
+              </w:rPr>
+              <w:fldChar w:fldCharType="begin"/>
+            </w:r>
+            <w:r>
+              <w:rPr>
+                <w:noProof/>
+                <w:webHidden/>
+              </w:rPr>
+              <w:instrText xml:space="preserve"> PAGEREF _Toc240316994 \h </w:instrText>
+            </w:r>
+            <w:r>
+              <w:rPr>
+                <w:noProof/>
+                <w:webHidden/>
+              </w:rPr>
+            </w:r>
+            <w:r>
+              <w:rPr>
+                <w:noProof/>
+                <w:webHidden/>
+              </w:rPr>
+              <w:fldChar w:fldCharType="separate"/>
+            </w:r>
+            <w:r>
+              <w:rPr>
+                <w:noProof/>
+                <w:webHidden/>
+              </w:rPr>
+              <w:t>2</w:t>
+            </w:r>
+            <w:r>
+              <w:rPr>
+                <w:noProof/>
+                <w:webHidden/>
+              </w:rPr>
+              <w:fldChar w:fldCharType="end"/>
+            </w:r>
+          </w:hyperlink>
+        </w:p>
+        <w:p>
+          <w:pPr>
+            <w:pStyle w:val="TOC2"/>
+            <w:tabs>
+              <w:tab w:val="left" w:pos="880"/>
+              <w:tab w:val="right" w:leader="dot" w:pos="9016"/>
+            </w:tabs>
+            <w:rPr>
+              <w:rFonts w:asciiTheme="minorHAnsi" w:eastAsiaTheme="minorEastAsia" w:hAnsiTheme="minorHAnsi" w:cstheme="minorBidi"/>
+              <w:noProof/>
+              <w:sz w:val="22"/>
+              <w:szCs w:val="22"/>
+            </w:rPr>
+          </w:pPr>
+          <w:hyperlink w:anchor="_Toc240316995" w:history="1">
+            <w:r>
+              <w:rPr>
+                <w:rStyle w:val="Hyperlink"/>
+                <w:noProof/>
+              </w:rPr>
+              <w:t>2.2.</w:t>
+            </w:r>
+            <w:r>
+              <w:rPr>
+                <w:rFonts w:asciiTheme="minorHAnsi" w:eastAsiaTheme="minorEastAsia" w:hAnsiTheme="minorHAnsi" w:cstheme="minorBidi"/>
+                <w:noProof/>
+                <w:sz w:val="22"/>
+                <w:szCs w:val="22"/>
+              </w:rPr>
+              <w:tab/>
+            </w:r>
+            <w:r>
+              <w:rPr>
+                <w:rStyle w:val="Hyperlink"/>
+                <w:noProof/>
+                <w:lang w:val="sr-Cyrl-RS"/>
+              </w:rPr>
+              <w:t>Трансформер архитектура и</w:t>
+            </w:r>
+            <w:r>
+              <w:rPr>
+                <w:rStyle w:val="Hyperlink"/>
+                <w:noProof/>
+              </w:rPr>
+              <w:t xml:space="preserve"> BERT</w:t>
+            </w:r>
+            <w:r>
+              <w:rPr>
+                <w:noProof/>
+                <w:webHidden/>
+              </w:rPr>
+              <w:tab/>
+            </w:r>
+            <w:r>
+              <w:rPr>
+                <w:noProof/>
+                <w:webHidden/>
+              </w:rPr>
+              <w:fldChar w:fldCharType="begin"/>
+            </w:r>
+            <w:r>
+              <w:rPr>
+                <w:noProof/>
+                <w:webHidden/>
+              </w:rPr>
+              <w:instrText xml:space="preserve"> PAGEREF _Toc240316995 \h </w:instrText>
+            </w:r>
+            <w:r>
+              <w:rPr>
+                <w:noProof/>
+                <w:webHidden/>
+              </w:rPr>
+            </w:r>
+            <w:r>
+              <w:rPr>
+                <w:noProof/>
+                <w:webHidden/>
+              </w:rPr>
+              <w:fldChar w:fldCharType="separate"/>
+            </w:r>
+            <w:r>
+              <w:rPr>
+                <w:noProof/>
+                <w:webHidden/>
+              </w:rPr>
+              <w:t>3</w:t>
+            </w:r>
+            <w:r>
+              <w:rPr>
+                <w:noProof/>
+                <w:webHidden/>
+              </w:rPr>
+              <w:fldChar w:fldCharType="end"/>
+            </w:r>
+          </w:hyperlink>
+        </w:p>
+        <w:p>
+          <w:pPr>
+            <w:pStyle w:val="TOC2"/>
+            <w:tabs>
+              <w:tab w:val="left" w:pos="880"/>
+              <w:tab w:val="right" w:leader="dot" w:pos="9016"/>
+            </w:tabs>
+            <w:rPr>
+              <w:rFonts w:asciiTheme="minorHAnsi" w:eastAsiaTheme="minorEastAsia" w:hAnsiTheme="minorHAnsi" w:cstheme="minorBidi"/>
+              <w:noProof/>
+              <w:sz w:val="22"/>
+              <w:szCs w:val="22"/>
+            </w:rPr>
+          </w:pPr>
+          <w:hyperlink w:anchor="_Toc240316996" w:history="1">
+            <w:r>
+              <w:rPr>
+                <w:rStyle w:val="Hyperlink"/>
+                <w:noProof/>
+                <w:lang w:val="sr-Cyrl-RS"/>
+              </w:rPr>
+              <w:t>2.3.</w:t>
+            </w:r>
+            <w:r>
+              <w:rPr>
+                <w:rFonts w:asciiTheme="minorHAnsi" w:eastAsiaTheme="minorEastAsia" w:hAnsiTheme="minorHAnsi" w:cstheme="minorBidi"/>
+                <w:noProof/>
+                <w:sz w:val="22"/>
+                <w:szCs w:val="22"/>
+              </w:rPr>
+              <w:tab/>
+            </w:r>
+            <w:r>
+              <w:rPr>
+                <w:rStyle w:val="Hyperlink"/>
+                <w:noProof/>
+                <w:lang w:val="sr-Cyrl-RS"/>
+              </w:rPr>
+              <w:t>Језички модели за српски језик</w:t>
+            </w:r>
+            <w:r>
+              <w:rPr>
+                <w:noProof/>
+                <w:webHidden/>
+              </w:rPr>
+              <w:tab/>
+            </w:r>
+            <w:r>
+              <w:rPr>
+                <w:noProof/>
+                <w:webHidden/>
+              </w:rPr>
+              <w:fldChar w:fldCharType="begin"/>
+            </w:r>
+            <w:r>
+              <w:rPr>
+                <w:noProof/>
+                <w:webHidden/>
+              </w:rPr>
+              <w:instrText xml:space="preserve"> PAGEREF _Toc240316996 \h </w:instrText>
+            </w:r>
+            <w:r>
+              <w:rPr>
+                <w:noProof/>
+                <w:webHidden/>
+              </w:rPr>
+            </w:r>
+            <w:r>
+              <w:rPr>
+                <w:noProof/>
+                <w:webHidden/>
+              </w:rPr>
+              <w:fldChar w:fldCharType="separate"/>
+            </w:r>
+            <w:r>
+              <w:rPr>
+                <w:noProof/>
+                <w:webHidden/>
+              </w:rPr>
+              <w:t>3</w:t>
+            </w:r>
+            <w:r>
+              <w:rPr>
+                <w:noProof/>
+                <w:webHidden/>
+              </w:rPr>
+              <w:fldChar w:fldCharType="end"/>
+            </w:r>
+          </w:hyperlink>
+        </w:p>
+        <w:p>
+          <w:pPr>
+            <w:pStyle w:val="TOC2"/>
+            <w:tabs>
+              <w:tab w:val="left" w:pos="880"/>
+              <w:tab w:val="right" w:leader="dot" w:pos="9016"/>
+            </w:tabs>
+            <w:rPr>
+              <w:rFonts w:asciiTheme="minorHAnsi" w:eastAsiaTheme="minorEastAsia" w:hAnsiTheme="minorHAnsi" w:cstheme="minorBidi"/>
+              <w:noProof/>
+              <w:sz w:val="22"/>
+              <w:szCs w:val="22"/>
+            </w:rPr>
+          </w:pPr>
+          <w:hyperlink w:anchor="_Toc240316997" w:history="1">
+            <w:r>
+              <w:rPr>
+                <w:rStyle w:val="Hyperlink"/>
+                <w:noProof/>
+              </w:rPr>
+              <w:t>2.4.</w:t>
+            </w:r>
+            <w:r>
+              <w:rPr>
+                <w:rFonts w:asciiTheme="minorHAnsi" w:eastAsiaTheme="minorEastAsia" w:hAnsiTheme="minorHAnsi" w:cstheme="minorBidi"/>
+                <w:noProof/>
+                <w:sz w:val="22"/>
+                <w:szCs w:val="22"/>
+              </w:rPr>
+              <w:tab/>
+            </w:r>
+            <w:r>
+              <w:rPr>
+                <w:rStyle w:val="Hyperlink"/>
+                <w:noProof/>
+                <w:lang w:val="sr-Cyrl-RS"/>
+              </w:rPr>
+              <w:t>Генеративни језички модели</w:t>
+            </w:r>
+            <w:r>
+              <w:rPr>
+                <w:rStyle w:val="Hyperlink"/>
+                <w:noProof/>
+              </w:rPr>
+              <w:t>: „</w:t>
+            </w:r>
+            <w:r>
+              <w:rPr>
+                <w:rStyle w:val="Hyperlink"/>
+                <w:noProof/>
+                <w:lang w:val="sr-Cyrl-RS"/>
+              </w:rPr>
+              <w:t>инструкцијски</w:t>
+            </w:r>
+            <w:r>
+              <w:rPr>
+                <w:rStyle w:val="Hyperlink"/>
+                <w:noProof/>
+              </w:rPr>
+              <w:t>" и „</w:t>
+            </w:r>
+            <w:r>
+              <w:rPr>
+                <w:rStyle w:val="Hyperlink"/>
+                <w:noProof/>
+                <w:lang w:val="sr-Cyrl-RS"/>
+              </w:rPr>
+              <w:t>мислећи</w:t>
+            </w:r>
+            <w:r>
+              <w:rPr>
+                <w:rStyle w:val="Hyperlink"/>
+                <w:noProof/>
+              </w:rPr>
+              <w:t>"</w:t>
+            </w:r>
+            <w:r>
+              <w:rPr>
+                <w:noProof/>
+                <w:webHidden/>
+              </w:rPr>
+              <w:tab/>
+            </w:r>
+            <w:r>
+              <w:rPr>
+                <w:noProof/>
+                <w:webHidden/>
+              </w:rPr>
+              <w:fldChar w:fldCharType="begin"/>
+            </w:r>
+            <w:r>
+              <w:rPr>
+                <w:noProof/>
+                <w:webHidden/>
+              </w:rPr>
+              <w:instrText xml:space="preserve"> PAGEREF _Toc240316997 \h </w:instrText>
+            </w:r>
+            <w:r>
+              <w:rPr>
+                <w:noProof/>
+                <w:webHidden/>
+              </w:rPr>
+            </w:r>
+            <w:r>
+              <w:rPr>
+                <w:noProof/>
+                <w:webHidden/>
+              </w:rPr>
+              <w:fldChar w:fldCharType="separate"/>
+            </w:r>
+            <w:r>
+              <w:rPr>
+                <w:noProof/>
+                <w:webHidden/>
+              </w:rPr>
+              <w:t>4</w:t>
+            </w:r>
+            <w:r>
+              <w:rPr>
+                <w:noProof/>
+                <w:webHidden/>
+              </w:rPr>
+              <w:fldChar w:fldCharType="end"/>
+            </w:r>
+          </w:hyperlink>
+        </w:p>
+        <w:p>
+          <w:pPr>
+            <w:pStyle w:val="TOC2"/>
+            <w:tabs>
+              <w:tab w:val="left" w:pos="880"/>
+              <w:tab w:val="right" w:leader="dot" w:pos="9016"/>
+            </w:tabs>
+            <w:rPr>
+              <w:rFonts w:asciiTheme="minorHAnsi" w:eastAsiaTheme="minorEastAsia" w:hAnsiTheme="minorHAnsi" w:cstheme="minorBidi"/>
+              <w:noProof/>
+              <w:sz w:val="22"/>
+              <w:szCs w:val="22"/>
+            </w:rPr>
+          </w:pPr>
+          <w:hyperlink w:anchor="_Toc240316998" w:history="1">
+            <w:r>
+              <w:rPr>
+                <w:rStyle w:val="Hyperlink"/>
+                <w:noProof/>
+              </w:rPr>
+              <w:t>2.5.</w:t>
+            </w:r>
+            <w:r>
+              <w:rPr>
+                <w:rFonts w:asciiTheme="minorHAnsi" w:eastAsiaTheme="minorEastAsia" w:hAnsiTheme="minorHAnsi" w:cstheme="minorBidi"/>
+                <w:noProof/>
+                <w:sz w:val="22"/>
+                <w:szCs w:val="22"/>
+              </w:rPr>
+              <w:tab/>
+            </w:r>
+            <w:r>
+              <w:rPr>
+                <w:rStyle w:val="Hyperlink"/>
+                <w:noProof/>
+              </w:rPr>
+              <w:t>Promptovanje: zero-shot, few-shot i lanac rasuđivanja</w:t>
+            </w:r>
+            <w:r>
+              <w:rPr>
+                <w:noProof/>
+                <w:webHidden/>
+              </w:rPr>
+              <w:tab/>
+            </w:r>
+            <w:r>
+              <w:rPr>
+                <w:noProof/>
+                <w:webHidden/>
+              </w:rPr>
+              <w:fldChar w:fldCharType="begin"/>
+            </w:r>
+            <w:r>
+              <w:rPr>
+                <w:noProof/>
+                <w:webHidden/>
+              </w:rPr>
+              <w:instrText xml:space="preserve"> PAGEREF _Toc240316998 \h </w:instrText>
+            </w:r>
+            <w:r>
+              <w:rPr>
+                <w:noProof/>
+                <w:webHidden/>
+              </w:rPr>
+            </w:r>
+            <w:r>
+              <w:rPr>
+                <w:noProof/>
+                <w:webHidden/>
+              </w:rPr>
+              <w:fldChar w:fldCharType="separate"/>
+            </w:r>
+            <w:r>
+              <w:rPr>
+                <w:noProof/>
+                <w:webHidden/>
+              </w:rPr>
+              <w:t>5</w:t>
             </w:r>
             <w:r>
               <w:rPr>
@@ -1277,13 +1592,14 @@
               <w:szCs w:val="22"/>
             </w:rPr>
           </w:pPr>
-          <w:hyperlink w:anchor="_Toc239979077" w:history="1">
+          <w:hyperlink w:anchor="_Toc240316999" w:history="1">
             <w:r>
               <w:rPr>
                 <w:rStyle w:val="Hyperlink"/>
                 <w:noProof/>
-              </w:rPr>
-              <w:t>2.</w:t>
+                <w:lang w:val="sr-Cyrl-RS"/>
+              </w:rPr>
+              <w:t>3.</w:t>
             </w:r>
             <w:r>
               <w:rPr>
@@ -1300,7 +1616,7 @@
                 <w:noProof/>
                 <w:lang w:val="sr-Cyrl-RS"/>
               </w:rPr>
-              <w:t>Теоријска основа</w:t>
+              <w:t>Преглед сличних истраживања</w:t>
             </w:r>
             <w:r>
               <w:rPr>
@@ -1321,7 +1637,7 @@
                 <w:noProof/>
                 <w:webHidden/>
               </w:rPr>
-              <w:instrText xml:space="preserve"> PAGEREF _Toc239979077 \h </w:instrText>
+              <w:instrText xml:space="preserve"> PAGEREF _Toc240316999 \h </w:instrText>
             </w:r>
             <w:r>
               <w:rPr>
@@ -1341,7 +1657,192 @@
                 <w:noProof/>
                 <w:webHidden/>
               </w:rPr>
-              <w:t>2</w:t>
+              <w:t>5</w:t>
+            </w:r>
+            <w:r>
+              <w:rPr>
+                <w:noProof/>
+                <w:webHidden/>
+              </w:rPr>
+              <w:fldChar w:fldCharType="end"/>
+            </w:r>
+          </w:hyperlink>
+        </w:p>
+        <w:p>
+          <w:pPr>
+            <w:pStyle w:val="TOC1"/>
+            <w:tabs>
+              <w:tab w:val="left" w:pos="440"/>
+              <w:tab w:val="right" w:leader="dot" w:pos="9016"/>
+            </w:tabs>
+            <w:rPr>
+              <w:rFonts w:asciiTheme="minorHAnsi" w:eastAsiaTheme="minorEastAsia" w:hAnsiTheme="minorHAnsi" w:cstheme="minorBidi"/>
+              <w:noProof/>
+              <w:sz w:val="22"/>
+              <w:szCs w:val="22"/>
+            </w:rPr>
+          </w:pPr>
+          <w:hyperlink w:anchor="_Toc240317000" w:history="1">
+            <w:r>
+              <w:rPr>
+                <w:rStyle w:val="Hyperlink"/>
+                <w:noProof/>
+              </w:rPr>
+              <w:t>4.</w:t>
+            </w:r>
+            <w:r>
+              <w:rPr>
+                <w:rFonts w:asciiTheme="minorHAnsi" w:eastAsiaTheme="minorEastAsia" w:hAnsiTheme="minorHAnsi" w:cstheme="minorBidi"/>
+                <w:noProof/>
+                <w:sz w:val="22"/>
+                <w:szCs w:val="22"/>
+              </w:rPr>
+              <w:tab/>
+            </w:r>
+            <w:r>
+              <w:rPr>
+                <w:rStyle w:val="Hyperlink"/>
+                <w:noProof/>
+                <w:lang w:val="sr-Cyrl-RS"/>
+              </w:rPr>
+              <w:t>Корпуси и ресурси за српски</w:t>
+            </w:r>
+            <w:r>
+              <w:rPr>
+                <w:rStyle w:val="Hyperlink"/>
+                <w:noProof/>
+              </w:rPr>
+              <w:t xml:space="preserve"> NER</w:t>
+            </w:r>
+            <w:r>
+              <w:rPr>
+                <w:noProof/>
+                <w:webHidden/>
+              </w:rPr>
+              <w:tab/>
+            </w:r>
+            <w:r>
+              <w:rPr>
+                <w:noProof/>
+                <w:webHidden/>
+              </w:rPr>
+              <w:fldChar w:fldCharType="begin"/>
+            </w:r>
+            <w:r>
+              <w:rPr>
+                <w:noProof/>
+                <w:webHidden/>
+              </w:rPr>
+              <w:instrText xml:space="preserve"> PAGEREF _Toc240317000 \h </w:instrText>
+            </w:r>
+            <w:r>
+              <w:rPr>
+                <w:noProof/>
+                <w:webHidden/>
+              </w:rPr>
+            </w:r>
+            <w:r>
+              <w:rPr>
+                <w:noProof/>
+                <w:webHidden/>
+              </w:rPr>
+              <w:fldChar w:fldCharType="separate"/>
+            </w:r>
+            <w:r>
+              <w:rPr>
+                <w:noProof/>
+                <w:webHidden/>
+              </w:rPr>
+              <w:t>6</w:t>
+            </w:r>
+            <w:r>
+              <w:rPr>
+                <w:noProof/>
+                <w:webHidden/>
+              </w:rPr>
+              <w:fldChar w:fldCharType="end"/>
+            </w:r>
+          </w:hyperlink>
+        </w:p>
+        <w:p>
+          <w:pPr>
+            <w:pStyle w:val="TOC1"/>
+            <w:tabs>
+              <w:tab w:val="left" w:pos="440"/>
+              <w:tab w:val="right" w:leader="dot" w:pos="9016"/>
+            </w:tabs>
+            <w:rPr>
+              <w:rFonts w:asciiTheme="minorHAnsi" w:eastAsiaTheme="minorEastAsia" w:hAnsiTheme="minorHAnsi" w:cstheme="minorBidi"/>
+              <w:noProof/>
+              <w:sz w:val="22"/>
+              <w:szCs w:val="22"/>
+            </w:rPr>
+          </w:pPr>
+          <w:hyperlink w:anchor="_Toc240317001" w:history="1">
+            <w:r>
+              <w:rPr>
+                <w:rStyle w:val="Hyperlink"/>
+                <w:noProof/>
+              </w:rPr>
+              <w:t>5.</w:t>
+            </w:r>
+            <w:r>
+              <w:rPr>
+                <w:rFonts w:asciiTheme="minorHAnsi" w:eastAsiaTheme="minorEastAsia" w:hAnsiTheme="minorHAnsi" w:cstheme="minorBidi"/>
+                <w:noProof/>
+                <w:sz w:val="22"/>
+                <w:szCs w:val="22"/>
+              </w:rPr>
+              <w:tab/>
+            </w:r>
+            <w:r>
+              <w:rPr>
+                <w:rStyle w:val="Hyperlink"/>
+                <w:noProof/>
+                <w:lang w:val="sr-Cyrl-RS"/>
+              </w:rPr>
+              <w:t>Методологија</w:t>
+            </w:r>
+            <w:r>
+              <w:rPr>
+                <w:noProof/>
+                <w:webHidden/>
+              </w:rPr>
+              <w:tab/>
+            </w:r>
+            <w:r>
+              <w:rPr>
+                <w:noProof/>
+                <w:webHidden/>
+              </w:rPr>
+              <w:fldChar w:fldCharType="begin"/>
+            </w:r>
+            <w:r>
+              <w:rPr>
+                <w:noProof/>
+                <w:webHidden/>
+              </w:rPr>
+              <w:instrText xml:space="preserve"> PAGEREF _Toc240317001 \h </w:instrText>
+            </w:r>
+            <w:r>
+              <w:rPr>
+                <w:noProof/>
+                <w:webHidden/>
+              </w:rPr>
+            </w:r>
+            <w:r>
+              <w:rPr>
+                <w:noProof/>
+                <w:webHidden/>
+              </w:rPr>
+              <w:fldChar w:fldCharType="separate"/>
+            </w:r>
+            <w:r>
+              <w:rPr>
+                <w:noProof/>
+                <w:webHidden/>
+              </w:rPr>
+              <w:t>7</w:t>
             </w:r>
             <w:r>
               <w:rPr>
@@ -1366,13 +1867,14 @@
               <w:szCs w:val="22"/>
             </w:rPr>
           </w:pPr>
-          <w:hyperlink w:anchor="_Toc239979078" w:history="1">
+          <w:hyperlink w:anchor="_Toc240317002" w:history="1">
             <w:r>
               <w:rPr>
                 <w:rStyle w:val="Hyperlink"/>
                 <w:noProof/>
-              </w:rPr>
-              <w:t>2.1.</w:t>
+                <w:lang w:val="sr-Cyrl-RS"/>
+              </w:rPr>
+              <w:t>5.1.</w:t>
             </w:r>
             <w:r>
               <w:rPr>
@@ -1387,8 +1889,9 @@
               <w:rPr>
                 <w:rStyle w:val="Hyperlink"/>
                 <w:noProof/>
-              </w:rPr>
-              <w:t>Препознавање именованих ентитета</w:t>
+                <w:lang w:val="sr-Cyrl-RS"/>
+              </w:rPr>
+              <w:t>Креиранје скупа података</w:t>
             </w:r>
             <w:r>
               <w:rPr>
@@ -1409,7 +1912,7 @@
                 <w:noProof/>
                 <w:webHidden/>
               </w:rPr>
-              <w:instrText xml:space="preserve"> PAGEREF _Toc239979078 \h </w:instrText>
+              <w:instrText xml:space="preserve"> PAGEREF _Toc240317002 \h </w:instrText>
             </w:r>
             <w:r>
               <w:rPr>
@@ -1429,7 +1932,7 @@
                 <w:noProof/>
                 <w:webHidden/>
               </w:rPr>
-              <w:t>2</w:t>
+              <w:t>7</w:t>
             </w:r>
             <w:r>
               <w:rPr>
@@ -1454,13 +1957,14 @@
               <w:szCs w:val="22"/>
             </w:rPr>
           </w:pPr>
-          <w:hyperlink w:anchor="_Toc239979079" w:history="1">
+          <w:hyperlink w:anchor="_Toc240317003" w:history="1">
             <w:r>
               <w:rPr>
                 <w:rStyle w:val="Hyperlink"/>
                 <w:noProof/>
-              </w:rPr>
-              <w:t>2.2.</w:t>
+                <w:lang w:val="sr-Cyrl-RS"/>
+              </w:rPr>
+              <w:t>5.2.</w:t>
             </w:r>
             <w:r>
               <w:rPr>
@@ -1475,16 +1979,16 @@
               <w:rPr>
                 <w:rStyle w:val="Hyperlink"/>
                 <w:noProof/>
+              </w:rPr>
+              <w:t xml:space="preserve">Shema </w:t>
+            </w:r>
+            <w:r>
+              <w:rPr>
+                <w:rStyle w:val="Hyperlink"/>
+                <w:noProof/>
                 <w:lang w:val="sr-Cyrl-RS"/>
               </w:rPr>
-              <w:t>Трансформер архитектура и</w:t>
-            </w:r>
-            <w:r>
-              <w:rPr>
-                <w:rStyle w:val="Hyperlink"/>
-                <w:noProof/>
-              </w:rPr>
-              <w:t xml:space="preserve"> BERT</w:t>
+              <w:t>анотације</w:t>
             </w:r>
             <w:r>
               <w:rPr>
@@ -1505,7 +2009,7 @@
                 <w:noProof/>
                 <w:webHidden/>
               </w:rPr>
-              <w:instrText xml:space="preserve"> PAGEREF _Toc239979079 \h </w:instrText>
+              <w:instrText xml:space="preserve"> PAGEREF _Toc240317003 \h </w:instrText>
             </w:r>
             <w:r>
               <w:rPr>
@@ -1525,7 +2029,7 @@
                 <w:noProof/>
                 <w:webHidden/>
               </w:rPr>
-              <w:t>2</w:t>
+              <w:t>8</w:t>
             </w:r>
             <w:r>
               <w:rPr>
@@ -1550,14 +2054,14 @@
               <w:szCs w:val="22"/>
             </w:rPr>
           </w:pPr>
-          <w:hyperlink w:anchor="_Toc239979080" w:history="1">
+          <w:hyperlink w:anchor="_Toc240317004" w:history="1">
             <w:r>
               <w:rPr>
                 <w:rStyle w:val="Hyperlink"/>
                 <w:noProof/>
                 <w:lang w:val="sr-Cyrl-RS"/>
               </w:rPr>
-              <w:t>2.3.</w:t>
+              <w:t>5.3.</w:t>
             </w:r>
             <w:r>
               <w:rPr>
@@ -1574,7 +2078,7 @@
                 <w:noProof/>
                 <w:lang w:val="sr-Cyrl-RS"/>
               </w:rPr>
-              <w:t>Језички модели за српски језик</w:t>
+              <w:t>Одабир модела</w:t>
             </w:r>
             <w:r>
               <w:rPr>
@@ -1595,7 +2099,7 @@
                 <w:noProof/>
                 <w:webHidden/>
               </w:rPr>
-              <w:instrText xml:space="preserve"> PAGEREF _Toc239979080 \h </w:instrText>
+              <w:instrText xml:space="preserve"> PAGEREF _Toc240317004 \h </w:instrText>
             </w:r>
             <w:r>
               <w:rPr>
@@ -1615,7 +2119,7 @@
                 <w:noProof/>
                 <w:webHidden/>
               </w:rPr>
-              <w:t>3</w:t>
+              <w:t>8</w:t>
             </w:r>
             <w:r>
               <w:rPr>
@@ -1640,13 +2144,14 @@
               <w:szCs w:val="22"/>
             </w:rPr>
           </w:pPr>
-          <w:hyperlink w:anchor="_Toc239979081" w:history="1">
+          <w:hyperlink w:anchor="_Toc240317005" w:history="1">
             <w:r>
               <w:rPr>
                 <w:rStyle w:val="Hyperlink"/>
                 <w:noProof/>
-              </w:rPr>
-              <w:t>2.4.</w:t>
+                <w:lang w:val="sr-Cyrl-RS"/>
+              </w:rPr>
+              <w:t>5.4.</w:t>
             </w:r>
             <w:r>
               <w:rPr>
@@ -1663,44 +2168,7 @@
                 <w:noProof/>
                 <w:lang w:val="sr-Cyrl-RS"/>
               </w:rPr>
-              <w:t>Генеративни језички модели</w:t>
-            </w:r>
-            <w:r>
-              <w:rPr>
-                <w:rStyle w:val="Hyperlink"/>
-                <w:noProof/>
-              </w:rPr>
-              <w:t>: „</w:t>
-            </w:r>
-            <w:r>
-              <w:rPr>
-                <w:rStyle w:val="Hyperlink"/>
-                <w:noProof/>
-                <w:lang w:val="sr-Cyrl-RS"/>
-              </w:rPr>
-              <w:t>инструкцијски</w:t>
-            </w:r>
-            <w:r>
-              <w:rPr>
-                <w:rStyle w:val="Hyperlink"/>
-                <w:noProof/>
-              </w:rPr>
-              <w:t>" и „</w:t>
-            </w:r>
-            <w:r>
-              <w:rPr>
-                <w:rStyle w:val="Hyperlink"/>
-                <w:noProof/>
-                <w:lang w:val="sr-Cyrl-RS"/>
-              </w:rPr>
-              <w:t>мислећи</w:t>
-            </w:r>
-            <w:r>
-              <w:rPr>
-                <w:rStyle w:val="Hyperlink"/>
-                <w:noProof/>
-              </w:rPr>
-              <w:t>"</w:t>
+              <w:t>Поставка експеримента</w:t>
             </w:r>
             <w:r>
               <w:rPr>
@@ -1721,7 +2189,7 @@
                 <w:noProof/>
                 <w:webHidden/>
               </w:rPr>
-              <w:instrText xml:space="preserve"> PAGEREF _Toc239979081 \h </w:instrText>
+              <w:instrText xml:space="preserve"> PAGEREF _Toc240317005 \h </w:instrText>
             </w:r>
             <w:r>
               <w:rPr>
@@ -1741,7 +2209,7 @@
                 <w:noProof/>
                 <w:webHidden/>
               </w:rPr>
-              <w:t>4</w:t>
+              <w:t>9</w:t>
             </w:r>
             <w:r>
               <w:rPr>
@@ -1766,13 +2234,14 @@
               <w:szCs w:val="22"/>
             </w:rPr>
           </w:pPr>
-          <w:hyperlink w:anchor="_Toc239979082" w:history="1">
+          <w:hyperlink w:anchor="_Toc240317006" w:history="1">
             <w:r>
               <w:rPr>
                 <w:rStyle w:val="Hyperlink"/>
                 <w:noProof/>
-              </w:rPr>
-              <w:t>2.5.</w:t>
+                <w:lang w:val="sr-Cyrl-RS"/>
+              </w:rPr>
+              <w:t>5.5.</w:t>
             </w:r>
             <w:r>
               <w:rPr>
@@ -1787,8 +2256,9 @@
               <w:rPr>
                 <w:rStyle w:val="Hyperlink"/>
                 <w:noProof/>
-              </w:rPr>
-              <w:t>Promptovanje: zero-shot, few-shot i lanac rasuđivanja</w:t>
+                <w:lang w:val="sr-Cyrl-RS"/>
+              </w:rPr>
+              <w:t>Евалуциона метрика</w:t>
             </w:r>
             <w:r>
               <w:rPr>
@@ -1809,7 +2279,7 @@
                 <w:noProof/>
                 <w:webHidden/>
               </w:rPr>
-              <w:instrText xml:space="preserve"> PAGEREF _Toc239979082 \h </w:instrText>
+              <w:instrText xml:space="preserve"> PAGEREF _Toc240317006 \h </w:instrText>
             </w:r>
             <w:r>
               <w:rPr>
@@ -1829,7 +2299,7 @@
                 <w:noProof/>
                 <w:webHidden/>
               </w:rPr>
-              <w:t>5</w:t>
+              <w:t>9</w:t>
             </w:r>
             <w:r>
               <w:rPr>
@@ -1854,14 +2324,14 @@
               <w:szCs w:val="22"/>
             </w:rPr>
           </w:pPr>
-          <w:hyperlink w:anchor="_Toc239979083" w:history="1">
+          <w:hyperlink w:anchor="_Toc240317007" w:history="1">
             <w:r>
               <w:rPr>
                 <w:rStyle w:val="Hyperlink"/>
                 <w:noProof/>
                 <w:lang w:val="sr-Cyrl-RS"/>
               </w:rPr>
-              <w:t>3.</w:t>
+              <w:t>6.</w:t>
             </w:r>
             <w:r>
               <w:rPr>
@@ -1878,7 +2348,7 @@
                 <w:noProof/>
                 <w:lang w:val="sr-Cyrl-RS"/>
               </w:rPr>
-              <w:t>Преглед сличних истраживања</w:t>
+              <w:t>Резултати</w:t>
             </w:r>
             <w:r>
               <w:rPr>
@@ -1899,7 +2369,7 @@
                 <w:noProof/>
                 <w:webHidden/>
               </w:rPr>
-              <w:instrText xml:space="preserve"> PAGEREF _Toc239979083 \h </w:instrText>
+              <w:instrText xml:space="preserve"> PAGEREF _Toc240317007 \h </w:instrText>
             </w:r>
             <w:r>
               <w:rPr>
@@ -1919,7 +2389,7 @@
                 <w:noProof/>
                 <w:webHidden/>
               </w:rPr>
-              <w:t>5</w:t>
+              <w:t>10</w:t>
             </w:r>
             <w:r>
               <w:rPr>
@@ -1944,13 +2414,14 @@
               <w:szCs w:val="22"/>
             </w:rPr>
           </w:pPr>
-          <w:hyperlink w:anchor="_Toc239979084" w:history="1">
+          <w:hyperlink w:anchor="_Toc240317008" w:history="1">
             <w:r>
               <w:rPr>
                 <w:rStyle w:val="Hyperlink"/>
                 <w:noProof/>
-              </w:rPr>
-              <w:t>4.</w:t>
+                <w:lang w:val="sr-Cyrl-RS"/>
+              </w:rPr>
+              <w:t>7.</w:t>
             </w:r>
             <w:r>
               <w:rPr>
@@ -1967,14 +2438,7 @@
                 <w:noProof/>
                 <w:lang w:val="sr-Cyrl-RS"/>
               </w:rPr>
-              <w:t>Корпуси и ресурси за српски</w:t>
-            </w:r>
-            <w:r>
-              <w:rPr>
-                <w:rStyle w:val="Hyperlink"/>
-                <w:noProof/>
-              </w:rPr>
-              <w:t xml:space="preserve"> NER</w:t>
+              <w:t>Дискусија резултата</w:t>
             </w:r>
             <w:r>
               <w:rPr>
@@ -1995,7 +2459,7 @@
                 <w:noProof/>
                 <w:webHidden/>
               </w:rPr>
-              <w:instrText xml:space="preserve"> PAGEREF _Toc239979084 \h </w:instrText>
+              <w:instrText xml:space="preserve"> PAGEREF _Toc240317008 \h </w:instrText>
             </w:r>
             <w:r>
               <w:rPr>
@@ -2015,7 +2479,7 @@
                 <w:noProof/>
                 <w:webHidden/>
               </w:rPr>
-              <w:t>6</w:t>
+              <w:t>13</w:t>
             </w:r>
             <w:r>
               <w:rPr>
@@ -2040,13 +2504,14 @@
               <w:szCs w:val="22"/>
             </w:rPr>
           </w:pPr>
-          <w:hyperlink w:anchor="_Toc239979085" w:history="1">
+          <w:hyperlink w:anchor="_Toc240317009" w:history="1">
             <w:r>
               <w:rPr>
                 <w:rStyle w:val="Hyperlink"/>
                 <w:noProof/>
-              </w:rPr>
-              <w:t>5.</w:t>
+                <w:lang w:val="sr-Cyrl-RS"/>
+              </w:rPr>
+              <w:t>8.</w:t>
             </w:r>
             <w:r>
               <w:rPr>
@@ -2063,7 +2528,7 @@
                 <w:noProof/>
                 <w:lang w:val="sr-Cyrl-RS"/>
               </w:rPr>
-              <w:t>Методологија</w:t>
+              <w:t>Ограничења</w:t>
             </w:r>
             <w:r>
               <w:rPr>
@@ -2084,7 +2549,7 @@
                 <w:noProof/>
                 <w:webHidden/>
               </w:rPr>
-              <w:instrText xml:space="preserve"> PAGEREF _Toc239979085 \h </w:instrText>
+              <w:instrText xml:space="preserve"> PAGEREF _Toc240317009 \h </w:instrText>
             </w:r>
             <w:r>
               <w:rPr>
@@ -2104,464 +2569,7 @@
                 <w:noProof/>
                 <w:webHidden/>
               </w:rPr>
-              <w:t>7</w:t>
-            </w:r>
-            <w:r>
-              <w:rPr>
-                <w:noProof/>
-                <w:webHidden/>
-              </w:rPr>
-              <w:fldChar w:fldCharType="end"/>
-            </w:r>
-          </w:hyperlink>
-        </w:p>
-        <w:p>
-          <w:pPr>
-            <w:pStyle w:val="TOC2"/>
-            <w:tabs>
-              <w:tab w:val="left" w:pos="880"/>
-              <w:tab w:val="right" w:leader="dot" w:pos="9016"/>
-            </w:tabs>
-            <w:rPr>
-              <w:rFonts w:asciiTheme="minorHAnsi" w:eastAsiaTheme="minorEastAsia" w:hAnsiTheme="minorHAnsi" w:cstheme="minorBidi"/>
-              <w:noProof/>
-              <w:sz w:val="22"/>
-              <w:szCs w:val="22"/>
-            </w:rPr>
-          </w:pPr>
-          <w:hyperlink w:anchor="_Toc239979086" w:history="1">
-            <w:r>
-              <w:rPr>
-                <w:rStyle w:val="Hyperlink"/>
-                <w:noProof/>
-                <w:lang w:val="sr-Cyrl-RS"/>
-              </w:rPr>
-              <w:t>5.1.</w:t>
-            </w:r>
-            <w:r>
-              <w:rPr>
-                <w:rFonts w:asciiTheme="minorHAnsi" w:eastAsiaTheme="minorEastAsia" w:hAnsiTheme="minorHAnsi" w:cstheme="minorBidi"/>
-                <w:noProof/>
-                <w:sz w:val="22"/>
-                <w:szCs w:val="22"/>
-              </w:rPr>
-              <w:tab/>
-            </w:r>
-            <w:r>
-              <w:rPr>
-                <w:rStyle w:val="Hyperlink"/>
-                <w:noProof/>
-                <w:lang w:val="sr-Cyrl-RS"/>
-              </w:rPr>
-              <w:t>Креиранје скупа података</w:t>
-            </w:r>
-            <w:r>
-              <w:rPr>
-                <w:noProof/>
-                <w:webHidden/>
-              </w:rPr>
-              <w:tab/>
-            </w:r>
-            <w:r>
-              <w:rPr>
-                <w:noProof/>
-                <w:webHidden/>
-              </w:rPr>
-              <w:fldChar w:fldCharType="begin"/>
-            </w:r>
-            <w:r>
-              <w:rPr>
-                <w:noProof/>
-                <w:webHidden/>
-              </w:rPr>
-              <w:instrText xml:space="preserve"> PAGEREF _Toc239979086 \h </w:instrText>
-            </w:r>
-            <w:r>
-              <w:rPr>
-                <w:noProof/>
-                <w:webHidden/>
-              </w:rPr>
-            </w:r>
-            <w:r>
-              <w:rPr>
-                <w:noProof/>
-                <w:webHidden/>
-              </w:rPr>
-              <w:fldChar w:fldCharType="separate"/>
-            </w:r>
-            <w:r>
-              <w:rPr>
-                <w:noProof/>
-                <w:webHidden/>
-              </w:rPr>
-              <w:t>7</w:t>
-            </w:r>
-            <w:r>
-              <w:rPr>
-                <w:noProof/>
-                <w:webHidden/>
-              </w:rPr>
-              <w:fldChar w:fldCharType="end"/>
-            </w:r>
-          </w:hyperlink>
-        </w:p>
-        <w:p>
-          <w:pPr>
-            <w:pStyle w:val="TOC2"/>
-            <w:tabs>
-              <w:tab w:val="left" w:pos="880"/>
-              <w:tab w:val="right" w:leader="dot" w:pos="9016"/>
-            </w:tabs>
-            <w:rPr>
-              <w:rFonts w:asciiTheme="minorHAnsi" w:eastAsiaTheme="minorEastAsia" w:hAnsiTheme="minorHAnsi" w:cstheme="minorBidi"/>
-              <w:noProof/>
-              <w:sz w:val="22"/>
-              <w:szCs w:val="22"/>
-            </w:rPr>
-          </w:pPr>
-          <w:hyperlink w:anchor="_Toc239979087" w:history="1">
-            <w:r>
-              <w:rPr>
-                <w:rStyle w:val="Hyperlink"/>
-                <w:noProof/>
-                <w:lang w:val="sr-Cyrl-RS"/>
-              </w:rPr>
-              <w:t>5.2.</w:t>
-            </w:r>
-            <w:r>
-              <w:rPr>
-                <w:rFonts w:asciiTheme="minorHAnsi" w:eastAsiaTheme="minorEastAsia" w:hAnsiTheme="minorHAnsi" w:cstheme="minorBidi"/>
-                <w:noProof/>
-                <w:sz w:val="22"/>
-                <w:szCs w:val="22"/>
-              </w:rPr>
-              <w:tab/>
-            </w:r>
-            <w:r>
-              <w:rPr>
-                <w:rStyle w:val="Hyperlink"/>
-                <w:noProof/>
-              </w:rPr>
-              <w:t xml:space="preserve">Shema </w:t>
-            </w:r>
-            <w:r>
-              <w:rPr>
-                <w:rStyle w:val="Hyperlink"/>
-                <w:noProof/>
-                <w:lang w:val="sr-Cyrl-RS"/>
-              </w:rPr>
-              <w:t>анотације</w:t>
-            </w:r>
-            <w:r>
-              <w:rPr>
-                <w:noProof/>
-                <w:webHidden/>
-              </w:rPr>
-              <w:tab/>
-            </w:r>
-            <w:r>
-              <w:rPr>
-                <w:noProof/>
-                <w:webHidden/>
-              </w:rPr>
-              <w:fldChar w:fldCharType="begin"/>
-            </w:r>
-            <w:r>
-              <w:rPr>
-                <w:noProof/>
-                <w:webHidden/>
-              </w:rPr>
-              <w:instrText xml:space="preserve"> PAGEREF _Toc239979087 \h </w:instrText>
-            </w:r>
-            <w:r>
-              <w:rPr>
-                <w:noProof/>
-                <w:webHidden/>
-              </w:rPr>
-            </w:r>
-            <w:r>
-              <w:rPr>
-                <w:noProof/>
-                <w:webHidden/>
-              </w:rPr>
-              <w:fldChar w:fldCharType="separate"/>
-            </w:r>
-            <w:r>
-              <w:rPr>
-                <w:noProof/>
-                <w:webHidden/>
-              </w:rPr>
-              <w:t>8</w:t>
-            </w:r>
-            <w:r>
-              <w:rPr>
-                <w:noProof/>
-                <w:webHidden/>
-              </w:rPr>
-              <w:fldChar w:fldCharType="end"/>
-            </w:r>
-          </w:hyperlink>
-        </w:p>
-        <w:p>
-          <w:pPr>
-            <w:pStyle w:val="TOC2"/>
-            <w:tabs>
-              <w:tab w:val="left" w:pos="880"/>
-              <w:tab w:val="right" w:leader="dot" w:pos="9016"/>
-            </w:tabs>
-            <w:rPr>
-              <w:rFonts w:asciiTheme="minorHAnsi" w:eastAsiaTheme="minorEastAsia" w:hAnsiTheme="minorHAnsi" w:cstheme="minorBidi"/>
-              <w:noProof/>
-              <w:sz w:val="22"/>
-              <w:szCs w:val="22"/>
-            </w:rPr>
-          </w:pPr>
-          <w:hyperlink w:anchor="_Toc239979088" w:history="1">
-            <w:r>
-              <w:rPr>
-                <w:rStyle w:val="Hyperlink"/>
-                <w:noProof/>
-                <w:lang w:val="sr-Cyrl-RS"/>
-              </w:rPr>
-              <w:t>5.3.</w:t>
-            </w:r>
-            <w:r>
-              <w:rPr>
-                <w:rFonts w:asciiTheme="minorHAnsi" w:eastAsiaTheme="minorEastAsia" w:hAnsiTheme="minorHAnsi" w:cstheme="minorBidi"/>
-                <w:noProof/>
-                <w:sz w:val="22"/>
-                <w:szCs w:val="22"/>
-              </w:rPr>
-              <w:tab/>
-            </w:r>
-            <w:r>
-              <w:rPr>
-                <w:rStyle w:val="Hyperlink"/>
-                <w:noProof/>
-                <w:lang w:val="sr-Cyrl-RS"/>
-              </w:rPr>
-              <w:t>Одабир модела</w:t>
-            </w:r>
-            <w:r>
-              <w:rPr>
-                <w:noProof/>
-                <w:webHidden/>
-              </w:rPr>
-              <w:tab/>
-            </w:r>
-            <w:r>
-              <w:rPr>
-                <w:noProof/>
-                <w:webHidden/>
-              </w:rPr>
-              <w:fldChar w:fldCharType="begin"/>
-            </w:r>
-            <w:r>
-              <w:rPr>
-                <w:noProof/>
-                <w:webHidden/>
-              </w:rPr>
-              <w:instrText xml:space="preserve"> PAGEREF _Toc239979088 \h </w:instrText>
-            </w:r>
-            <w:r>
-              <w:rPr>
-                <w:noProof/>
-                <w:webHidden/>
-              </w:rPr>
-            </w:r>
-            <w:r>
-              <w:rPr>
-                <w:noProof/>
-                <w:webHidden/>
-              </w:rPr>
-              <w:fldChar w:fldCharType="separate"/>
-            </w:r>
-            <w:r>
-              <w:rPr>
-                <w:noProof/>
-                <w:webHidden/>
-              </w:rPr>
-              <w:t>8</w:t>
-            </w:r>
-            <w:r>
-              <w:rPr>
-                <w:noProof/>
-                <w:webHidden/>
-              </w:rPr>
-              <w:fldChar w:fldCharType="end"/>
-            </w:r>
-          </w:hyperlink>
-        </w:p>
-        <w:p>
-          <w:pPr>
-            <w:pStyle w:val="TOC2"/>
-            <w:tabs>
-              <w:tab w:val="left" w:pos="880"/>
-              <w:tab w:val="right" w:leader="dot" w:pos="9016"/>
-            </w:tabs>
-            <w:rPr>
-              <w:rFonts w:asciiTheme="minorHAnsi" w:eastAsiaTheme="minorEastAsia" w:hAnsiTheme="minorHAnsi" w:cstheme="minorBidi"/>
-              <w:noProof/>
-              <w:sz w:val="22"/>
-              <w:szCs w:val="22"/>
-            </w:rPr>
-          </w:pPr>
-          <w:hyperlink w:anchor="_Toc239979089" w:history="1">
-            <w:r>
-              <w:rPr>
-                <w:rStyle w:val="Hyperlink"/>
-                <w:noProof/>
-                <w:lang w:val="sr-Cyrl-RS"/>
-              </w:rPr>
-              <w:t>5.4.</w:t>
-            </w:r>
-            <w:r>
-              <w:rPr>
-                <w:rFonts w:asciiTheme="minorHAnsi" w:eastAsiaTheme="minorEastAsia" w:hAnsiTheme="minorHAnsi" w:cstheme="minorBidi"/>
-                <w:noProof/>
-                <w:sz w:val="22"/>
-                <w:szCs w:val="22"/>
-              </w:rPr>
-              <w:tab/>
-            </w:r>
-            <w:r>
-              <w:rPr>
-                <w:rStyle w:val="Hyperlink"/>
-                <w:noProof/>
-                <w:lang w:val="sr-Cyrl-RS"/>
-              </w:rPr>
-              <w:t>Поставка експеримента</w:t>
-            </w:r>
-            <w:r>
-              <w:rPr>
-                <w:noProof/>
-                <w:webHidden/>
-              </w:rPr>
-              <w:tab/>
-            </w:r>
-            <w:r>
-              <w:rPr>
-                <w:noProof/>
-                <w:webHidden/>
-              </w:rPr>
-              <w:fldChar w:fldCharType="begin"/>
-            </w:r>
-            <w:r>
-              <w:rPr>
-                <w:noProof/>
-                <w:webHidden/>
-              </w:rPr>
-              <w:instrText xml:space="preserve"> PAGEREF _Toc239979089 \h </w:instrText>
-            </w:r>
-            <w:r>
-              <w:rPr>
-                <w:noProof/>
-                <w:webHidden/>
-              </w:rPr>
-            </w:r>
-            <w:r>
-              <w:rPr>
-                <w:noProof/>
-                <w:webHidden/>
-              </w:rPr>
-              <w:fldChar w:fldCharType="separate"/>
-            </w:r>
-            <w:r>
-              <w:rPr>
-                <w:noProof/>
-                <w:webHidden/>
-              </w:rPr>
-              <w:t>9</w:t>
-            </w:r>
-            <w:r>
-              <w:rPr>
-                <w:noProof/>
-                <w:webHidden/>
-              </w:rPr>
-              <w:fldChar w:fldCharType="end"/>
-            </w:r>
-          </w:hyperlink>
-        </w:p>
-        <w:p>
-          <w:pPr>
-            <w:pStyle w:val="TOC2"/>
-            <w:tabs>
-              <w:tab w:val="left" w:pos="880"/>
-              <w:tab w:val="right" w:leader="dot" w:pos="9016"/>
-            </w:tabs>
-            <w:rPr>
-              <w:rFonts w:asciiTheme="minorHAnsi" w:eastAsiaTheme="minorEastAsia" w:hAnsiTheme="minorHAnsi" w:cstheme="minorBidi"/>
-              <w:noProof/>
-              <w:sz w:val="22"/>
-              <w:szCs w:val="22"/>
-            </w:rPr>
-          </w:pPr>
-          <w:hyperlink w:anchor="_Toc239979090" w:history="1">
-            <w:r>
-              <w:rPr>
-                <w:rStyle w:val="Hyperlink"/>
-                <w:noProof/>
-                <w:lang w:val="sr-Cyrl-RS"/>
-              </w:rPr>
-              <w:t>5.5.</w:t>
-            </w:r>
-            <w:r>
-              <w:rPr>
-                <w:rFonts w:asciiTheme="minorHAnsi" w:eastAsiaTheme="minorEastAsia" w:hAnsiTheme="minorHAnsi" w:cstheme="minorBidi"/>
-                <w:noProof/>
-                <w:sz w:val="22"/>
-                <w:szCs w:val="22"/>
-              </w:rPr>
-              <w:tab/>
-            </w:r>
-            <w:r>
-              <w:rPr>
-                <w:rStyle w:val="Hyperlink"/>
-                <w:noProof/>
-                <w:lang w:val="sr-Cyrl-RS"/>
-              </w:rPr>
-              <w:t>Евалуциона метрика</w:t>
-            </w:r>
-            <w:r>
-              <w:rPr>
-                <w:noProof/>
-                <w:webHidden/>
-              </w:rPr>
-              <w:tab/>
-            </w:r>
-            <w:r>
-              <w:rPr>
-                <w:noProof/>
-                <w:webHidden/>
-              </w:rPr>
-              <w:fldChar w:fldCharType="begin"/>
-            </w:r>
-            <w:r>
-              <w:rPr>
-                <w:noProof/>
-                <w:webHidden/>
-              </w:rPr>
-              <w:instrText xml:space="preserve"> PAGEREF _Toc239979090 \h </w:instrText>
-            </w:r>
-            <w:r>
-              <w:rPr>
-                <w:noProof/>
-                <w:webHidden/>
-              </w:rPr>
-            </w:r>
-            <w:r>
-              <w:rPr>
-                <w:noProof/>
-                <w:webHidden/>
-              </w:rPr>
-              <w:fldChar w:fldCharType="separate"/>
-            </w:r>
-            <w:r>
-              <w:rPr>
-                <w:noProof/>
-                <w:webHidden/>
-              </w:rPr>
-              <w:t>9</w:t>
+              <w:t>14</w:t>
             </w:r>
             <w:r>
               <w:rPr>
@@ -2586,14 +2594,14 @@
               <w:szCs w:val="22"/>
             </w:rPr>
           </w:pPr>
-          <w:hyperlink w:anchor="_Toc239979091" w:history="1">
+          <w:hyperlink w:anchor="_Toc240317010" w:history="1">
             <w:r>
               <w:rPr>
                 <w:rStyle w:val="Hyperlink"/>
                 <w:noProof/>
                 <w:lang w:val="sr-Cyrl-RS"/>
               </w:rPr>
-              <w:t>6.</w:t>
+              <w:t>9.</w:t>
             </w:r>
             <w:r>
               <w:rPr>
@@ -2610,7 +2618,7 @@
                 <w:noProof/>
                 <w:lang w:val="sr-Cyrl-RS"/>
               </w:rPr>
-              <w:t>Резултати</w:t>
+              <w:t>Закључак</w:t>
             </w:r>
             <w:r>
               <w:rPr>
@@ -2631,277 +2639,7 @@
                 <w:noProof/>
                 <w:webHidden/>
               </w:rPr>
-              <w:instrText xml:space="preserve"> PAGEREF _Toc239979091 \h </w:instrText>
-            </w:r>
-            <w:r>
-              <w:rPr>
-                <w:noProof/>
-                <w:webHidden/>
-              </w:rPr>
-            </w:r>
-            <w:r>
-              <w:rPr>
-                <w:noProof/>
-                <w:webHidden/>
-              </w:rPr>
-              <w:fldChar w:fldCharType="separate"/>
-            </w:r>
-            <w:r>
-              <w:rPr>
-                <w:noProof/>
-                <w:webHidden/>
-              </w:rPr>
-              <w:t>10</w:t>
-            </w:r>
-            <w:r>
-              <w:rPr>
-                <w:noProof/>
-                <w:webHidden/>
-              </w:rPr>
-              <w:fldChar w:fldCharType="end"/>
-            </w:r>
-          </w:hyperlink>
-        </w:p>
-        <w:p>
-          <w:pPr>
-            <w:pStyle w:val="TOC1"/>
-            <w:tabs>
-              <w:tab w:val="left" w:pos="440"/>
-              <w:tab w:val="right" w:leader="dot" w:pos="9016"/>
-            </w:tabs>
-            <w:rPr>
-              <w:rFonts w:asciiTheme="minorHAnsi" w:eastAsiaTheme="minorEastAsia" w:hAnsiTheme="minorHAnsi" w:cstheme="minorBidi"/>
-              <w:noProof/>
-              <w:sz w:val="22"/>
-              <w:szCs w:val="22"/>
-            </w:rPr>
-          </w:pPr>
-          <w:hyperlink w:anchor="_Toc239979092" w:history="1">
-            <w:r>
-              <w:rPr>
-                <w:rStyle w:val="Hyperlink"/>
-                <w:noProof/>
-                <w:lang w:val="sr-Cyrl-RS"/>
-              </w:rPr>
-              <w:t>7.</w:t>
-            </w:r>
-            <w:r>
-              <w:rPr>
-                <w:rFonts w:asciiTheme="minorHAnsi" w:eastAsiaTheme="minorEastAsia" w:hAnsiTheme="minorHAnsi" w:cstheme="minorBidi"/>
-                <w:noProof/>
-                <w:sz w:val="22"/>
-                <w:szCs w:val="22"/>
-              </w:rPr>
-              <w:tab/>
-            </w:r>
-            <w:r>
-              <w:rPr>
-                <w:rStyle w:val="Hyperlink"/>
-                <w:noProof/>
-                <w:lang w:val="sr-Cyrl-RS"/>
-              </w:rPr>
-              <w:t>Дискусија резултата</w:t>
-            </w:r>
-            <w:r>
-              <w:rPr>
-                <w:noProof/>
-                <w:webHidden/>
-              </w:rPr>
-              <w:tab/>
-            </w:r>
-            <w:r>
-              <w:rPr>
-                <w:noProof/>
-                <w:webHidden/>
-              </w:rPr>
-              <w:fldChar w:fldCharType="begin"/>
-            </w:r>
-            <w:r>
-              <w:rPr>
-                <w:noProof/>
-                <w:webHidden/>
-              </w:rPr>
-              <w:instrText xml:space="preserve"> PAGEREF _Toc239979092 \h </w:instrText>
-            </w:r>
-            <w:r>
-              <w:rPr>
-                <w:noProof/>
-                <w:webHidden/>
-              </w:rPr>
-            </w:r>
-            <w:r>
-              <w:rPr>
-                <w:noProof/>
-                <w:webHidden/>
-              </w:rPr>
-              <w:fldChar w:fldCharType="separate"/>
-            </w:r>
-            <w:r>
-              <w:rPr>
-                <w:noProof/>
-                <w:webHidden/>
-              </w:rPr>
-              <w:t>12</w:t>
-            </w:r>
-            <w:r>
-              <w:rPr>
-                <w:noProof/>
-                <w:webHidden/>
-              </w:rPr>
-              <w:fldChar w:fldCharType="end"/>
-            </w:r>
-          </w:hyperlink>
-        </w:p>
-        <w:p>
-          <w:pPr>
-            <w:pStyle w:val="TOC1"/>
-            <w:tabs>
-              <w:tab w:val="left" w:pos="440"/>
-              <w:tab w:val="right" w:leader="dot" w:pos="9016"/>
-            </w:tabs>
-            <w:rPr>
-              <w:rFonts w:asciiTheme="minorHAnsi" w:eastAsiaTheme="minorEastAsia" w:hAnsiTheme="minorHAnsi" w:cstheme="minorBidi"/>
-              <w:noProof/>
-              <w:sz w:val="22"/>
-              <w:szCs w:val="22"/>
-            </w:rPr>
-          </w:pPr>
-          <w:hyperlink w:anchor="_Toc239979093" w:history="1">
-            <w:r>
-              <w:rPr>
-                <w:rStyle w:val="Hyperlink"/>
-                <w:noProof/>
-                <w:lang w:val="sr-Cyrl-RS"/>
-              </w:rPr>
-              <w:t>8.</w:t>
-            </w:r>
-            <w:r>
-              <w:rPr>
-                <w:rFonts w:asciiTheme="minorHAnsi" w:eastAsiaTheme="minorEastAsia" w:hAnsiTheme="minorHAnsi" w:cstheme="minorBidi"/>
-                <w:noProof/>
-                <w:sz w:val="22"/>
-                <w:szCs w:val="22"/>
-              </w:rPr>
-              <w:tab/>
-            </w:r>
-            <w:r>
-              <w:rPr>
-                <w:rStyle w:val="Hyperlink"/>
-                <w:noProof/>
-                <w:lang w:val="sr-Cyrl-RS"/>
-              </w:rPr>
-              <w:t>Ограничења</w:t>
-            </w:r>
-            <w:r>
-              <w:rPr>
-                <w:noProof/>
-                <w:webHidden/>
-              </w:rPr>
-              <w:tab/>
-            </w:r>
-            <w:r>
-              <w:rPr>
-                <w:noProof/>
-                <w:webHidden/>
-              </w:rPr>
-              <w:fldChar w:fldCharType="begin"/>
-            </w:r>
-            <w:r>
-              <w:rPr>
-                <w:noProof/>
-                <w:webHidden/>
-              </w:rPr>
-              <w:instrText xml:space="preserve"> PAGEREF _Toc239979093 \h </w:instrText>
-            </w:r>
-            <w:r>
-              <w:rPr>
-                <w:noProof/>
-                <w:webHidden/>
-              </w:rPr>
-            </w:r>
-            <w:r>
-              <w:rPr>
-                <w:noProof/>
-                <w:webHidden/>
-              </w:rPr>
-              <w:fldChar w:fldCharType="separate"/>
-            </w:r>
-            <w:r>
-              <w:rPr>
-                <w:noProof/>
-                <w:webHidden/>
-              </w:rPr>
-              <w:t>13</w:t>
-            </w:r>
-            <w:r>
-              <w:rPr>
-                <w:noProof/>
-                <w:webHidden/>
-              </w:rPr>
-              <w:fldChar w:fldCharType="end"/>
-            </w:r>
-          </w:hyperlink>
-        </w:p>
-        <w:p>
-          <w:pPr>
-            <w:pStyle w:val="TOC1"/>
-            <w:tabs>
-              <w:tab w:val="left" w:pos="440"/>
-              <w:tab w:val="right" w:leader="dot" w:pos="9016"/>
-            </w:tabs>
-            <w:rPr>
-              <w:rFonts w:asciiTheme="minorHAnsi" w:eastAsiaTheme="minorEastAsia" w:hAnsiTheme="minorHAnsi" w:cstheme="minorBidi"/>
-              <w:noProof/>
-              <w:sz w:val="22"/>
-              <w:szCs w:val="22"/>
-            </w:rPr>
-          </w:pPr>
-          <w:hyperlink w:anchor="_Toc239979094" w:history="1">
-            <w:r>
-              <w:rPr>
-                <w:rStyle w:val="Hyperlink"/>
-                <w:noProof/>
-                <w:lang w:val="sr-Cyrl-RS"/>
-              </w:rPr>
-              <w:t>9.</w:t>
-            </w:r>
-            <w:r>
-              <w:rPr>
-                <w:rFonts w:asciiTheme="minorHAnsi" w:eastAsiaTheme="minorEastAsia" w:hAnsiTheme="minorHAnsi" w:cstheme="minorBidi"/>
-                <w:noProof/>
-                <w:sz w:val="22"/>
-                <w:szCs w:val="22"/>
-              </w:rPr>
-              <w:tab/>
-            </w:r>
-            <w:r>
-              <w:rPr>
-                <w:rStyle w:val="Hyperlink"/>
-                <w:noProof/>
-                <w:lang w:val="sr-Cyrl-RS"/>
-              </w:rPr>
-              <w:t>Закључак</w:t>
-            </w:r>
-            <w:r>
-              <w:rPr>
-                <w:noProof/>
-                <w:webHidden/>
-              </w:rPr>
-              <w:tab/>
-            </w:r>
-            <w:r>
-              <w:rPr>
-                <w:noProof/>
-                <w:webHidden/>
-              </w:rPr>
-              <w:fldChar w:fldCharType="begin"/>
-            </w:r>
-            <w:r>
-              <w:rPr>
-                <w:noProof/>
-                <w:webHidden/>
-              </w:rPr>
-              <w:instrText xml:space="preserve"> PAGEREF _Toc239979094 \h </w:instrText>
+              <w:instrText xml:space="preserve"> PAGEREF _Toc240317010 \h </w:instrText>
             </w:r>
             <w:r>
               <w:rPr>
@@ -2946,7 +2684,7 @@
               <w:szCs w:val="22"/>
             </w:rPr>
           </w:pPr>
-          <w:hyperlink w:anchor="_Toc239979095" w:history="1">
+          <w:hyperlink w:anchor="_Toc240317011" w:history="1">
             <w:r>
               <w:rPr>
                 <w:rStyle w:val="Hyperlink"/>
@@ -2962,7 +2700,7 @@
                 <w:sz w:val="22"/>
                 <w:szCs w:val="22"/>
               </w:rPr>
-              <w:t xml:space="preserve">   </w:t>
+              <w:tab/>
             </w:r>
             <w:r>
               <w:rPr>
@@ -2991,7 +2729,7 @@
                 <w:noProof/>
                 <w:webHidden/>
               </w:rPr>
-              <w:instrText xml:space="preserve"> PAGEREF _Toc239979095 \h </w:instrText>
+              <w:instrText xml:space="preserve"> PAGEREF _Toc240317011 \h </w:instrText>
             </w:r>
             <w:r>
               <w:rPr>
@@ -3036,7 +2774,7 @@
       <w:pPr>
         <w:pStyle w:val="heading10"/>
         <w:sectPr>
-          <w:footerReference w:type="default" r:id="rId10"/>
+          <w:footerReference w:type="default" r:id="rId9"/>
           <w:pgSz w:w="11906" w:h="16838"/>
           <w:pgMar w:top="1440" w:right="1440" w:bottom="1440" w:left="1440" w:header="708" w:footer="708" w:gutter="0"/>
           <w:cols w:space="720"/>
@@ -3068,7 +2806,7 @@
           <w:numId w:val="3"/>
         </w:numPr>
       </w:pPr>
-      <w:bookmarkStart w:id="6" w:name="_Toc239979076"/>
+      <w:bookmarkStart w:id="6" w:name="_Toc240316992"/>
       <w:r>
         <w:rPr>
           <w:lang w:val="sr-Cyrl-RS"/>
@@ -3146,7 +2884,7 @@
                     <pic:cNvPicPr/>
                   </pic:nvPicPr>
                   <pic:blipFill>
-                    <a:blip r:embed="rId11">
+                    <a:blip r:embed="rId10">
                       <a:extLst>
                         <a:ext uri="{28A0092B-C50C-407E-A947-70E740481C1C}">
                           <a14:useLocalDpi xmlns:a14="http://schemas.microsoft.com/office/drawing/2010/main" val="0"/>
@@ -3186,7 +2924,13 @@
         <w:rPr>
           <w:lang w:val="sr-Cyrl-RS"/>
         </w:rPr>
-        <w:t xml:space="preserve">Слика 2: </w:t>
+        <w:t>Слика 1</w:t>
+      </w:r>
+      <w:r>
+        <w:rPr>
+          <w:lang w:val="sr-Cyrl-RS"/>
+        </w:rPr>
+        <w:t xml:space="preserve">: </w:t>
       </w:r>
       <w:r>
         <w:t>NER-LLM</w:t>
@@ -3241,7 +2985,7 @@
           <w:numId w:val="3"/>
         </w:numPr>
       </w:pPr>
-      <w:bookmarkStart w:id="7" w:name="_Toc239979077"/>
+      <w:bookmarkStart w:id="7" w:name="_Toc240316993"/>
       <w:r>
         <w:rPr>
           <w:lang w:val="sr-Cyrl-RS"/>
@@ -3260,7 +3004,7 @@
           <w:numId w:val="7"/>
         </w:numPr>
       </w:pPr>
-      <w:bookmarkStart w:id="8" w:name="_Toc239979078"/>
+      <w:bookmarkStart w:id="8" w:name="_Toc240316994"/>
       <w:r>
         <w:t>Препознавање именованих ентитета</w:t>
       </w:r>
@@ -3326,6 +3070,86 @@
     <w:p>
       <w:r>
         <w:t>Упркос привидној једноставности, задатак носи неколико изазова. Границе ентитета често су вишезначне, нарочито код вишечланих назива; исти низ речи може, зависно од контекста, припадати различитим типовима; а поједини ентитети могу бити угњеждени један унутар другог [6]. Специјализовани домени, попут правног, уводе сопствене типове ентитета којих нема у општим корпусима, док за нискоресурсне језике попут српског недостатак великих анотираних корпуса додатно ограничава квалитет надгледаних приступа [4]. Због тога се квалитет NER система мери одвојено по типовима ентитета, а не само укупно.</w:t>
+      </w:r>
+    </w:p>
+    <w:p/>
+    <w:p>
+      <w:pPr>
+        <w:jc w:val="center"/>
+      </w:pPr>
+      <w:r>
+        <w:rPr>
+          <w:noProof/>
+        </w:rPr>
+        <w:drawing>
+          <wp:inline distT="0" distB="0" distL="0" distR="0" wp14:anchorId="1B9D00F9" wp14:editId="08BD33E9">
+            <wp:extent cx="4468495" cy="2687320"/>
+            <wp:effectExtent l="0" t="0" r="8255" b="0"/>
+            <wp:docPr id="7" name="Picture 7" descr="Blog_Named-Entity-Recognition-–-The-Concept-Types-Applications"/>
+            <wp:cNvGraphicFramePr>
+              <a:graphicFrameLocks xmlns:a="http://schemas.openxmlformats.org/drawingml/2006/main" noChangeAspect="1"/>
+            </wp:cNvGraphicFramePr>
+            <a:graphic xmlns:a="http://schemas.openxmlformats.org/drawingml/2006/main">
+              <a:graphicData uri="http://schemas.openxmlformats.org/drawingml/2006/picture">
+                <pic:pic xmlns:pic="http://schemas.openxmlformats.org/drawingml/2006/picture">
+                  <pic:nvPicPr>
+                    <pic:cNvPr id="0" name="Picture 2" descr="Blog_Named-Entity-Recognition-–-The-Concept-Types-Applications"/>
+                    <pic:cNvPicPr>
+                      <a:picLocks noChangeAspect="1" noChangeArrowheads="1"/>
+                    </pic:cNvPicPr>
+                  </pic:nvPicPr>
+                  <pic:blipFill>
+                    <a:blip r:embed="rId11">
+                      <a:extLst>
+                        <a:ext uri="{28A0092B-C50C-407E-A947-70E740481C1C}">
+                          <a14:useLocalDpi xmlns:a14="http://schemas.microsoft.com/office/drawing/2010/main" val="0"/>
+                        </a:ext>
+                      </a:extLst>
+                    </a:blip>
+                    <a:srcRect/>
+                    <a:stretch>
+                      <a:fillRect/>
+                    </a:stretch>
+                  </pic:blipFill>
+                  <pic:spPr bwMode="auto">
+                    <a:xfrm>
+                      <a:off x="0" y="0"/>
+                      <a:ext cx="4468495" cy="2687320"/>
+                    </a:xfrm>
+                    <a:prstGeom prst="rect">
+                      <a:avLst/>
+                    </a:prstGeom>
+                    <a:noFill/>
+                    <a:ln>
+                      <a:noFill/>
+                    </a:ln>
+                  </pic:spPr>
+                </pic:pic>
+              </a:graphicData>
+            </a:graphic>
+          </wp:inline>
+        </w:drawing>
+      </w:r>
+    </w:p>
+    <w:p>
+      <w:pPr>
+        <w:jc w:val="center"/>
+        <w:rPr>
+          <w:sz w:val="18"/>
+        </w:rPr>
+      </w:pPr>
+      <w:r>
+        <w:rPr>
+          <w:sz w:val="18"/>
+          <w:lang w:val="sr-Cyrl-RS"/>
+        </w:rPr>
+        <w:t xml:space="preserve">Слика 2: </w:t>
+      </w:r>
+      <w:r>
+        <w:rPr>
+          <w:sz w:val="18"/>
+        </w:rPr>
+        <w:t>NER</w:t>
       </w:r>
     </w:p>
     <w:p/>
@@ -3337,7 +3161,7 @@
           <w:numId w:val="7"/>
         </w:numPr>
       </w:pPr>
-      <w:bookmarkStart w:id="9" w:name="_Toc239979079"/>
+      <w:bookmarkStart w:id="9" w:name="_Toc240316995"/>
       <w:r>
         <w:rPr>
           <w:lang w:val="sr-Cyrl-RS"/>
@@ -3380,7 +3204,6 @@
     </w:p>
     <w:p>
       <w:r>
-        <w:lastRenderedPageBreak/>
         <w:t xml:space="preserve">Суштина transformer-а је механизам самопажње (енгл. self-attention), који за сваку реч рачуна тежинску комбинацију репрезентација свих осталих речи у реченици, омогућавајући моделу да динамички одреди које су речи међусобно релевантне [1]. </w:t>
       </w:r>
     </w:p>
@@ -3416,7 +3239,7 @@
           <w:lang w:val="sr-Cyrl-RS"/>
         </w:rPr>
       </w:pPr>
-      <w:bookmarkStart w:id="10" w:name="_Toc239979080"/>
+      <w:bookmarkStart w:id="10" w:name="_Toc240316996"/>
       <w:r>
         <w:rPr>
           <w:lang w:val="sr-Cyrl-RS"/>
@@ -3458,6 +3281,7 @@
         <w:jc w:val="both"/>
       </w:pPr>
       <w:r>
+        <w:lastRenderedPageBreak/>
         <w:t>Пре појаве наменских модела, српски се обрађивао вишејезичним моделима попут mBERT-а и XLM-RoBERTa, као и регионалним моделом CroSloEngual BERT [4]. Њихова предност је покривеност многих језика, али по правилу заостају за моделима предтренираним искључиво на циљаном језику или ужој групи сродних језика, јер расположиви капацитет деле на стотине језика [4]. Управо зато BERTić, трениран само на BCMS простору, постиже боље резултате на већини задатака за српски.</w:t>
       </w:r>
     </w:p>
@@ -3527,7 +3351,6 @@
                 <w:bCs/>
                 <w:lang w:val="sr-Cyrl-RS"/>
               </w:rPr>
-              <w:lastRenderedPageBreak/>
               <w:t>Модел</w:t>
             </w:r>
           </w:p>
@@ -4077,7 +3900,7 @@
           <w:numId w:val="7"/>
         </w:numPr>
       </w:pPr>
-      <w:bookmarkStart w:id="11" w:name="_Toc239979081"/>
+      <w:bookmarkStart w:id="11" w:name="_Toc240316997"/>
       <w:r>
         <w:rPr>
           <w:lang w:val="sr-Cyrl-RS"/>
@@ -4186,7 +4009,11 @@
     <w:p/>
     <w:p>
       <w:r>
-        <w:t xml:space="preserve">Инструкцијско подешавање спроводи се додатним тренирањем предтренираног модела на скупу парова инструкција–одговор, често праћеним учењем из људских повратних информација (енгл. reinforcement learning from human feedback), чиме модел постаје способан да прати захтеве и производи </w:t>
+        <w:t xml:space="preserve">Инструкцијско подешавање спроводи се додатним тренирањем предтренираног модела на скупу парова инструкција–одговор, често праћеним учењем из људских повратних </w:t>
+      </w:r>
+      <w:r>
+        <w:lastRenderedPageBreak/>
+        <w:t xml:space="preserve">информација (енгл. reinforcement learning from human feedback), чиме модел постаје способан да прати захтеве и производи </w:t>
       </w:r>
       <w:r>
         <w:rPr>
@@ -4245,11 +4072,7 @@
         <w:t>[11]</w:t>
       </w:r>
       <w:r>
-        <w:t xml:space="preserve">. Треба нагласити да експлицитно </w:t>
-      </w:r>
-      <w:r>
-        <w:lastRenderedPageBreak/>
-        <w:t xml:space="preserve">расуђивање значајно повећава време и цену </w:t>
+        <w:t xml:space="preserve">. Треба нагласити да експлицитно расуђивање значајно повећава време и цену </w:t>
       </w:r>
       <w:r>
         <w:rPr>
@@ -4279,7 +4102,7 @@
           <w:numId w:val="7"/>
         </w:numPr>
       </w:pPr>
-      <w:bookmarkStart w:id="12" w:name="_Toc239979082"/>
+      <w:bookmarkStart w:id="12" w:name="_Toc240316998"/>
       <w:r>
         <w:t>Promptovanje: zero-shot, few-shot i lanac rasuđivanja</w:t>
       </w:r>
@@ -4356,7 +4179,7 @@
           <w:lang w:val="sr-Cyrl-RS"/>
         </w:rPr>
       </w:pPr>
-      <w:bookmarkStart w:id="13" w:name="_Toc239979083"/>
+      <w:bookmarkStart w:id="13" w:name="_Toc240316999"/>
       <w:r>
         <w:rPr>
           <w:lang w:val="sr-Cyrl-RS"/>
@@ -4386,7 +4209,11 @@
       </w:r>
       <w:proofErr w:type="gramEnd"/>
       <w:r>
-        <w:t xml:space="preserve"> четири парадигме препознавања именованих ентитета: систем заснован на правилима, конволутивну неуронску мрежу, фино подешене трансформере и велике језичке моделе примењене кроз promptovanje </w:t>
+        <w:t xml:space="preserve"> четири парадигме препознавања именованих ентитета: систем заснован на правилима, конволутивну неуронску мрежу, фино </w:t>
+      </w:r>
+      <w:r>
+        <w:lastRenderedPageBreak/>
+        <w:t xml:space="preserve">подешене трансформере и велике језичке моделе примењене кроз promptovanje </w:t>
       </w:r>
       <w:r>
         <w:rPr>
@@ -4456,7 +4283,6 @@
         <w:jc w:val="both"/>
       </w:pPr>
       <w:r>
-        <w:lastRenderedPageBreak/>
         <w:t>И</w:t>
       </w:r>
       <w:r>
@@ -4507,7 +4333,7 @@
           <w:numId w:val="7"/>
         </w:numPr>
       </w:pPr>
-      <w:bookmarkStart w:id="14" w:name="_Toc239979084"/>
+      <w:bookmarkStart w:id="14" w:name="_Toc240317000"/>
       <w:r>
         <w:rPr>
           <w:lang w:val="sr-Cyrl-RS"/>
@@ -4607,7 +4433,11 @@
         <w:t>[6]</w:t>
       </w:r>
       <w:r>
-        <w:t xml:space="preserve">. Током овог истраживања утврђено је да је јавно објављен само модел, док сам анотирани скуп података није јавно доступан, што је условило одлуку о креирању сопственог скупа. Правни текстови у Републици Србији, према Закону о ауторском и сродним правима, не уживају ауторскоправну заштиту (закони, прописи и службени материјали изузети су из заштите), те се слободно могу користити, обрађивати и објављивати </w:t>
+        <w:t xml:space="preserve">. Током овог истраживања утврђено је да је јавно објављен само модел, док сам анотирани скуп података није јавно доступан, што је </w:t>
+      </w:r>
+      <w:r>
+        <w:lastRenderedPageBreak/>
+        <w:t xml:space="preserve">условило одлуку о креирању сопственог скупа. Правни текстови у Републици Србији, према Закону о ауторском и сродним правима, не уживају ауторскоправну заштиту (закони, прописи и службени материјали изузети су из заштите), те се слободно могу користити, обрађивати и објављивати </w:t>
       </w:r>
       <w:r>
         <w:rPr>
@@ -4696,7 +4526,6 @@
                 <w:bCs/>
                 <w:lang w:val="sr-Cyrl-RS"/>
               </w:rPr>
-              <w:lastRenderedPageBreak/>
               <w:t>Корпус</w:t>
             </w:r>
           </w:p>
@@ -5383,7 +5212,7 @@
           <w:numId w:val="7"/>
         </w:numPr>
       </w:pPr>
-      <w:bookmarkStart w:id="15" w:name="_Toc239979085"/>
+      <w:bookmarkStart w:id="15" w:name="_Toc240317001"/>
       <w:r>
         <w:rPr>
           <w:lang w:val="sr-Cyrl-RS"/>
@@ -5404,7 +5233,7 @@
           <w:lang w:val="sr-Cyrl-RS"/>
         </w:rPr>
       </w:pPr>
-      <w:bookmarkStart w:id="16" w:name="_Toc239979086"/>
+      <w:bookmarkStart w:id="16" w:name="_Toc240317002"/>
       <w:r>
         <w:rPr>
           <w:lang w:val="sr-Cyrl-RS"/>
@@ -5480,7 +5309,11 @@
         <w:jc w:val="both"/>
       </w:pPr>
       <w:r>
-        <w:t xml:space="preserve">Екстракција текста из изворних формата захтевала је посебну пажњу: документи у формату PDF често уносе вештачке преломе редова унутар исте реченице, па је примењено спајање редова у пасусе пре сегментације, чиме је број </w:t>
+        <w:t xml:space="preserve">Екстракција текста из изворних формата захтевала је посебну пажњу: документи у формату PDF често уносе вештачке преломе редова унутар исте реченице, па је </w:t>
+      </w:r>
+      <w:r>
+        <w:lastRenderedPageBreak/>
+        <w:t xml:space="preserve">примењено спајање редова у пасусе пре сегментације, чиме је број </w:t>
       </w:r>
       <w:r>
         <w:rPr>
@@ -5516,11 +5349,7 @@
         <w:jc w:val="both"/>
       </w:pPr>
       <w:r>
-        <w:t xml:space="preserve">Будући да је легислатива сиромашна ентитетима — само око 23% реченица садржи иједан ентитет — за евалуацију „мислећих“ модела формиран је гушћи подскуп од 452 реченице, који обухвата све реченице са ређим типовима ентитета (COURT, DATE, MONEY, DECISION, REFERENCE, PERSON) и репрезентативан узорак реченица са честим типовима и празних реченица. Тиме је обезбеђено да се ређи типови вреднују на </w:t>
-      </w:r>
-      <w:r>
-        <w:lastRenderedPageBreak/>
-        <w:t>свим расположивим појавама, а да подскуп истовремено остане статистички упоредив са целим скупом.</w:t>
+        <w:t>Будући да је легислатива сиромашна ентитетима — само око 23% реченица садржи иједан ентитет — за евалуацију „мислећих“ модела формиран је гушћи подскуп од 452 реченице, који обухвата све реченице са ређим типовима ентитета (COURT, DATE, MONEY, DECISION, REFERENCE, PERSON) и репрезентативан узорак реченица са честим типовима и празних реченица. Тиме је обезбеђено да се ређи типови вреднују на свим расположивим појавама, а да подскуп истовремено остане статистички упоредив са целим скупом.</w:t>
       </w:r>
     </w:p>
     <w:p>
@@ -5534,7 +5363,7 @@
           <w:lang w:val="sr-Cyrl-RS"/>
         </w:rPr>
       </w:pPr>
-      <w:bookmarkStart w:id="17" w:name="_Toc239979087"/>
+      <w:bookmarkStart w:id="17" w:name="_Toc240317003"/>
       <w:r>
         <w:t xml:space="preserve">Shema </w:t>
       </w:r>
@@ -6244,7 +6073,7 @@
           <w:lang w:val="sr-Cyrl-RS"/>
         </w:rPr>
       </w:pPr>
-      <w:bookmarkStart w:id="18" w:name="_Toc239979088"/>
+      <w:bookmarkStart w:id="18" w:name="_Toc240317004"/>
       <w:r>
         <w:rPr>
           <w:lang w:val="sr-Cyrl-RS"/>
@@ -6260,7 +6089,11 @@
         <w:jc w:val="both"/>
       </w:pPr>
       <w:r>
-        <w:t>За језгро експеримента изабрана је фамилија Qwen3, јер се испоручује у засебним инструкцијским и „мислећим“ варијантама, чиме се омогућава чисто поређење врсте модела[11]. Коришћене су варијанте Qwen3-4B-Instruct и Qwen3-4B-Thinking, као и Qwen3-30B-A3B-Instruct и Qwen3-30B-A3B-Thinking, чиме се покривају две димензије модела (мали модел густих параметара и већи модел). Сви модели су примењени искључиво кроз promptovanje, без fine-tuninga. Као референтни фино подешени модел коришћен је NER4Legal_SRB [6], а модели су покретани локално помоћу алата Ollama [18] и библиотеке Transformers [19].</w:t>
+        <w:t xml:space="preserve">За језгро експеримента изабрана је фамилија Qwen3, јер се испоручује у засебним инструкцијским и „мислећим“ варијантама, чиме се омогућава чисто поређење врсте </w:t>
+      </w:r>
+      <w:r>
+        <w:lastRenderedPageBreak/>
+        <w:t>модела[11]. Коришћене су варијанте Qwen3-4B-Instruct и Qwen3-4B-Thinking, као и Qwen3-30B-A3B-Instruct и Qwen3-30B-A3B-Thinking, чиме се покривају две димензије модела (мали модел густих параметара и већи модел). Сви модели су примењени искључиво кроз promptovanje, без fine-tuninga. Као референтни фино подешени модел коришћен је NER4Legal_SRB [6], а модели су покретани локално помоћу алата Ollama [18] и библиотеке Transformers [19].</w:t>
       </w:r>
     </w:p>
     <w:p>
@@ -6295,11 +6128,7 @@
       </w:r>
       <w:proofErr w:type="gramEnd"/>
       <w:r>
-        <w:t xml:space="preserve"> трошила је десетине секунди по реченици због генерисања ланца расуђивања. </w:t>
-      </w:r>
-      <w:r>
-        <w:lastRenderedPageBreak/>
-        <w:t>Ова разлика од приближно два реда величине представља практично ограничење примене „мислећих“ модела на великим корпусима и сама по себи је релевантан налаз, сагласан са запажањима из литературе о високим трошковима инференције генеративних модела [8].</w:t>
+        <w:t xml:space="preserve"> трошила је десетине секунди по реченици због генерисања ланца расуђивања. Ова разлика од приближно два реда величине представља практично ограничење примене „мислећих“ модела на великим корпусима и сама по себи је релевантан налаз, сагласан са запажањима из литературе о високим трошковима инференције генеративних модела [8].</w:t>
       </w:r>
     </w:p>
     <w:p>
@@ -6313,7 +6142,7 @@
           <w:lang w:val="sr-Cyrl-RS"/>
         </w:rPr>
       </w:pPr>
-      <w:bookmarkStart w:id="19" w:name="_Toc239979089"/>
+      <w:bookmarkStart w:id="19" w:name="_Toc240317005"/>
       <w:r>
         <w:rPr>
           <w:lang w:val="sr-Cyrl-RS"/>
@@ -6405,7 +6234,7 @@
           <w:lang w:val="sr-Cyrl-RS"/>
         </w:rPr>
       </w:pPr>
-      <w:bookmarkStart w:id="20" w:name="_Toc239979090"/>
+      <w:bookmarkStart w:id="20" w:name="_Toc240317006"/>
       <w:r>
         <w:rPr>
           <w:lang w:val="sr-Cyrl-RS"/>
@@ -6421,7 +6250,11 @@
         <w:jc w:val="both"/>
       </w:pPr>
       <w:r>
-        <w:t>Поређење је извршено на нивоу парова (тип, текст ентитета) по реченици, чиме се избегава зависност од начина токенизације појединачних модела. Рачунате су прецизност, одзив и F1 мера, и то у две варијанте: строга (идентичан текст ентитета) и ублажена (engl. relaxed), у којој се признаје преклапање, односно садржавање једног текста у другом. Ублажена мера праведнија је према разликама у конвенцији одређивања граница ентитета, које се јављају између модела тренираних на различитим доменима.</w:t>
+        <w:t xml:space="preserve">Поређење је извршено на нивоу парова (тип, текст ентитета) по реченици, чиме се избегава зависност од начина токенизације појединачних модела. Рачунате су прецизност, одзив и F1 мера, и то у две варијанте: строга (идентичан текст ентитета) и ублажена (engl. relaxed), у којој се признаје преклапање, односно садржавање једног </w:t>
+      </w:r>
+      <w:r>
+        <w:lastRenderedPageBreak/>
+        <w:t>текста у другом. Ублажена мера праведнија је према разликама у конвенцији одређивања граница ентитета, које се јављају између модела тренираних на различитим доменима.</w:t>
       </w:r>
     </w:p>
     <w:p>
@@ -6444,12 +6277,11 @@
           <w:lang w:val="sr-Cyrl-RS"/>
         </w:rPr>
       </w:pPr>
-      <w:bookmarkStart w:id="21" w:name="_Toc239979091"/>
+      <w:bookmarkStart w:id="21" w:name="_Toc240317007"/>
       <w:r>
         <w:rPr>
           <w:lang w:val="sr-Cyrl-RS"/>
         </w:rPr>
-        <w:lastRenderedPageBreak/>
         <w:t>Резултати</w:t>
       </w:r>
       <w:bookmarkEnd w:id="21"/>
@@ -7217,6 +7049,7 @@
           <w:noProof/>
           <w:sz w:val="18"/>
         </w:rPr>
+        <w:lastRenderedPageBreak/>
         <w:drawing>
           <wp:inline distT="0" distB="0" distL="0" distR="0" wp14:anchorId="155C87FF" wp14:editId="2CCB00D8">
             <wp:extent cx="5486400" cy="3200400"/>
@@ -7286,7 +7119,6 @@
           <w:noProof/>
           <w:sz w:val="18"/>
         </w:rPr>
-        <w:lastRenderedPageBreak/>
         <w:drawing>
           <wp:inline distT="0" distB="0" distL="0" distR="0" wp14:anchorId="7347DC96" wp14:editId="25159209">
             <wp:extent cx="5486400" cy="3200400"/>
@@ -7447,6 +7279,7 @@
                 <w:bCs/>
                 <w:lang w:val="sr-Cyrl-RS"/>
               </w:rPr>
+              <w:lastRenderedPageBreak/>
               <w:t>Тип</w:t>
             </w:r>
           </w:p>
@@ -8555,7 +8388,6 @@
           <w:noProof/>
           <w:sz w:val="18"/>
         </w:rPr>
-        <w:lastRenderedPageBreak/>
         <w:drawing>
           <wp:inline distT="0" distB="0" distL="0" distR="0" wp14:anchorId="2A0269BE" wp14:editId="1F9E5B53">
             <wp:extent cx="5486400" cy="3200400"/>
@@ -8969,7 +8801,11 @@
       </w:r>
       <w:proofErr w:type="gramEnd"/>
       <w:r>
-        <w:t xml:space="preserve"> нису покретани на целом скупу због приближно стотину пута споријег извршавања. Због тога подскуп од 452 реченице служи као заједничка, тежа основа за фер поређење свих система, док Табела 6 даје допунски увид у понашање инструкцијских модела на целокупном домену</w:t>
+        <w:t xml:space="preserve"> нису покретани на целом скупу због приближно стотину пута споријег извршавања. Због тога подскуп од 452 реченице </w:t>
+      </w:r>
+      <w:r>
+        <w:lastRenderedPageBreak/>
+        <w:t>служи као заједничка, тежа основа за фер поређење свих система, док Табела 6 даје допунски увид у понашање инструкцијских модела на целокупном домену</w:t>
       </w:r>
       <w:r>
         <w:t>.</w:t>
@@ -8986,7 +8822,7 @@
           <w:lang w:val="sr-Cyrl-RS"/>
         </w:rPr>
       </w:pPr>
-      <w:bookmarkStart w:id="22" w:name="_Toc239979092"/>
+      <w:bookmarkStart w:id="22" w:name="_Toc240317008"/>
       <w:r>
         <w:rPr>
           <w:lang w:val="sr-Cyrl-RS"/>
@@ -9055,7 +8891,6 @@
         <w:jc w:val="both"/>
       </w:pPr>
       <w:r>
-        <w:lastRenderedPageBreak/>
         <w:t xml:space="preserve">Други </w:t>
       </w:r>
       <w:r>
@@ -9173,7 +9008,11 @@
       </w:r>
       <w:proofErr w:type="gramEnd"/>
       <w:r>
-        <w:t xml:space="preserve"> доминантан тип грешке је изостављање: модел кроз расуђивање одлучује да несигуран кандидат не означи, чиме расте прецизност, али опада одзив. Код специјализованог модела NER4Legal_SRB типичне грешке су неусклађене границе — на пример, модел препознаје „Службени гласник RS“, док златни стандард обухвата пун навод „Службени гласник RS, број 44/2018</w:t>
+        <w:t xml:space="preserve"> доминантан тип грешке је изостављање: модел кроз расуђивање одлучује да несигуран кандидат не означи, чиме расте прецизност, али опада одзив. Код специјализованог модела NER4Legal_SRB типичне грешке су неусклађене границе — </w:t>
+      </w:r>
+      <w:r>
+        <w:lastRenderedPageBreak/>
+        <w:t>на пример, модел препознаје „Службени гласник RS“, док златни стандард обухвата пун навод „Службени гласник RS, број 44/2018</w:t>
       </w:r>
       <w:proofErr w:type="gramStart"/>
       <w:r>
@@ -9195,7 +9034,7 @@
           <w:lang w:val="sr-Cyrl-RS"/>
         </w:rPr>
       </w:pPr>
-      <w:bookmarkStart w:id="23" w:name="_Toc239979093"/>
+      <w:bookmarkStart w:id="23" w:name="_Toc240317009"/>
       <w:r>
         <w:rPr>
           <w:lang w:val="sr-Cyrl-RS"/>
@@ -9219,11 +9058,7 @@
       </w:r>
       <w:proofErr w:type="gramEnd"/>
       <w:r>
-        <w:t xml:space="preserve"> евалуирани су на подскупу од 452 реченице због високе рачунарске цене извршавања, иако тај подскуп обухвата све појаве ретких типова и стога верно одражава њихов учинак на тим типовима. Треће, анотацију је извршио један анотатор, па није мерена сагласност међу анотаторима. Коначно, резултати се </w:t>
-      </w:r>
-      <w:r>
-        <w:lastRenderedPageBreak/>
-        <w:t>односе на конкретну фамилију модела и конкретну формулацију prompta; другачији prompt или друге фамилије модела могли би дати другачије вредности.</w:t>
+        <w:t xml:space="preserve"> евалуирани су на подскупу од 452 реченице због високе рачунарске цене извршавања, иако тај подскуп обухвата све појаве ретких типова и стога верно одражава њихов учинак на тим типовима. Треће, анотацију је извршио један анотатор, па није мерена сагласност међу анотаторима. Коначно, резултати се односе на конкретну фамилију модела и конкретну формулацију prompta; другачији prompt или друге фамилије модела могли би дати другачије вредности.</w:t>
       </w:r>
     </w:p>
     <w:p>
@@ -9250,7 +9085,7 @@
           <w:lang w:val="sr-Cyrl-RS"/>
         </w:rPr>
       </w:pPr>
-      <w:bookmarkStart w:id="24" w:name="_Toc239979094"/>
+      <w:bookmarkStart w:id="24" w:name="_Toc240317010"/>
       <w:r>
         <w:rPr>
           <w:lang w:val="sr-Cyrl-RS"/>
@@ -9311,7 +9146,7 @@
           <w:lang w:val="sr-Cyrl-RS"/>
         </w:rPr>
       </w:pPr>
-      <w:bookmarkStart w:id="25" w:name="_Toc239979095"/>
+      <w:bookmarkStart w:id="25" w:name="_Toc240317011"/>
       <w:r>
         <w:rPr>
           <w:lang w:val="sr-Cyrl-RS"/>

--- a/NER_SIR_rad.docx
+++ b/NER_SIR_rad.docx
@@ -861,8 +861,8 @@
           <w:lang w:val="sr-Cyrl-RS"/>
         </w:rPr>
       </w:pPr>
-      <w:bookmarkStart w:id="5" w:name="_Toc240316991"/>
-      <w:bookmarkStart w:id="6" w:name="_Toc240916252"/>
+      <w:bookmarkStart w:id="5" w:name="_Toc240916252"/>
+      <w:bookmarkStart w:id="6" w:name="_Toc240316991"/>
       <w:r>
         <w:rPr>
           <w:lang w:val="sr-Cyrl-RS"/>
@@ -870,88 +870,126 @@
         <w:lastRenderedPageBreak/>
         <w:t>Сажетак</w:t>
       </w:r>
+      <w:bookmarkEnd w:id="5"/>
+    </w:p>
+    <w:p>
+      <w:pPr>
+        <w:rPr>
+          <w:lang w:val="sr-Cyrl-RS"/>
+        </w:rPr>
+      </w:pPr>
+    </w:p>
+    <w:p>
+      <w:pPr>
+        <w:ind w:firstLine="720"/>
+      </w:pPr>
+      <w:r>
+        <w:t xml:space="preserve">Овај рад обрађује проблем препознавања именованих ентитета (енгл. Named Entity Recognition, NER) у текстовима на српском језику, са фокусом на </w:t>
+      </w:r>
+      <w:r>
+        <w:rPr>
+          <w:lang w:val="sr-Cyrl-RS"/>
+        </w:rPr>
+        <w:t>правни домен (већински домен легислативе)</w:t>
+      </w:r>
+      <w:r>
+        <w:t xml:space="preserve">. Рад најпре теоријски разматра сам проблем NER-а и његове изазове, потом прегледа архитектуре модела које се користе за овај задатак — од приступа заснованих на правилима, преко класичних статистичких метода и рекурентних неуронских мрежа, до трансформер модела и савремених великих језичких модела. Затим се </w:t>
+      </w:r>
+      <w:r>
+        <w:rPr>
+          <w:lang w:val="sr-Cyrl-RS"/>
+        </w:rPr>
+        <w:t>анализирају досадашњи</w:t>
+      </w:r>
+      <w:r>
+        <w:t xml:space="preserve"> резултати за српски језик и за правни домен. У експерименталном делу креиран је наменски анотиран скуп података из српск</w:t>
+      </w:r>
+      <w:r>
+        <w:rPr>
+          <w:lang w:val="sr-Cyrl-RS"/>
+        </w:rPr>
+        <w:t xml:space="preserve">их правних текстова </w:t>
+      </w:r>
+      <w:r>
+        <w:t>(закони, одлуке Уставног суда и кадровска решења)</w:t>
+      </w:r>
+      <w:r>
+        <w:t xml:space="preserve"> са осам типова правних ентитета, а потом је, искључиво кроз промптовање и без фино</w:t>
+      </w:r>
+      <w:r>
+        <w:rPr>
+          <w:lang w:val="sr-Cyrl-RS"/>
+        </w:rPr>
+        <w:t>г</w:t>
+      </w:r>
+      <w:r>
+        <w:t xml:space="preserve"> подешавања, извршено поређење модела фамилије Qwen3 у инструкцијској и „мислећој" (енгл. thinking) варијанти и у две димензије (4B и 30B параметара), уз специјализовани, фино подешен модел NER4Legal_SRB као референцу. </w:t>
+      </w:r>
+      <w:r>
+        <w:t>. Резултати, приказани и микро- и макро-просеком, показују да величина модела приметно побољшава инструкцијске варијанте (најбољи је Qwen3-30B инструкцијски), да „мислећа" варијанта постиже ви</w:t>
+      </w:r>
+      <w:r>
+        <w:t>соку прецизност уз низак одзив</w:t>
+      </w:r>
+      <w:r>
+        <w:t xml:space="preserve"> поставши к</w:t>
+      </w:r>
+      <w:r>
+        <w:t xml:space="preserve">онзервативна код већег модела. </w:t>
+      </w:r>
+      <w:r>
+        <w:rPr>
+          <w:lang w:val="sr-Cyrl-RS"/>
+        </w:rPr>
+        <w:t>С друге стране</w:t>
+      </w:r>
+      <w:r>
+        <w:t xml:space="preserve"> специјализовани модел</w:t>
+      </w:r>
+      <w:r>
+        <w:t xml:space="preserve"> захваљујући присуству судских одлука у балансираном скупу, снажно опоравља на свом изворном домену (нарочито по ублаженој метрици).</w:t>
+      </w:r>
+    </w:p>
+    <w:p>
+      <w:pPr>
+        <w:jc w:val="left"/>
+        <w:rPr>
+          <w:lang w:val="sr-Cyrl-RS"/>
+        </w:rPr>
+      </w:pPr>
+      <w:r>
+        <w:rPr>
+          <w:lang w:val="sr-Cyrl-RS"/>
+        </w:rPr>
+        <w:br w:type="page"/>
+      </w:r>
+      <w:bookmarkStart w:id="7" w:name="_GoBack"/>
+      <w:bookmarkEnd w:id="7"/>
+    </w:p>
+    <w:p>
+      <w:pPr>
+        <w:pStyle w:val="Heading2"/>
+        <w:rPr>
+          <w:lang w:val="sr-Cyrl-RS"/>
+        </w:rPr>
+      </w:pPr>
+    </w:p>
+    <w:p>
+      <w:pPr>
+        <w:pStyle w:val="Heading2"/>
+        <w:rPr>
+          <w:lang w:val="sr-Cyrl-RS"/>
+        </w:rPr>
+      </w:pPr>
+      <w:bookmarkStart w:id="8" w:name="_Toc240916253"/>
+      <w:r>
+        <w:rPr>
+          <w:lang w:val="sr-Cyrl-RS"/>
+        </w:rPr>
+        <w:t>Садржај</w:t>
+      </w:r>
       <w:bookmarkEnd w:id="6"/>
-    </w:p>
-    <w:p>
-      <w:pPr>
-        <w:rPr>
-          <w:lang w:val="sr-Cyrl-RS"/>
-        </w:rPr>
-      </w:pPr>
-    </w:p>
-    <w:p>
-      <w:pPr>
-        <w:ind w:firstLine="720"/>
-      </w:pPr>
-      <w:r>
-        <w:t xml:space="preserve">Овај рад обрађује проблем препознавања именованих ентитета (енгл. Named Entity Recognition, NER) у текстовима на српском језику, са фокусом на домен легислативе. Рад најпре теоријски разматра сам проблем NER-а и његове изазове, потом прегледа архитектуре модела које се користе за овај задатак — од приступа заснованих на правилима, преко класичних статистичких метода и рекурентних неуронских мрежа, до трансформер модела и савремених великих језичких модела. Затим се </w:t>
-      </w:r>
-      <w:r>
-        <w:rPr>
-          <w:lang w:val="sr-Cyrl-RS"/>
-        </w:rPr>
-        <w:t>анализирају досадашњи</w:t>
-      </w:r>
-      <w:r>
-        <w:t xml:space="preserve"> резултати за српски језик и за правни домен. У експерименталном делу креиран је наменски анотиран скуп података из српске легислативе са осам типова правних ентитета, а потом је, искључиво кроз промптовање и без фино</w:t>
-      </w:r>
-      <w:r>
-        <w:rPr>
-          <w:lang w:val="sr-Cyrl-RS"/>
-        </w:rPr>
-        <w:t>г</w:t>
-      </w:r>
-      <w:r>
-        <w:t xml:space="preserve"> подешавања, извршено поређење модела фамилије Qwen3 у инструкцијској и „мислећој" (енгл. thinking) варијанти и у две димензије (4B и 30B параметара), уз специјализовани, фино подешен модел NER4Legal_SRB као референцу. Резултати показују да промптовање великих језичких модела постиже ограничену тачност, да „мислећа" варијанта постаје знатно конзервативнија (висока прецизност уз низак одзив), те да специјализовани модел бележи пад </w:t>
-      </w:r>
-      <w:r>
-        <w:rPr>
-          <w:lang w:val="sr-Cyrl-RS"/>
-        </w:rPr>
-        <w:t>прецизности</w:t>
-      </w:r>
-      <w:r>
-        <w:t xml:space="preserve"> при преласку из домена судских пресуда у домен закона.</w:t>
-      </w:r>
-    </w:p>
-    <w:p>
-      <w:pPr>
-        <w:jc w:val="left"/>
-        <w:rPr>
-          <w:lang w:val="sr-Cyrl-RS"/>
-        </w:rPr>
-      </w:pPr>
-      <w:r>
-        <w:rPr>
-          <w:lang w:val="sr-Cyrl-RS"/>
-        </w:rPr>
-        <w:br w:type="page"/>
-      </w:r>
-    </w:p>
-    <w:p>
-      <w:pPr>
-        <w:pStyle w:val="Heading2"/>
-        <w:rPr>
-          <w:lang w:val="sr-Cyrl-RS"/>
-        </w:rPr>
-      </w:pPr>
-    </w:p>
-    <w:p>
-      <w:pPr>
-        <w:pStyle w:val="Heading2"/>
-        <w:rPr>
-          <w:lang w:val="sr-Cyrl-RS"/>
-        </w:rPr>
-      </w:pPr>
-      <w:bookmarkStart w:id="7" w:name="_Toc240916253"/>
-      <w:r>
-        <w:rPr>
-          <w:lang w:val="sr-Cyrl-RS"/>
-        </w:rPr>
-        <w:t>Садржај</w:t>
-      </w:r>
-      <w:bookmarkEnd w:id="5"/>
-      <w:bookmarkEnd w:id="7"/>
+      <w:bookmarkEnd w:id="8"/>
     </w:p>
     <w:sdt>
       <w:sdtPr>
@@ -961,7 +999,6 @@
           <w:docPartUnique/>
         </w:docPartObj>
       </w:sdtPr>
-      <w:sdtEndPr/>
       <w:sdtContent>
         <w:p>
           <w:pPr>
@@ -1774,7 +1811,7 @@
                 <w:noProof/>
                 <w:webHidden/>
               </w:rPr>
-              <w:t>4</w:t>
+              <w:t>5</w:t>
             </w:r>
             <w:r>
               <w:rPr>
@@ -2147,7 +2184,7 @@
                 <w:noProof/>
                 <w:webHidden/>
               </w:rPr>
-              <w:t>6</w:t>
+              <w:t>7</w:t>
             </w:r>
             <w:r>
               <w:rPr>
@@ -3555,7 +3592,7 @@
                 <w:noProof/>
                 <w:webHidden/>
               </w:rPr>
-              <w:t>15</w:t>
+              <w:t>16</w:t>
             </w:r>
             <w:r>
               <w:rPr>
@@ -3645,7 +3682,7 @@
                 <w:noProof/>
                 <w:webHidden/>
               </w:rPr>
-              <w:t>15</w:t>
+              <w:t>16</w:t>
             </w:r>
             <w:r>
               <w:rPr>
@@ -3735,7 +3772,7 @@
                 <w:noProof/>
                 <w:webHidden/>
               </w:rPr>
-              <w:t>15</w:t>
+              <w:t>16</w:t>
             </w:r>
             <w:r>
               <w:rPr>
@@ -4007,7 +4044,7 @@
                 <w:noProof/>
                 <w:webHidden/>
               </w:rPr>
-              <w:t>16</w:t>
+              <w:t>17</w:t>
             </w:r>
             <w:r>
               <w:rPr>
@@ -4106,7 +4143,7 @@
                 <w:noProof/>
                 <w:webHidden/>
               </w:rPr>
-              <w:t>17</w:t>
+              <w:t>18</w:t>
             </w:r>
             <w:r>
               <w:rPr>
@@ -4196,7 +4233,7 @@
                 <w:noProof/>
                 <w:webHidden/>
               </w:rPr>
-              <w:t>17</w:t>
+              <w:t>18</w:t>
             </w:r>
             <w:r>
               <w:rPr>
@@ -4286,7 +4323,7 @@
                 <w:noProof/>
                 <w:webHidden/>
               </w:rPr>
-              <w:t>18</w:t>
+              <w:t>19</w:t>
             </w:r>
             <w:r>
               <w:rPr>
@@ -4376,7 +4413,7 @@
                 <w:noProof/>
                 <w:webHidden/>
               </w:rPr>
-              <w:t>19</w:t>
+              <w:t>20</w:t>
             </w:r>
             <w:r>
               <w:rPr>
@@ -4466,7 +4503,7 @@
                 <w:noProof/>
                 <w:webHidden/>
               </w:rPr>
-              <w:t>19</w:t>
+              <w:t>21</w:t>
             </w:r>
             <w:r>
               <w:rPr>
@@ -4556,7 +4593,7 @@
                 <w:noProof/>
                 <w:webHidden/>
               </w:rPr>
-              <w:t>22</w:t>
+              <w:t>24</w:t>
             </w:r>
             <w:r>
               <w:rPr>
@@ -4646,7 +4683,7 @@
                 <w:noProof/>
                 <w:webHidden/>
               </w:rPr>
-              <w:t>24</w:t>
+              <w:t>25</w:t>
             </w:r>
             <w:r>
               <w:rPr>
@@ -4736,7 +4773,7 @@
                 <w:noProof/>
                 <w:webHidden/>
               </w:rPr>
-              <w:t>24</w:t>
+              <w:t>26</w:t>
             </w:r>
             <w:r>
               <w:rPr>
@@ -4826,7 +4863,7 @@
                 <w:noProof/>
                 <w:webHidden/>
               </w:rPr>
-              <w:t>25</w:t>
+              <w:t>27</w:t>
             </w:r>
             <w:r>
               <w:rPr>
@@ -4854,10 +4891,7 @@
         </w:p>
       </w:sdtContent>
     </w:sdt>
-    <w:p>
-      <w:bookmarkStart w:id="8" w:name="_GoBack"/>
-      <w:bookmarkEnd w:id="8"/>
-    </w:p>
+    <w:p/>
     <w:p>
       <w:pPr>
         <w:pStyle w:val="Heading1"/>
@@ -5278,6 +5312,29 @@
         <w:t>NER</w:t>
       </w:r>
     </w:p>
+    <w:p>
+      <w:pPr>
+        <w:jc w:val="center"/>
+        <w:rPr>
+          <w:sz w:val="18"/>
+        </w:rPr>
+      </w:pPr>
+    </w:p>
+    <w:p>
+      <w:r>
+        <w:lastRenderedPageBreak/>
+        <w:t xml:space="preserve">Појам именованог ентитета настао је деведесетих година прошлог века, у оквиру конференција за разумевање текста (MUC), где је дефинисан широк, али практичан скуп </w:t>
+      </w:r>
+      <w:r>
+        <w:rPr>
+          <w:lang w:val="sr-Cyrl-RS"/>
+        </w:rPr>
+        <w:t>ентитета</w:t>
+      </w:r>
+      <w:r>
+        <w:t xml:space="preserve"> попут особа, организација и локација [19]. Формално, за реченицу представљену низом токена, задатак је пронаћи распоне (енгл. spans) који чине ентитете и сваком доделити тип [15, 21]. У основној, „равној" (енгл. flat) формулацији ентитети се не преклапају; постоји и сложенија, „угнеждена" (енгл. nested) формулација, у којој један ентитет може садржати други — на пример, у изразу „Влада Републике Србије" садржан је и назив државе [15]. У овом раду користи се равна формулација, уобичајена за примене у екстракцији информација.</w:t>
+      </w:r>
+    </w:p>
     <w:p/>
     <w:p>
       <w:pPr>
@@ -5292,7 +5349,6 @@
         <w:rPr>
           <w:lang w:val="sr-Cyrl-RS"/>
         </w:rPr>
-        <w:lastRenderedPageBreak/>
         <w:t>Схеме означавања</w:t>
       </w:r>
       <w:bookmarkEnd w:id="12"/>
@@ -5508,7 +5564,11 @@
         <w:ind w:firstLine="720"/>
       </w:pPr>
       <w:r>
-        <w:t>NER се примењује у широком спектру система: у претрази и индексирању докумената, у системима за одговарање на питања, у изградњи графова знања, у анонимизацији осетљивих података и у екстракцији структурисаних информација из неструктурисаног текста [21, 39]. У правном домену, поуздано издвајање ентитета попут назива прописа, датума ступања на снагу, новчаних износа и назива судова основ је за аутоматско повезивање, класификацију и претрагу аката [6].</w:t>
+        <w:t xml:space="preserve">NER се примењује у широком спектру система: у претрази и индексирању докумената, у системима за одговарање на питања, у изградњи графова знања, у анонимизацији осетљивих података и у екстракцији структурисаних информација из неструктурисаног текста [21, 39]. У правном домену, поуздано издвајање ентитета попут </w:t>
+      </w:r>
+      <w:r>
+        <w:lastRenderedPageBreak/>
+        <w:t>назива прописа, датума ступања на снагу, новчаних износа и назива судова основ је за аутоматско повезивање, класификацију и претрагу аката [6].</w:t>
       </w:r>
     </w:p>
     <w:p>
@@ -5576,7 +5636,6 @@
         <w:rPr>
           <w:lang w:val="sr-Cyrl-RS"/>
         </w:rPr>
-        <w:lastRenderedPageBreak/>
         <w:t>Изазови</w:t>
       </w:r>
       <w:bookmarkEnd w:id="14"/>
@@ -5592,10 +5651,10 @@
         <w:ind w:firstLine="720"/>
       </w:pPr>
       <w:r>
-        <w:t>Упркос привидној једнос</w:t>
-      </w:r>
-      <w:r>
-        <w:t xml:space="preserve">тавности, задатак носи неколико </w:t>
+        <w:t>NER</w:t>
+      </w:r>
+      <w:r>
+        <w:t xml:space="preserve"> носи неколико </w:t>
       </w:r>
       <w:r>
         <w:t>изазова. Границе ентитета често су вишезначне, нарочито код дугих вишечланих на</w:t>
@@ -5715,7 +5774,11 @@
         <w:t xml:space="preserve"> која</w:t>
       </w:r>
       <w:r>
-        <w:t xml:space="preserve"> садржи 10 стварних ентитета, а модел предложи 8 од којих је 6 тачних, онда је прецизност 6/8 = 0,75 (колико је предлога тачно), одзив 6/10 = 0,60 (колико је стварних ентитета уловљено), а F1 = 2·0,75·0,60/(0,75+0,60) ≈ 0,67. Пошто је F1 хармонијска средина, висок је само када су и прецизност и одзив високи, што га чини поузданијим показатељем од простог просека [33, 34]. Поређење се, при томе, може вршити на нивоу токена (свака ознака посебно) или на нивоу ентитета (цео распон као целина); у овом раду користи се поређење на нивоу ентитета, које боље одражава практичну употребу [15].</w:t>
+        <w:t xml:space="preserve"> садржи 10 стварних ентитета, а модел предложи 8 од којих је 6 тачних, онда је прецизност 6/8 = 0,75 (колико је предлога тачно), одзив 6/10 = 0,60 (колико је стварних ентитета уловљено), а F1 = 2·0,75·0,60/(0,75+0,60) ≈ 0,67. Пошто је F1 хармонијска средина, висок је само када су и прецизност и одзив високи, </w:t>
+      </w:r>
+      <w:r>
+        <w:lastRenderedPageBreak/>
+        <w:t>што га чини поузданијим показатељем од простог просека [33, 34]. Поређење се, при томе, може вршити на нивоу токена (свака ознака посебно) или на нивоу ентитета (цео распон као целина); у овом раду користи се поређење на нивоу ентитета, које боље одражава практичну употребу [15].</w:t>
       </w:r>
     </w:p>
     <w:p/>
@@ -5751,11 +5814,7 @@
         <w:ind w:firstLine="390"/>
       </w:pPr>
       <w:r>
-        <w:t xml:space="preserve">Приступи решавању NER-а развијали су се упоредо са развојем машинског учења — од ручно писаних правила, преко статистичких модела и рекурентних неуронских мрежа, до трансформер модела и великих језичких модела [15]. У наставку се </w:t>
-      </w:r>
-      <w:r>
-        <w:lastRenderedPageBreak/>
-        <w:t>хронолошки прегледају главне породице архитектура, са нагласком на моделе релевантне за овај рад.</w:t>
+        <w:t>Приступи решавању NER-а развијали су се упоредо са развојем машинског учења — од ручно писаних правила, преко статистичких модела и рекурентних неуронских мрежа, до трансформер модела и великих језичких модела [15]. У наставку се хронолошки прегледају главне породице архитектура, са нагласком на моделе релевантне за овај рад.</w:t>
       </w:r>
     </w:p>
     <w:p>
@@ -5874,7 +5933,7 @@
         <w:rPr>
           <w:lang w:val="sr-Cyrl-RS"/>
         </w:rPr>
-        <w:t>на сегментацију и означавање текста [24, 37]. Њихово главно ограничење је претпоставка независности обележја, коју превазилазе условна случајна поља (енгл. Conditional Random Fields, CRF) [13, 23]. CRF моделује вероватноћу целог низа ознака узимајући у обзир зависности између суседних ознака, чиме природно поштује ограничења IOB2 схеме и дуго је представљао стандард за NER пре ере дубоког учења [13, 36]. Мана оба приступа јесте потреба за ручно дефинисаним обележјима (велика слова, суфикси, припадност речнику), па им квалитет зависи од инжењеринга обележја [15].</w:t>
+        <w:t>на сегментацију и означавање текста [24, 37]. Њихово главно ограничење је претпоставка независности обележја, коју превазилазе условна случајна поља (енгл. Conditional Random Fields, CRF) [13, 23]. CRF моделује вероватноћу целог низа ознака узимајући у обзир зависности између суседних ознака, чиме природно поштује ограничења IOB2 схеме и дуго је представљао стандард за NER пре ере дубоког учења [13, 36]. Мана оба приступа јесте потреба за ручно дефинисаним обележјима (велика слова, суфикси, припадност речнику) [15].</w:t>
       </w:r>
     </w:p>
     <w:p>
@@ -5897,6 +5956,7 @@
         <w:rPr>
           <w:noProof/>
         </w:rPr>
+        <w:lastRenderedPageBreak/>
         <w:drawing>
           <wp:inline distT="0" distB="0" distL="0" distR="0" wp14:anchorId="21F37F23" wp14:editId="5545F234">
             <wp:extent cx="3200400" cy="2955743"/>
@@ -5972,23 +6032,6 @@
     </w:p>
     <w:p>
       <w:pPr>
-        <w:ind w:firstLine="390"/>
-        <w:rPr>
-          <w:lang w:val="sr-Cyrl-RS"/>
-        </w:rPr>
-      </w:pPr>
-    </w:p>
-    <w:p>
-      <w:pPr>
-        <w:ind w:firstLine="390"/>
-        <w:rPr>
-          <w:lang w:val="sr-Cyrl-RS"/>
-        </w:rPr>
-      </w:pPr>
-    </w:p>
-    <w:p>
-      <w:pPr>
-        <w:ind w:firstLine="390"/>
         <w:rPr>
           <w:lang w:val="sr-Cyrl-RS"/>
         </w:rPr>
@@ -6020,7 +6063,6 @@
       </w:pPr>
       <w:bookmarkStart w:id="19" w:name="_Toc240916264"/>
       <w:r>
-        <w:lastRenderedPageBreak/>
         <w:t>Неуронске мреже и векторс</w:t>
       </w:r>
       <w:r>
@@ -6163,6 +6205,7 @@
         <w:rPr>
           <w:lang w:val="sr-Cyrl-RS"/>
         </w:rPr>
+        <w:lastRenderedPageBreak/>
         <w:t>Трансформер архитектура и механизам пажње</w:t>
       </w:r>
       <w:bookmarkEnd w:id="20"/>
@@ -6227,7 +6270,6 @@
         <w:rPr>
           <w:noProof/>
         </w:rPr>
-        <w:lastRenderedPageBreak/>
         <w:drawing>
           <wp:inline distT="0" distB="0" distL="0" distR="0" wp14:anchorId="0F81D85E" wp14:editId="42C32F31">
             <wp:extent cx="3145809" cy="3932261"/>
@@ -6558,14 +6600,38 @@
         <w:rPr>
           <w:lang w:val="sr-Cyrl-RS"/>
         </w:rPr>
-        <w:t xml:space="preserve">Савремени генеративни модели пролазе кроз инструкцијско подешавање, често праћено учењем из људских повратних информација (енгл. reinforcement learning from human feedback), чиме постају способни да прате захтеве задате природним језиком [18, 42]. Најновија генерација уводи „мислеће" (енгл. thinking) варијанте, које пре коначног одговора генеришу експлицитан ланац расуђивања, по угледу на технику ланца мисли (енгл. chain-of-thought) која побољшава решавање сложених проблема [10]. Неки произвођачи нуде засебне инструкцијске и „мислеће" моделе, што омогућава чисто поређење утицаја врсте модела [11]. Експлицитно расуђивање, међутим, знатно </w:t>
+        <w:t>Савремени генеративни модели пролазе кроз инструкцијско подешавање, често праћено учењем из људских повратних информација (енгл. reinforcement learning from human feedback), чиме постају способни да прате захтеве задате природним језиком [18, 42]. Најновија генерација уводи „мислеће" (енгл. thinking) варијанте, које пре коначног одговора генеришу експлицитан ланац расуђивања, по угледу на технику ланца мисли (енгл. chain-of-thought) која побољшава решавање сложених проблема [10]. Неки произвођачи нуде засебне инструкцијске и „мислеће" моделе, што омогућава чисто поређење утицаја врсте модела [11]. Експлицитно расуђивање</w:t>
+      </w:r>
+      <w:r>
+        <w:rPr>
+          <w:lang w:val="sr-Cyrl-RS"/>
+        </w:rPr>
+        <w:t xml:space="preserve"> при чему </w:t>
+      </w:r>
+      <w:r>
+        <w:rPr>
+          <w:lang w:val="sr-Cyrl-RS"/>
+        </w:rPr>
+        <w:t>з</w:t>
+      </w:r>
+      <w:r>
+        <w:rPr>
+          <w:lang w:val="sr-Cyrl-RS"/>
+        </w:rPr>
+        <w:t>натно повећава</w:t>
+      </w:r>
+      <w:r>
+        <w:rPr>
+          <w:lang w:val="sr-Cyrl-RS"/>
+        </w:rPr>
+        <w:t xml:space="preserve"> </w:t>
       </w:r>
       <w:r>
         <w:rPr>
           <w:lang w:val="sr-Cyrl-RS"/>
         </w:rPr>
         <w:lastRenderedPageBreak/>
-        <w:t>повећава време и цену инференције, а његова корист није подједнака на свим задацима [8]. Већи модели све чешће користе и архитектуру мешавине експерата (енгл. Mixture of Experts), у којој је при сваком пролазу активан само део параметара, што их чини бржим него што њихова укупна величина сугерише [32].</w:t>
+        <w:t>време и цену инференције, а његова корист није подједнака на свим задацима [8]. Већи модели све чешће користе и архитектуру мешавине експерата (енгл. Mixture of Experts), у којој је при сваком пролазу активан само део параметара, што их чини бржим него што њихова укупна величина сугерише [32].</w:t>
       </w:r>
     </w:p>
     <w:p>
@@ -6701,6 +6767,12 @@
         <w:t>Преглед досадашњих</w:t>
       </w:r>
       <w:bookmarkEnd w:id="24"/>
+      <w:r>
+        <w:rPr>
+          <w:lang w:val="sr-Cyrl-RS"/>
+        </w:rPr>
+        <w:t xml:space="preserve"> резултата</w:t>
+      </w:r>
     </w:p>
     <w:p>
       <w:pPr>
@@ -6742,7 +6814,16 @@
         <w:jc w:val="both"/>
       </w:pPr>
       <w:r>
-        <w:t>Упоредна анализа десет модела за српски (Табела 1) показује да најбоље резултате на NER-у постижу BERTić и xlm-r-bertic, уз важно запажање да величина модела има тек благ утицај — модели од 81 и 355 милиона параметара постижу практично исти резултат — док величина и квалитет тренинг корпуса имају израженији ефекат [5].</w:t>
+        <w:t xml:space="preserve">Упоредна анализа десет модела за српски </w:t>
+      </w:r>
+      <w:r>
+        <w:rPr>
+          <w:lang w:val="sr-Cyrl-RS"/>
+        </w:rPr>
+        <w:t xml:space="preserve">језик </w:t>
+      </w:r>
+      <w:r>
+        <w:t>(Табела 1) показује да најбоље резултате на NER-у постижу BERTić и xlm-r-bertic, уз важно запажање да величина модела има тек благ утицај — модели од 81 и 355 милиона параметара постижу практично исти резултат — док величина и квалитет тренинг корпуса имају израженији ефекат [5].</w:t>
       </w:r>
     </w:p>
     <w:p>
@@ -8187,10 +8268,10 @@
           <w:noProof/>
         </w:rPr>
         <w:drawing>
-          <wp:inline distT="0" distB="0" distL="0" distR="0" wp14:anchorId="4C8BC36D" wp14:editId="6F8F7D9D">
-            <wp:extent cx="3719015" cy="4731414"/>
-            <wp:effectExtent l="0" t="0" r="0" b="0"/>
-            <wp:docPr id="15" name="Picture 15"/>
+          <wp:inline distT="0" distB="0" distL="0" distR="0" wp14:anchorId="4CF25F9D" wp14:editId="63918B99">
+            <wp:extent cx="3260201" cy="4890302"/>
+            <wp:effectExtent l="0" t="0" r="0" b="5715"/>
+            <wp:docPr id="25" name="Picture 25"/>
             <wp:cNvGraphicFramePr>
               <a:graphicFrameLocks xmlns:a="http://schemas.openxmlformats.org/drawingml/2006/main" noChangeAspect="1"/>
             </wp:cNvGraphicFramePr>
@@ -8198,22 +8279,25 @@
               <a:graphicData uri="http://schemas.openxmlformats.org/drawingml/2006/picture">
                 <pic:pic xmlns:pic="http://schemas.openxmlformats.org/drawingml/2006/picture">
                   <pic:nvPicPr>
-                    <pic:cNvPr id="0" name=""/>
-                    <pic:cNvPicPr>
-                      <a:picLocks noChangeAspect="1" noChangeArrowheads="1"/>
-                    </pic:cNvPicPr>
+                    <pic:cNvPr id="25" name="viber_image_2026-10-04_20-52-44-113.png"/>
+                    <pic:cNvPicPr/>
                   </pic:nvPicPr>
                   <pic:blipFill>
-                    <a:blip r:embed="rId19"/>
-                    <a:srcRect/>
+                    <a:blip r:embed="rId19" cstate="print">
+                      <a:extLst>
+                        <a:ext uri="{28A0092B-C50C-407E-A947-70E740481C1C}">
+                          <a14:useLocalDpi xmlns:a14="http://schemas.microsoft.com/office/drawing/2010/main" val="0"/>
+                        </a:ext>
+                      </a:extLst>
+                    </a:blip>
                     <a:stretch>
                       <a:fillRect/>
                     </a:stretch>
                   </pic:blipFill>
-                  <pic:spPr bwMode="auto">
+                  <pic:spPr>
                     <a:xfrm>
                       <a:off x="0" y="0"/>
-                      <a:ext cx="3723894" cy="4737621"/>
+                      <a:ext cx="3269216" cy="4903824"/>
                     </a:xfrm>
                     <a:prstGeom prst="rect">
                       <a:avLst/>
@@ -8299,109 +8383,38 @@
         <w:rPr>
           <w:lang w:val="sr-Cyrl-RS"/>
         </w:rPr>
-        <w:lastRenderedPageBreak/>
         <w:t>Извори правних докумената</w:t>
       </w:r>
       <w:bookmarkEnd w:id="30"/>
     </w:p>
     <w:p>
       <w:pPr>
-        <w:pStyle w:val="NormalWeb"/>
+        <w:rPr>
+          <w:lang w:val="sr-Cyrl-RS"/>
+        </w:rPr>
+      </w:pPr>
+    </w:p>
+    <w:p>
+      <w:pPr>
         <w:ind w:firstLine="720"/>
-        <w:jc w:val="both"/>
-      </w:pPr>
-      <w:r>
-        <w:t xml:space="preserve">Као извор текста коришћен је званични Правно-информациони систем Републике Србије [53]. Прикупљено је пет обимних прописа различите тематике, ради разноврсности ентитета: Кривични законик, Закон о облигационим односима, Закон о раду, Устав Републике Србије и Закон о привредним друштвима. Према Закону о ауторском и сродним правима (члан 6), закони, прописи и службени материјали изузети су из ауторскоправне заштите, </w:t>
-      </w:r>
-      <w:r>
-        <w:rPr>
-          <w:lang w:val="sr-Cyrl-RS"/>
-        </w:rPr>
-        <w:t>па</w:t>
-      </w:r>
-      <w:r>
-        <w:t xml:space="preserve"> се слободно могу користити, обрађивати и објављивати [52].</w:t>
-      </w:r>
-    </w:p>
-    <w:p>
-      <w:pPr>
-        <w:pStyle w:val="NormalWeb"/>
-        <w:jc w:val="both"/>
-      </w:pPr>
-      <w:r>
-        <w:t>Прописи су бирани тако да покрију различите гране права. Устав Републике Србије богат је називима државних органа и судова (COURT, LAW). Кривични законик обилује новчаним казнама и роковима (MONEY, DATE, LAW). Закон о облигационим односима и Закон о раду садрже бројне позиве на прописе, док Закон о привредним друштвима, због честих измена, обилује наводима Службеног гласника са датумима (OFFICIAL_GAZETTE, DATE). Овакав избор обезбеђује да свих осам типова ентитета буде заступљено, иако, као што ће показати статистика, са изразито неравномерном расподелом.</w:t>
+      </w:pPr>
+      <w:r>
+        <w:t>Као извори текста коришћени су званични Правно-информациони систем Републике Србије [53], база судске праксе Уставног суда Републике Србије и портал отворених података Владе Републике Србије (кадровска решења). Према Закону о ауторском и сродним правима (члан 6), закони, прописи, судске одлуке и остали службени материјали изузети су из ауторскоправне заштите, те се слободно могу користити, обрађивати и објављивати [52].</w:t>
+      </w:r>
+    </w:p>
+    <w:p>
+      <w:pPr>
+        <w:ind w:firstLine="720"/>
+      </w:pPr>
+    </w:p>
+    <w:p>
+      <w:r>
+        <w:t>Домен је намерно проширен са закона у ужем смислу на шири појам правних текстова, из методолошких разлога детаљно објашњених у одељку 5.6. Прикупљене су три групе докумената, тако да заједно покрију свих осам типова ентитета: (1) закони и законици различитих грана права (Кривични законик, Закон о облигационим односима, Закон о раду, Устав, Закон о привредним друштвима, Закон о пореском поступку и пореској администрацији, Царински закон, Закон о рачуноводству) — богати типовима LAW, OFFICIAL_GAZETTE, MONEY и DATE; (2) одлуке Уставног суда — богате типовима COURT, DECISION, REFERENCE, DATE и PERSON; и (3) кадровска решења Владе — главни извор разноврсних личних имена (PERSON).</w:t>
       </w:r>
     </w:p>
     <w:p>
       <w:pPr>
         <w:spacing w:after="120"/>
-        <w:jc w:val="center"/>
-      </w:pPr>
-      <w:r>
-        <w:rPr>
-          <w:noProof/>
-        </w:rPr>
-        <w:drawing>
-          <wp:inline distT="0" distB="0" distL="0" distR="0" wp14:anchorId="5C965C47" wp14:editId="0F5F0895">
-            <wp:extent cx="5334000" cy="2724150"/>
-            <wp:effectExtent l="0" t="0" r="0" b="0"/>
-            <wp:docPr id="16" name="Picture 16"/>
-            <wp:cNvGraphicFramePr>
-              <a:graphicFrameLocks xmlns:a="http://schemas.openxmlformats.org/drawingml/2006/main" noChangeAspect="1"/>
-            </wp:cNvGraphicFramePr>
-            <a:graphic xmlns:a="http://schemas.openxmlformats.org/drawingml/2006/main">
-              <a:graphicData uri="http://schemas.openxmlformats.org/drawingml/2006/picture">
-                <pic:pic xmlns:pic="http://schemas.openxmlformats.org/drawingml/2006/picture">
-                  <pic:nvPicPr>
-                    <pic:cNvPr id="0" name=""/>
-                    <pic:cNvPicPr>
-                      <a:picLocks noChangeAspect="1" noChangeArrowheads="1"/>
-                    </pic:cNvPicPr>
-                  </pic:nvPicPr>
-                  <pic:blipFill>
-                    <a:blip r:embed="rId20"/>
-                    <a:srcRect/>
-                    <a:stretch>
-                      <a:fillRect/>
-                    </a:stretch>
-                  </pic:blipFill>
-                  <pic:spPr bwMode="auto">
-                    <a:xfrm>
-                      <a:off x="0" y="0"/>
-                      <a:ext cx="5334000" cy="2724150"/>
-                    </a:xfrm>
-                    <a:prstGeom prst="rect">
-                      <a:avLst/>
-                    </a:prstGeom>
-                  </pic:spPr>
-                </pic:pic>
-              </a:graphicData>
-            </a:graphic>
-          </wp:inline>
-        </w:drawing>
-      </w:r>
-    </w:p>
-    <w:p>
-      <w:pPr>
-        <w:spacing w:after="120"/>
-        <w:jc w:val="center"/>
-        <w:rPr>
-          <w:sz w:val="18"/>
-          <w:lang w:val="sr-Cyrl-RS"/>
-        </w:rPr>
-      </w:pPr>
-      <w:r>
-        <w:rPr>
-          <w:sz w:val="18"/>
-          <w:lang w:val="sr-Cyrl-RS"/>
-        </w:rPr>
-        <w:t>Слика 11: Број реченица и ентитета по пропису у креираном скупу</w:t>
-      </w:r>
-    </w:p>
-    <w:p>
-      <w:pPr>
-        <w:spacing w:after="120"/>
-        <w:jc w:val="center"/>
         <w:rPr>
           <w:sz w:val="18"/>
           <w:lang w:val="sr-Cyrl-RS"/>
@@ -8465,7 +8478,6 @@
         <w:jc w:val="both"/>
       </w:pPr>
       <w:r>
-        <w:lastRenderedPageBreak/>
         <w:t>Издвајање и чишћење текста покренуто је помоћу наменске скрипте, која исход уписује у формат JSON-линија са подацима о извору:</w:t>
       </w:r>
     </w:p>
@@ -8518,7 +8530,7 @@
                     <pic:cNvPicPr/>
                   </pic:nvPicPr>
                   <pic:blipFill>
-                    <a:blip r:embed="rId21" cstate="print">
+                    <a:blip r:embed="rId20" cstate="print">
                       <a:extLst>
                         <a:ext uri="{28A0092B-C50C-407E-A947-70E740481C1C}">
                           <a14:useLocalDpi xmlns:a14="http://schemas.microsoft.com/office/drawing/2010/main" val="0"/>
@@ -8559,8 +8571,45 @@
           <w:sz w:val="18"/>
           <w:lang w:val="sr-Cyrl-RS"/>
         </w:rPr>
-        <w:t>Слика 12: Излаз скрипте</w:t>
-      </w:r>
+        <w:t>Слика 11</w:t>
+      </w:r>
+      <w:r>
+        <w:rPr>
+          <w:sz w:val="18"/>
+          <w:lang w:val="sr-Cyrl-RS"/>
+        </w:rPr>
+        <w:t>: Излаз скрипте</w:t>
+      </w:r>
+    </w:p>
+    <w:p>
+      <w:pPr>
+        <w:pStyle w:val="NormalWeb"/>
+        <w:jc w:val="center"/>
+        <w:rPr>
+          <w:sz w:val="18"/>
+          <w:lang w:val="sr-Cyrl-RS"/>
+        </w:rPr>
+      </w:pPr>
+    </w:p>
+    <w:p>
+      <w:pPr>
+        <w:pStyle w:val="NormalWeb"/>
+        <w:jc w:val="center"/>
+        <w:rPr>
+          <w:sz w:val="18"/>
+          <w:lang w:val="sr-Cyrl-RS"/>
+        </w:rPr>
+      </w:pPr>
+    </w:p>
+    <w:p>
+      <w:pPr>
+        <w:pStyle w:val="NormalWeb"/>
+        <w:jc w:val="center"/>
+        <w:rPr>
+          <w:sz w:val="18"/>
+          <w:lang w:val="sr-Cyrl-RS"/>
+        </w:rPr>
+      </w:pPr>
     </w:p>
     <w:p>
       <w:pPr>
@@ -8578,6 +8627,7 @@
         <w:rPr>
           <w:lang w:val="sr-Cyrl-RS"/>
         </w:rPr>
+        <w:lastRenderedPageBreak/>
         <w:t>Схема анотације</w:t>
       </w:r>
       <w:bookmarkEnd w:id="32"/>
@@ -9001,11 +9051,13 @@
         <w:pStyle w:val="NormalWeb"/>
         <w:jc w:val="center"/>
         <w:rPr>
-          <w:lang w:val="sr-Cyrl-RS"/>
-        </w:rPr>
-      </w:pPr>
-      <w:r>
-        <w:rPr>
+          <w:sz w:val="18"/>
+          <w:lang w:val="sr-Cyrl-RS"/>
+        </w:rPr>
+      </w:pPr>
+      <w:r>
+        <w:rPr>
+          <w:sz w:val="18"/>
           <w:lang w:val="sr-Cyrl-RS"/>
         </w:rPr>
         <w:t>Табела 3: Схема од осам типова правних енмтитета</w:t>
@@ -9062,7 +9114,6 @@
         <w:jc w:val="both"/>
       </w:pPr>
       <w:r>
-        <w:lastRenderedPageBreak/>
         <w:t>Полуаутоматско предобележавање покренуто је наредбом:</w:t>
       </w:r>
     </w:p>
@@ -9099,6 +9150,7 @@
         <w:rPr>
           <w:noProof/>
         </w:rPr>
+        <w:lastRenderedPageBreak/>
         <w:drawing>
           <wp:inline distT="0" distB="0" distL="0" distR="0" wp14:anchorId="301EC9AE" wp14:editId="189277B7">
             <wp:extent cx="5731510" cy="2239010"/>
@@ -9115,7 +9167,7 @@
                     <pic:cNvPicPr/>
                   </pic:nvPicPr>
                   <pic:blipFill>
-                    <a:blip r:embed="rId22" cstate="print">
+                    <a:blip r:embed="rId21" cstate="print">
                       <a:extLst>
                         <a:ext uri="{28A0092B-C50C-407E-A947-70E740481C1C}">
                           <a14:useLocalDpi xmlns:a14="http://schemas.microsoft.com/office/drawing/2010/main" val="0"/>
@@ -9156,7 +9208,14 @@
           <w:sz w:val="18"/>
           <w:lang w:val="sr-Cyrl-RS"/>
         </w:rPr>
-        <w:t>Слика 13: Изглед радног окружења за анотацију (</w:t>
+        <w:t>Слика 12</w:t>
+      </w:r>
+      <w:r>
+        <w:rPr>
+          <w:sz w:val="18"/>
+          <w:lang w:val="sr-Cyrl-RS"/>
+        </w:rPr>
+        <w:t>: Изглед радног окружења за анотацију (</w:t>
       </w:r>
       <w:r>
         <w:rPr>
@@ -9204,7 +9263,13 @@
         <w:ind w:firstLine="300"/>
       </w:pPr>
       <w:r>
-        <w:t>Коначни скуп обухвата 1.400 реченица са 2.527 анотираних ентитета. Сваки запис садржи идентификатор, текст реченице, листу ентитета (тип и текст) и податке о извору, у формату JSON-линија. Пример једног записа (скраћено):</w:t>
+        <w:t xml:space="preserve">Коначни скуп обухвата </w:t>
+      </w:r>
+      <w:r>
+        <w:t>обухвата 2.375 реченица са 3.289 анотираних ентитета</w:t>
+      </w:r>
+      <w:r>
+        <w:t>. Сваки запис садржи идентификатор, текст реченице, листу ентитета (тип и текст) и податке о извору, у формату JSON-линија. Пример једног записа (скраћено):</w:t>
       </w:r>
     </w:p>
     <w:p>
@@ -9228,7 +9293,25 @@
     </w:p>
     <w:p>
       <w:r>
-        <w:t>Расподела ентитета (Табела 4) одражава природу легислативе: доминирају типови LAW и OFFICIAL_GAZETTE, док су остали типови знатно ређи, а тип PERSON изузетно редак. Ова неравнотежа реално је својство домена, али и ограничење за поуздану процену ретких класа.</w:t>
+        <w:t>Расподела ентитета</w:t>
+      </w:r>
+      <w:r>
+        <w:rPr>
+          <w:lang w:val="sr-Cyrl-RS"/>
+        </w:rPr>
+        <w:t xml:space="preserve"> приказана је у </w:t>
+      </w:r>
+      <w:r>
+        <w:t>Табели 4</w:t>
+      </w:r>
+      <w:r>
+        <w:rPr>
+          <w:lang w:val="sr-Cyrl-RS"/>
+        </w:rPr>
+        <w:t>.</w:t>
+      </w:r>
+      <w:r>
+        <w:t xml:space="preserve"> </w:t>
       </w:r>
     </w:p>
     <w:p>
@@ -9254,7 +9337,7 @@
           <w:left w:w="10" w:type="dxa"/>
           <w:right w:w="10" w:type="dxa"/>
         </w:tblCellMar>
-        <w:tblLook w:val="04A0" w:firstRow="1" w:lastRow="0" w:firstColumn="1" w:lastColumn="0" w:noHBand="0" w:noVBand="1"/>
+        <w:tblLook w:val="0000" w:firstRow="0" w:lastRow="0" w:firstColumn="0" w:lastColumn="0" w:noHBand="0" w:noVBand="0"/>
       </w:tblPr>
       <w:tblGrid>
         <w:gridCol w:w="3000"/>
@@ -9262,6 +9345,12 @@
         <w:gridCol w:w="1800"/>
       </w:tblGrid>
       <w:tr>
+        <w:tblPrEx>
+          <w:tblCellMar>
+            <w:top w:w="0" w:type="dxa"/>
+            <w:bottom w:w="0" w:type="dxa"/>
+          </w:tblCellMar>
+        </w:tblPrEx>
         <w:trPr>
           <w:tblHeader/>
           <w:jc w:val="center"/>
@@ -9337,6 +9426,12 @@
         </w:tc>
       </w:tr>
       <w:tr>
+        <w:tblPrEx>
+          <w:tblCellMar>
+            <w:top w:w="0" w:type="dxa"/>
+            <w:bottom w:w="0" w:type="dxa"/>
+          </w:tblCellMar>
+        </w:tblPrEx>
         <w:trPr>
           <w:jc w:val="center"/>
         </w:trPr>
@@ -9371,7 +9466,7 @@
               <w:jc w:val="center"/>
             </w:pPr>
             <w:r>
-              <w:t>1.409</w:t>
+              <w:t>810</w:t>
             </w:r>
           </w:p>
         </w:tc>
@@ -9390,12 +9485,18 @@
               <w:jc w:val="center"/>
             </w:pPr>
             <w:r>
-              <w:t>55,8%</w:t>
+              <w:t>24,6%</w:t>
             </w:r>
           </w:p>
         </w:tc>
       </w:tr>
       <w:tr>
+        <w:tblPrEx>
+          <w:tblCellMar>
+            <w:top w:w="0" w:type="dxa"/>
+            <w:bottom w:w="0" w:type="dxa"/>
+          </w:tblCellMar>
+        </w:tblPrEx>
         <w:trPr>
           <w:jc w:val="center"/>
         </w:trPr>
@@ -9430,7 +9531,7 @@
               <w:jc w:val="center"/>
             </w:pPr>
             <w:r>
-              <w:t>787</w:t>
+              <w:t>613</w:t>
             </w:r>
           </w:p>
         </w:tc>
@@ -9449,12 +9550,18 @@
               <w:jc w:val="center"/>
             </w:pPr>
             <w:r>
-              <w:t>31,1%</w:t>
+              <w:t>18,6%</w:t>
             </w:r>
           </w:p>
         </w:tc>
       </w:tr>
       <w:tr>
+        <w:tblPrEx>
+          <w:tblCellMar>
+            <w:top w:w="0" w:type="dxa"/>
+            <w:bottom w:w="0" w:type="dxa"/>
+          </w:tblCellMar>
+        </w:tblPrEx>
         <w:trPr>
           <w:jc w:val="center"/>
         </w:trPr>
@@ -9489,7 +9596,7 @@
               <w:jc w:val="center"/>
             </w:pPr>
             <w:r>
-              <w:t>77</w:t>
+              <w:t>417</w:t>
             </w:r>
           </w:p>
         </w:tc>
@@ -9508,12 +9615,18 @@
               <w:jc w:val="center"/>
             </w:pPr>
             <w:r>
-              <w:t>3,0%</w:t>
+              <w:t>12,7%</w:t>
             </w:r>
           </w:p>
         </w:tc>
       </w:tr>
       <w:tr>
+        <w:tblPrEx>
+          <w:tblCellMar>
+            <w:top w:w="0" w:type="dxa"/>
+            <w:bottom w:w="0" w:type="dxa"/>
+          </w:tblCellMar>
+        </w:tblPrEx>
         <w:trPr>
           <w:jc w:val="center"/>
         </w:trPr>
@@ -9548,7 +9661,7 @@
               <w:jc w:val="center"/>
             </w:pPr>
             <w:r>
-              <w:t>71</w:t>
+              <w:t>367</w:t>
             </w:r>
           </w:p>
         </w:tc>
@@ -9567,12 +9680,18 @@
               <w:jc w:val="center"/>
             </w:pPr>
             <w:r>
-              <w:t>2,8%</w:t>
+              <w:t>11,2%</w:t>
             </w:r>
           </w:p>
         </w:tc>
       </w:tr>
       <w:tr>
+        <w:tblPrEx>
+          <w:tblCellMar>
+            <w:top w:w="0" w:type="dxa"/>
+            <w:bottom w:w="0" w:type="dxa"/>
+          </w:tblCellMar>
+        </w:tblPrEx>
         <w:trPr>
           <w:jc w:val="center"/>
         </w:trPr>
@@ -9607,7 +9726,7 @@
               <w:jc w:val="center"/>
             </w:pPr>
             <w:r>
-              <w:t>66</w:t>
+              <w:t>343</w:t>
             </w:r>
           </w:p>
         </w:tc>
@@ -9626,12 +9745,18 @@
               <w:jc w:val="center"/>
             </w:pPr>
             <w:r>
-              <w:t>2,6%</w:t>
+              <w:t>10,4%</w:t>
             </w:r>
           </w:p>
         </w:tc>
       </w:tr>
       <w:tr>
+        <w:tblPrEx>
+          <w:tblCellMar>
+            <w:top w:w="0" w:type="dxa"/>
+            <w:bottom w:w="0" w:type="dxa"/>
+          </w:tblCellMar>
+        </w:tblPrEx>
         <w:trPr>
           <w:jc w:val="center"/>
         </w:trPr>
@@ -9666,7 +9791,7 @@
               <w:jc w:val="center"/>
             </w:pPr>
             <w:r>
-              <w:t>64</w:t>
+              <w:t>262</w:t>
             </w:r>
           </w:p>
         </w:tc>
@@ -9685,12 +9810,18 @@
               <w:jc w:val="center"/>
             </w:pPr>
             <w:r>
-              <w:t>2,5%</w:t>
+              <w:t>8,0%</w:t>
             </w:r>
           </w:p>
         </w:tc>
       </w:tr>
       <w:tr>
+        <w:tblPrEx>
+          <w:tblCellMar>
+            <w:top w:w="0" w:type="dxa"/>
+            <w:bottom w:w="0" w:type="dxa"/>
+          </w:tblCellMar>
+        </w:tblPrEx>
         <w:trPr>
           <w:jc w:val="center"/>
         </w:trPr>
@@ -9706,7 +9837,7 @@
           </w:tcPr>
           <w:p>
             <w:r>
-              <w:t>MONEY</w:t>
+              <w:t>PERSON</w:t>
             </w:r>
           </w:p>
         </w:tc>
@@ -9725,7 +9856,7 @@
               <w:jc w:val="center"/>
             </w:pPr>
             <w:r>
-              <w:t>48</w:t>
+              <w:t>248</w:t>
             </w:r>
           </w:p>
         </w:tc>
@@ -9744,12 +9875,18 @@
               <w:jc w:val="center"/>
             </w:pPr>
             <w:r>
-              <w:t>1,9%</w:t>
+              <w:t>7,5%</w:t>
             </w:r>
           </w:p>
         </w:tc>
       </w:tr>
       <w:tr>
+        <w:tblPrEx>
+          <w:tblCellMar>
+            <w:top w:w="0" w:type="dxa"/>
+            <w:bottom w:w="0" w:type="dxa"/>
+          </w:tblCellMar>
+        </w:tblPrEx>
         <w:trPr>
           <w:jc w:val="center"/>
         </w:trPr>
@@ -9765,7 +9902,7 @@
           </w:tcPr>
           <w:p>
             <w:r>
-              <w:t>PERSON</w:t>
+              <w:t>MONEY</w:t>
             </w:r>
           </w:p>
         </w:tc>
@@ -9784,7 +9921,7 @@
               <w:jc w:val="center"/>
             </w:pPr>
             <w:r>
-              <w:t>5</w:t>
+              <w:t>229</w:t>
             </w:r>
           </w:p>
         </w:tc>
@@ -9803,7 +9940,7 @@
               <w:jc w:val="center"/>
             </w:pPr>
             <w:r>
-              <w:t>0,2%</w:t>
+              <w:t>7,0%</w:t>
             </w:r>
           </w:p>
         </w:tc>
@@ -9811,6 +9948,13 @@
     </w:tbl>
     <w:p>
       <w:pPr>
+        <w:rPr>
+          <w:lang w:val="sr-Cyrl-RS"/>
+        </w:rPr>
+      </w:pPr>
+    </w:p>
+    <w:p>
+      <w:pPr>
         <w:jc w:val="center"/>
         <w:rPr>
           <w:sz w:val="18"/>
@@ -9878,16 +10022,206 @@
           <w:lang w:val="sr-Cyrl-RS"/>
         </w:rPr>
       </w:pPr>
+    </w:p>
+    <w:p>
+      <w:pPr>
+        <w:jc w:val="center"/>
+        <w:rPr>
+          <w:sz w:val="18"/>
+          <w:lang w:val="sr-Cyrl-RS"/>
+        </w:rPr>
+      </w:pPr>
+    </w:p>
+    <w:p>
+      <w:pPr>
+        <w:jc w:val="center"/>
+        <w:rPr>
+          <w:sz w:val="18"/>
+          <w:lang w:val="sr-Cyrl-RS"/>
+        </w:rPr>
+      </w:pPr>
+    </w:p>
+    <w:p>
+      <w:pPr>
+        <w:jc w:val="center"/>
+        <w:rPr>
+          <w:sz w:val="18"/>
+          <w:lang w:val="sr-Cyrl-RS"/>
+        </w:rPr>
+      </w:pPr>
+    </w:p>
+    <w:p>
+      <w:pPr>
+        <w:jc w:val="center"/>
+        <w:rPr>
+          <w:sz w:val="18"/>
+          <w:lang w:val="sr-Cyrl-RS"/>
+        </w:rPr>
+      </w:pPr>
+    </w:p>
+    <w:p>
+      <w:pPr>
+        <w:jc w:val="center"/>
+        <w:rPr>
+          <w:sz w:val="18"/>
+          <w:lang w:val="sr-Cyrl-RS"/>
+        </w:rPr>
+      </w:pPr>
+    </w:p>
+    <w:p>
+      <w:pPr>
+        <w:jc w:val="center"/>
+        <w:rPr>
+          <w:sz w:val="18"/>
+          <w:lang w:val="sr-Cyrl-RS"/>
+        </w:rPr>
+      </w:pPr>
+    </w:p>
+    <w:p>
+      <w:pPr>
+        <w:jc w:val="center"/>
+        <w:rPr>
+          <w:sz w:val="18"/>
+          <w:lang w:val="sr-Cyrl-RS"/>
+        </w:rPr>
+      </w:pPr>
+    </w:p>
+    <w:p>
+      <w:pPr>
+        <w:pStyle w:val="Heading2"/>
+        <w:numPr>
+          <w:ilvl w:val="1"/>
+          <w:numId w:val="7"/>
+        </w:numPr>
+        <w:rPr>
+          <w:lang w:val="sr-Cyrl-RS"/>
+        </w:rPr>
+      </w:pPr>
+      <w:r>
+        <w:rPr>
+          <w:lang w:val="sr-Cyrl-RS"/>
+        </w:rPr>
+        <w:lastRenderedPageBreak/>
+        <w:t>Балансирање скупа и проширење домена</w:t>
+      </w:r>
+    </w:p>
+    <w:p>
+      <w:pPr>
+        <w:rPr>
+          <w:lang w:val="sr-Cyrl-RS"/>
+        </w:rPr>
+      </w:pPr>
+    </w:p>
+    <w:p>
+      <w:pPr>
+        <w:ind w:firstLine="720"/>
+        <w:rPr>
+          <w:lang w:val="sr-Cyrl-RS"/>
+        </w:rPr>
+      </w:pPr>
+      <w:r>
+        <w:rPr>
+          <w:lang w:val="sr-Cyrl-RS"/>
+        </w:rPr>
+        <w:t>Прва верзија скупа, састављена искључиво од закона, имала је изразито неуравнотежену расподелу ентитета: доминирали су типови LAW (1.409 појава) и OFFICIAL_GAZETTE (787), док је тип PERSON имао свега 5 појава — однос најчешћег и најређег типа био је чак 282:1. Разлог је природа закона: они су апстрактни нормативни текстови који ретко именују конкретна лица, одлуке или бројеве предмета. Овако неуравнотежен скуп чини F1 меру за ретке типове статистички непоузданом, па резултати нису меродавни.</w:t>
+      </w:r>
+    </w:p>
+    <w:p>
+      <w:pPr>
+        <w:rPr>
+          <w:lang w:val="sr-Cyrl-RS"/>
+        </w:rPr>
+      </w:pPr>
+    </w:p>
+    <w:p>
+      <w:pPr>
+        <w:rPr>
+          <w:lang w:val="sr-Cyrl-RS"/>
+        </w:rPr>
+      </w:pPr>
+      <w:r>
+        <w:rPr>
+          <w:lang w:val="sr-Cyrl-RS"/>
+        </w:rPr>
+        <w:t>Да би се расподела уравнотежила, предузета су три корака. Прво, домен је проширен са закона на шире правне текстове: додате су одлуке Уставног суда (које обилују типовима COURT, DECISION, REFERENCE, DAT</w:t>
+      </w:r>
+      <w:r>
+        <w:rPr>
+          <w:lang w:val="sr-Cyrl-RS"/>
+        </w:rPr>
+        <w:t>E и PERSON) и кадровска решења в</w:t>
+      </w:r>
+      <w:r>
+        <w:rPr>
+          <w:lang w:val="sr-Cyrl-RS"/>
+        </w:rPr>
+        <w:t xml:space="preserve">ладе (главни </w:t>
+      </w:r>
+      <w:r>
+        <w:rPr>
+          <w:lang w:val="sr-Cyrl-RS"/>
+        </w:rPr>
+        <w:t>извор разноврсних личних имена). И</w:t>
+      </w:r>
+      <w:r>
+        <w:rPr>
+          <w:lang w:val="sr-Cyrl-RS"/>
+        </w:rPr>
+        <w:t>з нових докумената је циљано (на основу полуаутоматског предобележавања) изабрано и ручно анотирано 352 реченице богате ретким типовима, чиме су ти</w:t>
+      </w:r>
+      <w:r>
+        <w:rPr>
+          <w:lang w:val="sr-Cyrl-RS"/>
+        </w:rPr>
+        <w:t xml:space="preserve"> типови знатно ојачани. Р</w:t>
+      </w:r>
+      <w:r>
+        <w:rPr>
+          <w:lang w:val="sr-Cyrl-RS"/>
+        </w:rPr>
+        <w:t>еченице које носе искључиво доминантне типове (LAW, OFFICIAL_GAZETTE) су потиснуте (енгл. down-sampling) како не би и даље гушиле ретке типове.</w:t>
+      </w:r>
+      <w:r>
+        <w:rPr>
+          <w:lang w:val="sr-Cyrl-RS"/>
+        </w:rPr>
+        <w:t xml:space="preserve"> </w:t>
+      </w:r>
+      <w:r>
+        <w:rPr>
+          <w:lang w:val="sr-Cyrl-RS"/>
+        </w:rPr>
+        <w:t>Коначни однос најчешћег и најређег типа пао је са 282:1 на приближно 3,5:1 (</w:t>
+      </w:r>
+      <w:r>
+        <w:rPr>
+          <w:lang w:val="sr-Cyrl-RS"/>
+        </w:rPr>
+        <w:t>Слика 13</w:t>
+      </w:r>
+      <w:r>
+        <w:rPr>
+          <w:lang w:val="sr-Cyrl-RS"/>
+        </w:rPr>
+        <w:t>), а сви типови имају преко 200 појава.</w:t>
+      </w:r>
+    </w:p>
+    <w:p>
+      <w:pPr>
+        <w:jc w:val="center"/>
+        <w:rPr>
+          <w:lang w:val="sr-Cyrl-RS"/>
+        </w:rPr>
+      </w:pPr>
       <w:r>
         <w:rPr>
           <w:noProof/>
         </w:rPr>
-        <w:lastRenderedPageBreak/>
         <w:drawing>
-          <wp:inline distT="0" distB="0" distL="0" distR="0" wp14:anchorId="73D1C71C" wp14:editId="51D078CE">
-            <wp:extent cx="5334000" cy="2609850"/>
+          <wp:inline distT="0" distB="0" distL="0" distR="0" wp14:anchorId="4AD0FDC7" wp14:editId="4EA4913C">
+            <wp:extent cx="5334000" cy="2695575"/>
             <wp:effectExtent l="0" t="0" r="0" b="0"/>
-            <wp:docPr id="19" name="Picture 19"/>
+            <wp:docPr id="26" name="Picture 26"/>
             <wp:cNvGraphicFramePr>
               <a:graphicFrameLocks xmlns:a="http://schemas.openxmlformats.org/drawingml/2006/main" noChangeAspect="1"/>
             </wp:cNvGraphicFramePr>
@@ -9901,7 +10235,7 @@
                     </pic:cNvPicPr>
                   </pic:nvPicPr>
                   <pic:blipFill>
-                    <a:blip r:embed="rId23"/>
+                    <a:blip r:embed="rId22"/>
                     <a:srcRect/>
                     <a:stretch>
                       <a:fillRect/>
@@ -9910,7 +10244,7 @@
                   <pic:spPr bwMode="auto">
                     <a:xfrm>
                       <a:off x="0" y="0"/>
-                      <a:ext cx="5334000" cy="2609850"/>
+                      <a:ext cx="5334000" cy="2695575"/>
                     </a:xfrm>
                     <a:prstGeom prst="rect">
                       <a:avLst/>
@@ -9936,7 +10270,7 @@
           <w:sz w:val="18"/>
           <w:lang w:val="sr-Cyrl-RS"/>
         </w:rPr>
-        <w:t>Слика 14: Расподела ентитета по типу у скупу</w:t>
+        <w:t>Слика 13: Расподела ентитета по типу у скупу</w:t>
       </w:r>
     </w:p>
     <w:p>
@@ -9949,15 +10283,71 @@
       </w:pPr>
     </w:p>
     <w:p>
-      <w:r>
-        <w:t>Скуп је подељен тако да је издвојено 25 примера који покривају свих осам типова и служе као few-shot демонстрације (искључени из теста), док преосталих 1.375 реченица чини тест скуп. Будући да је легислатива сиромашна ентитетима, за евалуацију рачунски скупих „мислећих" модела формиран је гушћи подскуп од 452 реченице, који обухвата све реченице са ређим типовима ентитета и репрезентативан узорак осталих, чиме се ређи типови вреднују на свим расположивим појавама.</w:t>
-      </w:r>
+      <w:pPr>
+        <w:rPr>
+          <w:lang w:val="sr-Cyrl-RS"/>
+        </w:rPr>
+      </w:pPr>
+      <w:r>
+        <w:rPr>
+          <w:lang w:val="sr-Cyrl-RS"/>
+        </w:rPr>
+        <w:t>Скуп је потом подељен тако да је издвојено 25 примера који покривају свих осам типова и служе као few-shot демонстрације (искључени из теста), док преосталих 2.350 реченица чини тест скуп. За евалуацију рачунски скупих „мислећих" модела формиран је гушћи подскуп од 450 реченица, који обухвата све реченице са ређим типовима ентитета и репрезентативан узорак осталих, чиме се сви типови вреднују на довољном броју примера.</w:t>
+      </w:r>
+    </w:p>
+    <w:p>
+      <w:pPr>
+        <w:rPr>
+          <w:lang w:val="sr-Cyrl-RS"/>
+        </w:rPr>
+      </w:pPr>
+    </w:p>
+    <w:p>
+      <w:pPr>
+        <w:rPr>
+          <w:lang w:val="sr-Cyrl-RS"/>
+        </w:rPr>
+      </w:pPr>
+    </w:p>
+    <w:p>
+      <w:pPr>
+        <w:rPr>
+          <w:lang w:val="sr-Cyrl-RS"/>
+        </w:rPr>
+      </w:pPr>
+    </w:p>
+    <w:p>
+      <w:pPr>
+        <w:rPr>
+          <w:lang w:val="sr-Cyrl-RS"/>
+        </w:rPr>
+      </w:pPr>
+    </w:p>
+    <w:p>
+      <w:pPr>
+        <w:rPr>
+          <w:lang w:val="sr-Cyrl-RS"/>
+        </w:rPr>
+      </w:pPr>
+    </w:p>
+    <w:p>
+      <w:pPr>
+        <w:rPr>
+          <w:lang w:val="sr-Cyrl-RS"/>
+        </w:rPr>
+      </w:pPr>
+    </w:p>
+    <w:p>
+      <w:pPr>
+        <w:rPr>
+          <w:lang w:val="sr-Cyrl-RS"/>
+        </w:rPr>
+      </w:pPr>
     </w:p>
     <w:p>
       <w:pPr>
         <w:jc w:val="center"/>
         <w:rPr>
-          <w:sz w:val="18"/>
           <w:lang w:val="sr-Cyrl-RS"/>
         </w:rPr>
       </w:pPr>
@@ -9978,6 +10368,7 @@
         <w:rPr>
           <w:lang w:val="sr-Cyrl-RS"/>
         </w:rPr>
+        <w:lastRenderedPageBreak/>
         <w:t>Практична реализација</w:t>
       </w:r>
       <w:bookmarkEnd w:id="35"/>
@@ -10103,7 +10494,6 @@
         <w:rPr>
           <w:lang w:val="sr-Cyrl-RS"/>
         </w:rPr>
-        <w:lastRenderedPageBreak/>
         <w:t>Примена модела по системима</w:t>
       </w:r>
       <w:bookmarkEnd w:id="38"/>
@@ -10148,7 +10538,13 @@
         <w:jc w:val="both"/>
       </w:pPr>
       <w:r>
-        <w:t>Модел величине 4B покретан је локално преко алата Ollama [49], у обе варијанте (qwen3:4b-instruct и qwen3:4b-thinking). Инструкцијска варијанта враћа кратак JSON одговор за мање од секунде, док „мислећа" пре одговора генерише ланац расуђивања. На пример, за реченицу „Ако закон буде проглашен пре доношења одлуке о уставности, Уставни суд ће наставити поступак", мислећа варијанта издваја: COURT — „Уставни суд", DECISION — „одлука о уставности". Инструкцијска варијанта на сличним реченицама хвата више кандидата, али и чешће греши.</w:t>
+        <w:t xml:space="preserve">Модел величине 4B покретан је </w:t>
+      </w:r>
+      <w:r>
+        <w:t>покретан је на графичком процесору у облаку</w:t>
+      </w:r>
+      <w:r>
+        <w:t>, у обе варијанте (qwen3:4b-instruct и qwen3:4b-thinking). Инструкцијска варијанта враћа кратак JSON одговор за мање од секунде, док „мислећа" пре одговора генерише ланац расуђивања. На пример, за реченицу „Ако закон буде проглашен пре доношења одлуке о уставности, Уставни суд ће наставити поступак", мислећа варијанта издваја: COURT — „Уставни суд", DECISION — „одлука о уставности". Инструкцијска варијанта на сличним реченицама хвата више кандидата, али и чешће греши.</w:t>
       </w:r>
     </w:p>
     <w:p>
@@ -10157,105 +10553,98 @@
         <w:jc w:val="both"/>
       </w:pPr>
       <w:r>
-        <w:t>Пример команде за покретање (инструкцијска варијанта):</w:t>
-      </w:r>
-    </w:p>
-    <w:p>
-      <w:pPr>
-        <w:pStyle w:val="NormalWeb"/>
-        <w:ind w:firstLine="720"/>
-        <w:jc w:val="both"/>
-      </w:pPr>
-      <w:proofErr w:type="gramStart"/>
-      <w:r>
-        <w:t>python</w:t>
-      </w:r>
-      <w:proofErr w:type="gramEnd"/>
-      <w:r>
-        <w:t xml:space="preserve"> run_qwen_ollama.py --model qwen3:4b-instruct --shots 6 --test test.jsonl --out pred_4b_instruct.jsonl</w:t>
-      </w:r>
-    </w:p>
-    <w:p>
-      <w:pPr>
-        <w:pStyle w:val="Heading3"/>
-        <w:numPr>
-          <w:ilvl w:val="2"/>
-          <w:numId w:val="7"/>
-        </w:numPr>
-        <w:rPr>
-          <w:lang w:val="sr-Cyrl-RS"/>
-        </w:rPr>
-      </w:pPr>
-      <w:bookmarkStart w:id="40" w:name="_Toc240916285"/>
-      <w:r>
-        <w:t xml:space="preserve">Qwen3-30B – </w:t>
-      </w:r>
-      <w:r>
-        <w:rPr>
-          <w:lang w:val="sr-Cyrl-RS"/>
-        </w:rPr>
-        <w:t>инструкцијски и мислећи</w:t>
-      </w:r>
-      <w:bookmarkEnd w:id="40"/>
-    </w:p>
-    <w:p>
-      <w:pPr>
-        <w:rPr>
-          <w:lang w:val="sr-Cyrl-RS"/>
-        </w:rPr>
-      </w:pPr>
-    </w:p>
-    <w:p>
-      <w:pPr>
-        <w:ind w:firstLine="720"/>
-      </w:pPr>
-      <w:r>
-        <w:t>Модел величине 30B (архитектура мешавине експерата) покретан је на графичком процесору у облаку, такође у обе варијанте. Због величине и, код мислеће варијанте, дугог расуђивања, инференција је знатно спорија (в. одељак 6.4). За реченицу „Уставом се јемче и непосредно се примењују људска и мањинска права", мислећа варијанта од 30B тачно издваја LAW — „Уставом". Ова варијанта постигла је најбоље укупне резултате међу генеративним моделима (поглавље 7).</w:t>
-      </w:r>
-    </w:p>
-    <w:p>
-      <w:pPr>
-        <w:ind w:firstLine="720"/>
-      </w:pPr>
-    </w:p>
-    <w:p>
-      <w:r>
-        <w:t>У Colab окружењу, након инсталације алата Ollama и повлачења модела, покретање је аналогно:</w:t>
-      </w:r>
-    </w:p>
-    <w:p/>
-    <w:p>
-      <w:pPr>
-        <w:pStyle w:val="ListParagraph"/>
-        <w:spacing w:before="40" w:after="120"/>
-        <w:ind w:left="390"/>
-      </w:pPr>
-      <w:r>
-        <w:rPr>
-          <w:rFonts w:ascii="Courier New" w:eastAsia="Courier New" w:hAnsi="Courier New" w:cs="Courier New"/>
-          <w:sz w:val="18"/>
-          <w:szCs w:val="18"/>
-        </w:rPr>
-        <w:t>!python colab_run_all.py --models 30b --mode thinking --test test_eval.jsonl --outdir /content/drive/MyDrive/ner_out</w:t>
+        <w:rPr>
+          <w:lang w:val="sr-Cyrl-RS"/>
+        </w:rPr>
+        <w:t>Пр</w:t>
+      </w:r>
+      <w:r>
+        <w:rPr>
+          <w:lang w:val="sr-Cyrl-RS"/>
+        </w:rPr>
+        <w:t>иказ</w:t>
+      </w:r>
+      <w:r>
+        <w:rPr>
+          <w:lang w:val="sr-Cyrl-RS"/>
+        </w:rPr>
+        <w:t>и</w:t>
+      </w:r>
+      <w:r>
+        <w:rPr>
+          <w:lang w:val="sr-Cyrl-RS"/>
+        </w:rPr>
+        <w:t xml:space="preserve"> покретања </w:t>
+      </w:r>
+      <w:r>
+        <w:t>qwen3:4b-instruct и qwen3:4b-thinking</w:t>
+      </w:r>
+      <w:r>
+        <w:rPr>
+          <w:lang w:val="sr-Cyrl-RS"/>
+        </w:rPr>
+        <w:t xml:space="preserve"> модела приказан</w:t>
+      </w:r>
+      <w:r>
+        <w:rPr>
+          <w:lang w:val="sr-Cyrl-RS"/>
+        </w:rPr>
+        <w:t>и</w:t>
+      </w:r>
+      <w:r>
+        <w:rPr>
+          <w:lang w:val="sr-Cyrl-RS"/>
+        </w:rPr>
+        <w:t xml:space="preserve"> </w:t>
+      </w:r>
+      <w:r>
+        <w:rPr>
+          <w:lang w:val="sr-Cyrl-RS"/>
+        </w:rPr>
+        <w:t>су</w:t>
+      </w:r>
+      <w:r>
+        <w:rPr>
+          <w:lang w:val="sr-Cyrl-RS"/>
+        </w:rPr>
+        <w:t xml:space="preserve"> на сликама 14 и 15</w:t>
+      </w:r>
+      <w:r>
+        <w:t>:</w:t>
       </w:r>
     </w:p>
     <w:p>
       <w:pPr>
         <w:pStyle w:val="NormalWeb"/>
         <w:jc w:val="both"/>
-        <w:rPr>
-          <w:lang w:val="sr-Cyrl-RS"/>
-        </w:rPr>
+      </w:pPr>
+    </w:p>
+    <w:p>
+      <w:pPr>
+        <w:pStyle w:val="NormalWeb"/>
+        <w:jc w:val="both"/>
+      </w:pPr>
+    </w:p>
+    <w:p>
+      <w:pPr>
+        <w:pStyle w:val="NormalWeb"/>
+        <w:jc w:val="both"/>
+      </w:pPr>
+    </w:p>
+    <w:p>
+      <w:pPr>
+        <w:pStyle w:val="NormalWeb"/>
+        <w:jc w:val="center"/>
       </w:pPr>
       <w:r>
         <w:rPr>
           <w:noProof/>
         </w:rPr>
         <w:drawing>
-          <wp:inline distT="0" distB="0" distL="0" distR="0" wp14:anchorId="404C24D3" wp14:editId="3F2D1389">
-            <wp:extent cx="5731510" cy="1219200"/>
+          <wp:inline distT="0" distB="0" distL="0" distR="0" wp14:anchorId="09FABFAB" wp14:editId="5E12DDC4">
+            <wp:extent cx="5731510" cy="2504440"/>
             <wp:effectExtent l="0" t="0" r="2540" b="0"/>
-            <wp:docPr id="20" name="Picture 20"/>
+            <wp:docPr id="27" name="Picture 27"/>
             <wp:cNvGraphicFramePr>
               <a:graphicFrameLocks xmlns:a="http://schemas.openxmlformats.org/drawingml/2006/main" noChangeAspect="1"/>
             </wp:cNvGraphicFramePr>
@@ -10263,17 +10652,11 @@
               <a:graphicData uri="http://schemas.openxmlformats.org/drawingml/2006/picture">
                 <pic:pic xmlns:pic="http://schemas.openxmlformats.org/drawingml/2006/picture">
                   <pic:nvPicPr>
-                    <pic:cNvPr id="20" name="Screenshot_1.jpg"/>
+                    <pic:cNvPr id="1" name=""/>
                     <pic:cNvPicPr/>
                   </pic:nvPicPr>
                   <pic:blipFill>
-                    <a:blip r:embed="rId24">
-                      <a:extLst>
-                        <a:ext uri="{28A0092B-C50C-407E-A947-70E740481C1C}">
-                          <a14:useLocalDpi xmlns:a14="http://schemas.microsoft.com/office/drawing/2010/main" val="0"/>
-                        </a:ext>
-                      </a:extLst>
-                    </a:blip>
+                    <a:blip r:embed="rId23"/>
                     <a:stretch>
                       <a:fillRect/>
                     </a:stretch>
@@ -10281,7 +10664,7 @@
                   <pic:spPr>
                     <a:xfrm>
                       <a:off x="0" y="0"/>
-                      <a:ext cx="5731510" cy="1219200"/>
+                      <a:ext cx="5731510" cy="2504440"/>
                     </a:xfrm>
                     <a:prstGeom prst="rect">
                       <a:avLst/>
@@ -10300,20 +10683,47 @@
         <w:jc w:val="center"/>
         <w:rPr>
           <w:sz w:val="18"/>
-        </w:rPr>
-      </w:pPr>
-      <w:r>
-        <w:rPr>
-          <w:sz w:val="18"/>
-          <w:lang w:val="sr-Cyrl-RS"/>
-        </w:rPr>
-        <w:t xml:space="preserve">Слика 15: Покретање модела у мислећој варијатни у окружењу </w:t>
-      </w:r>
-      <w:r>
-        <w:rPr>
-          <w:sz w:val="18"/>
-        </w:rPr>
-        <w:t>Google Colab</w:t>
+          <w:lang w:val="sr-Cyrl-RS"/>
+        </w:rPr>
+      </w:pPr>
+      <w:r>
+        <w:rPr>
+          <w:sz w:val="18"/>
+          <w:lang w:val="sr-Cyrl-RS"/>
+        </w:rPr>
+        <w:t xml:space="preserve">Слика 14: Покретање модела </w:t>
+      </w:r>
+      <w:r>
+        <w:rPr>
+          <w:sz w:val="18"/>
+        </w:rPr>
+        <w:t>qwen3:4b-instruct</w:t>
+      </w:r>
+      <w:r>
+        <w:rPr>
+          <w:sz w:val="18"/>
+        </w:rPr>
+        <w:t xml:space="preserve"> </w:t>
+      </w:r>
+      <w:r>
+        <w:rPr>
+          <w:sz w:val="18"/>
+          <w:lang w:val="sr-Cyrl-RS"/>
+        </w:rPr>
+        <w:t xml:space="preserve">на </w:t>
+      </w:r>
+      <w:r>
+        <w:rPr>
+          <w:sz w:val="18"/>
+        </w:rPr>
+        <w:t>Google Colab-</w:t>
+      </w:r>
+      <w:r>
+        <w:rPr>
+          <w:sz w:val="18"/>
+          <w:lang w:val="sr-Cyrl-RS"/>
+        </w:rPr>
+        <w:t>у</w:t>
       </w:r>
     </w:p>
     <w:p>
@@ -10322,8 +10732,49 @@
         <w:jc w:val="center"/>
         <w:rPr>
           <w:sz w:val="18"/>
-        </w:rPr>
-      </w:pPr>
+          <w:lang w:val="sr-Cyrl-RS"/>
+        </w:rPr>
+      </w:pPr>
+      <w:r>
+        <w:rPr>
+          <w:noProof/>
+        </w:rPr>
+        <w:drawing>
+          <wp:inline distT="0" distB="0" distL="0" distR="0" wp14:anchorId="02F4EFBC" wp14:editId="5D24DD4D">
+            <wp:extent cx="5731510" cy="3068320"/>
+            <wp:effectExtent l="0" t="0" r="2540" b="0"/>
+            <wp:docPr id="28" name="Picture 28"/>
+            <wp:cNvGraphicFramePr>
+              <a:graphicFrameLocks xmlns:a="http://schemas.openxmlformats.org/drawingml/2006/main" noChangeAspect="1"/>
+            </wp:cNvGraphicFramePr>
+            <a:graphic xmlns:a="http://schemas.openxmlformats.org/drawingml/2006/main">
+              <a:graphicData uri="http://schemas.openxmlformats.org/drawingml/2006/picture">
+                <pic:pic xmlns:pic="http://schemas.openxmlformats.org/drawingml/2006/picture">
+                  <pic:nvPicPr>
+                    <pic:cNvPr id="1" name=""/>
+                    <pic:cNvPicPr/>
+                  </pic:nvPicPr>
+                  <pic:blipFill>
+                    <a:blip r:embed="rId24"/>
+                    <a:stretch>
+                      <a:fillRect/>
+                    </a:stretch>
+                  </pic:blipFill>
+                  <pic:spPr>
+                    <a:xfrm>
+                      <a:off x="0" y="0"/>
+                      <a:ext cx="5731510" cy="3068320"/>
+                    </a:xfrm>
+                    <a:prstGeom prst="rect">
+                      <a:avLst/>
+                    </a:prstGeom>
+                  </pic:spPr>
+                </pic:pic>
+              </a:graphicData>
+            </a:graphic>
+          </wp:inline>
+        </w:drawing>
+      </w:r>
     </w:p>
     <w:p>
       <w:pPr>
@@ -10331,8 +10782,62 @@
         <w:jc w:val="center"/>
         <w:rPr>
           <w:sz w:val="18"/>
-        </w:rPr>
-      </w:pPr>
+          <w:lang w:val="sr-Cyrl-RS"/>
+        </w:rPr>
+      </w:pPr>
+      <w:r>
+        <w:rPr>
+          <w:sz w:val="18"/>
+          <w:lang w:val="sr-Cyrl-RS"/>
+        </w:rPr>
+        <w:t>Слика 15</w:t>
+      </w:r>
+      <w:r>
+        <w:rPr>
+          <w:sz w:val="18"/>
+          <w:lang w:val="sr-Cyrl-RS"/>
+        </w:rPr>
+        <w:t xml:space="preserve">: Покретање модела </w:t>
+      </w:r>
+      <w:r>
+        <w:rPr>
+          <w:sz w:val="18"/>
+        </w:rPr>
+        <w:t>qwen3:4b-</w:t>
+      </w:r>
+      <w:r>
+        <w:rPr>
+          <w:sz w:val="18"/>
+          <w:lang w:val="sr-Cyrl-RS"/>
+        </w:rPr>
+        <w:t>thinking</w:t>
+      </w:r>
+      <w:r>
+        <w:rPr>
+          <w:sz w:val="18"/>
+        </w:rPr>
+        <w:t xml:space="preserve"> </w:t>
+      </w:r>
+      <w:r>
+        <w:rPr>
+          <w:sz w:val="18"/>
+          <w:lang w:val="sr-Cyrl-RS"/>
+        </w:rPr>
+        <w:t xml:space="preserve">на </w:t>
+      </w:r>
+      <w:r>
+        <w:rPr>
+          <w:sz w:val="18"/>
+        </w:rPr>
+        <w:t>Google Colab-</w:t>
+      </w:r>
+      <w:r>
+        <w:rPr>
+          <w:sz w:val="18"/>
+          <w:lang w:val="sr-Cyrl-RS"/>
+        </w:rPr>
+        <w:t>у</w:t>
+      </w:r>
     </w:p>
     <w:p>
       <w:pPr>
@@ -10340,6 +10845,7 @@
         <w:jc w:val="center"/>
         <w:rPr>
           <w:sz w:val="18"/>
+          <w:lang w:val="sr-Cyrl-RS"/>
         </w:rPr>
       </w:pPr>
     </w:p>
@@ -10354,12 +10860,241 @@
           <w:lang w:val="sr-Cyrl-RS"/>
         </w:rPr>
       </w:pPr>
+      <w:bookmarkStart w:id="40" w:name="_Toc240916285"/>
+      <w:r>
+        <w:t xml:space="preserve">Qwen3-30B – </w:t>
+      </w:r>
+      <w:r>
+        <w:rPr>
+          <w:lang w:val="sr-Cyrl-RS"/>
+        </w:rPr>
+        <w:t>инструкцијски и мислећи</w:t>
+      </w:r>
+      <w:bookmarkEnd w:id="40"/>
+    </w:p>
+    <w:p>
+      <w:pPr>
+        <w:rPr>
+          <w:lang w:val="sr-Cyrl-RS"/>
+        </w:rPr>
+      </w:pPr>
+    </w:p>
+    <w:p>
+      <w:pPr>
+        <w:ind w:firstLine="720"/>
+      </w:pPr>
+      <w:r>
+        <w:t xml:space="preserve">Модел величине 30B (архитектура мешавине експерата) покретан је на графичком процесору у облаку, такође у обе варијанте. Због величине и, код мислеће варијанте, дугог расуђивања, инференција је знатно спорија (в. одељак 6.4). За реченицу „Уставом се јемче и непосредно се примењују људска и мањинска права", мислећа варијанта од 30B тачно издваја LAW — „Уставом". </w:t>
+      </w:r>
+    </w:p>
+    <w:p>
+      <w:pPr>
+        <w:ind w:firstLine="720"/>
+      </w:pPr>
+    </w:p>
+    <w:p>
+      <w:r>
+        <w:lastRenderedPageBreak/>
+        <w:t>У Colab окружењу, након инсталације алата Ollama и повлаче</w:t>
+      </w:r>
+      <w:r>
+        <w:t xml:space="preserve">ња модела, </w:t>
+      </w:r>
+      <w:r>
+        <w:rPr>
+          <w:lang w:val="sr-Cyrl-RS"/>
+        </w:rPr>
+        <w:t xml:space="preserve">пример </w:t>
+      </w:r>
+      <w:r>
+        <w:t>покретање</w:t>
+      </w:r>
+      <w:r>
+        <w:rPr>
+          <w:lang w:val="sr-Cyrl-RS"/>
+        </w:rPr>
+        <w:t xml:space="preserve"> </w:t>
+      </w:r>
+      <w:r>
+        <w:t>qwen3:30</w:t>
+      </w:r>
+      <w:r>
+        <w:t>b-instruct</w:t>
+      </w:r>
+      <w:r>
+        <w:t xml:space="preserve"> приказано </w:t>
+      </w:r>
+      <w:r>
+        <w:rPr>
+          <w:lang w:val="sr-Cyrl-RS"/>
+        </w:rPr>
+        <w:t xml:space="preserve">је </w:t>
+      </w:r>
+      <w:r>
+        <w:t xml:space="preserve">на </w:t>
+      </w:r>
+      <w:r>
+        <w:rPr>
+          <w:lang w:val="sr-Cyrl-RS"/>
+        </w:rPr>
+        <w:t>слици 16</w:t>
+      </w:r>
+      <w:r>
+        <w:t>:</w:t>
+      </w:r>
+    </w:p>
+    <w:p/>
+    <w:p>
+      <w:pPr>
+        <w:pStyle w:val="NormalWeb"/>
+        <w:jc w:val="center"/>
+        <w:rPr>
+          <w:lang w:val="sr-Cyrl-RS"/>
+        </w:rPr>
+      </w:pPr>
+      <w:r>
+        <w:rPr>
+          <w:noProof/>
+        </w:rPr>
+        <w:drawing>
+          <wp:inline distT="0" distB="0" distL="0" distR="0" wp14:anchorId="530E869A" wp14:editId="3E78F67D">
+            <wp:extent cx="5731510" cy="2361565"/>
+            <wp:effectExtent l="0" t="0" r="2540" b="635"/>
+            <wp:docPr id="29" name="Picture 29"/>
+            <wp:cNvGraphicFramePr>
+              <a:graphicFrameLocks xmlns:a="http://schemas.openxmlformats.org/drawingml/2006/main" noChangeAspect="1"/>
+            </wp:cNvGraphicFramePr>
+            <a:graphic xmlns:a="http://schemas.openxmlformats.org/drawingml/2006/main">
+              <a:graphicData uri="http://schemas.openxmlformats.org/drawingml/2006/picture">
+                <pic:pic xmlns:pic="http://schemas.openxmlformats.org/drawingml/2006/picture">
+                  <pic:nvPicPr>
+                    <pic:cNvPr id="1" name=""/>
+                    <pic:cNvPicPr/>
+                  </pic:nvPicPr>
+                  <pic:blipFill>
+                    <a:blip r:embed="rId25"/>
+                    <a:stretch>
+                      <a:fillRect/>
+                    </a:stretch>
+                  </pic:blipFill>
+                  <pic:spPr>
+                    <a:xfrm>
+                      <a:off x="0" y="0"/>
+                      <a:ext cx="5731510" cy="2361565"/>
+                    </a:xfrm>
+                    <a:prstGeom prst="rect">
+                      <a:avLst/>
+                    </a:prstGeom>
+                  </pic:spPr>
+                </pic:pic>
+              </a:graphicData>
+            </a:graphic>
+          </wp:inline>
+        </w:drawing>
+      </w:r>
+    </w:p>
+    <w:p>
+      <w:pPr>
+        <w:pStyle w:val="NormalWeb"/>
+        <w:jc w:val="center"/>
+        <w:rPr>
+          <w:sz w:val="18"/>
+        </w:rPr>
+      </w:pPr>
+      <w:r>
+        <w:rPr>
+          <w:sz w:val="18"/>
+          <w:lang w:val="sr-Cyrl-RS"/>
+        </w:rPr>
+        <w:t>Слика 16</w:t>
+      </w:r>
+      <w:r>
+        <w:rPr>
+          <w:sz w:val="18"/>
+          <w:lang w:val="sr-Cyrl-RS"/>
+        </w:rPr>
+        <w:t>: Покретање</w:t>
+      </w:r>
+      <w:r>
+        <w:rPr>
+          <w:sz w:val="18"/>
+          <w:lang w:val="sr-Cyrl-RS"/>
+        </w:rPr>
+        <w:t xml:space="preserve"> модела</w:t>
+      </w:r>
+      <w:r>
+        <w:rPr>
+          <w:sz w:val="18"/>
+          <w:lang w:val="sr-Cyrl-RS"/>
+        </w:rPr>
+        <w:t xml:space="preserve"> </w:t>
+      </w:r>
+      <w:r>
+        <w:rPr>
+          <w:sz w:val="18"/>
+        </w:rPr>
+        <w:t>qwen3:30</w:t>
+      </w:r>
+      <w:r>
+        <w:rPr>
+          <w:sz w:val="18"/>
+        </w:rPr>
+        <w:t xml:space="preserve">b-instruct </w:t>
+      </w:r>
+      <w:r>
+        <w:rPr>
+          <w:sz w:val="18"/>
+          <w:lang w:val="sr-Cyrl-RS"/>
+        </w:rPr>
+        <w:t xml:space="preserve">на </w:t>
+      </w:r>
+      <w:r>
+        <w:rPr>
+          <w:sz w:val="18"/>
+        </w:rPr>
+        <w:t>Google Colab-</w:t>
+      </w:r>
+      <w:r>
+        <w:rPr>
+          <w:sz w:val="18"/>
+          <w:lang w:val="sr-Cyrl-RS"/>
+        </w:rPr>
+        <w:t>у</w:t>
+      </w:r>
+    </w:p>
+    <w:p>
+      <w:pPr>
+        <w:pStyle w:val="NormalWeb"/>
+        <w:rPr>
+          <w:sz w:val="18"/>
+        </w:rPr>
+      </w:pPr>
+    </w:p>
+    <w:p>
+      <w:pPr>
+        <w:pStyle w:val="NormalWeb"/>
+        <w:jc w:val="center"/>
+        <w:rPr>
+          <w:sz w:val="18"/>
+        </w:rPr>
+      </w:pPr>
+    </w:p>
+    <w:p>
+      <w:pPr>
+        <w:pStyle w:val="Heading3"/>
+        <w:numPr>
+          <w:ilvl w:val="2"/>
+          <w:numId w:val="7"/>
+        </w:numPr>
+        <w:rPr>
+          <w:lang w:val="sr-Cyrl-RS"/>
+        </w:rPr>
+      </w:pPr>
       <w:bookmarkStart w:id="41" w:name="_Toc240916286"/>
       <w:r>
         <w:rPr>
           <w:lang w:val="sr-Cyrl-RS"/>
         </w:rPr>
-        <w:lastRenderedPageBreak/>
         <w:t>NER4Legal</w:t>
       </w:r>
       <w:r>
@@ -10456,7 +11191,7 @@
                     <pic:cNvPicPr/>
                   </pic:nvPicPr>
                   <pic:blipFill>
-                    <a:blip r:embed="rId25" cstate="print">
+                    <a:blip r:embed="rId26" cstate="print">
                       <a:extLst>
                         <a:ext uri="{28A0092B-C50C-407E-A947-70E740481C1C}">
                           <a14:useLocalDpi xmlns:a14="http://schemas.microsoft.com/office/drawing/2010/main" val="0"/>
@@ -10494,7 +11229,13 @@
         <w:rPr>
           <w:sz w:val="18"/>
         </w:rPr>
-        <w:t>Слика 15: Пример излаза мод</w:t>
+        <w:t>Слика 17</w:t>
+      </w:r>
+      <w:r>
+        <w:rPr>
+          <w:sz w:val="18"/>
+        </w:rPr>
+        <w:t>: Пример излаза мод</w:t>
       </w:r>
       <w:r>
         <w:rPr>
@@ -10582,7 +11323,32 @@
         <w:rPr>
           <w:lang w:val="sr-Cyrl-RS"/>
         </w:rPr>
-        <w:t>Модели мањих димензија покретани су локално, а већи и „мислеће" варијанте на графичким процесорима у облаку, помоћу алата Ollama [49] и библиотеке Transformers [50]. Мерења су показала изразиту разлику у цени инференције (Слика 13): инструкцијска варијанта обрађивала је реченицу за мање од секунде, док је „мислећа" трошила десетине секунди по реченици због генерисања ланца расуђивања. Ова разлика од приближно два реда величине (≈100×) сама је по себи релевантан налаз, сагласан са литературом [8], и представља битно практично ограничење при обради великих корпуса.</w:t>
+        <w:t>Модели су покретани</w:t>
+      </w:r>
+      <w:r>
+        <w:rPr>
+          <w:lang w:val="sr-Cyrl-RS"/>
+        </w:rPr>
+        <w:t xml:space="preserve"> на графичким процесорима у облаку, помоћу алата Ollama [49] и библиотеке Transformers [50]. Мерења су показала изразиту разлику у цени инференције (Слика 13): инструкцијска варијанта обрађивала је реченицу за мање од секунде, док је „мислећа" трошила десетине секунди по реченици због генерисања ланца расуђивања. Ова разлика од п</w:t>
+      </w:r>
+      <w:r>
+        <w:rPr>
+          <w:lang w:val="sr-Cyrl-RS"/>
+        </w:rPr>
+        <w:t>риближно два реда величине (≈65</w:t>
+      </w:r>
+      <w:r>
+        <w:rPr>
+          <w:lang w:val="sr-Cyrl-RS"/>
+        </w:rPr>
+        <w:t xml:space="preserve">×) сама је по себи </w:t>
+      </w:r>
+      <w:r>
+        <w:rPr>
+          <w:lang w:val="sr-Cyrl-RS"/>
+        </w:rPr>
+        <w:lastRenderedPageBreak/>
+        <w:t>релевантан налаз, сагласан са литературом [8], и представља битно практично ограничење при обради великих корпуса.</w:t>
       </w:r>
     </w:p>
     <w:p>
@@ -10606,10 +11372,10 @@
           <w:noProof/>
         </w:rPr>
         <w:drawing>
-          <wp:inline distT="0" distB="0" distL="0" distR="0" wp14:anchorId="24B92576" wp14:editId="6DDEDFEE">
-            <wp:extent cx="4000500" cy="2752725"/>
-            <wp:effectExtent l="0" t="0" r="0" b="0"/>
-            <wp:docPr id="22" name="Picture 22"/>
+          <wp:inline distT="0" distB="0" distL="0" distR="0" wp14:anchorId="762FC64B" wp14:editId="78A44415">
+            <wp:extent cx="4931247" cy="3380740"/>
+            <wp:effectExtent l="0" t="0" r="3175" b="0"/>
+            <wp:docPr id="31" name="Picture 31"/>
             <wp:cNvGraphicFramePr>
               <a:graphicFrameLocks xmlns:a="http://schemas.openxmlformats.org/drawingml/2006/main" noChangeAspect="1"/>
             </wp:cNvGraphicFramePr>
@@ -10617,22 +11383,25 @@
               <a:graphicData uri="http://schemas.openxmlformats.org/drawingml/2006/picture">
                 <pic:pic xmlns:pic="http://schemas.openxmlformats.org/drawingml/2006/picture">
                   <pic:nvPicPr>
-                    <pic:cNvPr id="0" name=""/>
-                    <pic:cNvPicPr>
-                      <a:picLocks noChangeAspect="1" noChangeArrowheads="1"/>
-                    </pic:cNvPicPr>
+                    <pic:cNvPr id="31" name="viber_image_2026-10-04_21-41-27-290.png"/>
+                    <pic:cNvPicPr/>
                   </pic:nvPicPr>
                   <pic:blipFill>
-                    <a:blip r:embed="rId26"/>
-                    <a:srcRect/>
+                    <a:blip r:embed="rId27">
+                      <a:extLst>
+                        <a:ext uri="{28A0092B-C50C-407E-A947-70E740481C1C}">
+                          <a14:useLocalDpi xmlns:a14="http://schemas.microsoft.com/office/drawing/2010/main" val="0"/>
+                        </a:ext>
+                      </a:extLst>
+                    </a:blip>
                     <a:stretch>
                       <a:fillRect/>
                     </a:stretch>
                   </pic:blipFill>
-                  <pic:spPr bwMode="auto">
+                  <pic:spPr>
                     <a:xfrm>
                       <a:off x="0" y="0"/>
-                      <a:ext cx="4000500" cy="2752725"/>
+                      <a:ext cx="4940024" cy="3386757"/>
                     </a:xfrm>
                     <a:prstGeom prst="rect">
                       <a:avLst/>
@@ -10659,7 +11428,14 @@
           <w:sz w:val="18"/>
           <w:lang w:val="sr-Cyrl-RS"/>
         </w:rPr>
-        <w:t>Слика 16: Просечна цена инференције по реченици</w:t>
+        <w:t>Слика 18</w:t>
+      </w:r>
+      <w:r>
+        <w:rPr>
+          <w:sz w:val="18"/>
+          <w:lang w:val="sr-Cyrl-RS"/>
+        </w:rPr>
+        <w:t>: Просечна цена инференције по реченици</w:t>
       </w:r>
     </w:p>
     <w:p>
@@ -10699,71 +11475,77 @@
         <w:rPr>
           <w:lang w:val="sr-Cyrl-RS"/>
         </w:rPr>
+        <w:t>Евалуациона метрика</w:t>
+      </w:r>
+      <w:bookmarkEnd w:id="43"/>
+    </w:p>
+    <w:p>
+      <w:pPr>
+        <w:rPr>
+          <w:lang w:val="sr-Cyrl-RS"/>
+        </w:rPr>
+      </w:pPr>
+    </w:p>
+    <w:p>
+      <w:pPr>
+        <w:ind w:firstLine="720"/>
+        <w:rPr>
+          <w:lang w:val="sr-Cyrl-RS"/>
+        </w:rPr>
+      </w:pPr>
+      <w:r>
+        <w:rPr>
+          <w:lang w:val="sr-Cyrl-RS"/>
+        </w:rPr>
+        <w:t xml:space="preserve">Поређење је извршено на нивоу парова (тип, текст ентитета) по реченици, чиме се избегава зависност од токенизације појединачних модела — генеративни модели враћају текст ентитета, док енкодерски модел даје распоне токена, па се обоје своде на текст [15]. Рачунате су прецизност, одзив и F1 мера (F1 = 2·P·R / (P + R)), и то у две варијанте: строга (идентичан текст ентитета) и ублажена (признаје се преклапање, тј. садржавање једног текста у другом) [33, 34]. Ублажена метрика праведнија је према разликама у конвенцији одређивања граница ентитета. </w:t>
+      </w:r>
+      <w:r>
+        <w:rPr>
+          <w:lang w:val="sr-Cyrl-RS"/>
+        </w:rPr>
+        <w:t>Пошто је скуп балансиран, пријављују се обе врсте просека: микро-просек (сваки ентитет једнако вреди, доминирају чести типови) и макро-просек (сваки тип једнако вреди, па ретки типови долазе до изражаја) [33]. Инструкцијски модели евалуирани су на целом тест скупу (2.350 реченица), а „мислећи" на заједничком подскупу од 450 реченица због цене инференције.</w:t>
+      </w:r>
+    </w:p>
+    <w:p>
+      <w:pPr>
+        <w:ind w:firstLine="720"/>
+        <w:rPr>
+          <w:lang w:val="sr-Cyrl-RS"/>
+        </w:rPr>
+      </w:pPr>
+    </w:p>
+    <w:p>
+      <w:pPr>
+        <w:rPr>
+          <w:lang w:val="sr-Cyrl-RS"/>
+        </w:rPr>
+      </w:pPr>
+      <w:r>
+        <w:rPr>
+          <w:lang w:val="sr-Cyrl-RS"/>
+        </w:rPr>
+        <w:t>Језгро поређења чини нормализација текста ентитета (уклањање размака и артефаката токенизације) и упаривање предвиђених и тачних ентитета као мултискупова парова (тип, нормализовани текст):</w:t>
+      </w:r>
+    </w:p>
+    <w:p>
+      <w:pPr>
+        <w:rPr>
+          <w:lang w:val="sr-Cyrl-RS"/>
+        </w:rPr>
+      </w:pPr>
+    </w:p>
+    <w:p>
+      <w:pPr>
+        <w:jc w:val="center"/>
+        <w:rPr>
+          <w:lang w:val="sr-Cyrl-RS"/>
+        </w:rPr>
+      </w:pPr>
+      <w:r>
+        <w:rPr>
+          <w:noProof/>
+        </w:rPr>
         <w:lastRenderedPageBreak/>
-        <w:t>Евалуациона метрика</w:t>
-      </w:r>
-      <w:bookmarkEnd w:id="43"/>
-    </w:p>
-    <w:p>
-      <w:pPr>
-        <w:rPr>
-          <w:lang w:val="sr-Cyrl-RS"/>
-        </w:rPr>
-      </w:pPr>
-    </w:p>
-    <w:p>
-      <w:pPr>
-        <w:ind w:firstLine="720"/>
-        <w:rPr>
-          <w:lang w:val="sr-Cyrl-RS"/>
-        </w:rPr>
-      </w:pPr>
-      <w:r>
-        <w:rPr>
-          <w:lang w:val="sr-Cyrl-RS"/>
-        </w:rPr>
-        <w:t>Поређење је извршено на нивоу парова (тип, текст ентитета) по реченици, чиме се избегава зависност од токенизације појединачних модела — генеративни модели враћају текст ентитета, док енкодерски модел даје распоне токена, па се обоје своде на текст [15]. Рачунате су прецизност, одзив и F1 мера (F1 = 2·P·R / (P + R)), и то у две варијанте: строга (идентичан текст ентитета) и ублажена (признаје се преклапање, тј. садржавање једног текста у другом) [33, 34]. Ублажена метрика праведнија је према разликама у конвенцији одређивања граница ентитета. Коришћен је микро-просек. Инструкцијски модели евалуирани су на целом тест скупу, а „мислећи" на подскупу од 452 реченице због цене инференције.</w:t>
-      </w:r>
-    </w:p>
-    <w:p>
-      <w:pPr>
-        <w:ind w:firstLine="720"/>
-        <w:rPr>
-          <w:lang w:val="sr-Cyrl-RS"/>
-        </w:rPr>
-      </w:pPr>
-    </w:p>
-    <w:p>
-      <w:pPr>
-        <w:rPr>
-          <w:lang w:val="sr-Cyrl-RS"/>
-        </w:rPr>
-      </w:pPr>
-      <w:r>
-        <w:rPr>
-          <w:lang w:val="sr-Cyrl-RS"/>
-        </w:rPr>
-        <w:t>Језгро поређења чини нормализација текста ентитета (уклањање размака и артефаката токенизације) и упаривање предвиђених и тачних ентитета као мултискупова парова (тип, нормализовани текст):</w:t>
-      </w:r>
-    </w:p>
-    <w:p>
-      <w:pPr>
-        <w:rPr>
-          <w:lang w:val="sr-Cyrl-RS"/>
-        </w:rPr>
-      </w:pPr>
-    </w:p>
-    <w:p>
-      <w:pPr>
-        <w:jc w:val="center"/>
-        <w:rPr>
-          <w:lang w:val="sr-Cyrl-RS"/>
-        </w:rPr>
-      </w:pPr>
-      <w:r>
-        <w:rPr>
-          <w:noProof/>
-        </w:rPr>
         <w:drawing>
           <wp:inline distT="0" distB="0" distL="0" distR="0" wp14:anchorId="19A40536" wp14:editId="5E50C870">
             <wp:extent cx="4879944" cy="3930555"/>
@@ -10780,7 +11562,7 @@
                     <pic:cNvPicPr/>
                   </pic:nvPicPr>
                   <pic:blipFill>
-                    <a:blip r:embed="rId27" cstate="print">
+                    <a:blip r:embed="rId28" cstate="print">
                       <a:extLst>
                         <a:ext uri="{28A0092B-C50C-407E-A947-70E740481C1C}">
                           <a14:useLocalDpi xmlns:a14="http://schemas.microsoft.com/office/drawing/2010/main" val="0"/>
@@ -10820,7 +11602,14 @@
           <w:sz w:val="18"/>
           <w:lang w:val="sr-Cyrl-RS"/>
         </w:rPr>
-        <w:t>Слика 17: Евалуациона скрипта</w:t>
+        <w:t>Слика 19</w:t>
+      </w:r>
+      <w:r>
+        <w:rPr>
+          <w:sz w:val="18"/>
+          <w:lang w:val="sr-Cyrl-RS"/>
+        </w:rPr>
+        <w:t>: Евалуациона скрипта</w:t>
       </w:r>
     </w:p>
     <w:p>
@@ -10869,13 +11658,6 @@
         <w:t xml:space="preserve"> evaluate.py --gold data/out/test_eval.jsonl --pred pred_30b_thinking.jsonl</w:t>
       </w:r>
     </w:p>
-    <w:p>
-      <w:pPr>
-        <w:pStyle w:val="Heading2"/>
-      </w:pPr>
-    </w:p>
-    <w:p/>
-    <w:p/>
     <w:p/>
     <w:p/>
     <w:p/>
@@ -10895,7 +11677,6 @@
         <w:rPr>
           <w:lang w:val="sr-Cyrl-RS"/>
         </w:rPr>
-        <w:lastRenderedPageBreak/>
         <w:t>Пример тока обраде једне реченице</w:t>
       </w:r>
       <w:bookmarkEnd w:id="44"/>
@@ -11071,9 +11852,40 @@
     </w:p>
     <w:p>
       <w:pPr>
+        <w:jc w:val="left"/>
+        <w:rPr>
+          <w:rFonts w:ascii="Courier New" w:eastAsia="Courier New" w:hAnsi="Courier New" w:cs="Courier New"/>
+          <w:sz w:val="18"/>
+          <w:szCs w:val="18"/>
+        </w:rPr>
+      </w:pPr>
+    </w:p>
+    <w:p>
+      <w:pPr>
+        <w:jc w:val="left"/>
+        <w:rPr>
+          <w:rFonts w:ascii="Courier New" w:eastAsia="Courier New" w:hAnsi="Courier New" w:cs="Courier New"/>
+          <w:sz w:val="18"/>
+          <w:szCs w:val="18"/>
+        </w:rPr>
+      </w:pPr>
+    </w:p>
+    <w:p>
+      <w:pPr>
+        <w:jc w:val="left"/>
+        <w:rPr>
+          <w:rFonts w:ascii="Courier New" w:eastAsia="Courier New" w:hAnsi="Courier New" w:cs="Courier New"/>
+          <w:sz w:val="18"/>
+          <w:szCs w:val="18"/>
+        </w:rPr>
+      </w:pPr>
+    </w:p>
+    <w:p>
+      <w:pPr>
         <w:spacing w:after="120" w:line="360" w:lineRule="auto"/>
       </w:pPr>
       <w:r>
+        <w:lastRenderedPageBreak/>
         <w:t>Тачне (ручно анотиране) ознаке за ову реченицу су:</w:t>
       </w:r>
     </w:p>
@@ -11213,7 +12025,8 @@
     </w:p>
     <w:tbl>
       <w:tblPr>
-        <w:tblW w:w="9200" w:type="dxa"/>
+        <w:tblW w:w="8900" w:type="dxa"/>
+        <w:jc w:val="center"/>
         <w:tblBorders>
           <w:top w:val="single" w:sz="4" w:space="0" w:color="auto"/>
           <w:left w:val="single" w:sz="4" w:space="0" w:color="auto"/>
@@ -11229,19 +12042,27 @@
         <w:tblLook w:val="0000" w:firstRow="0" w:lastRow="0" w:firstColumn="0" w:lastColumn="0" w:noHBand="0" w:noVBand="0"/>
       </w:tblPr>
       <w:tblGrid>
-        <w:gridCol w:w="3600"/>
-        <w:gridCol w:w="1200"/>
-        <w:gridCol w:w="1200"/>
-        <w:gridCol w:w="1600"/>
-        <w:gridCol w:w="1600"/>
+        <w:gridCol w:w="2900"/>
+        <w:gridCol w:w="1000"/>
+        <w:gridCol w:w="1000"/>
+        <w:gridCol w:w="1350"/>
+        <w:gridCol w:w="1350"/>
+        <w:gridCol w:w="1300"/>
       </w:tblGrid>
       <w:tr>
+        <w:tblPrEx>
+          <w:tblCellMar>
+            <w:top w:w="0" w:type="dxa"/>
+            <w:bottom w:w="0" w:type="dxa"/>
+          </w:tblCellMar>
+        </w:tblPrEx>
         <w:trPr>
           <w:tblHeader/>
+          <w:jc w:val="center"/>
         </w:trPr>
         <w:tc>
           <w:tcPr>
-            <w:tcW w:w="3600" w:type="dxa"/>
+            <w:tcW w:w="2900" w:type="dxa"/>
             <w:shd w:val="clear" w:color="auto" w:fill="D9D9D9"/>
             <w:tcMar>
               <w:top w:w="40" w:type="dxa"/>
@@ -11251,16 +12072,10 @@
             </w:tcMar>
           </w:tcPr>
           <w:p>
-            <w:pPr>
-              <w:rPr>
-                <w:lang w:val="sr-Cyrl-RS"/>
-              </w:rPr>
-            </w:pPr>
             <w:r>
               <w:rPr>
                 <w:b/>
                 <w:bCs/>
-                <w:lang w:val="sr-Cyrl-RS"/>
               </w:rPr>
               <w:t>Систем</w:t>
             </w:r>
@@ -11268,7 +12083,7 @@
         </w:tc>
         <w:tc>
           <w:tcPr>
-            <w:tcW w:w="1200" w:type="dxa"/>
+            <w:tcW w:w="1000" w:type="dxa"/>
             <w:shd w:val="clear" w:color="auto" w:fill="D9D9D9"/>
             <w:tcMar>
               <w:top w:w="40" w:type="dxa"/>
@@ -11292,7 +12107,7 @@
         </w:tc>
         <w:tc>
           <w:tcPr>
-            <w:tcW w:w="1200" w:type="dxa"/>
+            <w:tcW w:w="1000" w:type="dxa"/>
             <w:shd w:val="clear" w:color="auto" w:fill="D9D9D9"/>
             <w:tcMar>
               <w:top w:w="40" w:type="dxa"/>
@@ -11316,95 +12131,8 @@
         </w:tc>
         <w:tc>
           <w:tcPr>
-            <w:tcW w:w="1600" w:type="dxa"/>
+            <w:tcW w:w="1350" w:type="dxa"/>
             <w:shd w:val="clear" w:color="auto" w:fill="D9D9D9"/>
-            <w:tcMar>
-              <w:top w:w="40" w:type="dxa"/>
-              <w:left w:w="80" w:type="dxa"/>
-              <w:bottom w:w="40" w:type="dxa"/>
-              <w:right w:w="80" w:type="dxa"/>
-            </w:tcMar>
-          </w:tcPr>
-          <w:p>
-            <w:pPr>
-              <w:jc w:val="center"/>
-              <w:rPr>
-                <w:lang w:val="sr-Cyrl-RS"/>
-              </w:rPr>
-            </w:pPr>
-            <w:r>
-              <w:rPr>
-                <w:b/>
-                <w:bCs/>
-              </w:rPr>
-              <w:t xml:space="preserve">F1 </w:t>
-            </w:r>
-            <w:r>
-              <w:rPr>
-                <w:b/>
-                <w:bCs/>
-                <w:lang w:val="sr-Cyrl-RS"/>
-              </w:rPr>
-              <w:t>строго</w:t>
-            </w:r>
-          </w:p>
-        </w:tc>
-        <w:tc>
-          <w:tcPr>
-            <w:tcW w:w="1600" w:type="dxa"/>
-            <w:shd w:val="clear" w:color="auto" w:fill="D9D9D9"/>
-            <w:tcMar>
-              <w:top w:w="40" w:type="dxa"/>
-              <w:left w:w="80" w:type="dxa"/>
-              <w:bottom w:w="40" w:type="dxa"/>
-              <w:right w:w="80" w:type="dxa"/>
-            </w:tcMar>
-          </w:tcPr>
-          <w:p>
-            <w:pPr>
-              <w:jc w:val="center"/>
-              <w:rPr>
-                <w:lang w:val="sr-Cyrl-RS"/>
-              </w:rPr>
-            </w:pPr>
-            <w:r>
-              <w:rPr>
-                <w:b/>
-                <w:bCs/>
-              </w:rPr>
-              <w:t xml:space="preserve">F1 </w:t>
-            </w:r>
-            <w:r>
-              <w:rPr>
-                <w:b/>
-                <w:bCs/>
-                <w:lang w:val="sr-Cyrl-RS"/>
-              </w:rPr>
-              <w:t>релаксирано</w:t>
-            </w:r>
-          </w:p>
-        </w:tc>
-      </w:tr>
-      <w:tr>
-        <w:tc>
-          <w:tcPr>
-            <w:tcW w:w="3600" w:type="dxa"/>
-            <w:tcMar>
-              <w:top w:w="40" w:type="dxa"/>
-              <w:left w:w="80" w:type="dxa"/>
-              <w:bottom w:w="40" w:type="dxa"/>
-              <w:right w:w="80" w:type="dxa"/>
-            </w:tcMar>
-          </w:tcPr>
-          <w:p>
-            <w:r>
-              <w:t>Qwen3-4B instruct</w:t>
-            </w:r>
-          </w:p>
-        </w:tc>
-        <w:tc>
-          <w:tcPr>
-            <w:tcW w:w="1200" w:type="dxa"/>
             <w:tcMar>
               <w:top w:w="40" w:type="dxa"/>
               <w:left w:w="80" w:type="dxa"/>
@@ -11417,13 +12145,18 @@
               <w:jc w:val="center"/>
             </w:pPr>
             <w:r>
-              <w:t>0,21</w:t>
-            </w:r>
-          </w:p>
-        </w:tc>
-        <w:tc>
-          <w:tcPr>
-            <w:tcW w:w="1200" w:type="dxa"/>
+              <w:rPr>
+                <w:b/>
+                <w:bCs/>
+              </w:rPr>
+              <w:t>F1 стр.</w:t>
+            </w:r>
+          </w:p>
+        </w:tc>
+        <w:tc>
+          <w:tcPr>
+            <w:tcW w:w="1350" w:type="dxa"/>
+            <w:shd w:val="clear" w:color="auto" w:fill="D9D9D9"/>
             <w:tcMar>
               <w:top w:w="40" w:type="dxa"/>
               <w:left w:w="80" w:type="dxa"/>
@@ -11436,13 +12169,18 @@
               <w:jc w:val="center"/>
             </w:pPr>
             <w:r>
-              <w:t>0,32</w:t>
-            </w:r>
-          </w:p>
-        </w:tc>
-        <w:tc>
-          <w:tcPr>
-            <w:tcW w:w="1600" w:type="dxa"/>
+              <w:rPr>
+                <w:b/>
+                <w:bCs/>
+              </w:rPr>
+              <w:t>F1 убл.</w:t>
+            </w:r>
+          </w:p>
+        </w:tc>
+        <w:tc>
+          <w:tcPr>
+            <w:tcW w:w="1300" w:type="dxa"/>
+            <w:shd w:val="clear" w:color="auto" w:fill="D9D9D9"/>
             <w:tcMar>
               <w:top w:w="40" w:type="dxa"/>
               <w:left w:w="80" w:type="dxa"/>
@@ -11455,13 +12193,44 @@
               <w:jc w:val="center"/>
             </w:pPr>
             <w:r>
-              <w:t>0,255</w:t>
-            </w:r>
-          </w:p>
-        </w:tc>
-        <w:tc>
-          <w:tcPr>
-            <w:tcW w:w="1600" w:type="dxa"/>
+              <w:rPr>
+                <w:b/>
+                <w:bCs/>
+              </w:rPr>
+              <w:t>макро F1</w:t>
+            </w:r>
+          </w:p>
+        </w:tc>
+      </w:tr>
+      <w:tr>
+        <w:tblPrEx>
+          <w:tblCellMar>
+            <w:top w:w="0" w:type="dxa"/>
+            <w:bottom w:w="0" w:type="dxa"/>
+          </w:tblCellMar>
+        </w:tblPrEx>
+        <w:trPr>
+          <w:jc w:val="center"/>
+        </w:trPr>
+        <w:tc>
+          <w:tcPr>
+            <w:tcW w:w="2900" w:type="dxa"/>
+            <w:tcMar>
+              <w:top w:w="40" w:type="dxa"/>
+              <w:left w:w="80" w:type="dxa"/>
+              <w:bottom w:w="40" w:type="dxa"/>
+              <w:right w:w="80" w:type="dxa"/>
+            </w:tcMar>
+          </w:tcPr>
+          <w:p>
+            <w:r>
+              <w:t>Qwen3-4B инстр.</w:t>
+            </w:r>
+          </w:p>
+        </w:tc>
+        <w:tc>
+          <w:tcPr>
+            <w:tcW w:w="1000" w:type="dxa"/>
             <w:tcMar>
               <w:top w:w="40" w:type="dxa"/>
               <w:left w:w="80" w:type="dxa"/>
@@ -11474,31 +12243,13 @@
               <w:jc w:val="center"/>
             </w:pPr>
             <w:r>
-              <w:t>0,295</w:t>
-            </w:r>
-          </w:p>
-        </w:tc>
-      </w:tr>
-      <w:tr>
-        <w:tc>
-          <w:tcPr>
-            <w:tcW w:w="3600" w:type="dxa"/>
-            <w:tcMar>
-              <w:top w:w="40" w:type="dxa"/>
-              <w:left w:w="80" w:type="dxa"/>
-              <w:bottom w:w="40" w:type="dxa"/>
-              <w:right w:w="80" w:type="dxa"/>
-            </w:tcMar>
-          </w:tcPr>
-          <w:p>
-            <w:r>
-              <w:t>Qwen3-4B thinking</w:t>
-            </w:r>
-          </w:p>
-        </w:tc>
-        <w:tc>
-          <w:tcPr>
-            <w:tcW w:w="1200" w:type="dxa"/>
+              <w:t>0,54</w:t>
+            </w:r>
+          </w:p>
+        </w:tc>
+        <w:tc>
+          <w:tcPr>
+            <w:tcW w:w="1000" w:type="dxa"/>
             <w:tcMar>
               <w:top w:w="40" w:type="dxa"/>
               <w:left w:w="80" w:type="dxa"/>
@@ -11511,13 +12262,13 @@
               <w:jc w:val="center"/>
             </w:pPr>
             <w:r>
-              <w:t>0,78</w:t>
-            </w:r>
-          </w:p>
-        </w:tc>
-        <w:tc>
-          <w:tcPr>
-            <w:tcW w:w="1200" w:type="dxa"/>
+              <w:t>0,35</w:t>
+            </w:r>
+          </w:p>
+        </w:tc>
+        <w:tc>
+          <w:tcPr>
+            <w:tcW w:w="1350" w:type="dxa"/>
             <w:tcMar>
               <w:top w:w="40" w:type="dxa"/>
               <w:left w:w="80" w:type="dxa"/>
@@ -11530,13 +12281,13 @@
               <w:jc w:val="center"/>
             </w:pPr>
             <w:r>
-              <w:t>0,16</w:t>
-            </w:r>
-          </w:p>
-        </w:tc>
-        <w:tc>
-          <w:tcPr>
-            <w:tcW w:w="1600" w:type="dxa"/>
+              <w:t>0,423</w:t>
+            </w:r>
+          </w:p>
+        </w:tc>
+        <w:tc>
+          <w:tcPr>
+            <w:tcW w:w="1350" w:type="dxa"/>
             <w:tcMar>
               <w:top w:w="40" w:type="dxa"/>
               <w:left w:w="80" w:type="dxa"/>
@@ -11549,13 +12300,13 @@
               <w:jc w:val="center"/>
             </w:pPr>
             <w:r>
-              <w:t>0,271</w:t>
-            </w:r>
-          </w:p>
-        </w:tc>
-        <w:tc>
-          <w:tcPr>
-            <w:tcW w:w="1600" w:type="dxa"/>
+              <w:t>0,535</w:t>
+            </w:r>
+          </w:p>
+        </w:tc>
+        <w:tc>
+          <w:tcPr>
+            <w:tcW w:w="1300" w:type="dxa"/>
             <w:tcMar>
               <w:top w:w="40" w:type="dxa"/>
               <w:left w:w="80" w:type="dxa"/>
@@ -11568,31 +12319,40 @@
               <w:jc w:val="center"/>
             </w:pPr>
             <w:r>
-              <w:t>0,287</w:t>
+              <w:t>0,411</w:t>
             </w:r>
           </w:p>
         </w:tc>
       </w:tr>
       <w:tr>
-        <w:tc>
-          <w:tcPr>
-            <w:tcW w:w="3600" w:type="dxa"/>
-            <w:tcMar>
-              <w:top w:w="40" w:type="dxa"/>
-              <w:left w:w="80" w:type="dxa"/>
-              <w:bottom w:w="40" w:type="dxa"/>
-              <w:right w:w="80" w:type="dxa"/>
-            </w:tcMar>
-          </w:tcPr>
-          <w:p>
-            <w:r>
-              <w:t>Qwen3-30B instruct</w:t>
-            </w:r>
-          </w:p>
-        </w:tc>
-        <w:tc>
-          <w:tcPr>
-            <w:tcW w:w="1200" w:type="dxa"/>
+        <w:tblPrEx>
+          <w:tblCellMar>
+            <w:top w:w="0" w:type="dxa"/>
+            <w:bottom w:w="0" w:type="dxa"/>
+          </w:tblCellMar>
+        </w:tblPrEx>
+        <w:trPr>
+          <w:jc w:val="center"/>
+        </w:trPr>
+        <w:tc>
+          <w:tcPr>
+            <w:tcW w:w="2900" w:type="dxa"/>
+            <w:tcMar>
+              <w:top w:w="40" w:type="dxa"/>
+              <w:left w:w="80" w:type="dxa"/>
+              <w:bottom w:w="40" w:type="dxa"/>
+              <w:right w:w="80" w:type="dxa"/>
+            </w:tcMar>
+          </w:tcPr>
+          <w:p>
+            <w:r>
+              <w:t>Qwen3-4B мислећи</w:t>
+            </w:r>
+          </w:p>
+        </w:tc>
+        <w:tc>
+          <w:tcPr>
+            <w:tcW w:w="1000" w:type="dxa"/>
             <w:tcMar>
               <w:top w:w="40" w:type="dxa"/>
               <w:left w:w="80" w:type="dxa"/>
@@ -11605,13 +12365,13 @@
               <w:jc w:val="center"/>
             </w:pPr>
             <w:r>
-              <w:t>0,21</w:t>
-            </w:r>
-          </w:p>
-        </w:tc>
-        <w:tc>
-          <w:tcPr>
-            <w:tcW w:w="1200" w:type="dxa"/>
+              <w:t>0,78</w:t>
+            </w:r>
+          </w:p>
+        </w:tc>
+        <w:tc>
+          <w:tcPr>
+            <w:tcW w:w="1000" w:type="dxa"/>
             <w:tcMar>
               <w:top w:w="40" w:type="dxa"/>
               <w:left w:w="80" w:type="dxa"/>
@@ -11624,13 +12384,13 @@
               <w:jc w:val="center"/>
             </w:pPr>
             <w:r>
-              <w:t>0,31</w:t>
-            </w:r>
-          </w:p>
-        </w:tc>
-        <w:tc>
-          <w:tcPr>
-            <w:tcW w:w="1600" w:type="dxa"/>
+              <w:t>0,36</w:t>
+            </w:r>
+          </w:p>
+        </w:tc>
+        <w:tc>
+          <w:tcPr>
+            <w:tcW w:w="1350" w:type="dxa"/>
             <w:tcMar>
               <w:top w:w="40" w:type="dxa"/>
               <w:left w:w="80" w:type="dxa"/>
@@ -11643,13 +12403,13 @@
               <w:jc w:val="center"/>
             </w:pPr>
             <w:r>
-              <w:t>0,249</w:t>
-            </w:r>
-          </w:p>
-        </w:tc>
-        <w:tc>
-          <w:tcPr>
-            <w:tcW w:w="1600" w:type="dxa"/>
+              <w:t>0,491</w:t>
+            </w:r>
+          </w:p>
+        </w:tc>
+        <w:tc>
+          <w:tcPr>
+            <w:tcW w:w="1350" w:type="dxa"/>
             <w:tcMar>
               <w:top w:w="40" w:type="dxa"/>
               <w:left w:w="80" w:type="dxa"/>
@@ -11662,31 +12422,13 @@
               <w:jc w:val="center"/>
             </w:pPr>
             <w:r>
-              <w:t>0,333</w:t>
-            </w:r>
-          </w:p>
-        </w:tc>
-      </w:tr>
-      <w:tr>
-        <w:tc>
-          <w:tcPr>
-            <w:tcW w:w="3600" w:type="dxa"/>
-            <w:tcMar>
-              <w:top w:w="40" w:type="dxa"/>
-              <w:left w:w="80" w:type="dxa"/>
-              <w:bottom w:w="40" w:type="dxa"/>
-              <w:right w:w="80" w:type="dxa"/>
-            </w:tcMar>
-          </w:tcPr>
-          <w:p>
-            <w:r>
-              <w:t>Qwen3-30B thinking</w:t>
-            </w:r>
-          </w:p>
-        </w:tc>
-        <w:tc>
-          <w:tcPr>
-            <w:tcW w:w="1200" w:type="dxa"/>
+              <w:t>0,567</w:t>
+            </w:r>
+          </w:p>
+        </w:tc>
+        <w:tc>
+          <w:tcPr>
+            <w:tcW w:w="1300" w:type="dxa"/>
             <w:tcMar>
               <w:top w:w="40" w:type="dxa"/>
               <w:left w:w="80" w:type="dxa"/>
@@ -11699,13 +12441,40 @@
               <w:jc w:val="center"/>
             </w:pPr>
             <w:r>
-              <w:t>0,76</w:t>
-            </w:r>
-          </w:p>
-        </w:tc>
-        <w:tc>
-          <w:tcPr>
-            <w:tcW w:w="1200" w:type="dxa"/>
+              <w:t>0,500</w:t>
+            </w:r>
+          </w:p>
+        </w:tc>
+      </w:tr>
+      <w:tr>
+        <w:tblPrEx>
+          <w:tblCellMar>
+            <w:top w:w="0" w:type="dxa"/>
+            <w:bottom w:w="0" w:type="dxa"/>
+          </w:tblCellMar>
+        </w:tblPrEx>
+        <w:trPr>
+          <w:jc w:val="center"/>
+        </w:trPr>
+        <w:tc>
+          <w:tcPr>
+            <w:tcW w:w="2900" w:type="dxa"/>
+            <w:tcMar>
+              <w:top w:w="40" w:type="dxa"/>
+              <w:left w:w="80" w:type="dxa"/>
+              <w:bottom w:w="40" w:type="dxa"/>
+              <w:right w:w="80" w:type="dxa"/>
+            </w:tcMar>
+          </w:tcPr>
+          <w:p>
+            <w:r>
+              <w:t>Qwen3-30B инстр.</w:t>
+            </w:r>
+          </w:p>
+        </w:tc>
+        <w:tc>
+          <w:tcPr>
+            <w:tcW w:w="1000" w:type="dxa"/>
             <w:tcMar>
               <w:top w:w="40" w:type="dxa"/>
               <w:left w:w="80" w:type="dxa"/>
@@ -11718,13 +12487,13 @@
               <w:jc w:val="center"/>
             </w:pPr>
             <w:r>
-              <w:t>0,21</w:t>
-            </w:r>
-          </w:p>
-        </w:tc>
-        <w:tc>
-          <w:tcPr>
-            <w:tcW w:w="1600" w:type="dxa"/>
+              <w:t>0,64</w:t>
+            </w:r>
+          </w:p>
+        </w:tc>
+        <w:tc>
+          <w:tcPr>
+            <w:tcW w:w="1000" w:type="dxa"/>
             <w:tcMar>
               <w:top w:w="40" w:type="dxa"/>
               <w:left w:w="80" w:type="dxa"/>
@@ -11737,13 +12506,13 @@
               <w:jc w:val="center"/>
             </w:pPr>
             <w:r>
-              <w:t>0,328</w:t>
-            </w:r>
-          </w:p>
-        </w:tc>
-        <w:tc>
-          <w:tcPr>
-            <w:tcW w:w="1600" w:type="dxa"/>
+              <w:t>0,47</w:t>
+            </w:r>
+          </w:p>
+        </w:tc>
+        <w:tc>
+          <w:tcPr>
+            <w:tcW w:w="1350" w:type="dxa"/>
             <w:tcMar>
               <w:top w:w="40" w:type="dxa"/>
               <w:left w:w="80" w:type="dxa"/>
@@ -11756,31 +12525,13 @@
               <w:jc w:val="center"/>
             </w:pPr>
             <w:r>
-              <w:t>0,353</w:t>
-            </w:r>
-          </w:p>
-        </w:tc>
-      </w:tr>
-      <w:tr>
-        <w:tc>
-          <w:tcPr>
-            <w:tcW w:w="3600" w:type="dxa"/>
-            <w:tcMar>
-              <w:top w:w="40" w:type="dxa"/>
-              <w:left w:w="80" w:type="dxa"/>
-              <w:bottom w:w="40" w:type="dxa"/>
-              <w:right w:w="80" w:type="dxa"/>
-            </w:tcMar>
-          </w:tcPr>
-          <w:p>
-            <w:r>
-              <w:t>NER4Legal_SRB (baseline)</w:t>
-            </w:r>
-          </w:p>
-        </w:tc>
-        <w:tc>
-          <w:tcPr>
-            <w:tcW w:w="1200" w:type="dxa"/>
+              <w:t>0,540</w:t>
+            </w:r>
+          </w:p>
+        </w:tc>
+        <w:tc>
+          <w:tcPr>
+            <w:tcW w:w="1350" w:type="dxa"/>
             <w:tcMar>
               <w:top w:w="40" w:type="dxa"/>
               <w:left w:w="80" w:type="dxa"/>
@@ -11793,13 +12544,13 @@
               <w:jc w:val="center"/>
             </w:pPr>
             <w:r>
-              <w:t>—</w:t>
-            </w:r>
-          </w:p>
-        </w:tc>
-        <w:tc>
-          <w:tcPr>
-            <w:tcW w:w="1200" w:type="dxa"/>
+              <w:t>0,633</w:t>
+            </w:r>
+          </w:p>
+        </w:tc>
+        <w:tc>
+          <w:tcPr>
+            <w:tcW w:w="1300" w:type="dxa"/>
             <w:tcMar>
               <w:top w:w="40" w:type="dxa"/>
               <w:left w:w="80" w:type="dxa"/>
@@ -11812,13 +12563,40 @@
               <w:jc w:val="center"/>
             </w:pPr>
             <w:r>
-              <w:t>—</w:t>
-            </w:r>
-          </w:p>
-        </w:tc>
-        <w:tc>
-          <w:tcPr>
-            <w:tcW w:w="1600" w:type="dxa"/>
+              <w:t>0,521</w:t>
+            </w:r>
+          </w:p>
+        </w:tc>
+      </w:tr>
+      <w:tr>
+        <w:tblPrEx>
+          <w:tblCellMar>
+            <w:top w:w="0" w:type="dxa"/>
+            <w:bottom w:w="0" w:type="dxa"/>
+          </w:tblCellMar>
+        </w:tblPrEx>
+        <w:trPr>
+          <w:jc w:val="center"/>
+        </w:trPr>
+        <w:tc>
+          <w:tcPr>
+            <w:tcW w:w="2900" w:type="dxa"/>
+            <w:tcMar>
+              <w:top w:w="40" w:type="dxa"/>
+              <w:left w:w="80" w:type="dxa"/>
+              <w:bottom w:w="40" w:type="dxa"/>
+              <w:right w:w="80" w:type="dxa"/>
+            </w:tcMar>
+          </w:tcPr>
+          <w:p>
+            <w:r>
+              <w:t>Qwen3-30B мислећи</w:t>
+            </w:r>
+          </w:p>
+        </w:tc>
+        <w:tc>
+          <w:tcPr>
+            <w:tcW w:w="1000" w:type="dxa"/>
             <w:tcMar>
               <w:top w:w="40" w:type="dxa"/>
               <w:left w:w="80" w:type="dxa"/>
@@ -11831,13 +12609,13 @@
               <w:jc w:val="center"/>
             </w:pPr>
             <w:r>
-              <w:t>0,064</w:t>
-            </w:r>
-          </w:p>
-        </w:tc>
-        <w:tc>
-          <w:tcPr>
-            <w:tcW w:w="1600" w:type="dxa"/>
+              <w:t>0,87</w:t>
+            </w:r>
+          </w:p>
+        </w:tc>
+        <w:tc>
+          <w:tcPr>
+            <w:tcW w:w="1000" w:type="dxa"/>
             <w:tcMar>
               <w:top w:w="40" w:type="dxa"/>
               <w:left w:w="80" w:type="dxa"/>
@@ -11850,7 +12628,186 @@
               <w:jc w:val="center"/>
             </w:pPr>
             <w:r>
-              <w:t>0,364</w:t>
+              <w:t>0,21</w:t>
+            </w:r>
+          </w:p>
+        </w:tc>
+        <w:tc>
+          <w:tcPr>
+            <w:tcW w:w="1350" w:type="dxa"/>
+            <w:tcMar>
+              <w:top w:w="40" w:type="dxa"/>
+              <w:left w:w="80" w:type="dxa"/>
+              <w:bottom w:w="40" w:type="dxa"/>
+              <w:right w:w="80" w:type="dxa"/>
+            </w:tcMar>
+          </w:tcPr>
+          <w:p>
+            <w:pPr>
+              <w:jc w:val="center"/>
+            </w:pPr>
+            <w:r>
+              <w:t>0,335</w:t>
+            </w:r>
+          </w:p>
+        </w:tc>
+        <w:tc>
+          <w:tcPr>
+            <w:tcW w:w="1350" w:type="dxa"/>
+            <w:tcMar>
+              <w:top w:w="40" w:type="dxa"/>
+              <w:left w:w="80" w:type="dxa"/>
+              <w:bottom w:w="40" w:type="dxa"/>
+              <w:right w:w="80" w:type="dxa"/>
+            </w:tcMar>
+          </w:tcPr>
+          <w:p>
+            <w:pPr>
+              <w:jc w:val="center"/>
+            </w:pPr>
+            <w:r>
+              <w:t>0,362</w:t>
+            </w:r>
+          </w:p>
+        </w:tc>
+        <w:tc>
+          <w:tcPr>
+            <w:tcW w:w="1300" w:type="dxa"/>
+            <w:tcMar>
+              <w:top w:w="40" w:type="dxa"/>
+              <w:left w:w="80" w:type="dxa"/>
+              <w:bottom w:w="40" w:type="dxa"/>
+              <w:right w:w="80" w:type="dxa"/>
+            </w:tcMar>
+          </w:tcPr>
+          <w:p>
+            <w:pPr>
+              <w:jc w:val="center"/>
+            </w:pPr>
+            <w:r>
+              <w:t>0,321</w:t>
+            </w:r>
+          </w:p>
+        </w:tc>
+      </w:tr>
+      <w:tr>
+        <w:tblPrEx>
+          <w:tblCellMar>
+            <w:top w:w="0" w:type="dxa"/>
+            <w:bottom w:w="0" w:type="dxa"/>
+          </w:tblCellMar>
+        </w:tblPrEx>
+        <w:trPr>
+          <w:jc w:val="center"/>
+        </w:trPr>
+        <w:tc>
+          <w:tcPr>
+            <w:tcW w:w="2900" w:type="dxa"/>
+            <w:tcMar>
+              <w:top w:w="40" w:type="dxa"/>
+              <w:left w:w="80" w:type="dxa"/>
+              <w:bottom w:w="40" w:type="dxa"/>
+              <w:right w:w="80" w:type="dxa"/>
+            </w:tcMar>
+          </w:tcPr>
+          <w:p>
+            <w:r>
+              <w:t>NER4Legal_SRB</w:t>
+            </w:r>
+          </w:p>
+        </w:tc>
+        <w:tc>
+          <w:tcPr>
+            <w:tcW w:w="1000" w:type="dxa"/>
+            <w:tcMar>
+              <w:top w:w="40" w:type="dxa"/>
+              <w:left w:w="80" w:type="dxa"/>
+              <w:bottom w:w="40" w:type="dxa"/>
+              <w:right w:w="80" w:type="dxa"/>
+            </w:tcMar>
+          </w:tcPr>
+          <w:p>
+            <w:pPr>
+              <w:jc w:val="center"/>
+            </w:pPr>
+            <w:r>
+              <w:t>0,54</w:t>
+            </w:r>
+          </w:p>
+        </w:tc>
+        <w:tc>
+          <w:tcPr>
+            <w:tcW w:w="1000" w:type="dxa"/>
+            <w:tcMar>
+              <w:top w:w="40" w:type="dxa"/>
+              <w:left w:w="80" w:type="dxa"/>
+              <w:bottom w:w="40" w:type="dxa"/>
+              <w:right w:w="80" w:type="dxa"/>
+            </w:tcMar>
+          </w:tcPr>
+          <w:p>
+            <w:pPr>
+              <w:jc w:val="center"/>
+            </w:pPr>
+            <w:r>
+              <w:t>0,38</w:t>
+            </w:r>
+          </w:p>
+        </w:tc>
+        <w:tc>
+          <w:tcPr>
+            <w:tcW w:w="1350" w:type="dxa"/>
+            <w:tcMar>
+              <w:top w:w="40" w:type="dxa"/>
+              <w:left w:w="80" w:type="dxa"/>
+              <w:bottom w:w="40" w:type="dxa"/>
+              <w:right w:w="80" w:type="dxa"/>
+            </w:tcMar>
+          </w:tcPr>
+          <w:p>
+            <w:pPr>
+              <w:jc w:val="center"/>
+            </w:pPr>
+            <w:r>
+              <w:t>0,445</w:t>
+            </w:r>
+          </w:p>
+        </w:tc>
+        <w:tc>
+          <w:tcPr>
+            <w:tcW w:w="1350" w:type="dxa"/>
+            <w:tcMar>
+              <w:top w:w="40" w:type="dxa"/>
+              <w:left w:w="80" w:type="dxa"/>
+              <w:bottom w:w="40" w:type="dxa"/>
+              <w:right w:w="80" w:type="dxa"/>
+            </w:tcMar>
+          </w:tcPr>
+          <w:p>
+            <w:pPr>
+              <w:jc w:val="center"/>
+            </w:pPr>
+            <w:r>
+              <w:t>0,749</w:t>
+            </w:r>
+          </w:p>
+        </w:tc>
+        <w:tc>
+          <w:tcPr>
+            <w:tcW w:w="1300" w:type="dxa"/>
+            <w:tcMar>
+              <w:top w:w="40" w:type="dxa"/>
+              <w:left w:w="80" w:type="dxa"/>
+              <w:bottom w:w="40" w:type="dxa"/>
+              <w:right w:w="80" w:type="dxa"/>
+            </w:tcMar>
+          </w:tcPr>
+          <w:p>
+            <w:pPr>
+              <w:jc w:val="center"/>
+            </w:pPr>
+            <w:r>
+              <w:t>0,392</w:t>
             </w:r>
           </w:p>
         </w:tc>
@@ -11915,7 +12872,14 @@
           <w:bCs/>
           <w:sz w:val="18"/>
         </w:rPr>
-        <w:t xml:space="preserve"> 452 </w:t>
+        <w:t xml:space="preserve"> 450</w:t>
+      </w:r>
+      <w:r>
+        <w:rPr>
+          <w:bCs/>
+          <w:sz w:val="18"/>
+        </w:rPr>
+        <w:t xml:space="preserve"> </w:t>
       </w:r>
       <w:r>
         <w:rPr>
@@ -11944,18 +12908,41 @@
       <w:r>
         <w:rPr>
           <w:noProof/>
-          <w:sz w:val="18"/>
-        </w:rPr>
-        <w:lastRenderedPageBreak/>
+        </w:rPr>
         <w:drawing>
-          <wp:inline distT="0" distB="0" distL="0" distR="0" wp14:anchorId="155C87FF" wp14:editId="2CCB00D8">
-            <wp:extent cx="5486400" cy="3200400"/>
+          <wp:inline distT="0" distB="0" distL="0" distR="0" wp14:anchorId="14BD00A4" wp14:editId="31CE59A3">
+            <wp:extent cx="5334000" cy="3048000"/>
             <wp:effectExtent l="0" t="0" r="0" b="0"/>
-            <wp:docPr id="4" name="Chart 4"/>
-            <wp:cNvGraphicFramePr/>
+            <wp:docPr id="32" name="Picture 32"/>
+            <wp:cNvGraphicFramePr>
+              <a:graphicFrameLocks xmlns:a="http://schemas.openxmlformats.org/drawingml/2006/main" noChangeAspect="1"/>
+            </wp:cNvGraphicFramePr>
             <a:graphic xmlns:a="http://schemas.openxmlformats.org/drawingml/2006/main">
-              <a:graphicData uri="http://schemas.openxmlformats.org/drawingml/2006/chart">
-                <c:chart xmlns:c="http://schemas.openxmlformats.org/drawingml/2006/chart" xmlns:r="http://schemas.openxmlformats.org/officeDocument/2006/relationships" r:id="rId28"/>
+              <a:graphicData uri="http://schemas.openxmlformats.org/drawingml/2006/picture">
+                <pic:pic xmlns:pic="http://schemas.openxmlformats.org/drawingml/2006/picture">
+                  <pic:nvPicPr>
+                    <pic:cNvPr id="0" name=""/>
+                    <pic:cNvPicPr>
+                      <a:picLocks noChangeAspect="1" noChangeArrowheads="1"/>
+                    </pic:cNvPicPr>
+                  </pic:nvPicPr>
+                  <pic:blipFill>
+                    <a:blip r:embed="rId29"/>
+                    <a:srcRect/>
+                    <a:stretch>
+                      <a:fillRect/>
+                    </a:stretch>
+                  </pic:blipFill>
+                  <pic:spPr bwMode="auto">
+                    <a:xfrm>
+                      <a:off x="0" y="0"/>
+                      <a:ext cx="5334000" cy="3048000"/>
+                    </a:xfrm>
+                    <a:prstGeom prst="rect">
+                      <a:avLst/>
+                    </a:prstGeom>
+                  </pic:spPr>
+                </pic:pic>
               </a:graphicData>
             </a:graphic>
           </wp:inline>
@@ -11983,14 +12970,7 @@
           <w:sz w:val="18"/>
           <w:lang w:val="sr-Cyrl-RS"/>
         </w:rPr>
-        <w:t xml:space="preserve"> 1</w:t>
-      </w:r>
-      <w:r>
-        <w:rPr>
-          <w:sz w:val="18"/>
-          <w:lang w:val="sr-Cyrl-RS"/>
-        </w:rPr>
-        <w:t>8</w:t>
+        <w:t xml:space="preserve"> 20</w:t>
       </w:r>
       <w:r>
         <w:rPr>
@@ -12004,14 +12984,14 @@
           <w:sz w:val="18"/>
           <w:lang w:val="sr-Cyrl-RS"/>
         </w:rPr>
-        <w:t>Графички</w:t>
-      </w:r>
-      <w:r>
-        <w:rPr>
-          <w:sz w:val="18"/>
-          <w:lang w:val="sr-Cyrl-RS"/>
-        </w:rPr>
-        <w:t xml:space="preserve"> приказ </w:t>
+        <w:t>Укупна</w:t>
+      </w:r>
+      <w:r>
+        <w:rPr>
+          <w:sz w:val="18"/>
+          <w:lang w:val="sr-Cyrl-RS"/>
+        </w:rPr>
+        <w:t xml:space="preserve"> </w:t>
       </w:r>
       <w:r>
         <w:rPr>
@@ -12040,11 +13020,53 @@
     <w:p>
       <w:pPr>
         <w:rPr>
-          <w:lang w:val="sr-Cyrl-RS"/>
-        </w:rPr>
-      </w:pPr>
-      <w:r>
-        <w:t>Из Табеле 5 и Слике 18 види се да најбољи укупни резултат међу генеративним моделима остварује Qwen3-30B у „мислећој" варијанти (F1 = 0,328 строго, 0,353 ублажено).</w:t>
+          <w:sz w:val="18"/>
+          <w:lang w:val="sr-Cyrl-RS"/>
+        </w:rPr>
+      </w:pPr>
+      <w:r>
+        <w:lastRenderedPageBreak/>
+        <w:t>Из Табеле 5 и Слике 20</w:t>
+      </w:r>
+      <w:r>
+        <w:t xml:space="preserve"> види се да најбољи укупни резултат међу генеративним моделима остварује Qwen3-30B у инструкцијској варијанти (F1 = 0,540 строго, 0,633 </w:t>
+      </w:r>
+      <w:r>
+        <w:t>ублажено; макро 0,521). Слика 21</w:t>
+      </w:r>
+      <w:r>
+        <w:t xml:space="preserve"> приказује </w:t>
+      </w:r>
+      <w:r>
+        <w:rPr>
+          <w:lang w:val="sr-Cyrl-RS"/>
+        </w:rPr>
+        <w:t>однос</w:t>
+      </w:r>
+      <w:r>
+        <w:t xml:space="preserve"> прецизности и одзива: „мислећи" модели постижу врло високу прецизност (до 0</w:t>
+      </w:r>
+      <w:proofErr w:type="gramStart"/>
+      <w:r>
+        <w:t>,87</w:t>
+      </w:r>
+      <w:proofErr w:type="gramEnd"/>
+      <w:r>
+        <w:t>) уз низак одзив (0,21 код 30B), док су инстру</w:t>
+      </w:r>
+      <w:r>
+        <w:t>кцијски уравнотеженији. Слика 22</w:t>
+      </w:r>
+      <w:r>
+        <w:t xml:space="preserve"> и Табела 6 откривају да по ублаженој метрици специјализовани NER4Legal предњачи на већини типова карактеристичних за судске одлуке (DATE 0</w:t>
+      </w:r>
+      <w:proofErr w:type="gramStart"/>
+      <w:r>
+        <w:t>,99</w:t>
+      </w:r>
+      <w:proofErr w:type="gramEnd"/>
+      <w:r>
+        <w:t>; MONEY 0,97; OFFICIAL_GAZETTE 0,96; PERSON 0,92; COURT 0,77), али заостаје на типу LAW (0,30) и потпуно подбацује на DECISION (0,00). Слика 18 приказује однос прецизности и одзива, где се „мислећи" модели јасно групишу у зони високе прецизности и ниског одзива. Детаљно тумачење дато је у наредном поглављу.</w:t>
       </w:r>
     </w:p>
     <w:p>
@@ -12056,30 +13078,44 @@
           <w:lang w:val="sr-Cyrl-RS"/>
         </w:rPr>
       </w:pPr>
-    </w:p>
-    <w:p>
-      <w:pPr>
-        <w:spacing w:before="120" w:after="60"/>
-        <w:jc w:val="center"/>
-        <w:rPr>
-          <w:sz w:val="18"/>
-          <w:lang w:val="sr-Cyrl-RS"/>
-        </w:rPr>
-      </w:pPr>
       <w:r>
         <w:rPr>
           <w:noProof/>
-          <w:sz w:val="18"/>
         </w:rPr>
         <w:drawing>
-          <wp:inline distT="0" distB="0" distL="0" distR="0" wp14:anchorId="7347DC96" wp14:editId="25159209">
-            <wp:extent cx="5486400" cy="3200400"/>
-            <wp:effectExtent l="0" t="0" r="0" b="0"/>
-            <wp:docPr id="5" name="Chart 5"/>
-            <wp:cNvGraphicFramePr/>
+          <wp:inline distT="0" distB="0" distL="0" distR="0" wp14:anchorId="55E2F178" wp14:editId="18483DB1">
+            <wp:extent cx="5128591" cy="2930623"/>
+            <wp:effectExtent l="0" t="0" r="0" b="3175"/>
+            <wp:docPr id="33" name="Picture 33"/>
+            <wp:cNvGraphicFramePr>
+              <a:graphicFrameLocks xmlns:a="http://schemas.openxmlformats.org/drawingml/2006/main" noChangeAspect="1"/>
+            </wp:cNvGraphicFramePr>
             <a:graphic xmlns:a="http://schemas.openxmlformats.org/drawingml/2006/main">
-              <a:graphicData uri="http://schemas.openxmlformats.org/drawingml/2006/chart">
-                <c:chart xmlns:c="http://schemas.openxmlformats.org/drawingml/2006/chart" xmlns:r="http://schemas.openxmlformats.org/officeDocument/2006/relationships" r:id="rId29"/>
+              <a:graphicData uri="http://schemas.openxmlformats.org/drawingml/2006/picture">
+                <pic:pic xmlns:pic="http://schemas.openxmlformats.org/drawingml/2006/picture">
+                  <pic:nvPicPr>
+                    <pic:cNvPr id="0" name=""/>
+                    <pic:cNvPicPr>
+                      <a:picLocks noChangeAspect="1" noChangeArrowheads="1"/>
+                    </pic:cNvPicPr>
+                  </pic:nvPicPr>
+                  <pic:blipFill>
+                    <a:blip r:embed="rId30"/>
+                    <a:srcRect/>
+                    <a:stretch>
+                      <a:fillRect/>
+                    </a:stretch>
+                  </pic:blipFill>
+                  <pic:spPr bwMode="auto">
+                    <a:xfrm>
+                      <a:off x="0" y="0"/>
+                      <a:ext cx="5134038" cy="2933736"/>
+                    </a:xfrm>
+                    <a:prstGeom prst="rect">
+                      <a:avLst/>
+                    </a:prstGeom>
+                  </pic:spPr>
+                </pic:pic>
               </a:graphicData>
             </a:graphic>
           </wp:inline>
@@ -12100,7 +13136,7 @@
           <w:sz w:val="18"/>
           <w:lang w:val="sr-Cyrl-RS"/>
         </w:rPr>
-        <w:t>Слика 19</w:t>
+        <w:t>Слика 21</w:t>
       </w:r>
       <w:r>
         <w:rPr>
@@ -12114,14 +13150,7 @@
           <w:sz w:val="18"/>
           <w:lang w:val="sr-Cyrl-RS"/>
         </w:rPr>
-        <w:t>Графички</w:t>
-      </w:r>
-      <w:r>
-        <w:rPr>
-          <w:sz w:val="18"/>
-          <w:lang w:val="sr-Cyrl-RS"/>
-        </w:rPr>
-        <w:t xml:space="preserve"> приказ прциизности и одзива по систему (строга метрика)</w:t>
+        <w:t>Прецизност и одзив по систему</w:t>
       </w:r>
     </w:p>
     <w:p>
@@ -12137,60 +13166,49 @@
     <w:p>
       <w:pPr>
         <w:spacing w:before="120" w:after="60"/>
-        <w:jc w:val="center"/>
-        <w:rPr>
-          <w:sz w:val="18"/>
-          <w:lang w:val="sr-Cyrl-RS"/>
-        </w:rPr>
-      </w:pPr>
-    </w:p>
+        <w:rPr>
+          <w:sz w:val="18"/>
+          <w:lang w:val="sr-Cyrl-RS"/>
+        </w:rPr>
+      </w:pPr>
+    </w:p>
+    <w:p>
+      <w:r>
+        <w:t>Слика 21</w:t>
+      </w:r>
+      <w:r>
+        <w:t xml:space="preserve"> приказује супротне профиле прецизности и одзива, а Слика 20 и Табела 6 откривају изразиту неуједначеност по типовима: доминантни тип LAW најбоље хвата Qwen3-30B мислећи (0,45), док специјализовани NER4Legal на њему подбацује (0,16), али зато предњачи на типовима MONEY (0,65) и O</w:t>
+      </w:r>
+      <w:r>
+        <w:t>FFICIAL_GAZETTE (0,55). Слика 23</w:t>
+      </w:r>
+      <w:r>
+        <w:t xml:space="preserve"> исте податке приказује као однос прецизности и одзива, где се јасно види да су „мислећи" модели у зони високе прецизности и ниског одзива. Детаљно тумачење дато је у наредном поглављу.</w:t>
+      </w:r>
+    </w:p>
+    <w:p/>
+    <w:p/>
+    <w:p/>
+    <w:p/>
+    <w:p/>
+    <w:p/>
+    <w:p/>
+    <w:p/>
+    <w:p/>
+    <w:p/>
     <w:p>
       <w:pPr>
         <w:spacing w:before="120" w:after="60"/>
-        <w:jc w:val="center"/>
-        <w:rPr>
-          <w:sz w:val="18"/>
-          <w:lang w:val="sr-Cyrl-RS"/>
-        </w:rPr>
-      </w:pPr>
-    </w:p>
-    <w:p>
-      <w:pPr>
-        <w:spacing w:before="120" w:after="60"/>
-        <w:jc w:val="center"/>
-        <w:rPr>
-          <w:sz w:val="18"/>
-          <w:lang w:val="sr-Cyrl-RS"/>
-        </w:rPr>
-      </w:pPr>
-    </w:p>
-    <w:p>
-      <w:r>
-        <w:lastRenderedPageBreak/>
-        <w:t>Слика 19 приказује супротне профиле прецизности и одзива, а Слика 20 и Табела 6 откривају изразиту неуједначеност по типовима: доминантни тип LAW најбоље хвата Qwen3-30B мислећи (0,45), док специјализовани NER4Legal на њему подбацује (0,16), али зато предњачи на типовима MONEY (0,65) и OFFICIAL_GAZETTE (0,55). Слика 21 исте податке приказује као однос прецизности и одзива, где се јасно види да су „мислећи" модели у зони високе прецизности и ниског одзива. Детаљно тумачење дато је у наредном поглављу.</w:t>
-      </w:r>
-    </w:p>
-    <w:p>
-      <w:pPr>
-        <w:spacing w:before="120" w:after="60"/>
-        <w:rPr>
-          <w:sz w:val="18"/>
-          <w:lang w:val="sr-Cyrl-RS"/>
-        </w:rPr>
-      </w:pPr>
-    </w:p>
-    <w:p>
-      <w:pPr>
-        <w:spacing w:before="120" w:after="60"/>
-        <w:jc w:val="center"/>
-        <w:rPr>
-          <w:sz w:val="18"/>
+        <w:rPr>
+          <w:sz w:val="18"/>
+          <w:lang w:val="sr-Cyrl-RS"/>
         </w:rPr>
       </w:pPr>
     </w:p>
     <w:tbl>
       <w:tblPr>
         <w:tblW w:w="9200" w:type="dxa"/>
+        <w:jc w:val="center"/>
         <w:tblBorders>
           <w:top w:val="single" w:sz="4" w:space="0" w:color="auto"/>
           <w:left w:val="single" w:sz="4" w:space="0" w:color="auto"/>
@@ -12214,12 +13232,19 @@
         <w:gridCol w:w="1360"/>
       </w:tblGrid>
       <w:tr>
+        <w:tblPrEx>
+          <w:tblCellMar>
+            <w:top w:w="0" w:type="dxa"/>
+            <w:bottom w:w="0" w:type="dxa"/>
+          </w:tblCellMar>
+        </w:tblPrEx>
         <w:trPr>
           <w:tblHeader/>
+          <w:jc w:val="center"/>
         </w:trPr>
         <w:tc>
           <w:tcPr>
-            <w:tcW w:w="2598" w:type="dxa"/>
+            <w:tcW w:w="2600" w:type="dxa"/>
             <w:shd w:val="clear" w:color="auto" w:fill="D9D9D9"/>
             <w:tcMar>
               <w:top w:w="40" w:type="dxa"/>
@@ -12229,24 +13254,19 @@
             </w:tcMar>
           </w:tcPr>
           <w:p>
-            <w:pPr>
-              <w:rPr>
-                <w:lang w:val="sr-Cyrl-RS"/>
-              </w:rPr>
-            </w:pPr>
             <w:r>
               <w:rPr>
                 <w:b/>
                 <w:bCs/>
-                <w:lang w:val="sr-Cyrl-RS"/>
-              </w:rPr>
+              </w:rPr>
+              <w:lastRenderedPageBreak/>
               <w:t>Тип</w:t>
             </w:r>
           </w:p>
         </w:tc>
         <w:tc>
           <w:tcPr>
-            <w:tcW w:w="1310" w:type="dxa"/>
+            <w:tcW w:w="1320" w:type="dxa"/>
             <w:shd w:val="clear" w:color="auto" w:fill="D9D9D9"/>
             <w:tcMar>
               <w:top w:w="40" w:type="dxa"/>
@@ -12264,13 +13284,13 @@
                 <w:b/>
                 <w:bCs/>
               </w:rPr>
-              <w:t>4B inst</w:t>
-            </w:r>
-          </w:p>
-        </w:tc>
-        <w:tc>
-          <w:tcPr>
-            <w:tcW w:w="1311" w:type="dxa"/>
+              <w:t>4B инст</w:t>
+            </w:r>
+          </w:p>
+        </w:tc>
+        <w:tc>
+          <w:tcPr>
+            <w:tcW w:w="1320" w:type="dxa"/>
             <w:shd w:val="clear" w:color="auto" w:fill="D9D9D9"/>
             <w:tcMar>
               <w:top w:w="40" w:type="dxa"/>
@@ -12288,13 +13308,13 @@
                 <w:b/>
                 <w:bCs/>
               </w:rPr>
-              <w:t>4B think</w:t>
-            </w:r>
-          </w:p>
-        </w:tc>
-        <w:tc>
-          <w:tcPr>
-            <w:tcW w:w="1310" w:type="dxa"/>
+              <w:t>4B мисл</w:t>
+            </w:r>
+          </w:p>
+        </w:tc>
+        <w:tc>
+          <w:tcPr>
+            <w:tcW w:w="1320" w:type="dxa"/>
             <w:shd w:val="clear" w:color="auto" w:fill="D9D9D9"/>
             <w:tcMar>
               <w:top w:w="40" w:type="dxa"/>
@@ -12312,13 +13332,13 @@
                 <w:b/>
                 <w:bCs/>
               </w:rPr>
-              <w:t>30B inst</w:t>
-            </w:r>
-          </w:p>
-        </w:tc>
-        <w:tc>
-          <w:tcPr>
-            <w:tcW w:w="1311" w:type="dxa"/>
+              <w:t>30B инст</w:t>
+            </w:r>
+          </w:p>
+        </w:tc>
+        <w:tc>
+          <w:tcPr>
+            <w:tcW w:w="1320" w:type="dxa"/>
             <w:shd w:val="clear" w:color="auto" w:fill="D9D9D9"/>
             <w:tcMar>
               <w:top w:w="40" w:type="dxa"/>
@@ -12336,13 +13356,13 @@
                 <w:b/>
                 <w:bCs/>
               </w:rPr>
-              <w:t>30B think</w:t>
-            </w:r>
-          </w:p>
-        </w:tc>
-        <w:tc>
-          <w:tcPr>
-            <w:tcW w:w="1360" w:type="dxa"/>
+              <w:t>30B мисл</w:t>
+            </w:r>
+          </w:p>
+        </w:tc>
+        <w:tc>
+          <w:tcPr>
+            <w:tcW w:w="1320" w:type="dxa"/>
             <w:shd w:val="clear" w:color="auto" w:fill="D9D9D9"/>
             <w:tcMar>
               <w:top w:w="40" w:type="dxa"/>
@@ -12366,9 +13386,18 @@
         </w:tc>
       </w:tr>
       <w:tr>
-        <w:tc>
-          <w:tcPr>
-            <w:tcW w:w="2598" w:type="dxa"/>
+        <w:tblPrEx>
+          <w:tblCellMar>
+            <w:top w:w="0" w:type="dxa"/>
+            <w:bottom w:w="0" w:type="dxa"/>
+          </w:tblCellMar>
+        </w:tblPrEx>
+        <w:trPr>
+          <w:jc w:val="center"/>
+        </w:trPr>
+        <w:tc>
+          <w:tcPr>
+            <w:tcW w:w="2600" w:type="dxa"/>
             <w:tcMar>
               <w:top w:w="40" w:type="dxa"/>
               <w:left w:w="80" w:type="dxa"/>
@@ -12384,7 +13413,7 @@
         </w:tc>
         <w:tc>
           <w:tcPr>
-            <w:tcW w:w="1310" w:type="dxa"/>
+            <w:tcW w:w="1320" w:type="dxa"/>
             <w:tcMar>
               <w:top w:w="40" w:type="dxa"/>
               <w:left w:w="80" w:type="dxa"/>
@@ -12397,13 +13426,13 @@
               <w:jc w:val="center"/>
             </w:pPr>
             <w:r>
-              <w:t>0,54</w:t>
-            </w:r>
-          </w:p>
-        </w:tc>
-        <w:tc>
-          <w:tcPr>
-            <w:tcW w:w="1311" w:type="dxa"/>
+              <w:t>0,62</w:t>
+            </w:r>
+          </w:p>
+        </w:tc>
+        <w:tc>
+          <w:tcPr>
+            <w:tcW w:w="1320" w:type="dxa"/>
             <w:tcMar>
               <w:top w:w="40" w:type="dxa"/>
               <w:left w:w="80" w:type="dxa"/>
@@ -12416,13 +13445,13 @@
               <w:jc w:val="center"/>
             </w:pPr>
             <w:r>
-              <w:t>0,55</w:t>
-            </w:r>
-          </w:p>
-        </w:tc>
-        <w:tc>
-          <w:tcPr>
-            <w:tcW w:w="1310" w:type="dxa"/>
+              <w:t>0,56</w:t>
+            </w:r>
+          </w:p>
+        </w:tc>
+        <w:tc>
+          <w:tcPr>
+            <w:tcW w:w="1320" w:type="dxa"/>
             <w:tcMar>
               <w:top w:w="40" w:type="dxa"/>
               <w:left w:w="80" w:type="dxa"/>
@@ -12435,13 +13464,13 @@
               <w:jc w:val="center"/>
             </w:pPr>
             <w:r>
-              <w:t>0,45</w:t>
-            </w:r>
-          </w:p>
-        </w:tc>
-        <w:tc>
-          <w:tcPr>
-            <w:tcW w:w="1311" w:type="dxa"/>
+              <w:t>0,67</w:t>
+            </w:r>
+          </w:p>
+        </w:tc>
+        <w:tc>
+          <w:tcPr>
+            <w:tcW w:w="1320" w:type="dxa"/>
             <w:tcMar>
               <w:top w:w="40" w:type="dxa"/>
               <w:left w:w="80" w:type="dxa"/>
@@ -12454,13 +13483,13 @@
               <w:jc w:val="center"/>
             </w:pPr>
             <w:r>
-              <w:t>0,63</w:t>
-            </w:r>
-          </w:p>
-        </w:tc>
-        <w:tc>
-          <w:tcPr>
-            <w:tcW w:w="1360" w:type="dxa"/>
+              <w:t>0,33</w:t>
+            </w:r>
+          </w:p>
+        </w:tc>
+        <w:tc>
+          <w:tcPr>
+            <w:tcW w:w="1320" w:type="dxa"/>
             <w:tcMar>
               <w:top w:w="40" w:type="dxa"/>
               <w:left w:w="80" w:type="dxa"/>
@@ -12473,15 +13502,24 @@
               <w:jc w:val="center"/>
             </w:pPr>
             <w:r>
-              <w:t>0,03</w:t>
+              <w:t>0,77</w:t>
             </w:r>
           </w:p>
         </w:tc>
       </w:tr>
       <w:tr>
-        <w:tc>
-          <w:tcPr>
-            <w:tcW w:w="2598" w:type="dxa"/>
+        <w:tblPrEx>
+          <w:tblCellMar>
+            <w:top w:w="0" w:type="dxa"/>
+            <w:bottom w:w="0" w:type="dxa"/>
+          </w:tblCellMar>
+        </w:tblPrEx>
+        <w:trPr>
+          <w:jc w:val="center"/>
+        </w:trPr>
+        <w:tc>
+          <w:tcPr>
+            <w:tcW w:w="2600" w:type="dxa"/>
             <w:tcMar>
               <w:top w:w="40" w:type="dxa"/>
               <w:left w:w="80" w:type="dxa"/>
@@ -12497,7 +13535,7 @@
         </w:tc>
         <w:tc>
           <w:tcPr>
-            <w:tcW w:w="1310" w:type="dxa"/>
+            <w:tcW w:w="1320" w:type="dxa"/>
             <w:tcMar>
               <w:top w:w="40" w:type="dxa"/>
               <w:left w:w="80" w:type="dxa"/>
@@ -12510,13 +13548,13 @@
               <w:jc w:val="center"/>
             </w:pPr>
             <w:r>
-              <w:t>0,38</w:t>
-            </w:r>
-          </w:p>
-        </w:tc>
-        <w:tc>
-          <w:tcPr>
-            <w:tcW w:w="1311" w:type="dxa"/>
+              <w:t>0,58</w:t>
+            </w:r>
+          </w:p>
+        </w:tc>
+        <w:tc>
+          <w:tcPr>
+            <w:tcW w:w="1320" w:type="dxa"/>
             <w:tcMar>
               <w:top w:w="40" w:type="dxa"/>
               <w:left w:w="80" w:type="dxa"/>
@@ -12529,13 +13567,13 @@
               <w:jc w:val="center"/>
             </w:pPr>
             <w:r>
-              <w:t>0,17</w:t>
-            </w:r>
-          </w:p>
-        </w:tc>
-        <w:tc>
-          <w:tcPr>
-            <w:tcW w:w="1310" w:type="dxa"/>
+              <w:t>0,66</w:t>
+            </w:r>
+          </w:p>
+        </w:tc>
+        <w:tc>
+          <w:tcPr>
+            <w:tcW w:w="1320" w:type="dxa"/>
             <w:tcMar>
               <w:top w:w="40" w:type="dxa"/>
               <w:left w:w="80" w:type="dxa"/>
@@ -12548,13 +13586,13 @@
               <w:jc w:val="center"/>
             </w:pPr>
             <w:r>
-              <w:t>0,63</w:t>
-            </w:r>
-          </w:p>
-        </w:tc>
-        <w:tc>
-          <w:tcPr>
-            <w:tcW w:w="1311" w:type="dxa"/>
+              <w:t>0,96</w:t>
+            </w:r>
+          </w:p>
+        </w:tc>
+        <w:tc>
+          <w:tcPr>
+            <w:tcW w:w="1320" w:type="dxa"/>
             <w:tcMar>
               <w:top w:w="40" w:type="dxa"/>
               <w:left w:w="80" w:type="dxa"/>
@@ -12573,7 +13611,7 @@
         </w:tc>
         <w:tc>
           <w:tcPr>
-            <w:tcW w:w="1360" w:type="dxa"/>
+            <w:tcW w:w="1320" w:type="dxa"/>
             <w:tcMar>
               <w:top w:w="40" w:type="dxa"/>
               <w:left w:w="80" w:type="dxa"/>
@@ -12586,15 +13624,24 @@
               <w:jc w:val="center"/>
             </w:pPr>
             <w:r>
-              <w:t>0,63</w:t>
+              <w:t>0,99</w:t>
             </w:r>
           </w:p>
         </w:tc>
       </w:tr>
       <w:tr>
-        <w:tc>
-          <w:tcPr>
-            <w:tcW w:w="2598" w:type="dxa"/>
+        <w:tblPrEx>
+          <w:tblCellMar>
+            <w:top w:w="0" w:type="dxa"/>
+            <w:bottom w:w="0" w:type="dxa"/>
+          </w:tblCellMar>
+        </w:tblPrEx>
+        <w:trPr>
+          <w:jc w:val="center"/>
+        </w:trPr>
+        <w:tc>
+          <w:tcPr>
+            <w:tcW w:w="2600" w:type="dxa"/>
             <w:tcMar>
               <w:top w:w="40" w:type="dxa"/>
               <w:left w:w="80" w:type="dxa"/>
@@ -12610,7 +13657,7 @@
         </w:tc>
         <w:tc>
           <w:tcPr>
-            <w:tcW w:w="1310" w:type="dxa"/>
+            <w:tcW w:w="1320" w:type="dxa"/>
             <w:tcMar>
               <w:top w:w="40" w:type="dxa"/>
               <w:left w:w="80" w:type="dxa"/>
@@ -12623,13 +13670,13 @@
               <w:jc w:val="center"/>
             </w:pPr>
             <w:r>
-              <w:t>0,04</w:t>
-            </w:r>
-          </w:p>
-        </w:tc>
-        <w:tc>
-          <w:tcPr>
-            <w:tcW w:w="1311" w:type="dxa"/>
+              <w:t>0,06</w:t>
+            </w:r>
+          </w:p>
+        </w:tc>
+        <w:tc>
+          <w:tcPr>
+            <w:tcW w:w="1320" w:type="dxa"/>
             <w:tcMar>
               <w:top w:w="40" w:type="dxa"/>
               <w:left w:w="80" w:type="dxa"/>
@@ -12642,13 +13689,13 @@
               <w:jc w:val="center"/>
             </w:pPr>
             <w:r>
-              <w:t>0,07</w:t>
-            </w:r>
-          </w:p>
-        </w:tc>
-        <w:tc>
-          <w:tcPr>
-            <w:tcW w:w="1310" w:type="dxa"/>
+              <w:t>0,24</w:t>
+            </w:r>
+          </w:p>
+        </w:tc>
+        <w:tc>
+          <w:tcPr>
+            <w:tcW w:w="1320" w:type="dxa"/>
             <w:tcMar>
               <w:top w:w="40" w:type="dxa"/>
               <w:left w:w="80" w:type="dxa"/>
@@ -12661,13 +13708,13 @@
               <w:jc w:val="center"/>
             </w:pPr>
             <w:r>
-              <w:t>0,04</w:t>
-            </w:r>
-          </w:p>
-        </w:tc>
-        <w:tc>
-          <w:tcPr>
-            <w:tcW w:w="1311" w:type="dxa"/>
+              <w:t>0,09</w:t>
+            </w:r>
+          </w:p>
+        </w:tc>
+        <w:tc>
+          <w:tcPr>
+            <w:tcW w:w="1320" w:type="dxa"/>
             <w:tcMar>
               <w:top w:w="40" w:type="dxa"/>
               <w:left w:w="80" w:type="dxa"/>
@@ -12686,7 +13733,7 @@
         </w:tc>
         <w:tc>
           <w:tcPr>
-            <w:tcW w:w="1360" w:type="dxa"/>
+            <w:tcW w:w="1320" w:type="dxa"/>
             <w:tcMar>
               <w:top w:w="40" w:type="dxa"/>
               <w:left w:w="80" w:type="dxa"/>
@@ -12705,9 +13752,18 @@
         </w:tc>
       </w:tr>
       <w:tr>
-        <w:tc>
-          <w:tcPr>
-            <w:tcW w:w="2598" w:type="dxa"/>
+        <w:tblPrEx>
+          <w:tblCellMar>
+            <w:top w:w="0" w:type="dxa"/>
+            <w:bottom w:w="0" w:type="dxa"/>
+          </w:tblCellMar>
+        </w:tblPrEx>
+        <w:trPr>
+          <w:jc w:val="center"/>
+        </w:trPr>
+        <w:tc>
+          <w:tcPr>
+            <w:tcW w:w="2600" w:type="dxa"/>
             <w:tcMar>
               <w:top w:w="40" w:type="dxa"/>
               <w:left w:w="80" w:type="dxa"/>
@@ -12723,7 +13779,7 @@
         </w:tc>
         <w:tc>
           <w:tcPr>
-            <w:tcW w:w="1310" w:type="dxa"/>
+            <w:tcW w:w="1320" w:type="dxa"/>
             <w:tcMar>
               <w:top w:w="40" w:type="dxa"/>
               <w:left w:w="80" w:type="dxa"/>
@@ -12736,13 +13792,13 @@
               <w:jc w:val="center"/>
             </w:pPr>
             <w:r>
-              <w:t>0,25</w:t>
-            </w:r>
-          </w:p>
-        </w:tc>
-        <w:tc>
-          <w:tcPr>
-            <w:tcW w:w="1311" w:type="dxa"/>
+              <w:t>0,46</w:t>
+            </w:r>
+          </w:p>
+        </w:tc>
+        <w:tc>
+          <w:tcPr>
+            <w:tcW w:w="1320" w:type="dxa"/>
             <w:tcMar>
               <w:top w:w="40" w:type="dxa"/>
               <w:left w:w="80" w:type="dxa"/>
@@ -12755,13 +13811,13 @@
               <w:jc w:val="center"/>
             </w:pPr>
             <w:r>
-              <w:t>0,36</w:t>
-            </w:r>
-          </w:p>
-        </w:tc>
-        <w:tc>
-          <w:tcPr>
-            <w:tcW w:w="1310" w:type="dxa"/>
+              <w:t>0,53</w:t>
+            </w:r>
+          </w:p>
+        </w:tc>
+        <w:tc>
+          <w:tcPr>
+            <w:tcW w:w="1320" w:type="dxa"/>
             <w:tcMar>
               <w:top w:w="40" w:type="dxa"/>
               <w:left w:w="80" w:type="dxa"/>
@@ -12774,13 +13830,13 @@
               <w:jc w:val="center"/>
             </w:pPr>
             <w:r>
-              <w:t>0,29</w:t>
-            </w:r>
-          </w:p>
-        </w:tc>
-        <w:tc>
-          <w:tcPr>
-            <w:tcW w:w="1311" w:type="dxa"/>
+              <w:t>0,49</w:t>
+            </w:r>
+          </w:p>
+        </w:tc>
+        <w:tc>
+          <w:tcPr>
+            <w:tcW w:w="1320" w:type="dxa"/>
             <w:tcMar>
               <w:top w:w="40" w:type="dxa"/>
               <w:left w:w="80" w:type="dxa"/>
@@ -12793,13 +13849,13 @@
               <w:jc w:val="center"/>
             </w:pPr>
             <w:r>
-              <w:t>0,45</w:t>
-            </w:r>
-          </w:p>
-        </w:tc>
-        <w:tc>
-          <w:tcPr>
-            <w:tcW w:w="1360" w:type="dxa"/>
+              <w:t>0,22</w:t>
+            </w:r>
+          </w:p>
+        </w:tc>
+        <w:tc>
+          <w:tcPr>
+            <w:tcW w:w="1320" w:type="dxa"/>
             <w:tcMar>
               <w:top w:w="40" w:type="dxa"/>
               <w:left w:w="80" w:type="dxa"/>
@@ -12812,15 +13868,24 @@
               <w:jc w:val="center"/>
             </w:pPr>
             <w:r>
-              <w:t>0,16</w:t>
+              <w:t>0,30</w:t>
             </w:r>
           </w:p>
         </w:tc>
       </w:tr>
       <w:tr>
-        <w:tc>
-          <w:tcPr>
-            <w:tcW w:w="2598" w:type="dxa"/>
+        <w:tblPrEx>
+          <w:tblCellMar>
+            <w:top w:w="0" w:type="dxa"/>
+            <w:bottom w:w="0" w:type="dxa"/>
+          </w:tblCellMar>
+        </w:tblPrEx>
+        <w:trPr>
+          <w:jc w:val="center"/>
+        </w:trPr>
+        <w:tc>
+          <w:tcPr>
+            <w:tcW w:w="2600" w:type="dxa"/>
             <w:tcMar>
               <w:top w:w="40" w:type="dxa"/>
               <w:left w:w="80" w:type="dxa"/>
@@ -12836,7 +13901,7 @@
         </w:tc>
         <w:tc>
           <w:tcPr>
-            <w:tcW w:w="1310" w:type="dxa"/>
+            <w:tcW w:w="1320" w:type="dxa"/>
             <w:tcMar>
               <w:top w:w="40" w:type="dxa"/>
               <w:left w:w="80" w:type="dxa"/>
@@ -12849,13 +13914,13 @@
               <w:jc w:val="center"/>
             </w:pPr>
             <w:r>
-              <w:t>0,34</w:t>
-            </w:r>
-          </w:p>
-        </w:tc>
-        <w:tc>
-          <w:tcPr>
-            <w:tcW w:w="1311" w:type="dxa"/>
+              <w:t>0,76</w:t>
+            </w:r>
+          </w:p>
+        </w:tc>
+        <w:tc>
+          <w:tcPr>
+            <w:tcW w:w="1320" w:type="dxa"/>
             <w:tcMar>
               <w:top w:w="40" w:type="dxa"/>
               <w:left w:w="80" w:type="dxa"/>
@@ -12868,13 +13933,13 @@
               <w:jc w:val="center"/>
             </w:pPr>
             <w:r>
-              <w:t>0,29</w:t>
-            </w:r>
-          </w:p>
-        </w:tc>
-        <w:tc>
-          <w:tcPr>
-            <w:tcW w:w="1310" w:type="dxa"/>
+              <w:t>0,79</w:t>
+            </w:r>
+          </w:p>
+        </w:tc>
+        <w:tc>
+          <w:tcPr>
+            <w:tcW w:w="1320" w:type="dxa"/>
             <w:tcMar>
               <w:top w:w="40" w:type="dxa"/>
               <w:left w:w="80" w:type="dxa"/>
@@ -12887,13 +13952,13 @@
               <w:jc w:val="center"/>
             </w:pPr>
             <w:r>
-              <w:t>0,24</w:t>
-            </w:r>
-          </w:p>
-        </w:tc>
-        <w:tc>
-          <w:tcPr>
-            <w:tcW w:w="1311" w:type="dxa"/>
+              <w:t>0,85</w:t>
+            </w:r>
+          </w:p>
+        </w:tc>
+        <w:tc>
+          <w:tcPr>
+            <w:tcW w:w="1320" w:type="dxa"/>
             <w:tcMar>
               <w:top w:w="40" w:type="dxa"/>
               <w:left w:w="80" w:type="dxa"/>
@@ -12906,13 +13971,13 @@
               <w:jc w:val="center"/>
             </w:pPr>
             <w:r>
-              <w:t>0,29</w:t>
-            </w:r>
-          </w:p>
-        </w:tc>
-        <w:tc>
-          <w:tcPr>
-            <w:tcW w:w="1360" w:type="dxa"/>
+              <w:t>0,61</w:t>
+            </w:r>
+          </w:p>
+        </w:tc>
+        <w:tc>
+          <w:tcPr>
+            <w:tcW w:w="1320" w:type="dxa"/>
             <w:tcMar>
               <w:top w:w="40" w:type="dxa"/>
               <w:left w:w="80" w:type="dxa"/>
@@ -12925,15 +13990,24 @@
               <w:jc w:val="center"/>
             </w:pPr>
             <w:r>
-              <w:t>0,65</w:t>
+              <w:t>0,97</w:t>
             </w:r>
           </w:p>
         </w:tc>
       </w:tr>
       <w:tr>
-        <w:tc>
-          <w:tcPr>
-            <w:tcW w:w="2598" w:type="dxa"/>
+        <w:tblPrEx>
+          <w:tblCellMar>
+            <w:top w:w="0" w:type="dxa"/>
+            <w:bottom w:w="0" w:type="dxa"/>
+          </w:tblCellMar>
+        </w:tblPrEx>
+        <w:trPr>
+          <w:jc w:val="center"/>
+        </w:trPr>
+        <w:tc>
+          <w:tcPr>
+            <w:tcW w:w="2600" w:type="dxa"/>
             <w:tcMar>
               <w:top w:w="40" w:type="dxa"/>
               <w:left w:w="80" w:type="dxa"/>
@@ -12949,7 +14023,7 @@
         </w:tc>
         <w:tc>
           <w:tcPr>
-            <w:tcW w:w="1310" w:type="dxa"/>
+            <w:tcW w:w="1320" w:type="dxa"/>
             <w:tcMar>
               <w:top w:w="40" w:type="dxa"/>
               <w:left w:w="80" w:type="dxa"/>
@@ -12962,13 +14036,13 @@
               <w:jc w:val="center"/>
             </w:pPr>
             <w:r>
-              <w:t>0,41</w:t>
-            </w:r>
-          </w:p>
-        </w:tc>
-        <w:tc>
-          <w:tcPr>
-            <w:tcW w:w="1311" w:type="dxa"/>
+              <w:t>0,56</w:t>
+            </w:r>
+          </w:p>
+        </w:tc>
+        <w:tc>
+          <w:tcPr>
+            <w:tcW w:w="1320" w:type="dxa"/>
             <w:tcMar>
               <w:top w:w="40" w:type="dxa"/>
               <w:left w:w="80" w:type="dxa"/>
@@ -12981,13 +14055,13 @@
               <w:jc w:val="center"/>
             </w:pPr>
             <w:r>
-              <w:t>0,21</w:t>
-            </w:r>
-          </w:p>
-        </w:tc>
-        <w:tc>
-          <w:tcPr>
-            <w:tcW w:w="1310" w:type="dxa"/>
+              <w:t>0,63</w:t>
+            </w:r>
+          </w:p>
+        </w:tc>
+        <w:tc>
+          <w:tcPr>
+            <w:tcW w:w="1320" w:type="dxa"/>
             <w:tcMar>
               <w:top w:w="40" w:type="dxa"/>
               <w:left w:w="80" w:type="dxa"/>
@@ -13000,13 +14074,13 @@
               <w:jc w:val="center"/>
             </w:pPr>
             <w:r>
-              <w:t>0,43</w:t>
-            </w:r>
-          </w:p>
-        </w:tc>
-        <w:tc>
-          <w:tcPr>
-            <w:tcW w:w="1311" w:type="dxa"/>
+              <w:t>0,67</w:t>
+            </w:r>
+          </w:p>
+        </w:tc>
+        <w:tc>
+          <w:tcPr>
+            <w:tcW w:w="1320" w:type="dxa"/>
             <w:tcMar>
               <w:top w:w="40" w:type="dxa"/>
               <w:left w:w="80" w:type="dxa"/>
@@ -13019,13 +14093,13 @@
               <w:jc w:val="center"/>
             </w:pPr>
             <w:r>
-              <w:t>0,19</w:t>
-            </w:r>
-          </w:p>
-        </w:tc>
-        <w:tc>
-          <w:tcPr>
-            <w:tcW w:w="1360" w:type="dxa"/>
+              <w:t>0,18</w:t>
+            </w:r>
+          </w:p>
+        </w:tc>
+        <w:tc>
+          <w:tcPr>
+            <w:tcW w:w="1320" w:type="dxa"/>
             <w:tcMar>
               <w:top w:w="40" w:type="dxa"/>
               <w:left w:w="80" w:type="dxa"/>
@@ -13038,15 +14112,24 @@
               <w:jc w:val="center"/>
             </w:pPr>
             <w:r>
-              <w:t>0,55</w:t>
+              <w:t>0,96</w:t>
             </w:r>
           </w:p>
         </w:tc>
       </w:tr>
       <w:tr>
-        <w:tc>
-          <w:tcPr>
-            <w:tcW w:w="2598" w:type="dxa"/>
+        <w:tblPrEx>
+          <w:tblCellMar>
+            <w:top w:w="0" w:type="dxa"/>
+            <w:bottom w:w="0" w:type="dxa"/>
+          </w:tblCellMar>
+        </w:tblPrEx>
+        <w:trPr>
+          <w:jc w:val="center"/>
+        </w:trPr>
+        <w:tc>
+          <w:tcPr>
+            <w:tcW w:w="2600" w:type="dxa"/>
             <w:tcMar>
               <w:top w:w="40" w:type="dxa"/>
               <w:left w:w="80" w:type="dxa"/>
@@ -13062,7 +14145,7 @@
         </w:tc>
         <w:tc>
           <w:tcPr>
-            <w:tcW w:w="1310" w:type="dxa"/>
+            <w:tcW w:w="1320" w:type="dxa"/>
             <w:tcMar>
               <w:top w:w="40" w:type="dxa"/>
               <w:left w:w="80" w:type="dxa"/>
@@ -13075,13 +14158,13 @@
               <w:jc w:val="center"/>
             </w:pPr>
             <w:r>
-              <w:t>0,05</w:t>
-            </w:r>
-          </w:p>
-        </w:tc>
-        <w:tc>
-          <w:tcPr>
-            <w:tcW w:w="1311" w:type="dxa"/>
+              <w:t>0,33</w:t>
+            </w:r>
+          </w:p>
+        </w:tc>
+        <w:tc>
+          <w:tcPr>
+            <w:tcW w:w="1320" w:type="dxa"/>
             <w:tcMar>
               <w:top w:w="40" w:type="dxa"/>
               <w:left w:w="80" w:type="dxa"/>
@@ -13094,13 +14177,13 @@
               <w:jc w:val="center"/>
             </w:pPr>
             <w:r>
-              <w:t>0,00</w:t>
-            </w:r>
-          </w:p>
-        </w:tc>
-        <w:tc>
-          <w:tcPr>
-            <w:tcW w:w="1310" w:type="dxa"/>
+              <w:t>0,52</w:t>
+            </w:r>
+          </w:p>
+        </w:tc>
+        <w:tc>
+          <w:tcPr>
+            <w:tcW w:w="1320" w:type="dxa"/>
             <w:tcMar>
               <w:top w:w="40" w:type="dxa"/>
               <w:left w:w="80" w:type="dxa"/>
@@ -13113,13 +14196,13 @@
               <w:jc w:val="center"/>
             </w:pPr>
             <w:r>
-              <w:t>0,00</w:t>
-            </w:r>
-          </w:p>
-        </w:tc>
-        <w:tc>
-          <w:tcPr>
-            <w:tcW w:w="1311" w:type="dxa"/>
+              <w:t>0,49</w:t>
+            </w:r>
+          </w:p>
+        </w:tc>
+        <w:tc>
+          <w:tcPr>
+            <w:tcW w:w="1320" w:type="dxa"/>
             <w:tcMar>
               <w:top w:w="40" w:type="dxa"/>
               <w:left w:w="80" w:type="dxa"/>
@@ -13132,13 +14215,13 @@
               <w:jc w:val="center"/>
             </w:pPr>
             <w:r>
-              <w:t>0,00</w:t>
-            </w:r>
-          </w:p>
-        </w:tc>
-        <w:tc>
-          <w:tcPr>
-            <w:tcW w:w="1360" w:type="dxa"/>
+              <w:t>0,49</w:t>
+            </w:r>
+          </w:p>
+        </w:tc>
+        <w:tc>
+          <w:tcPr>
+            <w:tcW w:w="1320" w:type="dxa"/>
             <w:tcMar>
               <w:top w:w="40" w:type="dxa"/>
               <w:left w:w="80" w:type="dxa"/>
@@ -13151,15 +14234,24 @@
               <w:jc w:val="center"/>
             </w:pPr>
             <w:r>
-              <w:t>0,00</w:t>
+              <w:t>0,92</w:t>
             </w:r>
           </w:p>
         </w:tc>
       </w:tr>
       <w:tr>
-        <w:tc>
-          <w:tcPr>
-            <w:tcW w:w="2598" w:type="dxa"/>
+        <w:tblPrEx>
+          <w:tblCellMar>
+            <w:top w:w="0" w:type="dxa"/>
+            <w:bottom w:w="0" w:type="dxa"/>
+          </w:tblCellMar>
+        </w:tblPrEx>
+        <w:trPr>
+          <w:jc w:val="center"/>
+        </w:trPr>
+        <w:tc>
+          <w:tcPr>
+            <w:tcW w:w="2600" w:type="dxa"/>
             <w:tcMar>
               <w:top w:w="40" w:type="dxa"/>
               <w:left w:w="80" w:type="dxa"/>
@@ -13175,7 +14267,7 @@
         </w:tc>
         <w:tc>
           <w:tcPr>
-            <w:tcW w:w="1310" w:type="dxa"/>
+            <w:tcW w:w="1320" w:type="dxa"/>
             <w:tcMar>
               <w:top w:w="40" w:type="dxa"/>
               <w:left w:w="80" w:type="dxa"/>
@@ -13188,13 +14280,13 @@
               <w:jc w:val="center"/>
             </w:pPr>
             <w:r>
-              <w:t>0,08</w:t>
-            </w:r>
-          </w:p>
-        </w:tc>
-        <w:tc>
-          <w:tcPr>
-            <w:tcW w:w="1311" w:type="dxa"/>
+              <w:t>0,79</w:t>
+            </w:r>
+          </w:p>
+        </w:tc>
+        <w:tc>
+          <w:tcPr>
+            <w:tcW w:w="1320" w:type="dxa"/>
             <w:tcMar>
               <w:top w:w="40" w:type="dxa"/>
               <w:left w:w="80" w:type="dxa"/>
@@ -13207,13 +14299,13 @@
               <w:jc w:val="center"/>
             </w:pPr>
             <w:r>
-              <w:t>0,09</w:t>
-            </w:r>
-          </w:p>
-        </w:tc>
-        <w:tc>
-          <w:tcPr>
-            <w:tcW w:w="1310" w:type="dxa"/>
+              <w:t>0,66</w:t>
+            </w:r>
+          </w:p>
+        </w:tc>
+        <w:tc>
+          <w:tcPr>
+            <w:tcW w:w="1320" w:type="dxa"/>
             <w:tcMar>
               <w:top w:w="40" w:type="dxa"/>
               <w:left w:w="80" w:type="dxa"/>
@@ -13226,13 +14318,13 @@
               <w:jc w:val="center"/>
             </w:pPr>
             <w:r>
-              <w:t>0,26</w:t>
-            </w:r>
-          </w:p>
-        </w:tc>
-        <w:tc>
-          <w:tcPr>
-            <w:tcW w:w="1311" w:type="dxa"/>
+              <w:t>0,69</w:t>
+            </w:r>
+          </w:p>
+        </w:tc>
+        <w:tc>
+          <w:tcPr>
+            <w:tcW w:w="1320" w:type="dxa"/>
             <w:tcMar>
               <w:top w:w="40" w:type="dxa"/>
               <w:left w:w="80" w:type="dxa"/>
@@ -13245,13 +14337,13 @@
               <w:jc w:val="center"/>
             </w:pPr>
             <w:r>
-              <w:t>0,33</w:t>
-            </w:r>
-          </w:p>
-        </w:tc>
-        <w:tc>
-          <w:tcPr>
-            <w:tcW w:w="1360" w:type="dxa"/>
+              <w:t>0,42</w:t>
+            </w:r>
+          </w:p>
+        </w:tc>
+        <w:tc>
+          <w:tcPr>
+            <w:tcW w:w="1320" w:type="dxa"/>
             <w:tcMar>
               <w:top w:w="40" w:type="dxa"/>
               <w:left w:w="80" w:type="dxa"/>
@@ -13264,7 +14356,7 @@
               <w:jc w:val="center"/>
             </w:pPr>
             <w:r>
-              <w:t>0,03</w:t>
+              <w:t>0,82</w:t>
             </w:r>
           </w:p>
         </w:tc>
@@ -13353,17 +14445,41 @@
       <w:r>
         <w:rPr>
           <w:noProof/>
-          <w:sz w:val="18"/>
         </w:rPr>
         <w:drawing>
-          <wp:inline distT="0" distB="0" distL="0" distR="0" wp14:anchorId="2A0269BE" wp14:editId="1F9E5B53">
-            <wp:extent cx="5486400" cy="3200400"/>
-            <wp:effectExtent l="0" t="0" r="0" b="0"/>
-            <wp:docPr id="6" name="Chart 6"/>
-            <wp:cNvGraphicFramePr/>
+          <wp:inline distT="0" distB="0" distL="0" distR="0" wp14:anchorId="4A3530A1" wp14:editId="6ACC5B6F">
+            <wp:extent cx="5731510" cy="2810289"/>
+            <wp:effectExtent l="0" t="0" r="2540" b="9525"/>
+            <wp:docPr id="34" name="Picture 34"/>
+            <wp:cNvGraphicFramePr>
+              <a:graphicFrameLocks xmlns:a="http://schemas.openxmlformats.org/drawingml/2006/main" noChangeAspect="1"/>
+            </wp:cNvGraphicFramePr>
             <a:graphic xmlns:a="http://schemas.openxmlformats.org/drawingml/2006/main">
-              <a:graphicData uri="http://schemas.openxmlformats.org/drawingml/2006/chart">
-                <c:chart xmlns:c="http://schemas.openxmlformats.org/drawingml/2006/chart" xmlns:r="http://schemas.openxmlformats.org/officeDocument/2006/relationships" r:id="rId30"/>
+              <a:graphicData uri="http://schemas.openxmlformats.org/drawingml/2006/picture">
+                <pic:pic xmlns:pic="http://schemas.openxmlformats.org/drawingml/2006/picture">
+                  <pic:nvPicPr>
+                    <pic:cNvPr id="0" name=""/>
+                    <pic:cNvPicPr>
+                      <a:picLocks noChangeAspect="1" noChangeArrowheads="1"/>
+                    </pic:cNvPicPr>
+                  </pic:nvPicPr>
+                  <pic:blipFill>
+                    <a:blip r:embed="rId31"/>
+                    <a:srcRect/>
+                    <a:stretch>
+                      <a:fillRect/>
+                    </a:stretch>
+                  </pic:blipFill>
+                  <pic:spPr bwMode="auto">
+                    <a:xfrm>
+                      <a:off x="0" y="0"/>
+                      <a:ext cx="5731510" cy="2810289"/>
+                    </a:xfrm>
+                    <a:prstGeom prst="rect">
+                      <a:avLst/>
+                    </a:prstGeom>
+                  </pic:spPr>
+                </pic:pic>
               </a:graphicData>
             </a:graphic>
           </wp:inline>
@@ -13384,7 +14500,7 @@
           <w:sz w:val="18"/>
           <w:lang w:val="sr-Cyrl-RS"/>
         </w:rPr>
-        <w:t>Слика 20</w:t>
+        <w:t>Слика 22</w:t>
       </w:r>
       <w:r>
         <w:rPr>
@@ -13434,16 +14550,6 @@
         </w:rPr>
         <w:t>)</w:t>
       </w:r>
-    </w:p>
-    <w:p>
-      <w:pPr>
-        <w:spacing w:before="200" w:after="60"/>
-        <w:jc w:val="center"/>
-        <w:rPr>
-          <w:sz w:val="18"/>
-          <w:lang w:val="sr-Cyrl-RS"/>
-        </w:rPr>
-      </w:pPr>
     </w:p>
     <w:p>
       <w:pPr>
@@ -13458,6 +14564,7 @@
     <w:tbl>
       <w:tblPr>
         <w:tblW w:w="8400" w:type="dxa"/>
+        <w:jc w:val="center"/>
         <w:tblBorders>
           <w:top w:val="single" w:sz="4" w:space="0" w:color="auto"/>
           <w:left w:val="single" w:sz="4" w:space="0" w:color="auto"/>
@@ -13478,8 +14585,15 @@
         <w:gridCol w:w="2200"/>
       </w:tblGrid>
       <w:tr>
+        <w:tblPrEx>
+          <w:tblCellMar>
+            <w:top w:w="0" w:type="dxa"/>
+            <w:bottom w:w="0" w:type="dxa"/>
+          </w:tblCellMar>
+        </w:tblPrEx>
         <w:trPr>
           <w:tblHeader/>
+          <w:jc w:val="center"/>
         </w:trPr>
         <w:tc>
           <w:tcPr>
@@ -13493,18 +14607,11 @@
             </w:tcMar>
           </w:tcPr>
           <w:p>
-            <w:pPr>
-              <w:rPr>
-                <w:lang w:val="sr-Cyrl-RS"/>
-              </w:rPr>
-            </w:pPr>
             <w:r>
               <w:rPr>
                 <w:b/>
                 <w:bCs/>
-                <w:lang w:val="sr-Cyrl-RS"/>
-              </w:rPr>
-              <w:lastRenderedPageBreak/>
+              </w:rPr>
               <w:t>Систем</w:t>
             </w:r>
           </w:p>
@@ -13529,7 +14636,7 @@
                 <w:b/>
                 <w:bCs/>
               </w:rPr>
-              <w:t>F1 strogo</w:t>
+              <w:t>F1 строго</w:t>
             </w:r>
           </w:p>
         </w:tc>
@@ -13553,12 +14660,21 @@
                 <w:b/>
                 <w:bCs/>
               </w:rPr>
-              <w:t>F1 relaxed</w:t>
+              <w:t>F1 ублаж.</w:t>
             </w:r>
           </w:p>
         </w:tc>
       </w:tr>
       <w:tr>
+        <w:tblPrEx>
+          <w:tblCellMar>
+            <w:top w:w="0" w:type="dxa"/>
+            <w:bottom w:w="0" w:type="dxa"/>
+          </w:tblCellMar>
+        </w:tblPrEx>
+        <w:trPr>
+          <w:jc w:val="center"/>
+        </w:trPr>
         <w:tc>
           <w:tcPr>
             <w:tcW w:w="4000" w:type="dxa"/>
@@ -13571,7 +14687,7 @@
           </w:tcPr>
           <w:p>
             <w:r>
-              <w:t>Qwen3-4B instruct</w:t>
+              <w:t>Qwen3-4B инстр.</w:t>
             </w:r>
           </w:p>
         </w:tc>
@@ -13590,7 +14706,7 @@
               <w:jc w:val="center"/>
             </w:pPr>
             <w:r>
-              <w:t>0,448</w:t>
+              <w:t>0,377</w:t>
             </w:r>
           </w:p>
         </w:tc>
@@ -13609,12 +14725,21 @@
               <w:jc w:val="center"/>
             </w:pPr>
             <w:r>
-              <w:t>0,503</w:t>
+              <w:t>0,510</w:t>
             </w:r>
           </w:p>
         </w:tc>
       </w:tr>
       <w:tr>
+        <w:tblPrEx>
+          <w:tblCellMar>
+            <w:top w:w="0" w:type="dxa"/>
+            <w:bottom w:w="0" w:type="dxa"/>
+          </w:tblCellMar>
+        </w:tblPrEx>
+        <w:trPr>
+          <w:jc w:val="center"/>
+        </w:trPr>
         <w:tc>
           <w:tcPr>
             <w:tcW w:w="4000" w:type="dxa"/>
@@ -13627,7 +14752,7 @@
           </w:tcPr>
           <w:p>
             <w:r>
-              <w:t>Qwen3-30B instruct</w:t>
+              <w:t>Qwen3-30B инстр.</w:t>
             </w:r>
           </w:p>
         </w:tc>
@@ -13646,7 +14771,7 @@
               <w:jc w:val="center"/>
             </w:pPr>
             <w:r>
-              <w:t>0,441</w:t>
+              <w:t>0,429</w:t>
             </w:r>
           </w:p>
         </w:tc>
@@ -13665,66 +14790,7 @@
               <w:jc w:val="center"/>
             </w:pPr>
             <w:r>
-              <w:t>0,575</w:t>
-            </w:r>
-          </w:p>
-        </w:tc>
-      </w:tr>
-      <w:tr>
-        <w:tc>
-          <w:tcPr>
-            <w:tcW w:w="4000" w:type="dxa"/>
-            <w:tcMar>
-              <w:top w:w="40" w:type="dxa"/>
-              <w:left w:w="80" w:type="dxa"/>
-              <w:bottom w:w="40" w:type="dxa"/>
-              <w:right w:w="80" w:type="dxa"/>
-            </w:tcMar>
-          </w:tcPr>
-          <w:p>
-            <w:r>
-              <w:t>NER4Legal_</w:t>
-            </w:r>
-            <w:r>
-              <w:t>SRB</w:t>
-            </w:r>
-          </w:p>
-        </w:tc>
-        <w:tc>
-          <w:tcPr>
-            <w:tcW w:w="2200" w:type="dxa"/>
-            <w:tcMar>
-              <w:top w:w="40" w:type="dxa"/>
-              <w:left w:w="80" w:type="dxa"/>
-              <w:bottom w:w="40" w:type="dxa"/>
-              <w:right w:w="80" w:type="dxa"/>
-            </w:tcMar>
-          </w:tcPr>
-          <w:p>
-            <w:pPr>
-              <w:jc w:val="center"/>
-            </w:pPr>
-            <w:r>
-              <w:t>0,061</w:t>
-            </w:r>
-          </w:p>
-        </w:tc>
-        <w:tc>
-          <w:tcPr>
-            <w:tcW w:w="2200" w:type="dxa"/>
-            <w:tcMar>
-              <w:top w:w="40" w:type="dxa"/>
-              <w:left w:w="80" w:type="dxa"/>
-              <w:bottom w:w="40" w:type="dxa"/>
-              <w:right w:w="80" w:type="dxa"/>
-            </w:tcMar>
-          </w:tcPr>
-          <w:p>
-            <w:pPr>
-              <w:jc w:val="center"/>
-            </w:pPr>
-            <w:r>
-              <w:t>0,421</w:t>
+              <w:t>0,537</w:t>
             </w:r>
           </w:p>
         </w:tc>
@@ -13733,78 +14799,87 @@
     <w:p>
       <w:pPr>
         <w:spacing w:before="200" w:after="60"/>
-        <w:jc w:val="center"/>
-        <w:rPr>
-          <w:bCs/>
-          <w:sz w:val="18"/>
-        </w:rPr>
-      </w:pPr>
-      <w:r>
-        <w:rPr>
-          <w:bCs/>
-          <w:sz w:val="18"/>
-          <w:lang w:val="sr-Cyrl-RS"/>
-        </w:rPr>
-        <w:t>Табела</w:t>
-      </w:r>
-      <w:r>
-        <w:rPr>
-          <w:bCs/>
-          <w:sz w:val="18"/>
-        </w:rPr>
-        <w:t xml:space="preserve"> 7</w:t>
-      </w:r>
-      <w:r>
-        <w:rPr>
-          <w:bCs/>
-          <w:sz w:val="18"/>
-        </w:rPr>
-        <w:t xml:space="preserve">. </w:t>
-      </w:r>
-      <w:r>
-        <w:rPr>
-          <w:bCs/>
-          <w:sz w:val="18"/>
-          <w:lang w:val="sr-Cyrl-RS"/>
-        </w:rPr>
-        <w:t>Резул</w:t>
-      </w:r>
-      <w:r>
-        <w:rPr>
-          <w:bCs/>
-          <w:sz w:val="18"/>
-          <w:lang w:val="sr-Cyrl-RS"/>
-        </w:rPr>
-        <w:t>тати на целом тест скупу</w:t>
-      </w:r>
-      <w:r>
-        <w:rPr>
-          <w:bCs/>
-          <w:sz w:val="18"/>
-        </w:rPr>
-        <w:t xml:space="preserve"> (1.375 </w:t>
-      </w:r>
-      <w:r>
-        <w:rPr>
-          <w:bCs/>
-          <w:sz w:val="18"/>
-          <w:lang w:val="sr-Cyrl-RS"/>
-        </w:rPr>
-        <w:t>реченица</w:t>
-      </w:r>
-      <w:r>
-        <w:rPr>
-          <w:bCs/>
-          <w:sz w:val="18"/>
-        </w:rPr>
-        <w:t>).</w:t>
-      </w:r>
+        <w:rPr>
+          <w:sz w:val="18"/>
+          <w:lang w:val="sr-Cyrl-RS"/>
+        </w:rPr>
+      </w:pPr>
     </w:p>
     <w:p>
       <w:pPr>
         <w:spacing w:before="200" w:after="60"/>
         <w:jc w:val="center"/>
         <w:rPr>
+          <w:bCs/>
+          <w:sz w:val="18"/>
+        </w:rPr>
+      </w:pPr>
+      <w:r>
+        <w:rPr>
+          <w:bCs/>
+          <w:sz w:val="18"/>
+          <w:lang w:val="sr-Cyrl-RS"/>
+        </w:rPr>
+        <w:t>Табела</w:t>
+      </w:r>
+      <w:r>
+        <w:rPr>
+          <w:bCs/>
+          <w:sz w:val="18"/>
+        </w:rPr>
+        <w:t xml:space="preserve"> 7</w:t>
+      </w:r>
+      <w:r>
+        <w:rPr>
+          <w:bCs/>
+          <w:sz w:val="18"/>
+        </w:rPr>
+        <w:t xml:space="preserve">. </w:t>
+      </w:r>
+      <w:r>
+        <w:rPr>
+          <w:bCs/>
+          <w:sz w:val="18"/>
+          <w:lang w:val="sr-Cyrl-RS"/>
+        </w:rPr>
+        <w:t>Резул</w:t>
+      </w:r>
+      <w:r>
+        <w:rPr>
+          <w:bCs/>
+          <w:sz w:val="18"/>
+          <w:lang w:val="sr-Cyrl-RS"/>
+        </w:rPr>
+        <w:t>тати на целом тест скупу</w:t>
+      </w:r>
+      <w:r>
+        <w:rPr>
+          <w:bCs/>
+          <w:sz w:val="18"/>
+        </w:rPr>
+        <w:t xml:space="preserve"> (1.375 </w:t>
+      </w:r>
+      <w:r>
+        <w:rPr>
+          <w:bCs/>
+          <w:sz w:val="18"/>
+          <w:lang w:val="sr-Cyrl-RS"/>
+        </w:rPr>
+        <w:t>реченица</w:t>
+      </w:r>
+      <w:r>
+        <w:rPr>
+          <w:bCs/>
+          <w:sz w:val="18"/>
+        </w:rPr>
+        <w:t>).</w:t>
+      </w:r>
+    </w:p>
+    <w:p>
+      <w:pPr>
+        <w:spacing w:before="200" w:after="60"/>
+        <w:jc w:val="center"/>
+        <w:rPr>
           <w:sz w:val="18"/>
         </w:rPr>
       </w:pPr>
@@ -13818,21 +14893,26 @@
         <w:rPr>
           <w:noProof/>
         </w:rPr>
+        <w:lastRenderedPageBreak/>
         <w:drawing>
-          <wp:inline distT="0" distB="0" distL="0" distR="0" wp14:anchorId="68C36D85" wp14:editId="2C4D67E7">
-            <wp:extent cx="4476750" cy="3324225"/>
-            <wp:effectExtent l="0" t="0" r="0" b="9525"/>
-            <wp:docPr id="24" name="Picture 24"/>
-            <wp:cNvGraphicFramePr/>
+          <wp:inline distT="0" distB="0" distL="0" distR="0" wp14:anchorId="0C2BA212" wp14:editId="72D678E7">
+            <wp:extent cx="4116125" cy="3087094"/>
+            <wp:effectExtent l="0" t="0" r="0" b="0"/>
+            <wp:docPr id="35" name="Picture 35"/>
+            <wp:cNvGraphicFramePr>
+              <a:graphicFrameLocks xmlns:a="http://schemas.openxmlformats.org/drawingml/2006/main" noChangeAspect="1"/>
+            </wp:cNvGraphicFramePr>
             <a:graphic xmlns:a="http://schemas.openxmlformats.org/drawingml/2006/main">
               <a:graphicData uri="http://schemas.openxmlformats.org/drawingml/2006/picture">
                 <pic:pic xmlns:pic="http://schemas.openxmlformats.org/drawingml/2006/picture">
                   <pic:nvPicPr>
-                    <pic:cNvPr id="12" name="Picture 12"/>
-                    <pic:cNvPicPr/>
+                    <pic:cNvPr id="0" name=""/>
+                    <pic:cNvPicPr>
+                      <a:picLocks noChangeAspect="1" noChangeArrowheads="1"/>
+                    </pic:cNvPicPr>
                   </pic:nvPicPr>
                   <pic:blipFill>
-                    <a:blip r:embed="rId31"/>
+                    <a:blip r:embed="rId32"/>
                     <a:srcRect/>
                     <a:stretch>
                       <a:fillRect/>
@@ -13841,7 +14921,7 @@
                   <pic:spPr bwMode="auto">
                     <a:xfrm>
                       <a:off x="0" y="0"/>
-                      <a:ext cx="4476750" cy="3324225"/>
+                      <a:ext cx="4118988" cy="3089241"/>
                     </a:xfrm>
                     <a:prstGeom prst="rect">
                       <a:avLst/>
@@ -13868,7 +14948,14 @@
           <w:sz w:val="18"/>
           <w:lang w:val="sr-Cyrl-RS"/>
         </w:rPr>
-        <w:t>Слика 21. Однос прецизности и одзива по систему</w:t>
+        <w:t>Слика 23</w:t>
+      </w:r>
+      <w:r>
+        <w:rPr>
+          <w:sz w:val="18"/>
+          <w:lang w:val="sr-Cyrl-RS"/>
+        </w:rPr>
+        <w:t>. Однос прецизности и одзива по систему</w:t>
       </w:r>
     </w:p>
     <w:p>
@@ -13892,7 +14979,7 @@
         <w:t xml:space="preserve">мере на комплетном корпусу за инструкцијске </w:t>
       </w:r>
       <w:r>
-        <w:t>Qwen3 моделе као и референтног NER4Legal_SRB модела</w:t>
+        <w:t>Qwen3 моделе</w:t>
       </w:r>
       <w:r>
         <w:t>.</w:t>
@@ -13931,74 +15018,26 @@
         <w:jc w:val="both"/>
       </w:pPr>
       <w:r>
-        <w:t xml:space="preserve">Први </w:t>
-      </w:r>
-      <w:r>
-        <w:rPr>
-          <w:lang w:val="sr-Cyrl-RS"/>
-        </w:rPr>
-        <w:t>резултат</w:t>
-      </w:r>
-      <w:r>
-        <w:t xml:space="preserve"> односи се на утицај врсте модела. „Мислећа</w:t>
+        <w:t>Први налаз односи се на врсту модела. „Мислећа" варијанта драматично мења однос прецизности и одзива: постиже врло високу прецизност (0</w:t>
       </w:r>
       <w:proofErr w:type="gramStart"/>
       <w:r>
-        <w:t>“ варијанта</w:t>
+        <w:t>,78</w:t>
       </w:r>
       <w:proofErr w:type="gramEnd"/>
       <w:r>
-        <w:t xml:space="preserve"> не побољшава значајно укупну F1 меру у односу на инструкцијску, али дрстично мења </w:t>
-      </w:r>
-      <w:r>
-        <w:t>однос прецизности и одзива.</w:t>
-      </w:r>
-      <w:r>
-        <w:t xml:space="preserve"> „</w:t>
-      </w:r>
-      <w:r>
-        <w:rPr>
-          <w:lang w:val="sr-Cyrl-RS"/>
-        </w:rPr>
-        <w:t>М</w:t>
-      </w:r>
-      <w:r>
-        <w:t>ислећи</w:t>
+        <w:t>–0,87) уз низак одзив (0,21–0,36), док су инструкцијски модели уравнотеженији. Експлицитно расуђивање чини модел конзервативнијим — изоставља несигурне кандидате, па смањује број лажно позитивних, али повећава број пропуштених ентитета [8, 10]. Код већег модела ова конзервативност постаје екстремна: Qwen3-30B у „мислећој" варијанти враћа празан резултат за око половину реченица (одзив свега 0</w:t>
       </w:r>
       <w:proofErr w:type="gramStart"/>
       <w:r>
-        <w:t>“ модели</w:t>
+        <w:t>,21</w:t>
       </w:r>
       <w:proofErr w:type="gramEnd"/>
       <w:r>
-        <w:t xml:space="preserve"> постижу високу прецизност (0,76–0,83) уз низак одзив (0,16–0,21), док су инструкцијски модели уравнотеженији, али бучнији (прецизност око 0,21). Другим речима, експлицитно расуђивање чини модел </w:t>
-      </w:r>
-      <w:r>
-        <w:rPr>
-          <w:lang w:val="sr-Cyrl-RS"/>
-        </w:rPr>
-        <w:t>затворенијим</w:t>
-      </w:r>
-      <w:r>
-        <w:t xml:space="preserve"> </w:t>
-      </w:r>
-      <w:r>
-        <w:rPr>
-          <w:lang w:val="sr-Cyrl-RS"/>
-        </w:rPr>
-        <w:t xml:space="preserve">односно </w:t>
-      </w:r>
-      <w:r>
-        <w:t xml:space="preserve">наводи </w:t>
-      </w:r>
-      <w:r>
-        <w:rPr>
-          <w:lang w:val="sr-Cyrl-RS"/>
-        </w:rPr>
-        <w:t xml:space="preserve">га </w:t>
-      </w:r>
-      <w:r>
-        <w:t>да изостави несигурне кандидате, чиме смањује број лажно позитивних, али повећава број пропуштених ентитета. Овај резултат је у складу са запажањем да расуђивање не доноси корист подједнако на свим задацима [8].</w:t>
+        <w:t>), па му укупна F1 мера пада на 0,335 — ниже него код инструкцијске варијанте (0,540). Важно је напоменути да ова појава није последица техничког одсецања излаза (потврђено понављањем са повећаним бројем излазних токена), већ стварног понашања модела</w:t>
+      </w:r>
+      <w:r>
+        <w:t>.</w:t>
       </w:r>
     </w:p>
     <w:p>
@@ -14007,28 +15046,10 @@
         <w:jc w:val="both"/>
       </w:pPr>
       <w:r>
-        <w:t xml:space="preserve">Други </w:t>
-      </w:r>
-      <w:r>
-        <w:rPr>
-          <w:lang w:val="sr-Cyrl-RS"/>
-        </w:rPr>
-        <w:t>разултат</w:t>
-      </w:r>
-      <w:r>
-        <w:t xml:space="preserve"> тиче се димензије модела. Код инструкцијских модела повећање са 4B на 30B параметара готово да не мења резултат по строгој метрици (0,255 наспрам 0,249), што је сагласно ранијем запажању да величина модела има ограничен утицај на NER [5]. Међутим, код „мислећих</w:t>
-      </w:r>
-      <w:proofErr w:type="gramStart"/>
-      <w:r>
-        <w:t>“ модела</w:t>
-      </w:r>
-      <w:proofErr w:type="gramEnd"/>
-      <w:r>
-        <w:t xml:space="preserve"> већи модел доноси приметно побољшање (0,271 </w:t>
-      </w:r>
-      <w:r>
-        <w:lastRenderedPageBreak/>
-        <w:t>наспрам 0,328 по строгој метрици). Уочава се, дакле, интеракција врсте и димензије: предности расуђивања долазе до изражаја тек код модела довољног капацитета.</w:t>
+        <w:t>Други налаз тиче се димензије модела. Код инструкцијских модела повећање са 4B на 30B параметара доноси јасно побољшање (F1 строго 0,423 → 0,540; макро 0,411 → 0,521), што показује да на балансираном, захтевнијем скупу капацитет модела има мерљив ефекат. Код „мислећих" модела, међутим, већи модел постаје конзервативнији и укупно слабији (0,491 → 0,335). Уочава се, дакле, интеракција врсте и димензије супротног смера него што би се наивно очекивало: величина помаже инструкцијским, а код „мислећих" појачава склоност ка изостављању</w:t>
+      </w:r>
+      <w:r>
+        <w:t>.</w:t>
       </w:r>
     </w:p>
     <w:p>
@@ -14037,41 +15058,28 @@
         <w:jc w:val="both"/>
       </w:pPr>
       <w:r>
-        <w:t xml:space="preserve">Трећи </w:t>
-      </w:r>
-      <w:r>
-        <w:rPr>
-          <w:lang w:val="sr-Cyrl-RS"/>
-        </w:rPr>
-        <w:t>резултат</w:t>
-      </w:r>
-      <w:r>
-        <w:t xml:space="preserve"> односи се на специјализовани модел NER4Legal_SRB. Иако на судским пресудама постиже F1 меру од 0</w:t>
+        <w:t>Трећи налаз односи се на специјализовани модел NER4Legal_SRB. На балансираном скупу, који сада садржи и судске одлуке (његов изворни домен — пресуде), модел се снажно опоравља: по ублаженој метрици постиже укупну F1 од 0,749, највишу међу свим системима. Анализа</w:t>
+      </w:r>
+      <w:r>
+        <w:t xml:space="preserve"> по типовима (Табела 6, Слика 22</w:t>
+      </w:r>
+      <w:r>
+        <w:t xml:space="preserve">) показује да доминира на </w:t>
+      </w:r>
+      <w:r>
+        <w:lastRenderedPageBreak/>
+        <w:t>типовима карактеристичним за судске акте (DATE 0</w:t>
       </w:r>
       <w:proofErr w:type="gramStart"/>
       <w:r>
-        <w:t>,96</w:t>
+        <w:t>,99</w:t>
       </w:r>
       <w:proofErr w:type="gramEnd"/>
       <w:r>
-        <w:t xml:space="preserve"> [6], на текстовима закона његов учинак драстично опада (0,064 по строгој, 0,364 по ублаженој метрици). Анализа по типовима показује да модел задржава </w:t>
-      </w:r>
-      <w:r>
-        <w:rPr>
-          <w:lang w:val="sr-Cyrl-RS"/>
-        </w:rPr>
-        <w:t>тачност</w:t>
-      </w:r>
-      <w:r>
-        <w:t xml:space="preserve"> на типовима карактеристичним за пресуде (MONEY 0</w:t>
-      </w:r>
-      <w:proofErr w:type="gramStart"/>
-      <w:r>
-        <w:t>,65</w:t>
-      </w:r>
-      <w:proofErr w:type="gramEnd"/>
-      <w:r>
-        <w:t>; DATE 0,63; OFFICIAL_GAZETTE 0,55), али подбацује на типу LAW (0,16), који доминира у законима услед честих позива облика „овог закона“. Ово је јасан пример пада услед промене домена: модел научен на једном жанру правног текста слабо се преноси на други. Велика разлика између строге и ублажене метрике додатно показује да се неусклађеност делом своди на различите конвенције одређивања граница ентитета.</w:t>
+        <w:t>; MONEY 0,97; OFFICIAL_GAZETTE 0,96; PERSON 0,92; COURT 0,77; REFERENCE 0,82), али заостаје на типу LAW (0,30) и потпуно подбацује на DECISION (0,00). Велика разлика између строге (0,445) и ублажене (0,749) мере указује на систематску неусклађеност конвенција одређивања граница ентитета између његовог тренинг скупа и нашег [15]. Ово потврђује пресудан значај подударности домена: исти модел који на законима подбацује, на правним текстовима сличним својим тренинг подацима постаје најбољи</w:t>
+      </w:r>
+      <w:r>
+        <w:t>.</w:t>
       </w:r>
     </w:p>
     <w:p>
@@ -14080,115 +15088,19 @@
         <w:jc w:val="both"/>
       </w:pPr>
       <w:r>
-        <w:rPr>
-          <w:lang w:val="sr-Cyrl-RS"/>
-        </w:rPr>
-        <w:t>Генерално</w:t>
-      </w:r>
-      <w:r>
-        <w:t xml:space="preserve"> </w:t>
-      </w:r>
-      <w:r>
-        <w:rPr>
-          <w:lang w:val="sr-Cyrl-RS"/>
-        </w:rPr>
-        <w:t>промптовање</w:t>
-      </w:r>
-      <w:r>
-        <w:t xml:space="preserve"> генеративних модела показује се робуснијим преко домена од специјализованог модела, јер успешно препознаје доминантни тип LAW који специјализовани модел пропушта. Најбољи резултат међу генеративним моделима остварује Qwen3-30B у „мислећој</w:t>
+        <w:t>Квалитативна анализа грешака додатно осветљава резултате. Инструкцијски модели склони су претераном означавању и повременом измишљању ознака ван схеме, што је ублажено увођењем негативних правила и примера у промпт [31]. Код „мислећих" модела доминира изостављање — нарочито код типа DECISION, који је свим системима тежак (F1 ≤ 0</w:t>
       </w:r>
       <w:proofErr w:type="gramStart"/>
       <w:r>
-        <w:t>“ варијанти</w:t>
+        <w:t>,24</w:t>
       </w:r>
       <w:proofErr w:type="gramEnd"/>
       <w:r>
-        <w:t>. Ипак, апсолутне вредности F1 мере (до око 0</w:t>
-      </w:r>
-      <w:proofErr w:type="gramStart"/>
-      <w:r>
-        <w:t>,35</w:t>
-      </w:r>
-      <w:proofErr w:type="gramEnd"/>
-      <w:r>
-        <w:t xml:space="preserve"> на гушћем подскупу) потврђују полазну хипотезу из литературе [7] да promptovanje, без fine-tuninga, и даље заостаје за квалитетом који пружају фино подешени модели у оквиру свог домена.</w:t>
-      </w:r>
-    </w:p>
-    <w:p>
-      <w:pPr>
-        <w:pStyle w:val="NormalWeb"/>
-        <w:jc w:val="both"/>
-      </w:pPr>
-      <w:r>
-        <w:t>Квалитативна анализа грешака додатно осветљава добијене бројеве. Инструкцијски модели у zero-shot и few-shot режиму склони су претерaном означавању: у одсуству довољно примера, модел неретко додељује ентитете општим појмовима или измишља ознаке ван задате схеме (уочене су, на пример, непостојеће ознаке типа „PARTY“ или „EMPLOYER“ пре пооштравања инструкције). Укључивање експлицитних негативних правила у prompt (шта се не означава) и примера знатно је смањило овакве грешке, али их није у потпуности отклонило.</w:t>
-      </w:r>
-    </w:p>
-    <w:p>
-      <w:pPr>
-        <w:pStyle w:val="NormalWeb"/>
-        <w:jc w:val="both"/>
-      </w:pPr>
-      <w:r>
-        <w:t>Код „мислећих</w:t>
-      </w:r>
-      <w:proofErr w:type="gramStart"/>
-      <w:r>
-        <w:t>“ модела</w:t>
-      </w:r>
-      <w:proofErr w:type="gramEnd"/>
-      <w:r>
-        <w:t xml:space="preserve"> доминантан тип грешке је изостављање: модел кроз расуђивање одлучује да несигуран кандидат не означи, чиме расте прецизност, али опада одзив. Код специјализованог модела NER4Legal_SRB типичне грешке су неусклађене границе — на пример, модел препознаје „Службени гласник RS“, док златни стандард обухвата пун навод „Службени гласник RS, број 44/2018</w:t>
-      </w:r>
-      <w:proofErr w:type="gramStart"/>
-      <w:r>
-        <w:t>“ —</w:t>
-      </w:r>
-      <w:proofErr w:type="gramEnd"/>
-      <w:r>
-        <w:t xml:space="preserve"> што строга метрика кажњава, а ублажена делимично прихвата. Овај образац објашњава велики јаз између строге и ублажене мере код тог модела.</w:t>
-      </w:r>
-    </w:p>
-    <w:p>
-      <w:pPr>
-        <w:pStyle w:val="NormalWeb"/>
-        <w:jc w:val="both"/>
-      </w:pPr>
-    </w:p>
-    <w:p>
-      <w:pPr>
-        <w:pStyle w:val="NormalWeb"/>
-        <w:jc w:val="both"/>
-      </w:pPr>
-    </w:p>
-    <w:p>
-      <w:pPr>
-        <w:pStyle w:val="NormalWeb"/>
-        <w:jc w:val="both"/>
-      </w:pPr>
-    </w:p>
-    <w:p>
-      <w:pPr>
-        <w:pStyle w:val="NormalWeb"/>
-        <w:jc w:val="both"/>
-      </w:pPr>
-    </w:p>
-    <w:p>
-      <w:pPr>
-        <w:pStyle w:val="NormalWeb"/>
-        <w:jc w:val="both"/>
-      </w:pPr>
-    </w:p>
-    <w:p>
-      <w:pPr>
-        <w:pStyle w:val="NormalWeb"/>
-        <w:jc w:val="both"/>
-      </w:pPr>
-    </w:p>
-    <w:p>
-      <w:pPr>
-        <w:pStyle w:val="NormalWeb"/>
-        <w:jc w:val="both"/>
-      </w:pPr>
+        <w:t>), јер се ослања на суптилну разлику између помена и стварног навођења одлуке. Свеукупно, промптовање генеративних модела робусније је преко типова (ниједан тип не пада на нулу), док специјализовани модел блиста на свом домену али има слепе тачке. Најбољи генеративни резултат остварује Qwen3-30B инструкцијски, а најбољи резултат уопште (по ублаженој метрици) фино подешени NER4Legal на типовима блиским његовом тренинг домену — што потврђује да фино подешавање, када домен одговара, и даље надмашује промптовање [7]</w:t>
+      </w:r>
+      <w:r>
+        <w:t>.</w:t>
+      </w:r>
     </w:p>
     <w:p>
       <w:pPr>
@@ -14223,34 +15135,58 @@
         <w:jc w:val="both"/>
       </w:pPr>
       <w:r>
-        <w:t>Резултате треба тумачити уз неколико ограничења. Прво, расподела ентитета у легислативи је изразито неуравнотежена: типови PERSON, DECISION и REFERENCE јављају се у малом броју примера, па су њихове појединачне F1 мере статистички мање поуздане. Друго, „мислећи</w:t>
+        <w:t>Резултате треба тумачити уз неколико ограничења. Иако је скуп балансиран тако да сваки тип има преко 200 појава (чиме су F1 мере по типу постале поуздане), разноврсност типа PERSON делом се ослања на имена из кадровских решења и судских одлука, где се поједина имена понављају. Тип DECISION остаје тежак свим системима због суптилне границе између помена и стварног навођења одлуке. „Мислећи" модели евалуирани су на заједничком подскупу од 450 реченица због високе цене инференције, иако тај подскуп обухвата све појаве ретких типова. Поновна сегментација и аутоматско премапирање ознака изгубили су свега 0</w:t>
       </w:r>
       <w:proofErr w:type="gramStart"/>
       <w:r>
-        <w:t>“ модели</w:t>
+        <w:t>,4</w:t>
       </w:r>
       <w:proofErr w:type="gramEnd"/>
       <w:r>
-        <w:t xml:space="preserve"> евалуирани су на подскупу од 452 реченице због високе рачунарске цене извршавања, иако тај подскуп обухвата све појаве ретких типова и стога верно одражава њихов учинак на тим типовима. Треће, анотацију је извршио један анотатор, па није мерена сагласност међу анотаторима. Коначно, резултати се односе на конкретну фамилију модела и конкретну формулацију </w:t>
-      </w:r>
-      <w:r>
-        <w:rPr>
-          <w:lang w:val="sr-Cyrl-RS"/>
-        </w:rPr>
-        <w:t>промпта</w:t>
-      </w:r>
-      <w:r>
-        <w:t xml:space="preserve">; другачији </w:t>
-      </w:r>
-      <w:r>
-        <w:rPr>
-          <w:lang w:val="sr-Cyrl-RS"/>
-        </w:rPr>
-        <w:t>промпта</w:t>
-      </w:r>
-      <w:r>
-        <w:t xml:space="preserve"> или друге фамилије модела могли би дати другачије вредности.</w:t>
-      </w:r>
+        <w:t xml:space="preserve">% ентитета (12 од 3.301) на границама поделе. Анотацију је извршио један анотатор, па није мерена међусобна сагласност анотатора. Коначно, резултати се односе на конкретну фамилију модела (Qwen3) и конкретну формулацију промпта; друге фамилије или другачији промпт могли </w:t>
+      </w:r>
+      <w:r>
+        <w:t>би дати другачије вредности [8]</w:t>
+      </w:r>
+      <w:r>
+        <w:t>.</w:t>
+      </w:r>
+    </w:p>
+    <w:p>
+      <w:pPr>
+        <w:pStyle w:val="NormalWeb"/>
+        <w:jc w:val="both"/>
+      </w:pPr>
+    </w:p>
+    <w:p>
+      <w:pPr>
+        <w:pStyle w:val="NormalWeb"/>
+        <w:jc w:val="both"/>
+      </w:pPr>
+    </w:p>
+    <w:p>
+      <w:pPr>
+        <w:pStyle w:val="NormalWeb"/>
+        <w:jc w:val="both"/>
+      </w:pPr>
+    </w:p>
+    <w:p>
+      <w:pPr>
+        <w:pStyle w:val="NormalWeb"/>
+        <w:jc w:val="both"/>
+      </w:pPr>
+    </w:p>
+    <w:p>
+      <w:pPr>
+        <w:pStyle w:val="NormalWeb"/>
+        <w:jc w:val="both"/>
+      </w:pPr>
+    </w:p>
+    <w:p>
+      <w:pPr>
+        <w:pStyle w:val="NormalWeb"/>
+        <w:jc w:val="both"/>
+      </w:pPr>
     </w:p>
     <w:p>
       <w:pPr>
@@ -14306,7 +15242,16 @@
         <w:t>г</w:t>
       </w:r>
       <w:r>
-        <w:t xml:space="preserve"> подешавања. Креиран је наменски анотиран скуп података са осам типова правних ентитета и спроведена је упоредна анализа инструкцијских и „мислећих" варијанти модела Qwen3 у две димензије, уз специјализовани модел NER4Legal_SRB као референцу.</w:t>
+        <w:t xml:space="preserve"> подешавања. Креиран је наменски анотиран </w:t>
+      </w:r>
+      <w:r>
+        <w:rPr>
+          <w:lang w:val="sr-Cyrl-RS"/>
+        </w:rPr>
+        <w:t xml:space="preserve">и балансиран </w:t>
+      </w:r>
+      <w:r>
+        <w:t>скуп података са осам типова правних ентитета и спроведена је упоредна анализа инструкцијских и „мислећих" варијанти модела Qwen3 у две димензије, уз специјализовани модел NER4Legal_SRB као референцу.</w:t>
       </w:r>
     </w:p>
     <w:p>
@@ -14316,7 +15261,13 @@
     </w:p>
     <w:p>
       <w:r>
-        <w:t>Главни закључци су: (1) „мислећа" варијанта не диже укупну F1 меру, већ помера однос ка високој прецизности и ниској покривености; (2) величина модела слабо утиче на инструкцијске, али приметно побољшава „мислеће" моделе; (3) специјализовани модел трпи значајан пад услед промене домена, док је промптовање робусније; и (4) упркос томе, промптовање без фино подешавања и даље заостаје за фино подешеним моделима у њиховом домену. Из практичног угла, за поуздану обраду српске легислативе и даље има смисла улагати у анотиране корпусе и фино подешавање, док робусност промптовања и висока прецизност „мислећих" модела отварају простор за хибридне приступе, у којима би генеративни модел предлагао кандидате, а специјализовани их потврђивао. Будући рад могао би обухватити већи и уравнотеженији скуп података, више анотатора, додатне фамилије модела и напредније стратегије промптовања</w:t>
+        <w:t>Главни закључци су: (1) „мислећа" варијанта помера однос ка високој прецизности и ниском одзиву, а код већег модела постаје толико конзервативна да укупна F1 опада; (2) величина модела приметно побољшава инструкцијске варијанте (најбољи генеративни резултат даје Qwen3-30B инструкцијски), док код „мислећих" делује супротно; (3) подударност домена је пресудна — специјализовани модел, који на законима подбацује, на правним текстовима блиским свом тренинг домену постаје најбољи по ублаженој метрици; и (4) промптовање је робусније преко типова (ниједан тип не пада на нулу), али фино подешавање, када домен одговара, и даље надмашује промптовање. Из практичног угла, робусност промптовања и висока прецизност „мислећих" модела, у комбинацији са снагом фино подешених модела на одговарајућем домену, отварају простор за хибридне приступе, у којима би генеративни модел предлагао кандидате, а специјализовани их потврђивао. Будући рад могао би обухватити више анотатора (ради мерења сагласности), додатне фамилије модела и напредније стратегије промптовања</w:t>
+      </w:r>
+      <w:r>
+        <w:rPr>
+          <w:lang w:val="sr-Cyrl-RS"/>
+        </w:rPr>
+        <w:t>.</w:t>
       </w:r>
       <w:r>
         <w:br w:type="page"/>
@@ -15366,7 +16317,7 @@
       <w:r>
         <w:t xml:space="preserve"> </w:t>
       </w:r>
-      <w:hyperlink r:id="rId32" w:history="1">
+      <w:hyperlink r:id="rId33" w:history="1">
         <w:r>
           <w:rPr>
             <w:rStyle w:val="Hyperlink"/>
@@ -15389,7 +16340,7 @@
       <w:r>
         <w:t xml:space="preserve"> </w:t>
       </w:r>
-      <w:hyperlink r:id="rId33" w:history="1">
+      <w:hyperlink r:id="rId34" w:history="1">
         <w:r>
           <w:rPr>
             <w:rStyle w:val="Hyperlink"/>
@@ -15422,7 +16373,7 @@
       </w:pPr>
     </w:p>
     <w:sectPr>
-      <w:footerReference w:type="default" r:id="rId34"/>
+      <w:footerReference w:type="default" r:id="rId35"/>
       <w:pgSz w:w="11906" w:h="16838"/>
       <w:pgMar w:top="1440" w:right="1440" w:bottom="1440" w:left="1440" w:header="708" w:footer="708" w:gutter="0"/>
       <w:pgNumType w:start="1"/>
@@ -15465,7 +16416,7 @@
       <w:rPr>
         <w:lang w:val="sr-Cyrl-RS"/>
       </w:rPr>
-      <w:t>Ниш, септембар 2026. година</w:t>
+      <w:t>Ниш, октобар 2026. година</w:t>
     </w:r>
   </w:p>
 </w:ftr>
@@ -15505,7 +16456,7 @@
           <w:rPr>
             <w:noProof/>
           </w:rPr>
-          <w:t>16</w:t>
+          <w:t>17</w:t>
         </w:r>
         <w:r>
           <w:rPr>
@@ -16399,6 +17350,92 @@
     </w:lvl>
   </w:abstractNum>
   <w:abstractNum w:abstractNumId="8" w15:restartNumberingAfterBreak="0">
+    <w:nsid w:val="600F5A4A"/>
+    <w:multiLevelType w:val="hybridMultilevel"/>
+    <w:tmpl w:val="29C60AF6"/>
+    <w:lvl w:ilvl="0" w:tplc="0409000F">
+      <w:start w:val="1"/>
+      <w:numFmt w:val="decimal"/>
+      <w:lvlText w:val="%1."/>
+      <w:lvlJc w:val="left"/>
+      <w:pPr>
+        <w:ind w:left="720" w:hanging="360"/>
+      </w:pPr>
+    </w:lvl>
+    <w:lvl w:ilvl="1" w:tplc="04090019" w:tentative="1">
+      <w:start w:val="1"/>
+      <w:numFmt w:val="lowerLetter"/>
+      <w:lvlText w:val="%2."/>
+      <w:lvlJc w:val="left"/>
+      <w:pPr>
+        <w:ind w:left="1440" w:hanging="360"/>
+      </w:pPr>
+    </w:lvl>
+    <w:lvl w:ilvl="2" w:tplc="0409001B" w:tentative="1">
+      <w:start w:val="1"/>
+      <w:numFmt w:val="lowerRoman"/>
+      <w:lvlText w:val="%3."/>
+      <w:lvlJc w:val="right"/>
+      <w:pPr>
+        <w:ind w:left="2160" w:hanging="180"/>
+      </w:pPr>
+    </w:lvl>
+    <w:lvl w:ilvl="3" w:tplc="0409000F" w:tentative="1">
+      <w:start w:val="1"/>
+      <w:numFmt w:val="decimal"/>
+      <w:lvlText w:val="%4."/>
+      <w:lvlJc w:val="left"/>
+      <w:pPr>
+        <w:ind w:left="2880" w:hanging="360"/>
+      </w:pPr>
+    </w:lvl>
+    <w:lvl w:ilvl="4" w:tplc="04090019" w:tentative="1">
+      <w:start w:val="1"/>
+      <w:numFmt w:val="lowerLetter"/>
+      <w:lvlText w:val="%5."/>
+      <w:lvlJc w:val="left"/>
+      <w:pPr>
+        <w:ind w:left="3600" w:hanging="360"/>
+      </w:pPr>
+    </w:lvl>
+    <w:lvl w:ilvl="5" w:tplc="0409001B" w:tentative="1">
+      <w:start w:val="1"/>
+      <w:numFmt w:val="lowerRoman"/>
+      <w:lvlText w:val="%6."/>
+      <w:lvlJc w:val="right"/>
+      <w:pPr>
+        <w:ind w:left="4320" w:hanging="180"/>
+      </w:pPr>
+    </w:lvl>
+    <w:lvl w:ilvl="6" w:tplc="0409000F" w:tentative="1">
+      <w:start w:val="1"/>
+      <w:numFmt w:val="decimal"/>
+      <w:lvlText w:val="%7."/>
+      <w:lvlJc w:val="left"/>
+      <w:pPr>
+        <w:ind w:left="5040" w:hanging="360"/>
+      </w:pPr>
+    </w:lvl>
+    <w:lvl w:ilvl="7" w:tplc="04090019" w:tentative="1">
+      <w:start w:val="1"/>
+      <w:numFmt w:val="lowerLetter"/>
+      <w:lvlText w:val="%8."/>
+      <w:lvlJc w:val="left"/>
+      <w:pPr>
+        <w:ind w:left="5760" w:hanging="360"/>
+      </w:pPr>
+    </w:lvl>
+    <w:lvl w:ilvl="8" w:tplc="0409001B" w:tentative="1">
+      <w:start w:val="1"/>
+      <w:numFmt w:val="lowerRoman"/>
+      <w:lvlText w:val="%9."/>
+      <w:lvlJc w:val="right"/>
+      <w:pPr>
+        <w:ind w:left="6480" w:hanging="180"/>
+      </w:pPr>
+    </w:lvl>
+  </w:abstractNum>
+  <w:abstractNum w:abstractNumId="9" w15:restartNumberingAfterBreak="0">
     <w:nsid w:val="78CE427B"/>
     <w:multiLevelType w:val="multilevel"/>
     <w:tmpl w:val="48C657B0"/>
@@ -16530,7 +17567,7 @@
     <w:abstractNumId w:val="4"/>
   </w:num>
   <w:num w:numId="6">
-    <w:abstractNumId w:val="8"/>
+    <w:abstractNumId w:val="9"/>
   </w:num>
   <w:num w:numId="7">
     <w:abstractNumId w:val="3"/>
@@ -16540,6 +17577,9 @@
   </w:num>
   <w:num w:numId="9">
     <w:abstractNumId w:val="2"/>
+  </w:num>
+  <w:num w:numId="10">
+    <w:abstractNumId w:val="8"/>
   </w:num>
 </w:numbering>
 </file>
@@ -17019,7 +18059,6 @@
   <w:style w:type="character" w:default="1" w:styleId="DefaultParagraphFont">
     <w:name w:val="Default Paragraph Font"/>
     <w:uiPriority w:val="1"/>
-    <w:semiHidden/>
     <w:unhideWhenUsed/>
   </w:style>
   <w:style w:type="table" w:default="1" w:styleId="TableNormal">
@@ -17307,3251 +18346,6 @@
 </w:styles>
 </file>
 
-<file path=word/charts/chart1.xml><?xml version="1.0" encoding="utf-8"?>
-<c:chartSpace xmlns:c="http://schemas.openxmlformats.org/drawingml/2006/chart" xmlns:a="http://schemas.openxmlformats.org/drawingml/2006/main" xmlns:r="http://schemas.openxmlformats.org/officeDocument/2006/relationships" xmlns:c16r2="http://schemas.microsoft.com/office/drawing/2015/06/chart">
-  <c:date1904 val="0"/>
-  <c:lang val="en-US"/>
-  <c:roundedCorners val="0"/>
-  <mc:AlternateContent xmlns:mc="http://schemas.openxmlformats.org/markup-compatibility/2006">
-    <mc:Choice xmlns:c14="http://schemas.microsoft.com/office/drawing/2007/8/2/chart" Requires="c14">
-      <c14:style val="102"/>
-    </mc:Choice>
-    <mc:Fallback>
-      <c:style val="2"/>
-    </mc:Fallback>
-  </mc:AlternateContent>
-  <c:chart>
-    <c:title>
-      <c:tx>
-        <c:rich>
-          <a:bodyPr rot="0" spcFirstLastPara="1" vertOverflow="ellipsis" vert="horz" wrap="square" anchor="ctr" anchorCtr="1"/>
-          <a:lstStyle/>
-          <a:p>
-            <a:pPr>
-              <a:defRPr sz="1400" b="0" i="0" u="none" strike="noStrike" kern="1200" spc="0" baseline="0">
-                <a:solidFill>
-                  <a:schemeClr val="tx1">
-                    <a:lumMod val="65000"/>
-                    <a:lumOff val="35000"/>
-                  </a:schemeClr>
-                </a:solidFill>
-                <a:latin typeface="+mn-lt"/>
-                <a:ea typeface="+mn-ea"/>
-                <a:cs typeface="+mn-cs"/>
-              </a:defRPr>
-            </a:pPr>
-            <a:r>
-              <a:rPr lang="sr-Cyrl-RS"/>
-              <a:t>Укупна </a:t>
-            </a:r>
-            <a:r>
-              <a:rPr lang="en-US"/>
-              <a:t>F1</a:t>
-            </a:r>
-            <a:r>
-              <a:rPr lang="sr-Cyrl-RS"/>
-              <a:t> мера по систему (подскуп од 452 реченице)</a:t>
-            </a:r>
-          </a:p>
-        </c:rich>
-      </c:tx>
-      <c:overlay val="0"/>
-      <c:spPr>
-        <a:noFill/>
-        <a:ln>
-          <a:noFill/>
-        </a:ln>
-        <a:effectLst/>
-      </c:spPr>
-      <c:txPr>
-        <a:bodyPr rot="0" spcFirstLastPara="1" vertOverflow="ellipsis" vert="horz" wrap="square" anchor="ctr" anchorCtr="1"/>
-        <a:lstStyle/>
-        <a:p>
-          <a:pPr>
-            <a:defRPr sz="1400" b="0" i="0" u="none" strike="noStrike" kern="1200" spc="0" baseline="0">
-              <a:solidFill>
-                <a:schemeClr val="tx1">
-                  <a:lumMod val="65000"/>
-                  <a:lumOff val="35000"/>
-                </a:schemeClr>
-              </a:solidFill>
-              <a:latin typeface="+mn-lt"/>
-              <a:ea typeface="+mn-ea"/>
-              <a:cs typeface="+mn-cs"/>
-            </a:defRPr>
-          </a:pPr>
-          <a:endParaRPr lang="en-US"/>
-        </a:p>
-      </c:txPr>
-    </c:title>
-    <c:autoTitleDeleted val="0"/>
-    <c:plotArea>
-      <c:layout/>
-      <c:barChart>
-        <c:barDir val="col"/>
-        <c:grouping val="clustered"/>
-        <c:varyColors val="0"/>
-        <c:ser>
-          <c:idx val="0"/>
-          <c:order val="0"/>
-          <c:tx>
-            <c:strRef>
-              <c:f>Sheet1!$B$1</c:f>
-              <c:strCache>
-                <c:ptCount val="1"/>
-                <c:pt idx="0">
-                  <c:v>F1 (строго)</c:v>
-                </c:pt>
-              </c:strCache>
-            </c:strRef>
-          </c:tx>
-          <c:spPr>
-            <a:solidFill>
-              <a:schemeClr val="accent1"/>
-            </a:solidFill>
-            <a:ln>
-              <a:noFill/>
-            </a:ln>
-            <a:effectLst/>
-          </c:spPr>
-          <c:invertIfNegative val="0"/>
-          <c:cat>
-            <c:strRef>
-              <c:f>Sheet1!$A$2:$A$6</c:f>
-              <c:strCache>
-                <c:ptCount val="5"/>
-                <c:pt idx="0">
-                  <c:v>Qwen3-4B инстреукцијски</c:v>
-                </c:pt>
-                <c:pt idx="1">
-                  <c:v>Qwen3-4B мислећи</c:v>
-                </c:pt>
-                <c:pt idx="2">
-                  <c:v>Qwen3-30B инстреукцијски</c:v>
-                </c:pt>
-                <c:pt idx="3">
-                  <c:v>Qwen3-30B мислећи</c:v>
-                </c:pt>
-                <c:pt idx="4">
-                  <c:v>NER4Legal</c:v>
-                </c:pt>
-              </c:strCache>
-            </c:strRef>
-          </c:cat>
-          <c:val>
-            <c:numRef>
-              <c:f>Sheet1!$B$2:$B$6</c:f>
-              <c:numCache>
-                <c:formatCode>General</c:formatCode>
-                <c:ptCount val="5"/>
-                <c:pt idx="0">
-                  <c:v>0.255</c:v>
-                </c:pt>
-                <c:pt idx="1">
-                  <c:v>0.27100000000000002</c:v>
-                </c:pt>
-                <c:pt idx="2">
-                  <c:v>0.249</c:v>
-                </c:pt>
-                <c:pt idx="3">
-                  <c:v>0.32800000000000001</c:v>
-                </c:pt>
-                <c:pt idx="4">
-                  <c:v>6.4000000000000001E-2</c:v>
-                </c:pt>
-              </c:numCache>
-            </c:numRef>
-          </c:val>
-          <c:extLst>
-            <c:ext xmlns:c16="http://schemas.microsoft.com/office/drawing/2014/chart" uri="{C3380CC4-5D6E-409C-BE32-E72D297353CC}">
-              <c16:uniqueId val="{00000000-77E2-4143-A6DE-AB569771AB61}"/>
-            </c:ext>
-          </c:extLst>
-        </c:ser>
-        <c:ser>
-          <c:idx val="1"/>
-          <c:order val="1"/>
-          <c:tx>
-            <c:strRef>
-              <c:f>Sheet1!$C$1</c:f>
-              <c:strCache>
-                <c:ptCount val="1"/>
-                <c:pt idx="0">
-                  <c:v>F1 (релаксирано)</c:v>
-                </c:pt>
-              </c:strCache>
-            </c:strRef>
-          </c:tx>
-          <c:spPr>
-            <a:solidFill>
-              <a:schemeClr val="accent2"/>
-            </a:solidFill>
-            <a:ln>
-              <a:noFill/>
-            </a:ln>
-            <a:effectLst/>
-          </c:spPr>
-          <c:invertIfNegative val="0"/>
-          <c:cat>
-            <c:strRef>
-              <c:f>Sheet1!$A$2:$A$6</c:f>
-              <c:strCache>
-                <c:ptCount val="5"/>
-                <c:pt idx="0">
-                  <c:v>Qwen3-4B инстреукцијски</c:v>
-                </c:pt>
-                <c:pt idx="1">
-                  <c:v>Qwen3-4B мислећи</c:v>
-                </c:pt>
-                <c:pt idx="2">
-                  <c:v>Qwen3-30B инстреукцијски</c:v>
-                </c:pt>
-                <c:pt idx="3">
-                  <c:v>Qwen3-30B мислећи</c:v>
-                </c:pt>
-                <c:pt idx="4">
-                  <c:v>NER4Legal</c:v>
-                </c:pt>
-              </c:strCache>
-            </c:strRef>
-          </c:cat>
-          <c:val>
-            <c:numRef>
-              <c:f>Sheet1!$C$2:$C$6</c:f>
-              <c:numCache>
-                <c:formatCode>General</c:formatCode>
-                <c:ptCount val="5"/>
-                <c:pt idx="0">
-                  <c:v>0.29499999999999998</c:v>
-                </c:pt>
-                <c:pt idx="1">
-                  <c:v>0.28699999999999998</c:v>
-                </c:pt>
-                <c:pt idx="2">
-                  <c:v>0.33300000000000002</c:v>
-                </c:pt>
-                <c:pt idx="3">
-                  <c:v>0.35299999999999998</c:v>
-                </c:pt>
-                <c:pt idx="4">
-                  <c:v>0.36399999999999999</c:v>
-                </c:pt>
-              </c:numCache>
-            </c:numRef>
-          </c:val>
-          <c:extLst>
-            <c:ext xmlns:c16="http://schemas.microsoft.com/office/drawing/2014/chart" uri="{C3380CC4-5D6E-409C-BE32-E72D297353CC}">
-              <c16:uniqueId val="{00000001-77E2-4143-A6DE-AB569771AB61}"/>
-            </c:ext>
-          </c:extLst>
-        </c:ser>
-        <c:dLbls>
-          <c:showLegendKey val="0"/>
-          <c:showVal val="0"/>
-          <c:showCatName val="0"/>
-          <c:showSerName val="0"/>
-          <c:showPercent val="0"/>
-          <c:showBubbleSize val="0"/>
-        </c:dLbls>
-        <c:gapWidth val="219"/>
-        <c:overlap val="-27"/>
-        <c:axId val="681728383"/>
-        <c:axId val="681728799"/>
-      </c:barChart>
-      <c:catAx>
-        <c:axId val="681728383"/>
-        <c:scaling>
-          <c:orientation val="minMax"/>
-        </c:scaling>
-        <c:delete val="0"/>
-        <c:axPos val="b"/>
-        <c:numFmt formatCode="General" sourceLinked="1"/>
-        <c:majorTickMark val="none"/>
-        <c:minorTickMark val="none"/>
-        <c:tickLblPos val="nextTo"/>
-        <c:spPr>
-          <a:noFill/>
-          <a:ln w="9525" cap="flat" cmpd="sng" algn="ctr">
-            <a:solidFill>
-              <a:schemeClr val="tx1">
-                <a:lumMod val="15000"/>
-                <a:lumOff val="85000"/>
-              </a:schemeClr>
-            </a:solidFill>
-            <a:round/>
-          </a:ln>
-          <a:effectLst/>
-        </c:spPr>
-        <c:txPr>
-          <a:bodyPr rot="-60000000" spcFirstLastPara="1" vertOverflow="ellipsis" vert="horz" wrap="square" anchor="ctr" anchorCtr="1"/>
-          <a:lstStyle/>
-          <a:p>
-            <a:pPr>
-              <a:defRPr sz="900" b="0" i="0" u="none" strike="noStrike" kern="1200" baseline="0">
-                <a:solidFill>
-                  <a:schemeClr val="tx1">
-                    <a:lumMod val="65000"/>
-                    <a:lumOff val="35000"/>
-                  </a:schemeClr>
-                </a:solidFill>
-                <a:latin typeface="+mn-lt"/>
-                <a:ea typeface="+mn-ea"/>
-                <a:cs typeface="+mn-cs"/>
-              </a:defRPr>
-            </a:pPr>
-            <a:endParaRPr lang="en-US"/>
-          </a:p>
-        </c:txPr>
-        <c:crossAx val="681728799"/>
-        <c:crosses val="autoZero"/>
-        <c:auto val="1"/>
-        <c:lblAlgn val="ctr"/>
-        <c:lblOffset val="100"/>
-        <c:noMultiLvlLbl val="0"/>
-      </c:catAx>
-      <c:valAx>
-        <c:axId val="681728799"/>
-        <c:scaling>
-          <c:orientation val="minMax"/>
-        </c:scaling>
-        <c:delete val="0"/>
-        <c:axPos val="l"/>
-        <c:majorGridlines>
-          <c:spPr>
-            <a:ln w="9525" cap="flat" cmpd="sng" algn="ctr">
-              <a:solidFill>
-                <a:schemeClr val="tx1">
-                  <a:lumMod val="15000"/>
-                  <a:lumOff val="85000"/>
-                </a:schemeClr>
-              </a:solidFill>
-              <a:round/>
-            </a:ln>
-            <a:effectLst/>
-          </c:spPr>
-        </c:majorGridlines>
-        <c:numFmt formatCode="General" sourceLinked="1"/>
-        <c:majorTickMark val="none"/>
-        <c:minorTickMark val="none"/>
-        <c:tickLblPos val="nextTo"/>
-        <c:spPr>
-          <a:noFill/>
-          <a:ln>
-            <a:noFill/>
-          </a:ln>
-          <a:effectLst/>
-        </c:spPr>
-        <c:txPr>
-          <a:bodyPr rot="-60000000" spcFirstLastPara="1" vertOverflow="ellipsis" vert="horz" wrap="square" anchor="ctr" anchorCtr="1"/>
-          <a:lstStyle/>
-          <a:p>
-            <a:pPr>
-              <a:defRPr sz="900" b="0" i="0" u="none" strike="noStrike" kern="1200" baseline="0">
-                <a:solidFill>
-                  <a:schemeClr val="tx1">
-                    <a:lumMod val="65000"/>
-                    <a:lumOff val="35000"/>
-                  </a:schemeClr>
-                </a:solidFill>
-                <a:latin typeface="+mn-lt"/>
-                <a:ea typeface="+mn-ea"/>
-                <a:cs typeface="+mn-cs"/>
-              </a:defRPr>
-            </a:pPr>
-            <a:endParaRPr lang="en-US"/>
-          </a:p>
-        </c:txPr>
-        <c:crossAx val="681728383"/>
-        <c:crosses val="autoZero"/>
-        <c:crossBetween val="between"/>
-      </c:valAx>
-      <c:spPr>
-        <a:noFill/>
-        <a:ln>
-          <a:noFill/>
-        </a:ln>
-        <a:effectLst/>
-      </c:spPr>
-    </c:plotArea>
-    <c:legend>
-      <c:legendPos val="b"/>
-      <c:overlay val="0"/>
-      <c:spPr>
-        <a:noFill/>
-        <a:ln>
-          <a:noFill/>
-        </a:ln>
-        <a:effectLst/>
-      </c:spPr>
-      <c:txPr>
-        <a:bodyPr rot="0" spcFirstLastPara="1" vertOverflow="ellipsis" vert="horz" wrap="square" anchor="ctr" anchorCtr="1"/>
-        <a:lstStyle/>
-        <a:p>
-          <a:pPr>
-            <a:defRPr sz="900" b="0" i="0" u="none" strike="noStrike" kern="1200" baseline="0">
-              <a:solidFill>
-                <a:schemeClr val="tx1">
-                  <a:lumMod val="65000"/>
-                  <a:lumOff val="35000"/>
-                </a:schemeClr>
-              </a:solidFill>
-              <a:latin typeface="+mn-lt"/>
-              <a:ea typeface="+mn-ea"/>
-              <a:cs typeface="+mn-cs"/>
-            </a:defRPr>
-          </a:pPr>
-          <a:endParaRPr lang="en-US"/>
-        </a:p>
-      </c:txPr>
-    </c:legend>
-    <c:plotVisOnly val="1"/>
-    <c:dispBlanksAs val="gap"/>
-    <c:showDLblsOverMax val="0"/>
-  </c:chart>
-  <c:spPr>
-    <a:solidFill>
-      <a:schemeClr val="bg1"/>
-    </a:solidFill>
-    <a:ln w="9525" cap="flat" cmpd="sng" algn="ctr">
-      <a:solidFill>
-        <a:schemeClr val="tx1">
-          <a:lumMod val="15000"/>
-          <a:lumOff val="85000"/>
-        </a:schemeClr>
-      </a:solidFill>
-      <a:round/>
-    </a:ln>
-    <a:effectLst/>
-  </c:spPr>
-  <c:txPr>
-    <a:bodyPr/>
-    <a:lstStyle/>
-    <a:p>
-      <a:pPr>
-        <a:defRPr/>
-      </a:pPr>
-      <a:endParaRPr lang="en-US"/>
-    </a:p>
-  </c:txPr>
-  <c:externalData r:id="rId3">
-    <c:autoUpdate val="0"/>
-  </c:externalData>
-</c:chartSpace>
-</file>
-
-<file path=word/charts/chart2.xml><?xml version="1.0" encoding="utf-8"?>
-<c:chartSpace xmlns:c="http://schemas.openxmlformats.org/drawingml/2006/chart" xmlns:a="http://schemas.openxmlformats.org/drawingml/2006/main" xmlns:r="http://schemas.openxmlformats.org/officeDocument/2006/relationships" xmlns:c16r2="http://schemas.microsoft.com/office/drawing/2015/06/chart">
-  <c:date1904 val="0"/>
-  <c:lang val="en-US"/>
-  <c:roundedCorners val="0"/>
-  <mc:AlternateContent xmlns:mc="http://schemas.openxmlformats.org/markup-compatibility/2006">
-    <mc:Choice xmlns:c14="http://schemas.microsoft.com/office/drawing/2007/8/2/chart" Requires="c14">
-      <c14:style val="102"/>
-    </mc:Choice>
-    <mc:Fallback>
-      <c:style val="2"/>
-    </mc:Fallback>
-  </mc:AlternateContent>
-  <c:chart>
-    <c:title>
-      <c:tx>
-        <c:rich>
-          <a:bodyPr rot="0" spcFirstLastPara="1" vertOverflow="ellipsis" vert="horz" wrap="square" anchor="ctr" anchorCtr="1"/>
-          <a:lstStyle/>
-          <a:p>
-            <a:pPr>
-              <a:defRPr sz="1400" b="0" i="0" u="none" strike="noStrike" kern="1200" spc="0" baseline="0">
-                <a:solidFill>
-                  <a:schemeClr val="tx1">
-                    <a:lumMod val="65000"/>
-                    <a:lumOff val="35000"/>
-                  </a:schemeClr>
-                </a:solidFill>
-                <a:latin typeface="+mn-lt"/>
-                <a:ea typeface="+mn-ea"/>
-                <a:cs typeface="+mn-cs"/>
-              </a:defRPr>
-            </a:pPr>
-            <a:r>
-              <a:rPr lang="sr-Cyrl-RS"/>
-              <a:t>Прецизност</a:t>
-            </a:r>
-            <a:r>
-              <a:rPr lang="sr-Cyrl-RS" baseline="0"/>
-              <a:t> и одзив по систему (строга метрика)</a:t>
-            </a:r>
-            <a:endParaRPr lang="en-US"/>
-          </a:p>
-        </c:rich>
-      </c:tx>
-      <c:overlay val="0"/>
-      <c:spPr>
-        <a:noFill/>
-        <a:ln>
-          <a:noFill/>
-        </a:ln>
-        <a:effectLst/>
-      </c:spPr>
-      <c:txPr>
-        <a:bodyPr rot="0" spcFirstLastPara="1" vertOverflow="ellipsis" vert="horz" wrap="square" anchor="ctr" anchorCtr="1"/>
-        <a:lstStyle/>
-        <a:p>
-          <a:pPr>
-            <a:defRPr sz="1400" b="0" i="0" u="none" strike="noStrike" kern="1200" spc="0" baseline="0">
-              <a:solidFill>
-                <a:schemeClr val="tx1">
-                  <a:lumMod val="65000"/>
-                  <a:lumOff val="35000"/>
-                </a:schemeClr>
-              </a:solidFill>
-              <a:latin typeface="+mn-lt"/>
-              <a:ea typeface="+mn-ea"/>
-              <a:cs typeface="+mn-cs"/>
-            </a:defRPr>
-          </a:pPr>
-          <a:endParaRPr lang="en-US"/>
-        </a:p>
-      </c:txPr>
-    </c:title>
-    <c:autoTitleDeleted val="0"/>
-    <c:plotArea>
-      <c:layout/>
-      <c:barChart>
-        <c:barDir val="col"/>
-        <c:grouping val="clustered"/>
-        <c:varyColors val="0"/>
-        <c:ser>
-          <c:idx val="0"/>
-          <c:order val="0"/>
-          <c:tx>
-            <c:strRef>
-              <c:f>Sheet1!$B$1</c:f>
-              <c:strCache>
-                <c:ptCount val="1"/>
-                <c:pt idx="0">
-                  <c:v>Прецизност</c:v>
-                </c:pt>
-              </c:strCache>
-            </c:strRef>
-          </c:tx>
-          <c:spPr>
-            <a:solidFill>
-              <a:schemeClr val="accent1"/>
-            </a:solidFill>
-            <a:ln>
-              <a:noFill/>
-            </a:ln>
-            <a:effectLst/>
-          </c:spPr>
-          <c:invertIfNegative val="0"/>
-          <c:cat>
-            <c:strRef>
-              <c:f>Sheet1!$A$2:$A$6</c:f>
-              <c:strCache>
-                <c:ptCount val="5"/>
-                <c:pt idx="0">
-                  <c:v>Qwen3-4B инструкцијски</c:v>
-                </c:pt>
-                <c:pt idx="1">
-                  <c:v>Qwen3-4B мислећи</c:v>
-                </c:pt>
-                <c:pt idx="2">
-                  <c:v>Qwen3-30B инструкцијски</c:v>
-                </c:pt>
-                <c:pt idx="3">
-                  <c:v>Qwen3-30B мислећи</c:v>
-                </c:pt>
-                <c:pt idx="4">
-                  <c:v>NER4Legal</c:v>
-                </c:pt>
-              </c:strCache>
-            </c:strRef>
-          </c:cat>
-          <c:val>
-            <c:numRef>
-              <c:f>Sheet1!$B$2:$B$6</c:f>
-              <c:numCache>
-                <c:formatCode>General</c:formatCode>
-                <c:ptCount val="5"/>
-                <c:pt idx="0">
-                  <c:v>0.21</c:v>
-                </c:pt>
-                <c:pt idx="1">
-                  <c:v>0.78</c:v>
-                </c:pt>
-                <c:pt idx="2">
-                  <c:v>0.21</c:v>
-                </c:pt>
-                <c:pt idx="3">
-                  <c:v>0.76</c:v>
-                </c:pt>
-                <c:pt idx="4">
-                  <c:v>0.08</c:v>
-                </c:pt>
-              </c:numCache>
-            </c:numRef>
-          </c:val>
-          <c:extLst>
-            <c:ext xmlns:c16="http://schemas.microsoft.com/office/drawing/2014/chart" uri="{C3380CC4-5D6E-409C-BE32-E72D297353CC}">
-              <c16:uniqueId val="{00000000-7AAD-4045-B48B-9911C56A0387}"/>
-            </c:ext>
-          </c:extLst>
-        </c:ser>
-        <c:ser>
-          <c:idx val="1"/>
-          <c:order val="1"/>
-          <c:tx>
-            <c:strRef>
-              <c:f>Sheet1!$C$1</c:f>
-              <c:strCache>
-                <c:ptCount val="1"/>
-                <c:pt idx="0">
-                  <c:v>Одзив</c:v>
-                </c:pt>
-              </c:strCache>
-            </c:strRef>
-          </c:tx>
-          <c:spPr>
-            <a:solidFill>
-              <a:schemeClr val="accent2"/>
-            </a:solidFill>
-            <a:ln>
-              <a:noFill/>
-            </a:ln>
-            <a:effectLst/>
-          </c:spPr>
-          <c:invertIfNegative val="0"/>
-          <c:cat>
-            <c:strRef>
-              <c:f>Sheet1!$A$2:$A$6</c:f>
-              <c:strCache>
-                <c:ptCount val="5"/>
-                <c:pt idx="0">
-                  <c:v>Qwen3-4B инструкцијски</c:v>
-                </c:pt>
-                <c:pt idx="1">
-                  <c:v>Qwen3-4B мислећи</c:v>
-                </c:pt>
-                <c:pt idx="2">
-                  <c:v>Qwen3-30B инструкцијски</c:v>
-                </c:pt>
-                <c:pt idx="3">
-                  <c:v>Qwen3-30B мислећи</c:v>
-                </c:pt>
-                <c:pt idx="4">
-                  <c:v>NER4Legal</c:v>
-                </c:pt>
-              </c:strCache>
-            </c:strRef>
-          </c:cat>
-          <c:val>
-            <c:numRef>
-              <c:f>Sheet1!$C$2:$C$6</c:f>
-              <c:numCache>
-                <c:formatCode>General</c:formatCode>
-                <c:ptCount val="5"/>
-                <c:pt idx="0">
-                  <c:v>0.32</c:v>
-                </c:pt>
-                <c:pt idx="1">
-                  <c:v>0.16</c:v>
-                </c:pt>
-                <c:pt idx="2">
-                  <c:v>0.31</c:v>
-                </c:pt>
-                <c:pt idx="3">
-                  <c:v>0.21</c:v>
-                </c:pt>
-                <c:pt idx="4">
-                  <c:v>0.05</c:v>
-                </c:pt>
-              </c:numCache>
-            </c:numRef>
-          </c:val>
-          <c:extLst>
-            <c:ext xmlns:c16="http://schemas.microsoft.com/office/drawing/2014/chart" uri="{C3380CC4-5D6E-409C-BE32-E72D297353CC}">
-              <c16:uniqueId val="{00000001-7AAD-4045-B48B-9911C56A0387}"/>
-            </c:ext>
-          </c:extLst>
-        </c:ser>
-        <c:dLbls>
-          <c:showLegendKey val="0"/>
-          <c:showVal val="0"/>
-          <c:showCatName val="0"/>
-          <c:showSerName val="0"/>
-          <c:showPercent val="0"/>
-          <c:showBubbleSize val="0"/>
-        </c:dLbls>
-        <c:gapWidth val="219"/>
-        <c:overlap val="-27"/>
-        <c:axId val="29655519"/>
-        <c:axId val="29658847"/>
-      </c:barChart>
-      <c:catAx>
-        <c:axId val="29655519"/>
-        <c:scaling>
-          <c:orientation val="minMax"/>
-        </c:scaling>
-        <c:delete val="0"/>
-        <c:axPos val="b"/>
-        <c:numFmt formatCode="General" sourceLinked="1"/>
-        <c:majorTickMark val="none"/>
-        <c:minorTickMark val="none"/>
-        <c:tickLblPos val="nextTo"/>
-        <c:spPr>
-          <a:noFill/>
-          <a:ln w="9525" cap="flat" cmpd="sng" algn="ctr">
-            <a:solidFill>
-              <a:schemeClr val="tx1">
-                <a:lumMod val="15000"/>
-                <a:lumOff val="85000"/>
-              </a:schemeClr>
-            </a:solidFill>
-            <a:round/>
-          </a:ln>
-          <a:effectLst/>
-        </c:spPr>
-        <c:txPr>
-          <a:bodyPr rot="-60000000" spcFirstLastPara="1" vertOverflow="ellipsis" vert="horz" wrap="square" anchor="ctr" anchorCtr="1"/>
-          <a:lstStyle/>
-          <a:p>
-            <a:pPr>
-              <a:defRPr sz="900" b="0" i="0" u="none" strike="noStrike" kern="1200" baseline="0">
-                <a:solidFill>
-                  <a:schemeClr val="tx1">
-                    <a:lumMod val="65000"/>
-                    <a:lumOff val="35000"/>
-                  </a:schemeClr>
-                </a:solidFill>
-                <a:latin typeface="+mn-lt"/>
-                <a:ea typeface="+mn-ea"/>
-                <a:cs typeface="+mn-cs"/>
-              </a:defRPr>
-            </a:pPr>
-            <a:endParaRPr lang="en-US"/>
-          </a:p>
-        </c:txPr>
-        <c:crossAx val="29658847"/>
-        <c:crosses val="autoZero"/>
-        <c:auto val="1"/>
-        <c:lblAlgn val="ctr"/>
-        <c:lblOffset val="100"/>
-        <c:noMultiLvlLbl val="0"/>
-      </c:catAx>
-      <c:valAx>
-        <c:axId val="29658847"/>
-        <c:scaling>
-          <c:orientation val="minMax"/>
-        </c:scaling>
-        <c:delete val="0"/>
-        <c:axPos val="l"/>
-        <c:majorGridlines>
-          <c:spPr>
-            <a:ln w="9525" cap="flat" cmpd="sng" algn="ctr">
-              <a:solidFill>
-                <a:schemeClr val="tx1">
-                  <a:lumMod val="15000"/>
-                  <a:lumOff val="85000"/>
-                </a:schemeClr>
-              </a:solidFill>
-              <a:round/>
-            </a:ln>
-            <a:effectLst/>
-          </c:spPr>
-        </c:majorGridlines>
-        <c:numFmt formatCode="General" sourceLinked="1"/>
-        <c:majorTickMark val="none"/>
-        <c:minorTickMark val="none"/>
-        <c:tickLblPos val="nextTo"/>
-        <c:spPr>
-          <a:noFill/>
-          <a:ln>
-            <a:noFill/>
-          </a:ln>
-          <a:effectLst/>
-        </c:spPr>
-        <c:txPr>
-          <a:bodyPr rot="-60000000" spcFirstLastPara="1" vertOverflow="ellipsis" vert="horz" wrap="square" anchor="ctr" anchorCtr="1"/>
-          <a:lstStyle/>
-          <a:p>
-            <a:pPr>
-              <a:defRPr sz="900" b="0" i="0" u="none" strike="noStrike" kern="1200" baseline="0">
-                <a:solidFill>
-                  <a:schemeClr val="tx1">
-                    <a:lumMod val="65000"/>
-                    <a:lumOff val="35000"/>
-                  </a:schemeClr>
-                </a:solidFill>
-                <a:latin typeface="+mn-lt"/>
-                <a:ea typeface="+mn-ea"/>
-                <a:cs typeface="+mn-cs"/>
-              </a:defRPr>
-            </a:pPr>
-            <a:endParaRPr lang="en-US"/>
-          </a:p>
-        </c:txPr>
-        <c:crossAx val="29655519"/>
-        <c:crosses val="autoZero"/>
-        <c:crossBetween val="between"/>
-      </c:valAx>
-      <c:spPr>
-        <a:noFill/>
-        <a:ln>
-          <a:solidFill>
-            <a:schemeClr val="accent5">
-              <a:lumMod val="60000"/>
-              <a:lumOff val="40000"/>
-            </a:schemeClr>
-          </a:solidFill>
-        </a:ln>
-        <a:effectLst/>
-      </c:spPr>
-    </c:plotArea>
-    <c:legend>
-      <c:legendPos val="b"/>
-      <c:overlay val="0"/>
-      <c:spPr>
-        <a:noFill/>
-        <a:ln>
-          <a:noFill/>
-        </a:ln>
-        <a:effectLst/>
-      </c:spPr>
-      <c:txPr>
-        <a:bodyPr rot="0" spcFirstLastPara="1" vertOverflow="ellipsis" vert="horz" wrap="square" anchor="ctr" anchorCtr="1"/>
-        <a:lstStyle/>
-        <a:p>
-          <a:pPr>
-            <a:defRPr sz="900" b="0" i="0" u="none" strike="noStrike" kern="1200" baseline="0">
-              <a:solidFill>
-                <a:schemeClr val="tx1">
-                  <a:lumMod val="65000"/>
-                  <a:lumOff val="35000"/>
-                </a:schemeClr>
-              </a:solidFill>
-              <a:latin typeface="+mn-lt"/>
-              <a:ea typeface="+mn-ea"/>
-              <a:cs typeface="+mn-cs"/>
-            </a:defRPr>
-          </a:pPr>
-          <a:endParaRPr lang="en-US"/>
-        </a:p>
-      </c:txPr>
-    </c:legend>
-    <c:plotVisOnly val="1"/>
-    <c:dispBlanksAs val="gap"/>
-    <c:showDLblsOverMax val="0"/>
-  </c:chart>
-  <c:spPr>
-    <a:solidFill>
-      <a:schemeClr val="bg1"/>
-    </a:solidFill>
-    <a:ln w="9525" cap="flat" cmpd="sng" algn="ctr">
-      <a:solidFill>
-        <a:schemeClr val="tx1">
-          <a:lumMod val="15000"/>
-          <a:lumOff val="85000"/>
-        </a:schemeClr>
-      </a:solidFill>
-      <a:round/>
-    </a:ln>
-    <a:effectLst/>
-  </c:spPr>
-  <c:txPr>
-    <a:bodyPr/>
-    <a:lstStyle/>
-    <a:p>
-      <a:pPr>
-        <a:defRPr/>
-      </a:pPr>
-      <a:endParaRPr lang="en-US"/>
-    </a:p>
-  </c:txPr>
-  <c:externalData r:id="rId3">
-    <c:autoUpdate val="0"/>
-  </c:externalData>
-</c:chartSpace>
-</file>
-
-<file path=word/charts/chart3.xml><?xml version="1.0" encoding="utf-8"?>
-<c:chartSpace xmlns:c="http://schemas.openxmlformats.org/drawingml/2006/chart" xmlns:a="http://schemas.openxmlformats.org/drawingml/2006/main" xmlns:r="http://schemas.openxmlformats.org/officeDocument/2006/relationships" xmlns:c16r2="http://schemas.microsoft.com/office/drawing/2015/06/chart">
-  <c:date1904 val="0"/>
-  <c:lang val="en-US"/>
-  <c:roundedCorners val="0"/>
-  <mc:AlternateContent xmlns:mc="http://schemas.openxmlformats.org/markup-compatibility/2006">
-    <mc:Choice xmlns:c14="http://schemas.microsoft.com/office/drawing/2007/8/2/chart" Requires="c14">
-      <c14:style val="102"/>
-    </mc:Choice>
-    <mc:Fallback>
-      <c:style val="2"/>
-    </mc:Fallback>
-  </mc:AlternateContent>
-  <c:chart>
-    <c:title>
-      <c:tx>
-        <c:rich>
-          <a:bodyPr rot="0" spcFirstLastPara="1" vertOverflow="ellipsis" vert="horz" wrap="square" anchor="ctr" anchorCtr="1"/>
-          <a:lstStyle/>
-          <a:p>
-            <a:pPr>
-              <a:defRPr sz="1400" b="0" i="0" u="none" strike="noStrike" kern="1200" spc="0" baseline="0">
-                <a:solidFill>
-                  <a:schemeClr val="tx1">
-                    <a:lumMod val="65000"/>
-                    <a:lumOff val="35000"/>
-                  </a:schemeClr>
-                </a:solidFill>
-                <a:latin typeface="+mn-lt"/>
-                <a:ea typeface="+mn-ea"/>
-                <a:cs typeface="+mn-cs"/>
-              </a:defRPr>
-            </a:pPr>
-            <a:r>
-              <a:rPr lang="en-US"/>
-              <a:t>F1</a:t>
-            </a:r>
-            <a:r>
-              <a:rPr lang="sr-Cyrl-RS" baseline="0"/>
-              <a:t> мера по типу ентитета (релаксирана метрика)</a:t>
-            </a:r>
-            <a:endParaRPr lang="en-US"/>
-          </a:p>
-        </c:rich>
-      </c:tx>
-      <c:overlay val="0"/>
-      <c:spPr>
-        <a:noFill/>
-        <a:ln>
-          <a:noFill/>
-        </a:ln>
-        <a:effectLst/>
-      </c:spPr>
-      <c:txPr>
-        <a:bodyPr rot="0" spcFirstLastPara="1" vertOverflow="ellipsis" vert="horz" wrap="square" anchor="ctr" anchorCtr="1"/>
-        <a:lstStyle/>
-        <a:p>
-          <a:pPr>
-            <a:defRPr sz="1400" b="0" i="0" u="none" strike="noStrike" kern="1200" spc="0" baseline="0">
-              <a:solidFill>
-                <a:schemeClr val="tx1">
-                  <a:lumMod val="65000"/>
-                  <a:lumOff val="35000"/>
-                </a:schemeClr>
-              </a:solidFill>
-              <a:latin typeface="+mn-lt"/>
-              <a:ea typeface="+mn-ea"/>
-              <a:cs typeface="+mn-cs"/>
-            </a:defRPr>
-          </a:pPr>
-          <a:endParaRPr lang="en-US"/>
-        </a:p>
-      </c:txPr>
-    </c:title>
-    <c:autoTitleDeleted val="0"/>
-    <c:plotArea>
-      <c:layout/>
-      <c:barChart>
-        <c:barDir val="col"/>
-        <c:grouping val="clustered"/>
-        <c:varyColors val="0"/>
-        <c:ser>
-          <c:idx val="0"/>
-          <c:order val="0"/>
-          <c:tx>
-            <c:strRef>
-              <c:f>Sheet1!$B$1</c:f>
-              <c:strCache>
-                <c:ptCount val="1"/>
-                <c:pt idx="0">
-                  <c:v>Qwen3- 4B инструкцијски</c:v>
-                </c:pt>
-              </c:strCache>
-            </c:strRef>
-          </c:tx>
-          <c:spPr>
-            <a:solidFill>
-              <a:schemeClr val="accent1"/>
-            </a:solidFill>
-            <a:ln>
-              <a:noFill/>
-            </a:ln>
-            <a:effectLst/>
-          </c:spPr>
-          <c:invertIfNegative val="0"/>
-          <c:cat>
-            <c:strRef>
-              <c:f>Sheet1!$A$2:$A$9</c:f>
-              <c:strCache>
-                <c:ptCount val="8"/>
-                <c:pt idx="0">
-                  <c:v>COURT</c:v>
-                </c:pt>
-                <c:pt idx="1">
-                  <c:v>DATE</c:v>
-                </c:pt>
-                <c:pt idx="2">
-                  <c:v>DECISION</c:v>
-                </c:pt>
-                <c:pt idx="3">
-                  <c:v>LAW</c:v>
-                </c:pt>
-                <c:pt idx="4">
-                  <c:v>MONEY</c:v>
-                </c:pt>
-                <c:pt idx="5">
-                  <c:v>OFF. GAZ.</c:v>
-                </c:pt>
-                <c:pt idx="6">
-                  <c:v>PERSON</c:v>
-                </c:pt>
-                <c:pt idx="7">
-                  <c:v>REFER.</c:v>
-                </c:pt>
-              </c:strCache>
-            </c:strRef>
-          </c:cat>
-          <c:val>
-            <c:numRef>
-              <c:f>Sheet1!$B$2:$B$9</c:f>
-              <c:numCache>
-                <c:formatCode>General</c:formatCode>
-                <c:ptCount val="8"/>
-                <c:pt idx="0">
-                  <c:v>0.54</c:v>
-                </c:pt>
-                <c:pt idx="1">
-                  <c:v>0.38</c:v>
-                </c:pt>
-                <c:pt idx="2">
-                  <c:v>0.04</c:v>
-                </c:pt>
-                <c:pt idx="3">
-                  <c:v>0.25</c:v>
-                </c:pt>
-                <c:pt idx="4">
-                  <c:v>0.34</c:v>
-                </c:pt>
-                <c:pt idx="5">
-                  <c:v>0.41</c:v>
-                </c:pt>
-                <c:pt idx="6">
-                  <c:v>0.05</c:v>
-                </c:pt>
-                <c:pt idx="7">
-                  <c:v>0.08</c:v>
-                </c:pt>
-              </c:numCache>
-            </c:numRef>
-          </c:val>
-          <c:extLst>
-            <c:ext xmlns:c16="http://schemas.microsoft.com/office/drawing/2014/chart" uri="{C3380CC4-5D6E-409C-BE32-E72D297353CC}">
-              <c16:uniqueId val="{00000000-3F38-4C62-981C-F7AD9631F982}"/>
-            </c:ext>
-          </c:extLst>
-        </c:ser>
-        <c:ser>
-          <c:idx val="1"/>
-          <c:order val="1"/>
-          <c:tx>
-            <c:strRef>
-              <c:f>Sheet1!$C$1</c:f>
-              <c:strCache>
-                <c:ptCount val="1"/>
-                <c:pt idx="0">
-                  <c:v>Qwen3- 4B мислећи</c:v>
-                </c:pt>
-              </c:strCache>
-            </c:strRef>
-          </c:tx>
-          <c:spPr>
-            <a:solidFill>
-              <a:schemeClr val="accent2"/>
-            </a:solidFill>
-            <a:ln>
-              <a:noFill/>
-            </a:ln>
-            <a:effectLst/>
-          </c:spPr>
-          <c:invertIfNegative val="0"/>
-          <c:cat>
-            <c:strRef>
-              <c:f>Sheet1!$A$2:$A$9</c:f>
-              <c:strCache>
-                <c:ptCount val="8"/>
-                <c:pt idx="0">
-                  <c:v>COURT</c:v>
-                </c:pt>
-                <c:pt idx="1">
-                  <c:v>DATE</c:v>
-                </c:pt>
-                <c:pt idx="2">
-                  <c:v>DECISION</c:v>
-                </c:pt>
-                <c:pt idx="3">
-                  <c:v>LAW</c:v>
-                </c:pt>
-                <c:pt idx="4">
-                  <c:v>MONEY</c:v>
-                </c:pt>
-                <c:pt idx="5">
-                  <c:v>OFF. GAZ.</c:v>
-                </c:pt>
-                <c:pt idx="6">
-                  <c:v>PERSON</c:v>
-                </c:pt>
-                <c:pt idx="7">
-                  <c:v>REFER.</c:v>
-                </c:pt>
-              </c:strCache>
-            </c:strRef>
-          </c:cat>
-          <c:val>
-            <c:numRef>
-              <c:f>Sheet1!$C$2:$C$9</c:f>
-              <c:numCache>
-                <c:formatCode>General</c:formatCode>
-                <c:ptCount val="8"/>
-                <c:pt idx="0">
-                  <c:v>0.55000000000000004</c:v>
-                </c:pt>
-                <c:pt idx="1">
-                  <c:v>0.17</c:v>
-                </c:pt>
-                <c:pt idx="2">
-                  <c:v>7.0000000000000007E-2</c:v>
-                </c:pt>
-                <c:pt idx="3">
-                  <c:v>0.36</c:v>
-                </c:pt>
-                <c:pt idx="4">
-                  <c:v>0.28999999999999998</c:v>
-                </c:pt>
-                <c:pt idx="5">
-                  <c:v>0.21</c:v>
-                </c:pt>
-                <c:pt idx="6">
-                  <c:v>0</c:v>
-                </c:pt>
-                <c:pt idx="7">
-                  <c:v>0.09</c:v>
-                </c:pt>
-              </c:numCache>
-            </c:numRef>
-          </c:val>
-          <c:extLst>
-            <c:ext xmlns:c16="http://schemas.microsoft.com/office/drawing/2014/chart" uri="{C3380CC4-5D6E-409C-BE32-E72D297353CC}">
-              <c16:uniqueId val="{00000001-3F38-4C62-981C-F7AD9631F982}"/>
-            </c:ext>
-          </c:extLst>
-        </c:ser>
-        <c:ser>
-          <c:idx val="2"/>
-          <c:order val="2"/>
-          <c:tx>
-            <c:strRef>
-              <c:f>Sheet1!$D$1</c:f>
-              <c:strCache>
-                <c:ptCount val="1"/>
-                <c:pt idx="0">
-                  <c:v>Qwen3- 30B инструкцијски2</c:v>
-                </c:pt>
-              </c:strCache>
-            </c:strRef>
-          </c:tx>
-          <c:spPr>
-            <a:solidFill>
-              <a:schemeClr val="accent3"/>
-            </a:solidFill>
-            <a:ln>
-              <a:noFill/>
-            </a:ln>
-            <a:effectLst/>
-          </c:spPr>
-          <c:invertIfNegative val="0"/>
-          <c:cat>
-            <c:strRef>
-              <c:f>Sheet1!$A$2:$A$9</c:f>
-              <c:strCache>
-                <c:ptCount val="8"/>
-                <c:pt idx="0">
-                  <c:v>COURT</c:v>
-                </c:pt>
-                <c:pt idx="1">
-                  <c:v>DATE</c:v>
-                </c:pt>
-                <c:pt idx="2">
-                  <c:v>DECISION</c:v>
-                </c:pt>
-                <c:pt idx="3">
-                  <c:v>LAW</c:v>
-                </c:pt>
-                <c:pt idx="4">
-                  <c:v>MONEY</c:v>
-                </c:pt>
-                <c:pt idx="5">
-                  <c:v>OFF. GAZ.</c:v>
-                </c:pt>
-                <c:pt idx="6">
-                  <c:v>PERSON</c:v>
-                </c:pt>
-                <c:pt idx="7">
-                  <c:v>REFER.</c:v>
-                </c:pt>
-              </c:strCache>
-            </c:strRef>
-          </c:cat>
-          <c:val>
-            <c:numRef>
-              <c:f>Sheet1!$D$2:$D$9</c:f>
-              <c:numCache>
-                <c:formatCode>General</c:formatCode>
-                <c:ptCount val="8"/>
-                <c:pt idx="0">
-                  <c:v>0.45</c:v>
-                </c:pt>
-                <c:pt idx="1">
-                  <c:v>0.63</c:v>
-                </c:pt>
-                <c:pt idx="2">
-                  <c:v>0.04</c:v>
-                </c:pt>
-                <c:pt idx="3">
-                  <c:v>0.28999999999999998</c:v>
-                </c:pt>
-                <c:pt idx="4">
-                  <c:v>0.24</c:v>
-                </c:pt>
-                <c:pt idx="5">
-                  <c:v>0.43</c:v>
-                </c:pt>
-                <c:pt idx="6">
-                  <c:v>0</c:v>
-                </c:pt>
-                <c:pt idx="7">
-                  <c:v>0.26</c:v>
-                </c:pt>
-              </c:numCache>
-            </c:numRef>
-          </c:val>
-          <c:extLst>
-            <c:ext xmlns:c16="http://schemas.microsoft.com/office/drawing/2014/chart" uri="{C3380CC4-5D6E-409C-BE32-E72D297353CC}">
-              <c16:uniqueId val="{00000002-3F38-4C62-981C-F7AD9631F982}"/>
-            </c:ext>
-          </c:extLst>
-        </c:ser>
-        <c:ser>
-          <c:idx val="3"/>
-          <c:order val="3"/>
-          <c:tx>
-            <c:strRef>
-              <c:f>Sheet1!$E$1</c:f>
-              <c:strCache>
-                <c:ptCount val="1"/>
-                <c:pt idx="0">
-                  <c:v>Qwen3- 30B мислећи</c:v>
-                </c:pt>
-              </c:strCache>
-            </c:strRef>
-          </c:tx>
-          <c:spPr>
-            <a:solidFill>
-              <a:schemeClr val="accent4"/>
-            </a:solidFill>
-            <a:ln>
-              <a:noFill/>
-            </a:ln>
-            <a:effectLst/>
-          </c:spPr>
-          <c:invertIfNegative val="0"/>
-          <c:cat>
-            <c:strRef>
-              <c:f>Sheet1!$A$2:$A$9</c:f>
-              <c:strCache>
-                <c:ptCount val="8"/>
-                <c:pt idx="0">
-                  <c:v>COURT</c:v>
-                </c:pt>
-                <c:pt idx="1">
-                  <c:v>DATE</c:v>
-                </c:pt>
-                <c:pt idx="2">
-                  <c:v>DECISION</c:v>
-                </c:pt>
-                <c:pt idx="3">
-                  <c:v>LAW</c:v>
-                </c:pt>
-                <c:pt idx="4">
-                  <c:v>MONEY</c:v>
-                </c:pt>
-                <c:pt idx="5">
-                  <c:v>OFF. GAZ.</c:v>
-                </c:pt>
-                <c:pt idx="6">
-                  <c:v>PERSON</c:v>
-                </c:pt>
-                <c:pt idx="7">
-                  <c:v>REFER.</c:v>
-                </c:pt>
-              </c:strCache>
-            </c:strRef>
-          </c:cat>
-          <c:val>
-            <c:numRef>
-              <c:f>Sheet1!$E$2:$E$9</c:f>
-              <c:numCache>
-                <c:formatCode>General</c:formatCode>
-                <c:ptCount val="8"/>
-                <c:pt idx="0">
-                  <c:v>0.63</c:v>
-                </c:pt>
-                <c:pt idx="1">
-                  <c:v>0.4</c:v>
-                </c:pt>
-                <c:pt idx="2">
-                  <c:v>0.1</c:v>
-                </c:pt>
-                <c:pt idx="3">
-                  <c:v>0.45</c:v>
-                </c:pt>
-                <c:pt idx="4">
-                  <c:v>0.28999999999999998</c:v>
-                </c:pt>
-                <c:pt idx="5">
-                  <c:v>0.19</c:v>
-                </c:pt>
-                <c:pt idx="6">
-                  <c:v>0</c:v>
-                </c:pt>
-                <c:pt idx="7">
-                  <c:v>0.33</c:v>
-                </c:pt>
-              </c:numCache>
-            </c:numRef>
-          </c:val>
-          <c:extLst>
-            <c:ext xmlns:c16="http://schemas.microsoft.com/office/drawing/2014/chart" uri="{C3380CC4-5D6E-409C-BE32-E72D297353CC}">
-              <c16:uniqueId val="{00000003-3F38-4C62-981C-F7AD9631F982}"/>
-            </c:ext>
-          </c:extLst>
-        </c:ser>
-        <c:ser>
-          <c:idx val="4"/>
-          <c:order val="4"/>
-          <c:tx>
-            <c:strRef>
-              <c:f>Sheet1!$F$1</c:f>
-              <c:strCache>
-                <c:ptCount val="1"/>
-                <c:pt idx="0">
-                  <c:v>NER4Legal</c:v>
-                </c:pt>
-              </c:strCache>
-            </c:strRef>
-          </c:tx>
-          <c:spPr>
-            <a:solidFill>
-              <a:schemeClr val="accent5"/>
-            </a:solidFill>
-            <a:ln>
-              <a:noFill/>
-            </a:ln>
-            <a:effectLst/>
-          </c:spPr>
-          <c:invertIfNegative val="0"/>
-          <c:cat>
-            <c:strRef>
-              <c:f>Sheet1!$A$2:$A$9</c:f>
-              <c:strCache>
-                <c:ptCount val="8"/>
-                <c:pt idx="0">
-                  <c:v>COURT</c:v>
-                </c:pt>
-                <c:pt idx="1">
-                  <c:v>DATE</c:v>
-                </c:pt>
-                <c:pt idx="2">
-                  <c:v>DECISION</c:v>
-                </c:pt>
-                <c:pt idx="3">
-                  <c:v>LAW</c:v>
-                </c:pt>
-                <c:pt idx="4">
-                  <c:v>MONEY</c:v>
-                </c:pt>
-                <c:pt idx="5">
-                  <c:v>OFF. GAZ.</c:v>
-                </c:pt>
-                <c:pt idx="6">
-                  <c:v>PERSON</c:v>
-                </c:pt>
-                <c:pt idx="7">
-                  <c:v>REFER.</c:v>
-                </c:pt>
-              </c:strCache>
-            </c:strRef>
-          </c:cat>
-          <c:val>
-            <c:numRef>
-              <c:f>Sheet1!$F$2:$F$9</c:f>
-              <c:numCache>
-                <c:formatCode>General</c:formatCode>
-                <c:ptCount val="8"/>
-                <c:pt idx="0">
-                  <c:v>0.03</c:v>
-                </c:pt>
-                <c:pt idx="1">
-                  <c:v>0.63</c:v>
-                </c:pt>
-                <c:pt idx="2">
-                  <c:v>0</c:v>
-                </c:pt>
-                <c:pt idx="3">
-                  <c:v>0.16</c:v>
-                </c:pt>
-                <c:pt idx="4">
-                  <c:v>0.65</c:v>
-                </c:pt>
-                <c:pt idx="5">
-                  <c:v>0.55000000000000004</c:v>
-                </c:pt>
-                <c:pt idx="6">
-                  <c:v>0</c:v>
-                </c:pt>
-                <c:pt idx="7">
-                  <c:v>0.03</c:v>
-                </c:pt>
-              </c:numCache>
-            </c:numRef>
-          </c:val>
-          <c:extLst>
-            <c:ext xmlns:c16="http://schemas.microsoft.com/office/drawing/2014/chart" uri="{C3380CC4-5D6E-409C-BE32-E72D297353CC}">
-              <c16:uniqueId val="{00000004-3F38-4C62-981C-F7AD9631F982}"/>
-            </c:ext>
-          </c:extLst>
-        </c:ser>
-        <c:dLbls>
-          <c:showLegendKey val="0"/>
-          <c:showVal val="0"/>
-          <c:showCatName val="0"/>
-          <c:showSerName val="0"/>
-          <c:showPercent val="0"/>
-          <c:showBubbleSize val="0"/>
-        </c:dLbls>
-        <c:gapWidth val="219"/>
-        <c:overlap val="-27"/>
-        <c:axId val="677805199"/>
-        <c:axId val="677805615"/>
-      </c:barChart>
-      <c:catAx>
-        <c:axId val="677805199"/>
-        <c:scaling>
-          <c:orientation val="minMax"/>
-        </c:scaling>
-        <c:delete val="0"/>
-        <c:axPos val="b"/>
-        <c:numFmt formatCode="General" sourceLinked="1"/>
-        <c:majorTickMark val="none"/>
-        <c:minorTickMark val="none"/>
-        <c:tickLblPos val="nextTo"/>
-        <c:spPr>
-          <a:noFill/>
-          <a:ln w="9525" cap="flat" cmpd="sng" algn="ctr">
-            <a:solidFill>
-              <a:schemeClr val="tx1">
-                <a:lumMod val="15000"/>
-                <a:lumOff val="85000"/>
-              </a:schemeClr>
-            </a:solidFill>
-            <a:round/>
-          </a:ln>
-          <a:effectLst/>
-        </c:spPr>
-        <c:txPr>
-          <a:bodyPr rot="-60000000" spcFirstLastPara="1" vertOverflow="ellipsis" vert="horz" wrap="square" anchor="ctr" anchorCtr="1"/>
-          <a:lstStyle/>
-          <a:p>
-            <a:pPr>
-              <a:defRPr sz="900" b="0" i="0" u="none" strike="noStrike" kern="1200" baseline="0">
-                <a:solidFill>
-                  <a:schemeClr val="tx1">
-                    <a:lumMod val="65000"/>
-                    <a:lumOff val="35000"/>
-                  </a:schemeClr>
-                </a:solidFill>
-                <a:latin typeface="+mn-lt"/>
-                <a:ea typeface="+mn-ea"/>
-                <a:cs typeface="+mn-cs"/>
-              </a:defRPr>
-            </a:pPr>
-            <a:endParaRPr lang="en-US"/>
-          </a:p>
-        </c:txPr>
-        <c:crossAx val="677805615"/>
-        <c:crosses val="autoZero"/>
-        <c:auto val="1"/>
-        <c:lblAlgn val="ctr"/>
-        <c:lblOffset val="100"/>
-        <c:noMultiLvlLbl val="0"/>
-      </c:catAx>
-      <c:valAx>
-        <c:axId val="677805615"/>
-        <c:scaling>
-          <c:orientation val="minMax"/>
-        </c:scaling>
-        <c:delete val="0"/>
-        <c:axPos val="l"/>
-        <c:majorGridlines>
-          <c:spPr>
-            <a:ln w="9525" cap="flat" cmpd="sng" algn="ctr">
-              <a:solidFill>
-                <a:schemeClr val="tx1">
-                  <a:lumMod val="15000"/>
-                  <a:lumOff val="85000"/>
-                </a:schemeClr>
-              </a:solidFill>
-              <a:round/>
-            </a:ln>
-            <a:effectLst/>
-          </c:spPr>
-        </c:majorGridlines>
-        <c:numFmt formatCode="General" sourceLinked="1"/>
-        <c:majorTickMark val="none"/>
-        <c:minorTickMark val="none"/>
-        <c:tickLblPos val="nextTo"/>
-        <c:spPr>
-          <a:noFill/>
-          <a:ln>
-            <a:noFill/>
-          </a:ln>
-          <a:effectLst/>
-        </c:spPr>
-        <c:txPr>
-          <a:bodyPr rot="-60000000" spcFirstLastPara="1" vertOverflow="ellipsis" vert="horz" wrap="square" anchor="ctr" anchorCtr="1"/>
-          <a:lstStyle/>
-          <a:p>
-            <a:pPr>
-              <a:defRPr sz="900" b="0" i="0" u="none" strike="noStrike" kern="1200" baseline="0">
-                <a:solidFill>
-                  <a:schemeClr val="tx1">
-                    <a:lumMod val="65000"/>
-                    <a:lumOff val="35000"/>
-                  </a:schemeClr>
-                </a:solidFill>
-                <a:latin typeface="+mn-lt"/>
-                <a:ea typeface="+mn-ea"/>
-                <a:cs typeface="+mn-cs"/>
-              </a:defRPr>
-            </a:pPr>
-            <a:endParaRPr lang="en-US"/>
-          </a:p>
-        </c:txPr>
-        <c:crossAx val="677805199"/>
-        <c:crosses val="autoZero"/>
-        <c:crossBetween val="between"/>
-      </c:valAx>
-      <c:spPr>
-        <a:noFill/>
-        <a:ln>
-          <a:noFill/>
-        </a:ln>
-        <a:effectLst/>
-      </c:spPr>
-    </c:plotArea>
-    <c:legend>
-      <c:legendPos val="b"/>
-      <c:overlay val="0"/>
-      <c:spPr>
-        <a:noFill/>
-        <a:ln>
-          <a:noFill/>
-        </a:ln>
-        <a:effectLst/>
-      </c:spPr>
-      <c:txPr>
-        <a:bodyPr rot="0" spcFirstLastPara="1" vertOverflow="ellipsis" vert="horz" wrap="square" anchor="ctr" anchorCtr="1"/>
-        <a:lstStyle/>
-        <a:p>
-          <a:pPr>
-            <a:defRPr sz="900" b="0" i="0" u="none" strike="noStrike" kern="1200" baseline="0">
-              <a:solidFill>
-                <a:schemeClr val="tx1">
-                  <a:lumMod val="65000"/>
-                  <a:lumOff val="35000"/>
-                </a:schemeClr>
-              </a:solidFill>
-              <a:latin typeface="+mn-lt"/>
-              <a:ea typeface="+mn-ea"/>
-              <a:cs typeface="+mn-cs"/>
-            </a:defRPr>
-          </a:pPr>
-          <a:endParaRPr lang="en-US"/>
-        </a:p>
-      </c:txPr>
-    </c:legend>
-    <c:plotVisOnly val="1"/>
-    <c:dispBlanksAs val="gap"/>
-    <c:showDLblsOverMax val="0"/>
-  </c:chart>
-  <c:spPr>
-    <a:solidFill>
-      <a:schemeClr val="bg1"/>
-    </a:solidFill>
-    <a:ln w="9525" cap="flat" cmpd="sng" algn="ctr">
-      <a:solidFill>
-        <a:schemeClr val="tx1">
-          <a:lumMod val="15000"/>
-          <a:lumOff val="85000"/>
-        </a:schemeClr>
-      </a:solidFill>
-      <a:round/>
-    </a:ln>
-    <a:effectLst/>
-  </c:spPr>
-  <c:txPr>
-    <a:bodyPr/>
-    <a:lstStyle/>
-    <a:p>
-      <a:pPr>
-        <a:defRPr/>
-      </a:pPr>
-      <a:endParaRPr lang="en-US"/>
-    </a:p>
-  </c:txPr>
-  <c:externalData r:id="rId3">
-    <c:autoUpdate val="0"/>
-  </c:externalData>
-</c:chartSpace>
-</file>
-
-<file path=word/charts/colors1.xml><?xml version="1.0" encoding="utf-8"?>
-<cs:colorStyle xmlns:cs="http://schemas.microsoft.com/office/drawing/2012/chartStyle" xmlns:a="http://schemas.openxmlformats.org/drawingml/2006/main" meth="cycle" id="10">
-  <a:schemeClr val="accent1"/>
-  <a:schemeClr val="accent2"/>
-  <a:schemeClr val="accent3"/>
-  <a:schemeClr val="accent4"/>
-  <a:schemeClr val="accent5"/>
-  <a:schemeClr val="accent6"/>
-  <cs:variation/>
-  <cs:variation>
-    <a:lumMod val="60000"/>
-  </cs:variation>
-  <cs:variation>
-    <a:lumMod val="80000"/>
-    <a:lumOff val="20000"/>
-  </cs:variation>
-  <cs:variation>
-    <a:lumMod val="80000"/>
-  </cs:variation>
-  <cs:variation>
-    <a:lumMod val="60000"/>
-    <a:lumOff val="40000"/>
-  </cs:variation>
-  <cs:variation>
-    <a:lumMod val="50000"/>
-  </cs:variation>
-  <cs:variation>
-    <a:lumMod val="70000"/>
-    <a:lumOff val="30000"/>
-  </cs:variation>
-  <cs:variation>
-    <a:lumMod val="70000"/>
-  </cs:variation>
-  <cs:variation>
-    <a:lumMod val="50000"/>
-    <a:lumOff val="50000"/>
-  </cs:variation>
-</cs:colorStyle>
-</file>
-
-<file path=word/charts/colors2.xml><?xml version="1.0" encoding="utf-8"?>
-<cs:colorStyle xmlns:cs="http://schemas.microsoft.com/office/drawing/2012/chartStyle" xmlns:a="http://schemas.openxmlformats.org/drawingml/2006/main" meth="cycle" id="10">
-  <a:schemeClr val="accent1"/>
-  <a:schemeClr val="accent2"/>
-  <a:schemeClr val="accent3"/>
-  <a:schemeClr val="accent4"/>
-  <a:schemeClr val="accent5"/>
-  <a:schemeClr val="accent6"/>
-  <cs:variation/>
-  <cs:variation>
-    <a:lumMod val="60000"/>
-  </cs:variation>
-  <cs:variation>
-    <a:lumMod val="80000"/>
-    <a:lumOff val="20000"/>
-  </cs:variation>
-  <cs:variation>
-    <a:lumMod val="80000"/>
-  </cs:variation>
-  <cs:variation>
-    <a:lumMod val="60000"/>
-    <a:lumOff val="40000"/>
-  </cs:variation>
-  <cs:variation>
-    <a:lumMod val="50000"/>
-  </cs:variation>
-  <cs:variation>
-    <a:lumMod val="70000"/>
-    <a:lumOff val="30000"/>
-  </cs:variation>
-  <cs:variation>
-    <a:lumMod val="70000"/>
-  </cs:variation>
-  <cs:variation>
-    <a:lumMod val="50000"/>
-    <a:lumOff val="50000"/>
-  </cs:variation>
-</cs:colorStyle>
-</file>
-
-<file path=word/charts/colors3.xml><?xml version="1.0" encoding="utf-8"?>
-<cs:colorStyle xmlns:cs="http://schemas.microsoft.com/office/drawing/2012/chartStyle" xmlns:a="http://schemas.openxmlformats.org/drawingml/2006/main" meth="cycle" id="10">
-  <a:schemeClr val="accent1"/>
-  <a:schemeClr val="accent2"/>
-  <a:schemeClr val="accent3"/>
-  <a:schemeClr val="accent4"/>
-  <a:schemeClr val="accent5"/>
-  <a:schemeClr val="accent6"/>
-  <cs:variation/>
-  <cs:variation>
-    <a:lumMod val="60000"/>
-  </cs:variation>
-  <cs:variation>
-    <a:lumMod val="80000"/>
-    <a:lumOff val="20000"/>
-  </cs:variation>
-  <cs:variation>
-    <a:lumMod val="80000"/>
-  </cs:variation>
-  <cs:variation>
-    <a:lumMod val="60000"/>
-    <a:lumOff val="40000"/>
-  </cs:variation>
-  <cs:variation>
-    <a:lumMod val="50000"/>
-  </cs:variation>
-  <cs:variation>
-    <a:lumMod val="70000"/>
-    <a:lumOff val="30000"/>
-  </cs:variation>
-  <cs:variation>
-    <a:lumMod val="70000"/>
-  </cs:variation>
-  <cs:variation>
-    <a:lumMod val="50000"/>
-    <a:lumOff val="50000"/>
-  </cs:variation>
-</cs:colorStyle>
-</file>
-
-<file path=word/charts/style1.xml><?xml version="1.0" encoding="utf-8"?>
-<cs:chartStyle xmlns:cs="http://schemas.microsoft.com/office/drawing/2012/chartStyle" xmlns:a="http://schemas.openxmlformats.org/drawingml/2006/main" id="201">
-  <cs:axisTitle>
-    <cs:lnRef idx="0"/>
-    <cs:fillRef idx="0"/>
-    <cs:effectRef idx="0"/>
-    <cs:fontRef idx="minor">
-      <a:schemeClr val="tx1">
-        <a:lumMod val="65000"/>
-        <a:lumOff val="35000"/>
-      </a:schemeClr>
-    </cs:fontRef>
-    <cs:defRPr sz="1000" kern="1200"/>
-  </cs:axisTitle>
-  <cs:categoryAxis>
-    <cs:lnRef idx="0"/>
-    <cs:fillRef idx="0"/>
-    <cs:effectRef idx="0"/>
-    <cs:fontRef idx="minor">
-      <a:schemeClr val="tx1">
-        <a:lumMod val="65000"/>
-        <a:lumOff val="35000"/>
-      </a:schemeClr>
-    </cs:fontRef>
-    <cs:spPr>
-      <a:ln w="9525" cap="flat" cmpd="sng" algn="ctr">
-        <a:solidFill>
-          <a:schemeClr val="tx1">
-            <a:lumMod val="15000"/>
-            <a:lumOff val="85000"/>
-          </a:schemeClr>
-        </a:solidFill>
-        <a:round/>
-      </a:ln>
-    </cs:spPr>
-    <cs:defRPr sz="900" kern="1200"/>
-  </cs:categoryAxis>
-  <cs:chartArea mods="allowNoFillOverride allowNoLineOverride">
-    <cs:lnRef idx="0"/>
-    <cs:fillRef idx="0"/>
-    <cs:effectRef idx="0"/>
-    <cs:fontRef idx="minor">
-      <a:schemeClr val="tx1"/>
-    </cs:fontRef>
-    <cs:spPr>
-      <a:solidFill>
-        <a:schemeClr val="bg1"/>
-      </a:solidFill>
-      <a:ln w="9525" cap="flat" cmpd="sng" algn="ctr">
-        <a:solidFill>
-          <a:schemeClr val="tx1">
-            <a:lumMod val="15000"/>
-            <a:lumOff val="85000"/>
-          </a:schemeClr>
-        </a:solidFill>
-        <a:round/>
-      </a:ln>
-    </cs:spPr>
-    <cs:defRPr sz="1000" kern="1200"/>
-  </cs:chartArea>
-  <cs:dataLabel>
-    <cs:lnRef idx="0"/>
-    <cs:fillRef idx="0"/>
-    <cs:effectRef idx="0"/>
-    <cs:fontRef idx="minor">
-      <a:schemeClr val="tx1">
-        <a:lumMod val="75000"/>
-        <a:lumOff val="25000"/>
-      </a:schemeClr>
-    </cs:fontRef>
-    <cs:defRPr sz="900" kern="1200"/>
-  </cs:dataLabel>
-  <cs:dataLabelCallout>
-    <cs:lnRef idx="0"/>
-    <cs:fillRef idx="0"/>
-    <cs:effectRef idx="0"/>
-    <cs:fontRef idx="minor">
-      <a:schemeClr val="dk1">
-        <a:lumMod val="65000"/>
-        <a:lumOff val="35000"/>
-      </a:schemeClr>
-    </cs:fontRef>
-    <cs:spPr>
-      <a:solidFill>
-        <a:schemeClr val="lt1"/>
-      </a:solidFill>
-      <a:ln>
-        <a:solidFill>
-          <a:schemeClr val="dk1">
-            <a:lumMod val="25000"/>
-            <a:lumOff val="75000"/>
-          </a:schemeClr>
-        </a:solidFill>
-      </a:ln>
-    </cs:spPr>
-    <cs:defRPr sz="900" kern="1200"/>
-    <cs:bodyPr rot="0" spcFirstLastPara="1" vertOverflow="clip" horzOverflow="clip" vert="horz" wrap="square" lIns="36576" tIns="18288" rIns="36576" bIns="18288" anchor="ctr" anchorCtr="1">
-      <a:spAutoFit/>
-    </cs:bodyPr>
-  </cs:dataLabelCallout>
-  <cs:dataPoint>
-    <cs:lnRef idx="0"/>
-    <cs:fillRef idx="1">
-      <cs:styleClr val="auto"/>
-    </cs:fillRef>
-    <cs:effectRef idx="0"/>
-    <cs:fontRef idx="minor">
-      <a:schemeClr val="tx1"/>
-    </cs:fontRef>
-  </cs:dataPoint>
-  <cs:dataPoint3D>
-    <cs:lnRef idx="0"/>
-    <cs:fillRef idx="1">
-      <cs:styleClr val="auto"/>
-    </cs:fillRef>
-    <cs:effectRef idx="0"/>
-    <cs:fontRef idx="minor">
-      <a:schemeClr val="tx1"/>
-    </cs:fontRef>
-  </cs:dataPoint3D>
-  <cs:dataPointLine>
-    <cs:lnRef idx="0">
-      <cs:styleClr val="auto"/>
-    </cs:lnRef>
-    <cs:fillRef idx="1"/>
-    <cs:effectRef idx="0"/>
-    <cs:fontRef idx="minor">
-      <a:schemeClr val="tx1"/>
-    </cs:fontRef>
-    <cs:spPr>
-      <a:ln w="28575" cap="rnd">
-        <a:solidFill>
-          <a:schemeClr val="phClr"/>
-        </a:solidFill>
-        <a:round/>
-      </a:ln>
-    </cs:spPr>
-  </cs:dataPointLine>
-  <cs:dataPointMarker>
-    <cs:lnRef idx="0">
-      <cs:styleClr val="auto"/>
-    </cs:lnRef>
-    <cs:fillRef idx="1">
-      <cs:styleClr val="auto"/>
-    </cs:fillRef>
-    <cs:effectRef idx="0"/>
-    <cs:fontRef idx="minor">
-      <a:schemeClr val="tx1"/>
-    </cs:fontRef>
-    <cs:spPr>
-      <a:ln w="9525">
-        <a:solidFill>
-          <a:schemeClr val="phClr"/>
-        </a:solidFill>
-      </a:ln>
-    </cs:spPr>
-  </cs:dataPointMarker>
-  <cs:dataPointMarkerLayout symbol="circle" size="5"/>
-  <cs:dataPointWireframe>
-    <cs:lnRef idx="0">
-      <cs:styleClr val="auto"/>
-    </cs:lnRef>
-    <cs:fillRef idx="1"/>
-    <cs:effectRef idx="0"/>
-    <cs:fontRef idx="minor">
-      <a:schemeClr val="tx1"/>
-    </cs:fontRef>
-    <cs:spPr>
-      <a:ln w="9525" cap="rnd">
-        <a:solidFill>
-          <a:schemeClr val="phClr"/>
-        </a:solidFill>
-        <a:round/>
-      </a:ln>
-    </cs:spPr>
-  </cs:dataPointWireframe>
-  <cs:dataTable>
-    <cs:lnRef idx="0"/>
-    <cs:fillRef idx="0"/>
-    <cs:effectRef idx="0"/>
-    <cs:fontRef idx="minor">
-      <a:schemeClr val="tx1">
-        <a:lumMod val="65000"/>
-        <a:lumOff val="35000"/>
-      </a:schemeClr>
-    </cs:fontRef>
-    <cs:spPr>
-      <a:noFill/>
-      <a:ln w="9525" cap="flat" cmpd="sng" algn="ctr">
-        <a:solidFill>
-          <a:schemeClr val="tx1">
-            <a:lumMod val="15000"/>
-            <a:lumOff val="85000"/>
-          </a:schemeClr>
-        </a:solidFill>
-        <a:round/>
-      </a:ln>
-    </cs:spPr>
-    <cs:defRPr sz="900" kern="1200"/>
-  </cs:dataTable>
-  <cs:downBar>
-    <cs:lnRef idx="0"/>
-    <cs:fillRef idx="0"/>
-    <cs:effectRef idx="0"/>
-    <cs:fontRef idx="minor">
-      <a:schemeClr val="dk1"/>
-    </cs:fontRef>
-    <cs:spPr>
-      <a:solidFill>
-        <a:schemeClr val="dk1">
-          <a:lumMod val="65000"/>
-          <a:lumOff val="35000"/>
-        </a:schemeClr>
-      </a:solidFill>
-      <a:ln w="9525">
-        <a:solidFill>
-          <a:schemeClr val="tx1">
-            <a:lumMod val="65000"/>
-            <a:lumOff val="35000"/>
-          </a:schemeClr>
-        </a:solidFill>
-      </a:ln>
-    </cs:spPr>
-  </cs:downBar>
-  <cs:dropLine>
-    <cs:lnRef idx="0"/>
-    <cs:fillRef idx="0"/>
-    <cs:effectRef idx="0"/>
-    <cs:fontRef idx="minor">
-      <a:schemeClr val="tx1"/>
-    </cs:fontRef>
-    <cs:spPr>
-      <a:ln w="9525" cap="flat" cmpd="sng" algn="ctr">
-        <a:solidFill>
-          <a:schemeClr val="tx1">
-            <a:lumMod val="35000"/>
-            <a:lumOff val="65000"/>
-          </a:schemeClr>
-        </a:solidFill>
-        <a:round/>
-      </a:ln>
-    </cs:spPr>
-  </cs:dropLine>
-  <cs:errorBar>
-    <cs:lnRef idx="0"/>
-    <cs:fillRef idx="0"/>
-    <cs:effectRef idx="0"/>
-    <cs:fontRef idx="minor">
-      <a:schemeClr val="tx1"/>
-    </cs:fontRef>
-    <cs:spPr>
-      <a:ln w="9525" cap="flat" cmpd="sng" algn="ctr">
-        <a:solidFill>
-          <a:schemeClr val="tx1">
-            <a:lumMod val="65000"/>
-            <a:lumOff val="35000"/>
-          </a:schemeClr>
-        </a:solidFill>
-        <a:round/>
-      </a:ln>
-    </cs:spPr>
-  </cs:errorBar>
-  <cs:floor>
-    <cs:lnRef idx="0"/>
-    <cs:fillRef idx="0"/>
-    <cs:effectRef idx="0"/>
-    <cs:fontRef idx="minor">
-      <a:schemeClr val="tx1"/>
-    </cs:fontRef>
-    <cs:spPr>
-      <a:noFill/>
-      <a:ln>
-        <a:noFill/>
-      </a:ln>
-    </cs:spPr>
-  </cs:floor>
-  <cs:gridlineMajor>
-    <cs:lnRef idx="0"/>
-    <cs:fillRef idx="0"/>
-    <cs:effectRef idx="0"/>
-    <cs:fontRef idx="minor">
-      <a:schemeClr val="tx1"/>
-    </cs:fontRef>
-    <cs:spPr>
-      <a:ln w="9525" cap="flat" cmpd="sng" algn="ctr">
-        <a:solidFill>
-          <a:schemeClr val="tx1">
-            <a:lumMod val="15000"/>
-            <a:lumOff val="85000"/>
-          </a:schemeClr>
-        </a:solidFill>
-        <a:round/>
-      </a:ln>
-    </cs:spPr>
-  </cs:gridlineMajor>
-  <cs:gridlineMinor>
-    <cs:lnRef idx="0"/>
-    <cs:fillRef idx="0"/>
-    <cs:effectRef idx="0"/>
-    <cs:fontRef idx="minor">
-      <a:schemeClr val="tx1"/>
-    </cs:fontRef>
-    <cs:spPr>
-      <a:ln w="9525" cap="flat" cmpd="sng" algn="ctr">
-        <a:solidFill>
-          <a:schemeClr val="tx1">
-            <a:lumMod val="5000"/>
-            <a:lumOff val="95000"/>
-          </a:schemeClr>
-        </a:solidFill>
-        <a:round/>
-      </a:ln>
-    </cs:spPr>
-  </cs:gridlineMinor>
-  <cs:hiLoLine>
-    <cs:lnRef idx="0"/>
-    <cs:fillRef idx="0"/>
-    <cs:effectRef idx="0"/>
-    <cs:fontRef idx="minor">
-      <a:schemeClr val="tx1"/>
-    </cs:fontRef>
-    <cs:spPr>
-      <a:ln w="9525" cap="flat" cmpd="sng" algn="ctr">
-        <a:solidFill>
-          <a:schemeClr val="tx1">
-            <a:lumMod val="75000"/>
-            <a:lumOff val="25000"/>
-          </a:schemeClr>
-        </a:solidFill>
-        <a:round/>
-      </a:ln>
-    </cs:spPr>
-  </cs:hiLoLine>
-  <cs:leaderLine>
-    <cs:lnRef idx="0"/>
-    <cs:fillRef idx="0"/>
-    <cs:effectRef idx="0"/>
-    <cs:fontRef idx="minor">
-      <a:schemeClr val="tx1"/>
-    </cs:fontRef>
-    <cs:spPr>
-      <a:ln w="9525" cap="flat" cmpd="sng" algn="ctr">
-        <a:solidFill>
-          <a:schemeClr val="tx1">
-            <a:lumMod val="35000"/>
-            <a:lumOff val="65000"/>
-          </a:schemeClr>
-        </a:solidFill>
-        <a:round/>
-      </a:ln>
-    </cs:spPr>
-  </cs:leaderLine>
-  <cs:legend>
-    <cs:lnRef idx="0"/>
-    <cs:fillRef idx="0"/>
-    <cs:effectRef idx="0"/>
-    <cs:fontRef idx="minor">
-      <a:schemeClr val="tx1">
-        <a:lumMod val="65000"/>
-        <a:lumOff val="35000"/>
-      </a:schemeClr>
-    </cs:fontRef>
-    <cs:defRPr sz="900" kern="1200"/>
-  </cs:legend>
-  <cs:plotArea mods="allowNoFillOverride allowNoLineOverride">
-    <cs:lnRef idx="0"/>
-    <cs:fillRef idx="0"/>
-    <cs:effectRef idx="0"/>
-    <cs:fontRef idx="minor">
-      <a:schemeClr val="tx1"/>
-    </cs:fontRef>
-  </cs:plotArea>
-  <cs:plotArea3D mods="allowNoFillOverride allowNoLineOverride">
-    <cs:lnRef idx="0"/>
-    <cs:fillRef idx="0"/>
-    <cs:effectRef idx="0"/>
-    <cs:fontRef idx="minor">
-      <a:schemeClr val="tx1"/>
-    </cs:fontRef>
-  </cs:plotArea3D>
-  <cs:seriesAxis>
-    <cs:lnRef idx="0"/>
-    <cs:fillRef idx="0"/>
-    <cs:effectRef idx="0"/>
-    <cs:fontRef idx="minor">
-      <a:schemeClr val="tx1">
-        <a:lumMod val="65000"/>
-        <a:lumOff val="35000"/>
-      </a:schemeClr>
-    </cs:fontRef>
-    <cs:defRPr sz="900" kern="1200"/>
-  </cs:seriesAxis>
-  <cs:seriesLine>
-    <cs:lnRef idx="0"/>
-    <cs:fillRef idx="0"/>
-    <cs:effectRef idx="0"/>
-    <cs:fontRef idx="minor">
-      <a:schemeClr val="tx1"/>
-    </cs:fontRef>
-    <cs:spPr>
-      <a:ln w="9525" cap="flat" cmpd="sng" algn="ctr">
-        <a:solidFill>
-          <a:schemeClr val="tx1">
-            <a:lumMod val="35000"/>
-            <a:lumOff val="65000"/>
-          </a:schemeClr>
-        </a:solidFill>
-        <a:round/>
-      </a:ln>
-    </cs:spPr>
-  </cs:seriesLine>
-  <cs:title>
-    <cs:lnRef idx="0"/>
-    <cs:fillRef idx="0"/>
-    <cs:effectRef idx="0"/>
-    <cs:fontRef idx="minor">
-      <a:schemeClr val="tx1">
-        <a:lumMod val="65000"/>
-        <a:lumOff val="35000"/>
-      </a:schemeClr>
-    </cs:fontRef>
-    <cs:defRPr sz="1400" b="0" kern="1200" spc="0" baseline="0"/>
-  </cs:title>
-  <cs:trendline>
-    <cs:lnRef idx="0">
-      <cs:styleClr val="auto"/>
-    </cs:lnRef>
-    <cs:fillRef idx="0"/>
-    <cs:effectRef idx="0"/>
-    <cs:fontRef idx="minor">
-      <a:schemeClr val="tx1"/>
-    </cs:fontRef>
-    <cs:spPr>
-      <a:ln w="19050" cap="rnd">
-        <a:solidFill>
-          <a:schemeClr val="phClr"/>
-        </a:solidFill>
-        <a:prstDash val="sysDot"/>
-      </a:ln>
-    </cs:spPr>
-  </cs:trendline>
-  <cs:trendlineLabel>
-    <cs:lnRef idx="0"/>
-    <cs:fillRef idx="0"/>
-    <cs:effectRef idx="0"/>
-    <cs:fontRef idx="minor">
-      <a:schemeClr val="tx1">
-        <a:lumMod val="65000"/>
-        <a:lumOff val="35000"/>
-      </a:schemeClr>
-    </cs:fontRef>
-    <cs:defRPr sz="900" kern="1200"/>
-  </cs:trendlineLabel>
-  <cs:upBar>
-    <cs:lnRef idx="0"/>
-    <cs:fillRef idx="0"/>
-    <cs:effectRef idx="0"/>
-    <cs:fontRef idx="minor">
-      <a:schemeClr val="dk1"/>
-    </cs:fontRef>
-    <cs:spPr>
-      <a:solidFill>
-        <a:schemeClr val="lt1"/>
-      </a:solidFill>
-      <a:ln w="9525">
-        <a:solidFill>
-          <a:schemeClr val="tx1">
-            <a:lumMod val="15000"/>
-            <a:lumOff val="85000"/>
-          </a:schemeClr>
-        </a:solidFill>
-      </a:ln>
-    </cs:spPr>
-  </cs:upBar>
-  <cs:valueAxis>
-    <cs:lnRef idx="0"/>
-    <cs:fillRef idx="0"/>
-    <cs:effectRef idx="0"/>
-    <cs:fontRef idx="minor">
-      <a:schemeClr val="tx1">
-        <a:lumMod val="65000"/>
-        <a:lumOff val="35000"/>
-      </a:schemeClr>
-    </cs:fontRef>
-    <cs:defRPr sz="900" kern="1200"/>
-  </cs:valueAxis>
-  <cs:wall>
-    <cs:lnRef idx="0"/>
-    <cs:fillRef idx="0"/>
-    <cs:effectRef idx="0"/>
-    <cs:fontRef idx="minor">
-      <a:schemeClr val="tx1"/>
-    </cs:fontRef>
-    <cs:spPr>
-      <a:noFill/>
-      <a:ln>
-        <a:noFill/>
-      </a:ln>
-    </cs:spPr>
-  </cs:wall>
-</cs:chartStyle>
-</file>
-
-<file path=word/charts/style2.xml><?xml version="1.0" encoding="utf-8"?>
-<cs:chartStyle xmlns:cs="http://schemas.microsoft.com/office/drawing/2012/chartStyle" xmlns:a="http://schemas.openxmlformats.org/drawingml/2006/main" id="201">
-  <cs:axisTitle>
-    <cs:lnRef idx="0"/>
-    <cs:fillRef idx="0"/>
-    <cs:effectRef idx="0"/>
-    <cs:fontRef idx="minor">
-      <a:schemeClr val="tx1">
-        <a:lumMod val="65000"/>
-        <a:lumOff val="35000"/>
-      </a:schemeClr>
-    </cs:fontRef>
-    <cs:defRPr sz="1000" kern="1200"/>
-  </cs:axisTitle>
-  <cs:categoryAxis>
-    <cs:lnRef idx="0"/>
-    <cs:fillRef idx="0"/>
-    <cs:effectRef idx="0"/>
-    <cs:fontRef idx="minor">
-      <a:schemeClr val="tx1">
-        <a:lumMod val="65000"/>
-        <a:lumOff val="35000"/>
-      </a:schemeClr>
-    </cs:fontRef>
-    <cs:spPr>
-      <a:ln w="9525" cap="flat" cmpd="sng" algn="ctr">
-        <a:solidFill>
-          <a:schemeClr val="tx1">
-            <a:lumMod val="15000"/>
-            <a:lumOff val="85000"/>
-          </a:schemeClr>
-        </a:solidFill>
-        <a:round/>
-      </a:ln>
-    </cs:spPr>
-    <cs:defRPr sz="900" kern="1200"/>
-  </cs:categoryAxis>
-  <cs:chartArea mods="allowNoFillOverride allowNoLineOverride">
-    <cs:lnRef idx="0"/>
-    <cs:fillRef idx="0"/>
-    <cs:effectRef idx="0"/>
-    <cs:fontRef idx="minor">
-      <a:schemeClr val="tx1"/>
-    </cs:fontRef>
-    <cs:spPr>
-      <a:solidFill>
-        <a:schemeClr val="bg1"/>
-      </a:solidFill>
-      <a:ln w="9525" cap="flat" cmpd="sng" algn="ctr">
-        <a:solidFill>
-          <a:schemeClr val="tx1">
-            <a:lumMod val="15000"/>
-            <a:lumOff val="85000"/>
-          </a:schemeClr>
-        </a:solidFill>
-        <a:round/>
-      </a:ln>
-    </cs:spPr>
-    <cs:defRPr sz="1000" kern="1200"/>
-  </cs:chartArea>
-  <cs:dataLabel>
-    <cs:lnRef idx="0"/>
-    <cs:fillRef idx="0"/>
-    <cs:effectRef idx="0"/>
-    <cs:fontRef idx="minor">
-      <a:schemeClr val="tx1">
-        <a:lumMod val="75000"/>
-        <a:lumOff val="25000"/>
-      </a:schemeClr>
-    </cs:fontRef>
-    <cs:defRPr sz="900" kern="1200"/>
-  </cs:dataLabel>
-  <cs:dataLabelCallout>
-    <cs:lnRef idx="0"/>
-    <cs:fillRef idx="0"/>
-    <cs:effectRef idx="0"/>
-    <cs:fontRef idx="minor">
-      <a:schemeClr val="dk1">
-        <a:lumMod val="65000"/>
-        <a:lumOff val="35000"/>
-      </a:schemeClr>
-    </cs:fontRef>
-    <cs:spPr>
-      <a:solidFill>
-        <a:schemeClr val="lt1"/>
-      </a:solidFill>
-      <a:ln>
-        <a:solidFill>
-          <a:schemeClr val="dk1">
-            <a:lumMod val="25000"/>
-            <a:lumOff val="75000"/>
-          </a:schemeClr>
-        </a:solidFill>
-      </a:ln>
-    </cs:spPr>
-    <cs:defRPr sz="900" kern="1200"/>
-    <cs:bodyPr rot="0" spcFirstLastPara="1" vertOverflow="clip" horzOverflow="clip" vert="horz" wrap="square" lIns="36576" tIns="18288" rIns="36576" bIns="18288" anchor="ctr" anchorCtr="1">
-      <a:spAutoFit/>
-    </cs:bodyPr>
-  </cs:dataLabelCallout>
-  <cs:dataPoint>
-    <cs:lnRef idx="0"/>
-    <cs:fillRef idx="1">
-      <cs:styleClr val="auto"/>
-    </cs:fillRef>
-    <cs:effectRef idx="0"/>
-    <cs:fontRef idx="minor">
-      <a:schemeClr val="tx1"/>
-    </cs:fontRef>
-  </cs:dataPoint>
-  <cs:dataPoint3D>
-    <cs:lnRef idx="0"/>
-    <cs:fillRef idx="1">
-      <cs:styleClr val="auto"/>
-    </cs:fillRef>
-    <cs:effectRef idx="0"/>
-    <cs:fontRef idx="minor">
-      <a:schemeClr val="tx1"/>
-    </cs:fontRef>
-  </cs:dataPoint3D>
-  <cs:dataPointLine>
-    <cs:lnRef idx="0">
-      <cs:styleClr val="auto"/>
-    </cs:lnRef>
-    <cs:fillRef idx="1"/>
-    <cs:effectRef idx="0"/>
-    <cs:fontRef idx="minor">
-      <a:schemeClr val="tx1"/>
-    </cs:fontRef>
-    <cs:spPr>
-      <a:ln w="28575" cap="rnd">
-        <a:solidFill>
-          <a:schemeClr val="phClr"/>
-        </a:solidFill>
-        <a:round/>
-      </a:ln>
-    </cs:spPr>
-  </cs:dataPointLine>
-  <cs:dataPointMarker>
-    <cs:lnRef idx="0">
-      <cs:styleClr val="auto"/>
-    </cs:lnRef>
-    <cs:fillRef idx="1">
-      <cs:styleClr val="auto"/>
-    </cs:fillRef>
-    <cs:effectRef idx="0"/>
-    <cs:fontRef idx="minor">
-      <a:schemeClr val="tx1"/>
-    </cs:fontRef>
-    <cs:spPr>
-      <a:ln w="9525">
-        <a:solidFill>
-          <a:schemeClr val="phClr"/>
-        </a:solidFill>
-      </a:ln>
-    </cs:spPr>
-  </cs:dataPointMarker>
-  <cs:dataPointMarkerLayout symbol="circle" size="5"/>
-  <cs:dataPointWireframe>
-    <cs:lnRef idx="0">
-      <cs:styleClr val="auto"/>
-    </cs:lnRef>
-    <cs:fillRef idx="1"/>
-    <cs:effectRef idx="0"/>
-    <cs:fontRef idx="minor">
-      <a:schemeClr val="tx1"/>
-    </cs:fontRef>
-    <cs:spPr>
-      <a:ln w="9525" cap="rnd">
-        <a:solidFill>
-          <a:schemeClr val="phClr"/>
-        </a:solidFill>
-        <a:round/>
-      </a:ln>
-    </cs:spPr>
-  </cs:dataPointWireframe>
-  <cs:dataTable>
-    <cs:lnRef idx="0"/>
-    <cs:fillRef idx="0"/>
-    <cs:effectRef idx="0"/>
-    <cs:fontRef idx="minor">
-      <a:schemeClr val="tx1">
-        <a:lumMod val="65000"/>
-        <a:lumOff val="35000"/>
-      </a:schemeClr>
-    </cs:fontRef>
-    <cs:spPr>
-      <a:noFill/>
-      <a:ln w="9525" cap="flat" cmpd="sng" algn="ctr">
-        <a:solidFill>
-          <a:schemeClr val="tx1">
-            <a:lumMod val="15000"/>
-            <a:lumOff val="85000"/>
-          </a:schemeClr>
-        </a:solidFill>
-        <a:round/>
-      </a:ln>
-    </cs:spPr>
-    <cs:defRPr sz="900" kern="1200"/>
-  </cs:dataTable>
-  <cs:downBar>
-    <cs:lnRef idx="0"/>
-    <cs:fillRef idx="0"/>
-    <cs:effectRef idx="0"/>
-    <cs:fontRef idx="minor">
-      <a:schemeClr val="dk1"/>
-    </cs:fontRef>
-    <cs:spPr>
-      <a:solidFill>
-        <a:schemeClr val="dk1">
-          <a:lumMod val="65000"/>
-          <a:lumOff val="35000"/>
-        </a:schemeClr>
-      </a:solidFill>
-      <a:ln w="9525">
-        <a:solidFill>
-          <a:schemeClr val="tx1">
-            <a:lumMod val="65000"/>
-            <a:lumOff val="35000"/>
-          </a:schemeClr>
-        </a:solidFill>
-      </a:ln>
-    </cs:spPr>
-  </cs:downBar>
-  <cs:dropLine>
-    <cs:lnRef idx="0"/>
-    <cs:fillRef idx="0"/>
-    <cs:effectRef idx="0"/>
-    <cs:fontRef idx="minor">
-      <a:schemeClr val="tx1"/>
-    </cs:fontRef>
-    <cs:spPr>
-      <a:ln w="9525" cap="flat" cmpd="sng" algn="ctr">
-        <a:solidFill>
-          <a:schemeClr val="tx1">
-            <a:lumMod val="35000"/>
-            <a:lumOff val="65000"/>
-          </a:schemeClr>
-        </a:solidFill>
-        <a:round/>
-      </a:ln>
-    </cs:spPr>
-  </cs:dropLine>
-  <cs:errorBar>
-    <cs:lnRef idx="0"/>
-    <cs:fillRef idx="0"/>
-    <cs:effectRef idx="0"/>
-    <cs:fontRef idx="minor">
-      <a:schemeClr val="tx1"/>
-    </cs:fontRef>
-    <cs:spPr>
-      <a:ln w="9525" cap="flat" cmpd="sng" algn="ctr">
-        <a:solidFill>
-          <a:schemeClr val="tx1">
-            <a:lumMod val="65000"/>
-            <a:lumOff val="35000"/>
-          </a:schemeClr>
-        </a:solidFill>
-        <a:round/>
-      </a:ln>
-    </cs:spPr>
-  </cs:errorBar>
-  <cs:floor>
-    <cs:lnRef idx="0"/>
-    <cs:fillRef idx="0"/>
-    <cs:effectRef idx="0"/>
-    <cs:fontRef idx="minor">
-      <a:schemeClr val="tx1"/>
-    </cs:fontRef>
-    <cs:spPr>
-      <a:noFill/>
-      <a:ln>
-        <a:noFill/>
-      </a:ln>
-    </cs:spPr>
-  </cs:floor>
-  <cs:gridlineMajor>
-    <cs:lnRef idx="0"/>
-    <cs:fillRef idx="0"/>
-    <cs:effectRef idx="0"/>
-    <cs:fontRef idx="minor">
-      <a:schemeClr val="tx1"/>
-    </cs:fontRef>
-    <cs:spPr>
-      <a:ln w="9525" cap="flat" cmpd="sng" algn="ctr">
-        <a:solidFill>
-          <a:schemeClr val="tx1">
-            <a:lumMod val="15000"/>
-            <a:lumOff val="85000"/>
-          </a:schemeClr>
-        </a:solidFill>
-        <a:round/>
-      </a:ln>
-    </cs:spPr>
-  </cs:gridlineMajor>
-  <cs:gridlineMinor>
-    <cs:lnRef idx="0"/>
-    <cs:fillRef idx="0"/>
-    <cs:effectRef idx="0"/>
-    <cs:fontRef idx="minor">
-      <a:schemeClr val="tx1"/>
-    </cs:fontRef>
-    <cs:spPr>
-      <a:ln w="9525" cap="flat" cmpd="sng" algn="ctr">
-        <a:solidFill>
-          <a:schemeClr val="tx1">
-            <a:lumMod val="5000"/>
-            <a:lumOff val="95000"/>
-          </a:schemeClr>
-        </a:solidFill>
-        <a:round/>
-      </a:ln>
-    </cs:spPr>
-  </cs:gridlineMinor>
-  <cs:hiLoLine>
-    <cs:lnRef idx="0"/>
-    <cs:fillRef idx="0"/>
-    <cs:effectRef idx="0"/>
-    <cs:fontRef idx="minor">
-      <a:schemeClr val="tx1"/>
-    </cs:fontRef>
-    <cs:spPr>
-      <a:ln w="9525" cap="flat" cmpd="sng" algn="ctr">
-        <a:solidFill>
-          <a:schemeClr val="tx1">
-            <a:lumMod val="75000"/>
-            <a:lumOff val="25000"/>
-          </a:schemeClr>
-        </a:solidFill>
-        <a:round/>
-      </a:ln>
-    </cs:spPr>
-  </cs:hiLoLine>
-  <cs:leaderLine>
-    <cs:lnRef idx="0"/>
-    <cs:fillRef idx="0"/>
-    <cs:effectRef idx="0"/>
-    <cs:fontRef idx="minor">
-      <a:schemeClr val="tx1"/>
-    </cs:fontRef>
-    <cs:spPr>
-      <a:ln w="9525" cap="flat" cmpd="sng" algn="ctr">
-        <a:solidFill>
-          <a:schemeClr val="tx1">
-            <a:lumMod val="35000"/>
-            <a:lumOff val="65000"/>
-          </a:schemeClr>
-        </a:solidFill>
-        <a:round/>
-      </a:ln>
-    </cs:spPr>
-  </cs:leaderLine>
-  <cs:legend>
-    <cs:lnRef idx="0"/>
-    <cs:fillRef idx="0"/>
-    <cs:effectRef idx="0"/>
-    <cs:fontRef idx="minor">
-      <a:schemeClr val="tx1">
-        <a:lumMod val="65000"/>
-        <a:lumOff val="35000"/>
-      </a:schemeClr>
-    </cs:fontRef>
-    <cs:defRPr sz="900" kern="1200"/>
-  </cs:legend>
-  <cs:plotArea mods="allowNoFillOverride allowNoLineOverride">
-    <cs:lnRef idx="0"/>
-    <cs:fillRef idx="0"/>
-    <cs:effectRef idx="0"/>
-    <cs:fontRef idx="minor">
-      <a:schemeClr val="tx1"/>
-    </cs:fontRef>
-  </cs:plotArea>
-  <cs:plotArea3D mods="allowNoFillOverride allowNoLineOverride">
-    <cs:lnRef idx="0"/>
-    <cs:fillRef idx="0"/>
-    <cs:effectRef idx="0"/>
-    <cs:fontRef idx="minor">
-      <a:schemeClr val="tx1"/>
-    </cs:fontRef>
-  </cs:plotArea3D>
-  <cs:seriesAxis>
-    <cs:lnRef idx="0"/>
-    <cs:fillRef idx="0"/>
-    <cs:effectRef idx="0"/>
-    <cs:fontRef idx="minor">
-      <a:schemeClr val="tx1">
-        <a:lumMod val="65000"/>
-        <a:lumOff val="35000"/>
-      </a:schemeClr>
-    </cs:fontRef>
-    <cs:defRPr sz="900" kern="1200"/>
-  </cs:seriesAxis>
-  <cs:seriesLine>
-    <cs:lnRef idx="0"/>
-    <cs:fillRef idx="0"/>
-    <cs:effectRef idx="0"/>
-    <cs:fontRef idx="minor">
-      <a:schemeClr val="tx1"/>
-    </cs:fontRef>
-    <cs:spPr>
-      <a:ln w="9525" cap="flat" cmpd="sng" algn="ctr">
-        <a:solidFill>
-          <a:schemeClr val="tx1">
-            <a:lumMod val="35000"/>
-            <a:lumOff val="65000"/>
-          </a:schemeClr>
-        </a:solidFill>
-        <a:round/>
-      </a:ln>
-    </cs:spPr>
-  </cs:seriesLine>
-  <cs:title>
-    <cs:lnRef idx="0"/>
-    <cs:fillRef idx="0"/>
-    <cs:effectRef idx="0"/>
-    <cs:fontRef idx="minor">
-      <a:schemeClr val="tx1">
-        <a:lumMod val="65000"/>
-        <a:lumOff val="35000"/>
-      </a:schemeClr>
-    </cs:fontRef>
-    <cs:defRPr sz="1400" b="0" kern="1200" spc="0" baseline="0"/>
-  </cs:title>
-  <cs:trendline>
-    <cs:lnRef idx="0">
-      <cs:styleClr val="auto"/>
-    </cs:lnRef>
-    <cs:fillRef idx="0"/>
-    <cs:effectRef idx="0"/>
-    <cs:fontRef idx="minor">
-      <a:schemeClr val="tx1"/>
-    </cs:fontRef>
-    <cs:spPr>
-      <a:ln w="19050" cap="rnd">
-        <a:solidFill>
-          <a:schemeClr val="phClr"/>
-        </a:solidFill>
-        <a:prstDash val="sysDot"/>
-      </a:ln>
-    </cs:spPr>
-  </cs:trendline>
-  <cs:trendlineLabel>
-    <cs:lnRef idx="0"/>
-    <cs:fillRef idx="0"/>
-    <cs:effectRef idx="0"/>
-    <cs:fontRef idx="minor">
-      <a:schemeClr val="tx1">
-        <a:lumMod val="65000"/>
-        <a:lumOff val="35000"/>
-      </a:schemeClr>
-    </cs:fontRef>
-    <cs:defRPr sz="900" kern="1200"/>
-  </cs:trendlineLabel>
-  <cs:upBar>
-    <cs:lnRef idx="0"/>
-    <cs:fillRef idx="0"/>
-    <cs:effectRef idx="0"/>
-    <cs:fontRef idx="minor">
-      <a:schemeClr val="dk1"/>
-    </cs:fontRef>
-    <cs:spPr>
-      <a:solidFill>
-        <a:schemeClr val="lt1"/>
-      </a:solidFill>
-      <a:ln w="9525">
-        <a:solidFill>
-          <a:schemeClr val="tx1">
-            <a:lumMod val="15000"/>
-            <a:lumOff val="85000"/>
-          </a:schemeClr>
-        </a:solidFill>
-      </a:ln>
-    </cs:spPr>
-  </cs:upBar>
-  <cs:valueAxis>
-    <cs:lnRef idx="0"/>
-    <cs:fillRef idx="0"/>
-    <cs:effectRef idx="0"/>
-    <cs:fontRef idx="minor">
-      <a:schemeClr val="tx1">
-        <a:lumMod val="65000"/>
-        <a:lumOff val="35000"/>
-      </a:schemeClr>
-    </cs:fontRef>
-    <cs:defRPr sz="900" kern="1200"/>
-  </cs:valueAxis>
-  <cs:wall>
-    <cs:lnRef idx="0"/>
-    <cs:fillRef idx="0"/>
-    <cs:effectRef idx="0"/>
-    <cs:fontRef idx="minor">
-      <a:schemeClr val="tx1"/>
-    </cs:fontRef>
-    <cs:spPr>
-      <a:noFill/>
-      <a:ln>
-        <a:noFill/>
-      </a:ln>
-    </cs:spPr>
-  </cs:wall>
-</cs:chartStyle>
-</file>
-
-<file path=word/charts/style3.xml><?xml version="1.0" encoding="utf-8"?>
-<cs:chartStyle xmlns:cs="http://schemas.microsoft.com/office/drawing/2012/chartStyle" xmlns:a="http://schemas.openxmlformats.org/drawingml/2006/main" id="201">
-  <cs:axisTitle>
-    <cs:lnRef idx="0"/>
-    <cs:fillRef idx="0"/>
-    <cs:effectRef idx="0"/>
-    <cs:fontRef idx="minor">
-      <a:schemeClr val="tx1">
-        <a:lumMod val="65000"/>
-        <a:lumOff val="35000"/>
-      </a:schemeClr>
-    </cs:fontRef>
-    <cs:defRPr sz="1000" kern="1200"/>
-  </cs:axisTitle>
-  <cs:categoryAxis>
-    <cs:lnRef idx="0"/>
-    <cs:fillRef idx="0"/>
-    <cs:effectRef idx="0"/>
-    <cs:fontRef idx="minor">
-      <a:schemeClr val="tx1">
-        <a:lumMod val="65000"/>
-        <a:lumOff val="35000"/>
-      </a:schemeClr>
-    </cs:fontRef>
-    <cs:spPr>
-      <a:ln w="9525" cap="flat" cmpd="sng" algn="ctr">
-        <a:solidFill>
-          <a:schemeClr val="tx1">
-            <a:lumMod val="15000"/>
-            <a:lumOff val="85000"/>
-          </a:schemeClr>
-        </a:solidFill>
-        <a:round/>
-      </a:ln>
-    </cs:spPr>
-    <cs:defRPr sz="900" kern="1200"/>
-  </cs:categoryAxis>
-  <cs:chartArea mods="allowNoFillOverride allowNoLineOverride">
-    <cs:lnRef idx="0"/>
-    <cs:fillRef idx="0"/>
-    <cs:effectRef idx="0"/>
-    <cs:fontRef idx="minor">
-      <a:schemeClr val="tx1"/>
-    </cs:fontRef>
-    <cs:spPr>
-      <a:solidFill>
-        <a:schemeClr val="bg1"/>
-      </a:solidFill>
-      <a:ln w="9525" cap="flat" cmpd="sng" algn="ctr">
-        <a:solidFill>
-          <a:schemeClr val="tx1">
-            <a:lumMod val="15000"/>
-            <a:lumOff val="85000"/>
-          </a:schemeClr>
-        </a:solidFill>
-        <a:round/>
-      </a:ln>
-    </cs:spPr>
-    <cs:defRPr sz="1000" kern="1200"/>
-  </cs:chartArea>
-  <cs:dataLabel>
-    <cs:lnRef idx="0"/>
-    <cs:fillRef idx="0"/>
-    <cs:effectRef idx="0"/>
-    <cs:fontRef idx="minor">
-      <a:schemeClr val="tx1">
-        <a:lumMod val="75000"/>
-        <a:lumOff val="25000"/>
-      </a:schemeClr>
-    </cs:fontRef>
-    <cs:defRPr sz="900" kern="1200"/>
-  </cs:dataLabel>
-  <cs:dataLabelCallout>
-    <cs:lnRef idx="0"/>
-    <cs:fillRef idx="0"/>
-    <cs:effectRef idx="0"/>
-    <cs:fontRef idx="minor">
-      <a:schemeClr val="dk1">
-        <a:lumMod val="65000"/>
-        <a:lumOff val="35000"/>
-      </a:schemeClr>
-    </cs:fontRef>
-    <cs:spPr>
-      <a:solidFill>
-        <a:schemeClr val="lt1"/>
-      </a:solidFill>
-      <a:ln>
-        <a:solidFill>
-          <a:schemeClr val="dk1">
-            <a:lumMod val="25000"/>
-            <a:lumOff val="75000"/>
-          </a:schemeClr>
-        </a:solidFill>
-      </a:ln>
-    </cs:spPr>
-    <cs:defRPr sz="900" kern="1200"/>
-    <cs:bodyPr rot="0" spcFirstLastPara="1" vertOverflow="clip" horzOverflow="clip" vert="horz" wrap="square" lIns="36576" tIns="18288" rIns="36576" bIns="18288" anchor="ctr" anchorCtr="1">
-      <a:spAutoFit/>
-    </cs:bodyPr>
-  </cs:dataLabelCallout>
-  <cs:dataPoint>
-    <cs:lnRef idx="0"/>
-    <cs:fillRef idx="1">
-      <cs:styleClr val="auto"/>
-    </cs:fillRef>
-    <cs:effectRef idx="0"/>
-    <cs:fontRef idx="minor">
-      <a:schemeClr val="tx1"/>
-    </cs:fontRef>
-  </cs:dataPoint>
-  <cs:dataPoint3D>
-    <cs:lnRef idx="0"/>
-    <cs:fillRef idx="1">
-      <cs:styleClr val="auto"/>
-    </cs:fillRef>
-    <cs:effectRef idx="0"/>
-    <cs:fontRef idx="minor">
-      <a:schemeClr val="tx1"/>
-    </cs:fontRef>
-  </cs:dataPoint3D>
-  <cs:dataPointLine>
-    <cs:lnRef idx="0">
-      <cs:styleClr val="auto"/>
-    </cs:lnRef>
-    <cs:fillRef idx="1"/>
-    <cs:effectRef idx="0"/>
-    <cs:fontRef idx="minor">
-      <a:schemeClr val="tx1"/>
-    </cs:fontRef>
-    <cs:spPr>
-      <a:ln w="28575" cap="rnd">
-        <a:solidFill>
-          <a:schemeClr val="phClr"/>
-        </a:solidFill>
-        <a:round/>
-      </a:ln>
-    </cs:spPr>
-  </cs:dataPointLine>
-  <cs:dataPointMarker>
-    <cs:lnRef idx="0">
-      <cs:styleClr val="auto"/>
-    </cs:lnRef>
-    <cs:fillRef idx="1">
-      <cs:styleClr val="auto"/>
-    </cs:fillRef>
-    <cs:effectRef idx="0"/>
-    <cs:fontRef idx="minor">
-      <a:schemeClr val="tx1"/>
-    </cs:fontRef>
-    <cs:spPr>
-      <a:ln w="9525">
-        <a:solidFill>
-          <a:schemeClr val="phClr"/>
-        </a:solidFill>
-      </a:ln>
-    </cs:spPr>
-  </cs:dataPointMarker>
-  <cs:dataPointMarkerLayout symbol="circle" size="5"/>
-  <cs:dataPointWireframe>
-    <cs:lnRef idx="0">
-      <cs:styleClr val="auto"/>
-    </cs:lnRef>
-    <cs:fillRef idx="1"/>
-    <cs:effectRef idx="0"/>
-    <cs:fontRef idx="minor">
-      <a:schemeClr val="tx1"/>
-    </cs:fontRef>
-    <cs:spPr>
-      <a:ln w="9525" cap="rnd">
-        <a:solidFill>
-          <a:schemeClr val="phClr"/>
-        </a:solidFill>
-        <a:round/>
-      </a:ln>
-    </cs:spPr>
-  </cs:dataPointWireframe>
-  <cs:dataTable>
-    <cs:lnRef idx="0"/>
-    <cs:fillRef idx="0"/>
-    <cs:effectRef idx="0"/>
-    <cs:fontRef idx="minor">
-      <a:schemeClr val="tx1">
-        <a:lumMod val="65000"/>
-        <a:lumOff val="35000"/>
-      </a:schemeClr>
-    </cs:fontRef>
-    <cs:spPr>
-      <a:noFill/>
-      <a:ln w="9525" cap="flat" cmpd="sng" algn="ctr">
-        <a:solidFill>
-          <a:schemeClr val="tx1">
-            <a:lumMod val="15000"/>
-            <a:lumOff val="85000"/>
-          </a:schemeClr>
-        </a:solidFill>
-        <a:round/>
-      </a:ln>
-    </cs:spPr>
-    <cs:defRPr sz="900" kern="1200"/>
-  </cs:dataTable>
-  <cs:downBar>
-    <cs:lnRef idx="0"/>
-    <cs:fillRef idx="0"/>
-    <cs:effectRef idx="0"/>
-    <cs:fontRef idx="minor">
-      <a:schemeClr val="dk1"/>
-    </cs:fontRef>
-    <cs:spPr>
-      <a:solidFill>
-        <a:schemeClr val="dk1">
-          <a:lumMod val="65000"/>
-          <a:lumOff val="35000"/>
-        </a:schemeClr>
-      </a:solidFill>
-      <a:ln w="9525">
-        <a:solidFill>
-          <a:schemeClr val="tx1">
-            <a:lumMod val="65000"/>
-            <a:lumOff val="35000"/>
-          </a:schemeClr>
-        </a:solidFill>
-      </a:ln>
-    </cs:spPr>
-  </cs:downBar>
-  <cs:dropLine>
-    <cs:lnRef idx="0"/>
-    <cs:fillRef idx="0"/>
-    <cs:effectRef idx="0"/>
-    <cs:fontRef idx="minor">
-      <a:schemeClr val="tx1"/>
-    </cs:fontRef>
-    <cs:spPr>
-      <a:ln w="9525" cap="flat" cmpd="sng" algn="ctr">
-        <a:solidFill>
-          <a:schemeClr val="tx1">
-            <a:lumMod val="35000"/>
-            <a:lumOff val="65000"/>
-          </a:schemeClr>
-        </a:solidFill>
-        <a:round/>
-      </a:ln>
-    </cs:spPr>
-  </cs:dropLine>
-  <cs:errorBar>
-    <cs:lnRef idx="0"/>
-    <cs:fillRef idx="0"/>
-    <cs:effectRef idx="0"/>
-    <cs:fontRef idx="minor">
-      <a:schemeClr val="tx1"/>
-    </cs:fontRef>
-    <cs:spPr>
-      <a:ln w="9525" cap="flat" cmpd="sng" algn="ctr">
-        <a:solidFill>
-          <a:schemeClr val="tx1">
-            <a:lumMod val="65000"/>
-            <a:lumOff val="35000"/>
-          </a:schemeClr>
-        </a:solidFill>
-        <a:round/>
-      </a:ln>
-    </cs:spPr>
-  </cs:errorBar>
-  <cs:floor>
-    <cs:lnRef idx="0"/>
-    <cs:fillRef idx="0"/>
-    <cs:effectRef idx="0"/>
-    <cs:fontRef idx="minor">
-      <a:schemeClr val="tx1"/>
-    </cs:fontRef>
-    <cs:spPr>
-      <a:noFill/>
-      <a:ln>
-        <a:noFill/>
-      </a:ln>
-    </cs:spPr>
-  </cs:floor>
-  <cs:gridlineMajor>
-    <cs:lnRef idx="0"/>
-    <cs:fillRef idx="0"/>
-    <cs:effectRef idx="0"/>
-    <cs:fontRef idx="minor">
-      <a:schemeClr val="tx1"/>
-    </cs:fontRef>
-    <cs:spPr>
-      <a:ln w="9525" cap="flat" cmpd="sng" algn="ctr">
-        <a:solidFill>
-          <a:schemeClr val="tx1">
-            <a:lumMod val="15000"/>
-            <a:lumOff val="85000"/>
-          </a:schemeClr>
-        </a:solidFill>
-        <a:round/>
-      </a:ln>
-    </cs:spPr>
-  </cs:gridlineMajor>
-  <cs:gridlineMinor>
-    <cs:lnRef idx="0"/>
-    <cs:fillRef idx="0"/>
-    <cs:effectRef idx="0"/>
-    <cs:fontRef idx="minor">
-      <a:schemeClr val="tx1"/>
-    </cs:fontRef>
-    <cs:spPr>
-      <a:ln w="9525" cap="flat" cmpd="sng" algn="ctr">
-        <a:solidFill>
-          <a:schemeClr val="tx1">
-            <a:lumMod val="5000"/>
-            <a:lumOff val="95000"/>
-          </a:schemeClr>
-        </a:solidFill>
-        <a:round/>
-      </a:ln>
-    </cs:spPr>
-  </cs:gridlineMinor>
-  <cs:hiLoLine>
-    <cs:lnRef idx="0"/>
-    <cs:fillRef idx="0"/>
-    <cs:effectRef idx="0"/>
-    <cs:fontRef idx="minor">
-      <a:schemeClr val="tx1"/>
-    </cs:fontRef>
-    <cs:spPr>
-      <a:ln w="9525" cap="flat" cmpd="sng" algn="ctr">
-        <a:solidFill>
-          <a:schemeClr val="tx1">
-            <a:lumMod val="75000"/>
-            <a:lumOff val="25000"/>
-          </a:schemeClr>
-        </a:solidFill>
-        <a:round/>
-      </a:ln>
-    </cs:spPr>
-  </cs:hiLoLine>
-  <cs:leaderLine>
-    <cs:lnRef idx="0"/>
-    <cs:fillRef idx="0"/>
-    <cs:effectRef idx="0"/>
-    <cs:fontRef idx="minor">
-      <a:schemeClr val="tx1"/>
-    </cs:fontRef>
-    <cs:spPr>
-      <a:ln w="9525" cap="flat" cmpd="sng" algn="ctr">
-        <a:solidFill>
-          <a:schemeClr val="tx1">
-            <a:lumMod val="35000"/>
-            <a:lumOff val="65000"/>
-          </a:schemeClr>
-        </a:solidFill>
-        <a:round/>
-      </a:ln>
-    </cs:spPr>
-  </cs:leaderLine>
-  <cs:legend>
-    <cs:lnRef idx="0"/>
-    <cs:fillRef idx="0"/>
-    <cs:effectRef idx="0"/>
-    <cs:fontRef idx="minor">
-      <a:schemeClr val="tx1">
-        <a:lumMod val="65000"/>
-        <a:lumOff val="35000"/>
-      </a:schemeClr>
-    </cs:fontRef>
-    <cs:defRPr sz="900" kern="1200"/>
-  </cs:legend>
-  <cs:plotArea mods="allowNoFillOverride allowNoLineOverride">
-    <cs:lnRef idx="0"/>
-    <cs:fillRef idx="0"/>
-    <cs:effectRef idx="0"/>
-    <cs:fontRef idx="minor">
-      <a:schemeClr val="tx1"/>
-    </cs:fontRef>
-  </cs:plotArea>
-  <cs:plotArea3D mods="allowNoFillOverride allowNoLineOverride">
-    <cs:lnRef idx="0"/>
-    <cs:fillRef idx="0"/>
-    <cs:effectRef idx="0"/>
-    <cs:fontRef idx="minor">
-      <a:schemeClr val="tx1"/>
-    </cs:fontRef>
-  </cs:plotArea3D>
-  <cs:seriesAxis>
-    <cs:lnRef idx="0"/>
-    <cs:fillRef idx="0"/>
-    <cs:effectRef idx="0"/>
-    <cs:fontRef idx="minor">
-      <a:schemeClr val="tx1">
-        <a:lumMod val="65000"/>
-        <a:lumOff val="35000"/>
-      </a:schemeClr>
-    </cs:fontRef>
-    <cs:defRPr sz="900" kern="1200"/>
-  </cs:seriesAxis>
-  <cs:seriesLine>
-    <cs:lnRef idx="0"/>
-    <cs:fillRef idx="0"/>
-    <cs:effectRef idx="0"/>
-    <cs:fontRef idx="minor">
-      <a:schemeClr val="tx1"/>
-    </cs:fontRef>
-    <cs:spPr>
-      <a:ln w="9525" cap="flat" cmpd="sng" algn="ctr">
-        <a:solidFill>
-          <a:schemeClr val="tx1">
-            <a:lumMod val="35000"/>
-            <a:lumOff val="65000"/>
-          </a:schemeClr>
-        </a:solidFill>
-        <a:round/>
-      </a:ln>
-    </cs:spPr>
-  </cs:seriesLine>
-  <cs:title>
-    <cs:lnRef idx="0"/>
-    <cs:fillRef idx="0"/>
-    <cs:effectRef idx="0"/>
-    <cs:fontRef idx="minor">
-      <a:schemeClr val="tx1">
-        <a:lumMod val="65000"/>
-        <a:lumOff val="35000"/>
-      </a:schemeClr>
-    </cs:fontRef>
-    <cs:defRPr sz="1400" b="0" kern="1200" spc="0" baseline="0"/>
-  </cs:title>
-  <cs:trendline>
-    <cs:lnRef idx="0">
-      <cs:styleClr val="auto"/>
-    </cs:lnRef>
-    <cs:fillRef idx="0"/>
-    <cs:effectRef idx="0"/>
-    <cs:fontRef idx="minor">
-      <a:schemeClr val="tx1"/>
-    </cs:fontRef>
-    <cs:spPr>
-      <a:ln w="19050" cap="rnd">
-        <a:solidFill>
-          <a:schemeClr val="phClr"/>
-        </a:solidFill>
-        <a:prstDash val="sysDot"/>
-      </a:ln>
-    </cs:spPr>
-  </cs:trendline>
-  <cs:trendlineLabel>
-    <cs:lnRef idx="0"/>
-    <cs:fillRef idx="0"/>
-    <cs:effectRef idx="0"/>
-    <cs:fontRef idx="minor">
-      <a:schemeClr val="tx1">
-        <a:lumMod val="65000"/>
-        <a:lumOff val="35000"/>
-      </a:schemeClr>
-    </cs:fontRef>
-    <cs:defRPr sz="900" kern="1200"/>
-  </cs:trendlineLabel>
-  <cs:upBar>
-    <cs:lnRef idx="0"/>
-    <cs:fillRef idx="0"/>
-    <cs:effectRef idx="0"/>
-    <cs:fontRef idx="minor">
-      <a:schemeClr val="dk1"/>
-    </cs:fontRef>
-    <cs:spPr>
-      <a:solidFill>
-        <a:schemeClr val="lt1"/>
-      </a:solidFill>
-      <a:ln w="9525">
-        <a:solidFill>
-          <a:schemeClr val="tx1">
-            <a:lumMod val="15000"/>
-            <a:lumOff val="85000"/>
-          </a:schemeClr>
-        </a:solidFill>
-      </a:ln>
-    </cs:spPr>
-  </cs:upBar>
-  <cs:valueAxis>
-    <cs:lnRef idx="0"/>
-    <cs:fillRef idx="0"/>
-    <cs:effectRef idx="0"/>
-    <cs:fontRef idx="minor">
-      <a:schemeClr val="tx1">
-        <a:lumMod val="65000"/>
-        <a:lumOff val="35000"/>
-      </a:schemeClr>
-    </cs:fontRef>
-    <cs:defRPr sz="900" kern="1200"/>
-  </cs:valueAxis>
-  <cs:wall>
-    <cs:lnRef idx="0"/>
-    <cs:fillRef idx="0"/>
-    <cs:effectRef idx="0"/>
-    <cs:fontRef idx="minor">
-      <a:schemeClr val="tx1"/>
-    </cs:fontRef>
-    <cs:spPr>
-      <a:noFill/>
-      <a:ln>
-        <a:noFill/>
-      </a:ln>
-    </cs:spPr>
-  </cs:wall>
-</cs:chartStyle>
-</file>
-
 <file path=word/theme/theme1.xml><?xml version="1.0" encoding="utf-8"?>
 <a:theme xmlns:a="http://schemas.openxmlformats.org/drawingml/2006/main" name="Office Theme">
   <a:themeElements>
